--- a/downloads/teacher/ai-4-week-32.docx
+++ b/downloads/teacher/ai-4-week-32.docx
@@ -2967,6 +2967,396 @@
         <w:t>For your Responsible Plant Classifier, save the input, procedure, observed result and limitation of this check. Label this worked example as practice; use a different, previously unreviewed case when checking independent understanding.</w:t>
       </w:r>
     </w:p>
+    <w:p>
+      <w:pPr>
+        <w:pStyle w:val="Heading1"/>
+      </w:pPr>
+      <w:r>
+        <w:t>07. Prepare, teach and assess</w:t>
+      </w:r>
+    </w:p>
+    <w:p>
+      <w:r>
+        <w:t>Teaching target: Identify possible proxy features</w:t>
+      </w:r>
+    </w:p>
+    <w:p>
+      <w:r>
+        <w:t>Prepare the labelled worked-case picture, the matching workbook, fictional input cards and a place for individual responses. Check a local Python 3 environment before class; have a paper-trace version ready.</w:t>
+      </w:r>
+    </w:p>
+    <w:tbl>
+      <w:tblPr>
+        <w:tblStyle w:val="LightShading-Accent1"/>
+        <w:tblW w:type="auto" w:w="0"/>
+        <w:tblLook w:firstColumn="1" w:firstRow="1" w:lastColumn="0" w:lastRow="0" w:noHBand="0" w:noVBand="1" w:val="04A0"/>
+      </w:tblPr>
+      <w:tblGrid>
+        <w:gridCol w:w="3408"/>
+        <w:gridCol w:w="3408"/>
+        <w:gridCol w:w="3408"/>
+      </w:tblGrid>
+      <w:tr>
+        <w:trPr>
+          <w:tblHeader/>
+        </w:trPr>
+        <w:tc>
+          <w:tcPr>
+            <w:tcW w:type="dxa" w:w="3408"/>
+          </w:tcPr>
+          <w:p>
+            <w:r>
+              <w:t>Session</w:t>
+            </w:r>
+          </w:p>
+        </w:tc>
+        <w:tc>
+          <w:tcPr>
+            <w:tcW w:type="dxa" w:w="3408"/>
+          </w:tcPr>
+          <w:p>
+            <w:r>
+              <w:t>Plan</w:t>
+            </w:r>
+          </w:p>
+        </w:tc>
+        <w:tc>
+          <w:tcPr>
+            <w:tcW w:type="dxa" w:w="3408"/>
+          </w:tcPr>
+          <w:p>
+            <w:r>
+              <w:t>Resources</w:t>
+            </w:r>
+          </w:p>
+        </w:tc>
+      </w:tr>
+      <w:tr>
+        <w:tc>
+          <w:tcPr>
+            <w:tcW w:type="dxa" w:w="3408"/>
+          </w:tcPr>
+          <w:p>
+            <w:r>
+              <w:t>Session 1 · Understand · 45 min</w:t>
+            </w:r>
+          </w:p>
+        </w:tc>
+        <w:tc>
+          <w:tcPr>
+            <w:tcW w:type="dxa" w:w="3408"/>
+          </w:tcPr>
+          <w:p>
+            <w:r>
+              <w:t>0–7: recall and prerequisite; 7–15: inspect the concrete case and predict; 15–30: teacher models the worked trace; 30–40: learners explain a step using the text and visual; 40–45: check the core idea.</w:t>
+            </w:r>
+          </w:p>
+        </w:tc>
+        <w:tc>
+          <w:tcPr>
+            <w:tcW w:type="dxa" w:w="3408"/>
+          </w:tcPr>
+          <w:p>
+            <w:r>
+              <w:t>Sections 1–6; record the brief recall in the workbook.</w:t>
+            </w:r>
+          </w:p>
+        </w:tc>
+      </w:tr>
+      <w:tr>
+        <w:tc>
+          <w:tcPr>
+            <w:tcW w:type="dxa" w:w="3408"/>
+          </w:tcPr>
+          <w:p>
+            <w:r>
+              <w:t>Session 2 · Practise · 45 min</w:t>
+            </w:r>
+          </w:p>
+        </w:tc>
+        <w:tc>
+          <w:tcPr>
+            <w:tcW w:type="dxa" w:w="3408"/>
+          </w:tcPr>
+          <w:p>
+            <w:r>
+              <w:t>0–5: retrieve the procedure; 5–15: W2 completion practice; 15–23: explain and check with a partner; 23–30: each learner answers the misconception check; 30–40: targeted reteaching or a harder variation; 40–45: prepare the investigation.</w:t>
+            </w:r>
+          </w:p>
+        </w:tc>
+        <w:tc>
+          <w:tcPr>
+            <w:tcW w:type="dxa" w:w="3408"/>
+          </w:tcPr>
+          <w:p>
+            <w:r>
+              <w:t>Sections 7–10; use the matching workbook W2 and misconception check.</w:t>
+            </w:r>
+          </w:p>
+        </w:tc>
+      </w:tr>
+      <w:tr>
+        <w:tc>
+          <w:tcPr>
+            <w:tcW w:type="dxa" w:w="3408"/>
+          </w:tcPr>
+          <w:p>
+            <w:r>
+              <w:t>Session 3 · Investigate and transfer · 45 min</w:t>
+            </w:r>
+          </w:p>
+        </w:tc>
+        <w:tc>
+          <w:tcPr>
+            <w:tcW w:type="dxa" w:w="3408"/>
+          </w:tcPr>
+          <w:p>
+            <w:r>
+              <w:t>0–5: retrieve the decision rule; 5–20: investigate or trace; 20–30: start the independent case; 30–38: connect the project; 38–43: act on feedback; 43–45: plan the return check.</w:t>
+            </w:r>
+          </w:p>
+        </w:tc>
+        <w:tc>
+          <w:tcPr>
+            <w:tcW w:type="dxa" w:w="3408"/>
+          </w:tcPr>
+          <w:p>
+            <w:r>
+              <w:t>Sections 9 and 11–14. Give extra time to finish the full task set; use Section 15 when the week includes a coding lab.</w:t>
+            </w:r>
+          </w:p>
+        </w:tc>
+      </w:tr>
+    </w:tbl>
+    <w:p>
+      <w:r>
+        <w:t>Before class, solve the supported practice: Why might removing building but keeping device code leave related information?</w:t>
+      </w:r>
+    </w:p>
+    <w:p>
+      <w:r>
+        <w:t>Reasoned practice answer: Teacher explanation: Device code is associated with building in the sample and may carry some of that information indirectly.</w:t>
+      </w:r>
+    </w:p>
+    <w:p>
+      <w:r>
+        <w:t>Check every learner before discussion: Use the worked case for Proxy features and fairness. Proposed explanation: “A final answer is enough”. Decide whether this explanation is supported. Point to the step or supplied fact that decides; explain your repair if needed.</w:t>
+      </w:r>
+    </w:p>
+    <w:p>
+      <w:r>
+        <w:t>Misconception repair: Ask for the relevant counts, units, procedure or saved record. For this week: X occurs 8/10 north and 2/10 south in this sample. This supports an association, not a deterministic identity rule or a causal explanation.</w:t>
+      </w:r>
+    </w:p>
+    <w:p>
+      <w:r>
+        <w:t>Support: read the exact case aloud, enlarge the labelled picture, supply input cards and model only the first deciding step. Accept a spoken explanation or drawing; retain the reasoning goal.</w:t>
+      </w:r>
+    </w:p>
+    <w:p>
+      <w:r>
+        <w:t>Extension: Camera codes are assigned independently of setting in a new balanced dataset. Require a prediction and a reason before comparing. Expected result: camera_code no longer perfectly identifies setting in that dataset. Reason: The observed mapping changed; other retained fields may still contain setting information.</w:t>
+      </w:r>
+    </w:p>
+    <w:p>
+      <w:r>
+        <w:t>Independent assessment: withhold the reserved answer until the learner has attempted the new case. Record support separately from correctness.</w:t>
+      </w:r>
+    </w:p>
+    <w:tbl>
+      <w:tblPr>
+        <w:tblStyle w:val="LightShading-Accent1"/>
+        <w:tblW w:type="auto" w:w="0"/>
+        <w:tblLook w:firstColumn="1" w:firstRow="1" w:lastColumn="0" w:lastRow="0" w:noHBand="0" w:noVBand="1" w:val="04A0"/>
+      </w:tblPr>
+      <w:tblGrid>
+        <w:gridCol w:w="2556"/>
+        <w:gridCol w:w="2556"/>
+        <w:gridCol w:w="2556"/>
+        <w:gridCol w:w="2556"/>
+      </w:tblGrid>
+      <w:tr>
+        <w:trPr>
+          <w:tblHeader/>
+        </w:trPr>
+        <w:tc>
+          <w:tcPr>
+            <w:tcW w:type="dxa" w:w="2556"/>
+          </w:tcPr>
+          <w:p>
+            <w:r>
+              <w:t>Criterion</w:t>
+            </w:r>
+          </w:p>
+        </w:tc>
+        <w:tc>
+          <w:tcPr>
+            <w:tcW w:type="dxa" w:w="2556"/>
+          </w:tcPr>
+          <w:p>
+            <w:r>
+              <w:t>Not yet</w:t>
+            </w:r>
+          </w:p>
+        </w:tc>
+        <w:tc>
+          <w:tcPr>
+            <w:tcW w:type="dxa" w:w="2556"/>
+          </w:tcPr>
+          <w:p>
+            <w:r>
+              <w:t>With support</w:t>
+            </w:r>
+          </w:p>
+        </w:tc>
+        <w:tc>
+          <w:tcPr>
+            <w:tcW w:type="dxa" w:w="2556"/>
+          </w:tcPr>
+          <w:p>
+            <w:r>
+              <w:t>Independent</w:t>
+            </w:r>
+          </w:p>
+        </w:tc>
+      </w:tr>
+      <w:tr>
+        <w:tc>
+          <w:tcPr>
+            <w:tcW w:type="dxa" w:w="2556"/>
+          </w:tcPr>
+          <w:p>
+            <w:r>
+              <w:t>Explanation</w:t>
+            </w:r>
+          </w:p>
+        </w:tc>
+        <w:tc>
+          <w:tcPr>
+            <w:tcW w:type="dxa" w:w="2556"/>
+          </w:tcPr>
+          <w:p>
+            <w:r>
+              <w:t>Names an answer without a deciding fact</w:t>
+            </w:r>
+          </w:p>
+        </w:tc>
+        <w:tc>
+          <w:tcPr>
+            <w:tcW w:type="dxa" w:w="2556"/>
+          </w:tcPr>
+          <w:p>
+            <w:r>
+              <w:t>Uses a hint to link fact and decision</w:t>
+            </w:r>
+          </w:p>
+        </w:tc>
+        <w:tc>
+          <w:tcPr>
+            <w:tcW w:type="dxa" w:w="2556"/>
+          </w:tcPr>
+          <w:p>
+            <w:r>
+              <w:t>Explains the deciding fact in own words</w:t>
+            </w:r>
+          </w:p>
+        </w:tc>
+      </w:tr>
+      <w:tr>
+        <w:tc>
+          <w:tcPr>
+            <w:tcW w:type="dxa" w:w="2556"/>
+          </w:tcPr>
+          <w:p>
+            <w:r>
+              <w:t>Trace or test</w:t>
+            </w:r>
+          </w:p>
+        </w:tc>
+        <w:tc>
+          <w:tcPr>
+            <w:tcW w:type="dxa" w:w="2556"/>
+          </w:tcPr>
+          <w:p>
+            <w:r>
+              <w:t>Cannot connect input and result</w:t>
+            </w:r>
+          </w:p>
+        </w:tc>
+        <w:tc>
+          <w:tcPr>
+            <w:tcW w:type="dxa" w:w="2556"/>
+          </w:tcPr>
+          <w:p>
+            <w:r>
+              <w:t>Completes steps with prompts</w:t>
+            </w:r>
+          </w:p>
+        </w:tc>
+        <w:tc>
+          <w:tcPr>
+            <w:tcW w:type="dxa" w:w="2556"/>
+          </w:tcPr>
+          <w:p>
+            <w:r>
+              <w:t>Traces or tests a changed case accurately</w:t>
+            </w:r>
+          </w:p>
+        </w:tc>
+      </w:tr>
+      <w:tr>
+        <w:tc>
+          <w:tcPr>
+            <w:tcW w:type="dxa" w:w="2556"/>
+          </w:tcPr>
+          <w:p>
+            <w:r>
+              <w:t>Limits and revision</w:t>
+            </w:r>
+          </w:p>
+        </w:tc>
+        <w:tc>
+          <w:tcPr>
+            <w:tcW w:type="dxa" w:w="2556"/>
+          </w:tcPr>
+          <w:p>
+            <w:r>
+              <w:t>Claims more than evidence supports</w:t>
+            </w:r>
+          </w:p>
+        </w:tc>
+        <w:tc>
+          <w:tcPr>
+            <w:tcW w:type="dxa" w:w="2556"/>
+          </w:tcPr>
+          <w:p>
+            <w:r>
+              <w:t>Names a limit after a prompt</w:t>
+            </w:r>
+          </w:p>
+        </w:tc>
+        <w:tc>
+          <w:tcPr>
+            <w:tcW w:type="dxa" w:w="2556"/>
+          </w:tcPr>
+          <w:p>
+            <w:r>
+              <w:t>States a defensible limit and useful next test</w:t>
+            </w:r>
+          </w:p>
+        </w:tc>
+      </w:tr>
+    </w:tbl>
+    <w:p>
+      <w:r>
+        <w:t>Project checkpoint: Present and defend. Demonstrate the system, explain one failure and justify the next improvement with evidence.</w:t>
+      </w:r>
+    </w:p>
+    <w:p>
+      <w:r>
+        <w:t>Use the weekly teacher answer for topic-specific reasoning. A saved progress tick is an activity record; judge mastery from the learner’s explanation and evidence.</w:t>
+      </w:r>
+    </w:p>
     <w:sectPr>
       <w:pgSz w:w="12240" w:h="15840"/>
       <w:pgMar w:top="936" w:right="1008" w:bottom="936" w:left="1008" w:header="720" w:footer="720" w:gutter="0"/>

--- a/downloads/teacher/ai-4-week-32.docx
+++ b/downloads/teacher/ai-4-week-32.docx
@@ -3357,6 +3357,39 @@
         <w:t>Use the weekly teacher answer for topic-specific reasoning. A saved progress tick is an activity record; judge mastery from the learner’s explanation and evidence.</w:t>
       </w:r>
     </w:p>
+    <w:p>
+      <w:pPr>
+        <w:pStyle w:val="Heading1"/>
+      </w:pPr>
+      <w:r>
+        <w:t>08. Use feedback, labs and repair paths</w:t>
+      </w:r>
+    </w:p>
+    <w:p>
+      <w:r>
+        <w:t>Use the two formative questions as supported practice, not as independent mastery scores. Discuss the deciding evidence rather than accepting a guessed selection.</w:t>
+      </w:r>
+    </w:p>
+    <w:p>
+      <w:r>
+        <w:t>The feedback comes from the reviewed public worked case. Do not reveal the separately reserved independent teacher answer until the learner has attempted that case.</w:t>
+      </w:r>
+    </w:p>
+    <w:p>
+      <w:r>
+        <w:t>Ask students to predict before running code. Preserve errors and actual outputs; collect a changed test and an explanation. The branch-boundary and indexing lessons deliberately include failure cases.</w:t>
+      </w:r>
+    </w:p>
+    <w:p>
+      <w:r>
+        <w:t>Use the earlier worked-explanation links to address a specific missing building block, then return to the current question. Adapt this suggestion after observing the learner; it is not an automatic diagnosis.</w:t>
+      </w:r>
+    </w:p>
+    <w:p>
+      <w:r>
+        <w:t>Collect the completed-work portfolio as evidence. Record support separately from correctness, and assess explanation, trace/test and limitations. Progress ticks and quiz selections alone do not establish mastery.</w:t>
+      </w:r>
+    </w:p>
     <w:sectPr>
       <w:pgSz w:w="12240" w:h="15840"/>
       <w:pgMar w:top="936" w:right="1008" w:bottom="936" w:left="1008" w:header="720" w:footer="720" w:gutter="0"/>

--- a/downloads/teacher/ai-4-week-32.docx
+++ b/downloads/teacher/ai-4-week-32.docx
@@ -29,6 +29,11 @@
       </w:r>
     </w:p>
     <w:p>
+      <w:r>
+        <w:t>Prepare Proxy Features and Fairness: check the target, prerequisites, resources and adaptable teaching schedule.</w:t>
+      </w:r>
+    </w:p>
+    <w:p>
       <w:pPr>
         <w:pStyle w:val="Heading3"/>
       </w:pPr>
@@ -37,8 +42,26 @@
       </w:r>
     </w:p>
     <w:p>
-      <w:r>
-        <w:t>Primary target: Identify possible proxy features</w:t>
+      <w:pPr>
+        <w:spacing w:line="336" w:lineRule="auto" w:after="180"/>
+      </w:pPr>
+      <w:r>
+        <w:rPr>
+          <w:b w:val="0"/>
+        </w:rPr>
+        <w:t xml:space="preserve">Primary target: Identify possible </w:t>
+      </w:r>
+      <w:r>
+        <w:rPr>
+          <w:b/>
+        </w:rPr>
+        <w:t>proxy feature</w:t>
+      </w:r>
+      <w:r>
+        <w:rPr>
+          <w:b w:val="0"/>
+        </w:rPr>
+        <w:t>s</w:t>
       </w:r>
     </w:p>
     <w:tbl>
@@ -185,8 +208,37 @@
       </w:tr>
     </w:tbl>
     <w:p>
-      <w:r>
-        <w:t>This is a starting allocation of 135 minutes, not a validated duration. Preserve all named topics. Schedule extra time for connected examples, the full investigation, independent cases and project building. Repeated copies of a case share one recorded attempt; they are not new evidence.</w:t>
+      <w:pPr>
+        <w:spacing w:line="336" w:lineRule="auto" w:after="180"/>
+      </w:pPr>
+      <w:r>
+        <w:rPr>
+          <w:b w:val="0"/>
+        </w:rPr>
+        <w:t>This is a starting allocation of 135 minutes, not a validated duration. Preserve all named topics. Schedule extra time for connected examples, the full investigation, independent cases and project building.</w:t>
+      </w:r>
+    </w:p>
+    <w:p>
+      <w:pPr>
+        <w:spacing w:line="336" w:lineRule="auto" w:after="180"/>
+      </w:pPr>
+      <w:r>
+        <w:rPr>
+          <w:b w:val="0"/>
+        </w:rPr>
+        <w:t xml:space="preserve">Repeated copies of a case share one recorded attempt; they are not new </w:t>
+      </w:r>
+      <w:r>
+        <w:rPr>
+          <w:b/>
+        </w:rPr>
+        <w:t>evidence</w:t>
+      </w:r>
+      <w:r>
+        <w:rPr>
+          <w:b w:val="0"/>
+        </w:rPr>
+        <w:t>.</w:t>
       </w:r>
     </w:p>
     <w:p>
@@ -206,17 +258,35 @@
       </w:r>
     </w:p>
     <w:p>
-      <w:r>
+      <w:pPr>
+        <w:spacing w:line="336" w:lineRule="auto" w:after="180"/>
+      </w:pPr>
+      <w:r>
+        <w:rPr>
+          <w:b w:val="0"/>
+        </w:rPr>
         <w:t>Without opening the old lesson, explain one key idea from Subgroup Performance. Give an example and a mistake that the idea helps you avoid.</w:t>
       </w:r>
     </w:p>
     <w:p>
-      <w:r>
+      <w:pPr>
+        <w:spacing w:line="336" w:lineRule="auto" w:after="180"/>
+      </w:pPr>
+      <w:r>
+        <w:rPr>
+          <w:b w:val="0"/>
+        </w:rPr>
         <w:t>Look for: Calculate subgroup results with sample sizes</w:t>
       </w:r>
     </w:p>
     <w:p>
-      <w:r>
+      <w:pPr>
+        <w:spacing w:line="336" w:lineRule="auto" w:after="180"/>
+      </w:pPr>
+      <w:r>
+        <w:rPr>
+          <w:b w:val="0"/>
+        </w:rPr>
         <w:t>Reference example, not the only acceptable wording: Teacher explanation: A 2/20=10 percent; B 3/5=60 percent; pooled 5/25=20 percent, a 50-point group gap.</w:t>
       </w:r>
     </w:p>
@@ -229,18 +299,60 @@
       </w:r>
     </w:p>
     <w:p>
-      <w:r>
+      <w:pPr>
+        <w:spacing w:line="336" w:lineRule="auto" w:after="180"/>
+      </w:pPr>
+      <w:r>
+        <w:rPr>
+          <w:b w:val="0"/>
+        </w:rPr>
         <w:t>Without opening the old lesson, explain one key idea from Feature Engineering. Give an example and a mistake that the idea helps you avoid.</w:t>
       </w:r>
     </w:p>
     <w:p>
-      <w:r>
-        <w:t>Look for: Create features available at prediction time</w:t>
-      </w:r>
-    </w:p>
-    <w:p>
-      <w:r>
-        <w:t>Reference example, not the only acceptable wording: Teacher explanation: Areas 6, 8, 6 square cm; training mean 20/3 square cm.</w:t>
+      <w:pPr>
+        <w:spacing w:line="336" w:lineRule="auto" w:after="180"/>
+      </w:pPr>
+      <w:r>
+        <w:rPr>
+          <w:b w:val="0"/>
+        </w:rPr>
+        <w:t xml:space="preserve">Look for: Create features available at </w:t>
+      </w:r>
+      <w:r>
+        <w:rPr>
+          <w:b/>
+        </w:rPr>
+        <w:t>prediction</w:t>
+      </w:r>
+      <w:r>
+        <w:rPr>
+          <w:b w:val="0"/>
+        </w:rPr>
+        <w:t xml:space="preserve"> time</w:t>
+      </w:r>
+    </w:p>
+    <w:p>
+      <w:pPr>
+        <w:spacing w:line="336" w:lineRule="auto" w:after="180"/>
+      </w:pPr>
+      <w:r>
+        <w:rPr>
+          <w:b w:val="0"/>
+        </w:rPr>
+        <w:t xml:space="preserve">Reference example, not the only acceptable wording: Teacher explanation: Areas 6, 8, 6 square cm; </w:t>
+      </w:r>
+      <w:r>
+        <w:rPr>
+          <w:b/>
+        </w:rPr>
+        <w:t>training</w:t>
+      </w:r>
+      <w:r>
+        <w:rPr>
+          <w:b w:val="0"/>
+        </w:rPr>
+        <w:t xml:space="preserve"> mean 20/3 square cm.</w:t>
       </w:r>
     </w:p>
     <w:p>
@@ -252,22 +364,46 @@
       </w:r>
     </w:p>
     <w:p>
-      <w:r>
+      <w:pPr>
+        <w:spacing w:line="336" w:lineRule="auto" w:after="180"/>
+      </w:pPr>
+      <w:r>
+        <w:rPr>
+          <w:b w:val="0"/>
+        </w:rPr>
         <w:t>Without opening the old lesson, explain one key idea from Reproducible Experiments. Give an example and a mistake that the idea helps you avoid.</w:t>
       </w:r>
     </w:p>
     <w:p>
-      <w:r>
+      <w:pPr>
+        <w:spacing w:line="336" w:lineRule="auto" w:after="180"/>
+      </w:pPr>
+      <w:r>
+        <w:rPr>
+          <w:b w:val="0"/>
+        </w:rPr>
         <w:t>Look for: Record enough detail to reproduce a run</w:t>
       </w:r>
     </w:p>
     <w:p>
-      <w:r>
+      <w:pPr>
+        <w:spacing w:line="336" w:lineRule="auto" w:after="180"/>
+      </w:pPr>
+      <w:r>
+        <w:rPr>
+          <w:b w:val="0"/>
+        </w:rPr>
         <w:t>Reference example, not the only acceptable wording: Teacher explanation: Mean 70 percent; range 80-60=20 percentage points, across the three declared runs.</w:t>
       </w:r>
     </w:p>
     <w:p>
-      <w:r>
+      <w:pPr>
+        <w:spacing w:line="336" w:lineRule="auto" w:after="180"/>
+      </w:pPr>
+      <w:r>
+        <w:rPr>
+          <w:b w:val="0"/>
+        </w:rPr>
         <w:t>Use the student module and workbook section with this exact week title. The worked case, independent question and answers below form one aligned lesson sequence.</w:t>
       </w:r>
     </w:p>
@@ -280,7 +416,13 @@
       </w:r>
     </w:p>
     <w:p>
-      <w:r>
+      <w:pPr>
+        <w:spacing w:line="336" w:lineRule="auto" w:after="180"/>
+      </w:pPr>
+      <w:r>
+        <w:rPr>
+          <w:b w:val="0"/>
+        </w:rPr>
         <w:t>A leaf model performs well using location ID alone. Explain a possible proxy problem and design a diagnostic evaluation.</w:t>
       </w:r>
     </w:p>
@@ -293,7 +435,13 @@
       </w:r>
     </w:p>
     <w:p>
-      <w:r>
+      <w:pPr>
+        <w:spacing w:line="336" w:lineRule="auto" w:after="180"/>
+      </w:pPr>
+      <w:r>
+        <w:rPr>
+          <w:b w:val="0"/>
+        </w:rPr>
         <w:t>A feature may indirectly encode sensitive identity or context, creating unjustified differences even when the original field is absent.</w:t>
       </w:r>
     </w:p>
@@ -430,12 +578,38 @@
       </w:r>
     </w:p>
     <w:p>
-      <w:r>
+      <w:pPr>
+        <w:spacing w:line="336" w:lineRule="auto" w:after="180"/>
+      </w:pPr>
+      <w:r>
+        <w:rPr>
+          <w:b w:val="0"/>
+        </w:rPr>
         <w:t>Use the supplied scenario, student illustrations and blank paper. For numeric work, offer counters or a calculator after learners show the setup. Fictional records are supplied; personal data and paid accounts are unnecessary.</w:t>
       </w:r>
     </w:p>
     <w:p>
-      <w:r>
+      <w:pPr>
+        <w:pStyle w:val="Heading3"/>
+      </w:pPr>
+      <w:r>
+        <w:t>Alternative compact allocation</w:t>
+      </w:r>
+    </w:p>
+    <w:p>
+      <w:r>
+        <w:t>This compact option is not the full-week schedule. Use the main teaching cycle and allow extra sessions for the investigation, independent work and project.</w:t>
+      </w:r>
+    </w:p>
+    <w:p>
+      <w:pPr>
+        <w:spacing w:line="336" w:lineRule="auto" w:after="180"/>
+        <w:shd w:fill="F1F6F8"/>
+      </w:pPr>
+      <w:r>
+        <w:rPr>
+          <w:b w:val="0"/>
+        </w:rPr>
         <w:t>Allow 80 minutes: recall 8; explanation 12; worked demonstration 15; guided practice 20; independent assessment 15; project and reflection 10. Extend the lab into a second session when needed.</w:t>
       </w:r>
     </w:p>
@@ -448,8 +622,49 @@
       </w:r>
     </w:p>
     <w:p>
-      <w:r>
-        <w:t>Teach two 45-minute sessions. This week focuses on proxy features and fairness. Model the worked example first, collect the new W 4 case independently before feedback, and use the fresh retry to check transfer. Award credit for traceable reasoning and bounded claims, including justified uncertainty.</w:t>
+      <w:pPr>
+        <w:spacing w:line="336" w:lineRule="auto" w:after="180"/>
+      </w:pPr>
+      <w:r>
+        <w:rPr>
+          <w:b w:val="0"/>
+        </w:rPr>
+        <w:t xml:space="preserve">Teach two 45-minute sessions. This week focuses on </w:t>
+      </w:r>
+      <w:r>
+        <w:rPr>
+          <w:b/>
+        </w:rPr>
+        <w:t>proxy feature</w:t>
+      </w:r>
+      <w:r>
+        <w:rPr>
+          <w:b w:val="0"/>
+        </w:rPr>
+        <w:t xml:space="preserve">s and </w:t>
+      </w:r>
+      <w:r>
+        <w:rPr>
+          <w:b/>
+        </w:rPr>
+        <w:t>fairness</w:t>
+      </w:r>
+      <w:r>
+        <w:rPr>
+          <w:b w:val="0"/>
+        </w:rPr>
+        <w:t>. Model the worked example first, collect the new W 4 case independently before feedback, and use the fresh retry to check transfer.</w:t>
+      </w:r>
+    </w:p>
+    <w:p>
+      <w:pPr>
+        <w:spacing w:line="336" w:lineRule="auto" w:after="180"/>
+      </w:pPr>
+      <w:r>
+        <w:rPr>
+          <w:b w:val="0"/>
+        </w:rPr>
+        <w:t>Award credit for traceable reasoning and bounded claims, including justified uncertainty.</w:t>
       </w:r>
     </w:p>
     <w:p>
@@ -461,27 +676,69 @@
       </w:r>
     </w:p>
     <w:p>
-      <w:r>
+      <w:pPr>
+        <w:spacing w:line="336" w:lineRule="auto" w:after="180"/>
+      </w:pPr>
+      <w:r>
+        <w:rPr>
+          <w:b w:val="0"/>
+        </w:rPr>
         <w:t>No; examine errors, consequences, data and context.</w:t>
       </w:r>
     </w:p>
     <w:p>
-      <w:r>
+      <w:pPr>
+        <w:spacing w:line="336" w:lineRule="auto" w:after="180"/>
+      </w:pPr>
+      <w:r>
+        <w:rPr>
+          <w:b w:val="0"/>
+        </w:rPr>
         <w:t>Printed student lesson and workbook</w:t>
       </w:r>
     </w:p>
     <w:p>
-      <w:r>
+      <w:pPr>
+        <w:spacing w:line="336" w:lineRule="auto" w:after="180"/>
+      </w:pPr>
+      <w:r>
+        <w:rPr>
+          <w:b w:val="0"/>
+        </w:rPr>
         <w:t>Paper, pencils and a calculator for fractions</w:t>
       </w:r>
     </w:p>
     <w:p>
-      <w:r>
-        <w:t>The fictional examples and a blank evidence table</w:t>
-      </w:r>
-    </w:p>
-    <w:p>
-      <w:r>
+      <w:pPr>
+        <w:spacing w:line="336" w:lineRule="auto" w:after="180"/>
+      </w:pPr>
+      <w:r>
+        <w:rPr>
+          <w:b w:val="0"/>
+        </w:rPr>
+        <w:t xml:space="preserve">The fictional examples and a blank </w:t>
+      </w:r>
+      <w:r>
+        <w:rPr>
+          <w:b/>
+        </w:rPr>
+        <w:t>evidence</w:t>
+      </w:r>
+      <w:r>
+        <w:rPr>
+          <w:b w:val="0"/>
+        </w:rPr>
+        <w:t xml:space="preserve"> table</w:t>
+      </w:r>
+    </w:p>
+    <w:p>
+      <w:pPr>
+        <w:spacing w:line="336" w:lineRule="auto" w:after="180"/>
+      </w:pPr>
+      <w:r>
+        <w:rPr>
+          <w:b w:val="0"/>
+        </w:rPr>
         <w:t>Saved classroom project records for critique; no personal student dataset required</w:t>
       </w:r>
     </w:p>
@@ -494,12 +751,48 @@
       </w:r>
     </w:p>
     <w:p>
-      <w:r>
-        <w:t>By the end, I can explain proxy features and fairness using a traced example and a stated limitation.</w:t>
-      </w:r>
-    </w:p>
-    <w:p>
-      <w:r>
+      <w:pPr>
+        <w:spacing w:line="336" w:lineRule="auto" w:after="180"/>
+      </w:pPr>
+      <w:r>
+        <w:rPr>
+          <w:b w:val="0"/>
+        </w:rPr>
+        <w:t xml:space="preserve">By the end, I can explain </w:t>
+      </w:r>
+      <w:r>
+        <w:rPr>
+          <w:b/>
+        </w:rPr>
+        <w:t>proxy feature</w:t>
+      </w:r>
+      <w:r>
+        <w:rPr>
+          <w:b w:val="0"/>
+        </w:rPr>
+        <w:t xml:space="preserve">s and </w:t>
+      </w:r>
+      <w:r>
+        <w:rPr>
+          <w:b/>
+        </w:rPr>
+        <w:t>fairness</w:t>
+      </w:r>
+      <w:r>
+        <w:rPr>
+          <w:b w:val="0"/>
+        </w:rPr>
+        <w:t xml:space="preserve"> using a traced example and a stated limitation.</w:t>
+      </w:r>
+    </w:p>
+    <w:p>
+      <w:pPr>
+        <w:spacing w:line="336" w:lineRule="auto" w:after="180"/>
+      </w:pPr>
+      <w:r>
+        <w:rPr>
+          <w:b w:val="0"/>
+        </w:rPr>
         <w:t>This added worked case illustrates the week’s main idea. Retain all original and connected topics; schedule its practice within the teaching cycle.</w:t>
       </w:r>
     </w:p>
@@ -512,76 +805,253 @@
       </w:r>
     </w:p>
     <w:p>
+      <w:r>
+        <w:t>Model Proxy Features and Fairness using the supplied case, labelled mechanism and reasoning. Make the scope of each conclusion explicit.</w:t>
+      </w:r>
+    </w:p>
+    <w:p>
+      <w:pPr>
+        <w:spacing w:line="336" w:lineRule="auto" w:after="180"/>
+      </w:pPr>
+      <w:r>
+        <w:rPr>
+          <w:b w:val="0"/>
+        </w:rPr>
+        <w:t>Trace the information, fitted behavior, and evaluation proof separately.</w:t>
+      </w:r>
+    </w:p>
+    <w:p>
       <w:pPr>
         <w:pStyle w:val="Heading3"/>
       </w:pPr>
       <w:r>
-        <w:t>Explain the mechanism</w:t>
-      </w:r>
-    </w:p>
-    <w:p>
-      <w:r>
-        <w:t>Trace the information, fitted behavior, and evaluation proof separately.</w:t>
-      </w:r>
-    </w:p>
-    <w:p>
-      <w:r>
+        <w:t>Question to explain</w:t>
+      </w:r>
+    </w:p>
+    <w:p>
+      <w:pPr>
+        <w:spacing w:line="336" w:lineRule="auto" w:after="180"/>
+        <w:shd w:fill="F5F1FB"/>
+      </w:pPr>
+      <w:r>
+        <w:rPr>
+          <w:b w:val="0"/>
+        </w:rPr>
         <w:t>QUESTION Trace suspicious proxies and compare model behavior after a controlled removal.</w:t>
       </w:r>
     </w:p>
     <w:p>
-      <w:r>
+      <w:pPr>
+        <w:spacing w:line="336" w:lineRule="auto" w:after="180"/>
+      </w:pPr>
+      <w:r>
+        <w:rPr>
+          <w:b w:val="0"/>
+        </w:rPr>
         <w:t>MODEL IDEA A feature may indirectly encode sensitive identity or context, creating unjustified differences even when the original field is absent.</w:t>
       </w:r>
     </w:p>
     <w:p>
-      <w:r>
+      <w:pPr>
+        <w:spacing w:line="336" w:lineRule="auto" w:after="180"/>
+      </w:pPr>
+      <w:r>
+        <w:rPr>
+          <w:b w:val="0"/>
+        </w:rPr>
         <w:t>PROOF NEEDED Use an unseen case, visible calculation, error analysis, and a stated limitation.</w:t>
       </w:r>
     </w:p>
     <w:p>
-      <w:r>
+      <w:pPr>
+        <w:pStyle w:val="Heading3"/>
+      </w:pPr>
+      <w:r>
+        <w:t>How the mechanism works</w:t>
+      </w:r>
+    </w:p>
+    <w:p>
+      <w:pPr>
+        <w:spacing w:line="336" w:lineRule="auto" w:after="180"/>
+        <w:shd w:fill="F1F6F8"/>
+      </w:pPr>
+      <w:r>
+        <w:rPr>
+          <w:b w:val="0"/>
+        </w:rPr>
         <w:t>UNDER THE HOOD Photo background predicts classroom location and is correlated with camera quality. Model uses background as a shortcut for health labels.</w:t>
       </w:r>
     </w:p>
     <w:p>
-      <w:r>
-        <w:t>Draw a fresh data → model → prediction → evaluation trace:</w:t>
-      </w:r>
-    </w:p>
-    <w:p>
-      <w:r>
-        <w:t>Predict first. Then check each step. A correct answer without visible evidence cannot be audited.</w:t>
-      </w:r>
-    </w:p>
-    <w:p>
-      <w:r>
+      <w:pPr>
+        <w:spacing w:line="336" w:lineRule="auto" w:after="180"/>
+      </w:pPr>
+      <w:r>
+        <w:rPr>
+          <w:b w:val="0"/>
+        </w:rPr>
+        <w:t xml:space="preserve">Draw a fresh data → model → </w:t>
+      </w:r>
+      <w:r>
+        <w:rPr>
+          <w:b/>
+        </w:rPr>
+        <w:t>prediction</w:t>
+      </w:r>
+      <w:r>
+        <w:rPr>
+          <w:b w:val="0"/>
+        </w:rPr>
+        <w:t xml:space="preserve"> → evaluation trace:</w:t>
+      </w:r>
+    </w:p>
+    <w:p>
+      <w:pPr>
+        <w:spacing w:line="336" w:lineRule="auto" w:after="180"/>
+      </w:pPr>
+      <w:r>
+        <w:rPr>
+          <w:b w:val="0"/>
+        </w:rPr>
+        <w:t xml:space="preserve">Predict first. Then check each step. A correct answer without visible </w:t>
+      </w:r>
+      <w:r>
+        <w:rPr>
+          <w:b/>
+        </w:rPr>
+        <w:t>evidence</w:t>
+      </w:r>
+      <w:r>
+        <w:rPr>
+          <w:b w:val="0"/>
+        </w:rPr>
+        <w:t xml:space="preserve"> cannot be audited.</w:t>
+      </w:r>
+    </w:p>
+    <w:p>
+      <w:pPr>
+        <w:pStyle w:val="Heading3"/>
+      </w:pPr>
+      <w:r>
+        <w:t>Step 1</w:t>
+      </w:r>
+    </w:p>
+    <w:p>
+      <w:pPr>
+        <w:spacing w:line="336" w:lineRule="auto" w:after="180"/>
+        <w:shd w:fill="F4F9FC"/>
+      </w:pPr>
+      <w:r>
+        <w:rPr>
+          <w:b w:val="0"/>
+        </w:rPr>
         <w:t>STEP 1 Photo background predicts classroom location and is correlated with camera quality.</w:t>
       </w:r>
     </w:p>
     <w:p>
-      <w:r>
+      <w:pPr>
+        <w:pStyle w:val="Heading3"/>
+      </w:pPr>
+      <w:r>
+        <w:t>Step 2</w:t>
+      </w:r>
+    </w:p>
+    <w:p>
+      <w:pPr>
+        <w:spacing w:line="336" w:lineRule="auto" w:after="180"/>
+        <w:shd w:fill="F4F9FC"/>
+      </w:pPr>
+      <w:r>
+        <w:rPr>
+          <w:b w:val="0"/>
+        </w:rPr>
         <w:t>STEP 2 Model uses background as a shortcut for health labels.</w:t>
       </w:r>
     </w:p>
     <w:p>
-      <w:r>
-        <w:t>STEP 3 Create paired crops with the same leaf and different backgrounds; predictions change.</w:t>
-      </w:r>
-    </w:p>
-    <w:p>
-      <w:r>
+      <w:pPr>
+        <w:pStyle w:val="Heading3"/>
+      </w:pPr>
+      <w:r>
+        <w:t>Step 3</w:t>
+      </w:r>
+    </w:p>
+    <w:p>
+      <w:pPr>
+        <w:spacing w:line="336" w:lineRule="auto" w:after="180"/>
+        <w:shd w:fill="F4F9FC"/>
+      </w:pPr>
+      <w:r>
+        <w:rPr>
+          <w:b w:val="0"/>
+        </w:rPr>
+        <w:t xml:space="preserve">STEP 3 Create paired crops with the same leaf and different backgrounds; </w:t>
+      </w:r>
+      <w:r>
+        <w:rPr>
+          <w:b/>
+        </w:rPr>
+        <w:t>prediction</w:t>
+      </w:r>
+      <w:r>
+        <w:rPr>
+          <w:b w:val="0"/>
+        </w:rPr>
+        <w:t>s change.</w:t>
+      </w:r>
+    </w:p>
+    <w:p>
+      <w:pPr>
+        <w:pStyle w:val="Heading3"/>
+      </w:pPr>
+      <w:r>
+        <w:t>Step 4</w:t>
+      </w:r>
+    </w:p>
+    <w:p>
+      <w:pPr>
+        <w:spacing w:line="336" w:lineRule="auto" w:after="180"/>
+        <w:shd w:fill="F4F9FC"/>
+      </w:pPr>
+      <w:r>
+        <w:rPr>
+          <w:b w:val="0"/>
+        </w:rPr>
         <w:t>STEP 4 Crop backgrounds or improve data, retrain, and compare performance and subgroup gaps.</w:t>
       </w:r>
     </w:p>
     <w:p>
-      <w:r>
+      <w:pPr>
+        <w:spacing w:line="336" w:lineRule="auto" w:after="180"/>
+      </w:pPr>
+      <w:r>
+        <w:rPr>
+          <w:b w:val="0"/>
+        </w:rPr>
         <w:t>CHECK Verify the denominator, unit, split, class definition, and data version before interpreting a score.</w:t>
       </w:r>
     </w:p>
     <w:p>
-      <w:r>
-        <w:t>Recalculate, retrace, or restate the evidence independently:</w:t>
+      <w:pPr>
+        <w:spacing w:line="336" w:lineRule="auto" w:after="180"/>
+      </w:pPr>
+      <w:r>
+        <w:rPr>
+          <w:b w:val="0"/>
+        </w:rPr>
+        <w:t xml:space="preserve">Recalculate, retrace, or restate the </w:t>
+      </w:r>
+      <w:r>
+        <w:rPr>
+          <w:b/>
+        </w:rPr>
+        <w:t>evidence</w:t>
+      </w:r>
+      <w:r>
+        <w:rPr>
+          <w:b w:val="0"/>
+        </w:rPr>
+        <w:t xml:space="preserve"> independently:</w:t>
       </w:r>
     </w:p>
     <w:p>
@@ -593,12 +1063,42 @@
       </w:r>
     </w:p>
     <w:p>
-      <w:r>
+      <w:pPr>
+        <w:pStyle w:val="Heading3"/>
+      </w:pPr>
+      <w:r>
+        <w:t>The teaching case</w:t>
+      </w:r>
+    </w:p>
+    <w:p>
+      <w:pPr>
+        <w:spacing w:line="336" w:lineRule="auto" w:after="180"/>
+        <w:shd w:fill="F1F6FC"/>
+      </w:pPr>
+      <w:r>
+        <w:rPr>
+          <w:b w:val="0"/>
+        </w:rPr>
         <w:t>Background colour tracks collection location, associated with plant types.</w:t>
       </w:r>
     </w:p>
     <w:p>
-      <w:r>
+      <w:pPr>
+        <w:pStyle w:val="Heading3"/>
+      </w:pPr>
+      <w:r>
+        <w:t>The teaching case</w:t>
+      </w:r>
+    </w:p>
+    <w:p>
+      <w:pPr>
+        <w:spacing w:line="336" w:lineRule="auto" w:after="180"/>
+        <w:shd w:fill="F1F6FC"/>
+      </w:pPr>
+      <w:r>
+        <w:rPr>
+          <w:b w:val="0"/>
+        </w:rPr>
         <w:t>Explain proxy risk and test.</w:t>
       </w:r>
     </w:p>
@@ -611,36 +1111,207 @@
       </w:r>
     </w:p>
     <w:p>
-      <w:r>
-        <w:t>Background can be a location shortcut rather than leaf evidence. Test leaf types across backgrounds and locations and compare slices.</w:t>
-      </w:r>
-    </w:p>
-    <w:p>
       <w:pPr>
         <w:pStyle w:val="Heading3"/>
       </w:pPr>
       <w:r>
+        <w:t>Why the result follows</w:t>
+      </w:r>
+    </w:p>
+    <w:p>
+      <w:pPr>
+        <w:spacing w:line="336" w:lineRule="auto" w:after="180"/>
+        <w:shd w:fill="F1F6FC"/>
+      </w:pPr>
+      <w:r>
+        <w:rPr>
+          <w:b w:val="0"/>
+        </w:rPr>
+        <w:t xml:space="preserve">Background can be a location shortcut rather than leaf </w:t>
+      </w:r>
+      <w:r>
+        <w:rPr>
+          <w:b/>
+        </w:rPr>
+        <w:t>evidence</w:t>
+      </w:r>
+      <w:r>
+        <w:rPr>
+          <w:b w:val="0"/>
+        </w:rPr>
+        <w:t>. Test leaf types across backgrounds and locations and compare slices.</w:t>
+      </w:r>
+    </w:p>
+    <w:p>
+      <w:pPr>
+        <w:pStyle w:val="Heading3"/>
+      </w:pPr>
+      <w:r>
         <w:t>Explain the added worked example</w:t>
       </w:r>
     </w:p>
     <w:p>
-      <w:r>
-        <w:t>An input can carry information about a characteristic without naming it. In a fictional school-device dataset, device code may be associated with building or access to newer equipment. Removing a building field does not remove all related information. Do not infer a real student identity or protected characteristic in this exercise.</w:t>
-      </w:r>
-    </w:p>
-    <w:p>
-      <w:r>
-        <w:t>Use fictional classroom data throughout this investigation. Keep the task, units, reference labels and data split visible as you reason. Earlier weeks supplied the model-building process; this week examines proxy features and fairness.</w:t>
-      </w:r>
-    </w:p>
-    <w:p>
-      <w:r>
-        <w:t>Fictional records show device code X on 8 of 10 north-building examples and 2 of 10 south-building examples. Device and building are associated in this sample. This does not prove device causes model errors or that every X device comes from north. The remaining cases contradict such a universal rule.</w:t>
-      </w:r>
-    </w:p>
-    <w:p>
-      <w:r>
-        <w:t>Before continuing, underline the decision rule and circle the evidence that supports the conclusion. Explain the example to a partner without replacing the counts or conditions with a stronger claim. Keep the distinction between an observed result and a proposed next step.</w:t>
+      <w:pPr>
+        <w:pStyle w:val="Heading3"/>
+      </w:pPr>
+      <w:r>
+        <w:t>Explain the added worked example · 1</w:t>
+      </w:r>
+    </w:p>
+    <w:p>
+      <w:pPr>
+        <w:spacing w:line="336" w:lineRule="auto" w:after="180"/>
+      </w:pPr>
+      <w:r>
+        <w:rPr>
+          <w:b w:val="0"/>
+        </w:rPr>
+        <w:t xml:space="preserve">An </w:t>
+      </w:r>
+      <w:r>
+        <w:rPr>
+          <w:b/>
+        </w:rPr>
+        <w:t>input</w:t>
+      </w:r>
+      <w:r>
+        <w:rPr>
+          <w:b w:val="0"/>
+        </w:rPr>
+        <w:t xml:space="preserve"> can carry information about a characteristic without naming it. In a fictional school-device dataset, device code may be associated with building or access to newer equipment.</w:t>
+      </w:r>
+    </w:p>
+    <w:p>
+      <w:pPr>
+        <w:spacing w:line="336" w:lineRule="auto" w:after="180"/>
+      </w:pPr>
+      <w:r>
+        <w:rPr>
+          <w:b w:val="0"/>
+        </w:rPr>
+        <w:t>Removing a building field does not remove all related information. Do not infer a real student identity or protected characteristic in this exercise.</w:t>
+      </w:r>
+    </w:p>
+    <w:p>
+      <w:pPr>
+        <w:spacing w:line="336" w:lineRule="auto" w:after="180"/>
+      </w:pPr>
+      <w:r>
+        <w:rPr>
+          <w:b w:val="0"/>
+        </w:rPr>
+        <w:t>Use fictional classroom data throughout this investigation. Keep the task, units, reference labels and data split visible as you reason.</w:t>
+      </w:r>
+    </w:p>
+    <w:p>
+      <w:pPr>
+        <w:spacing w:line="336" w:lineRule="auto" w:after="180"/>
+      </w:pPr>
+      <w:r>
+        <w:rPr>
+          <w:b w:val="0"/>
+        </w:rPr>
+        <w:t xml:space="preserve">Earlier weeks supplied the model-building </w:t>
+      </w:r>
+      <w:r>
+        <w:rPr>
+          <w:b/>
+        </w:rPr>
+        <w:t>process</w:t>
+      </w:r>
+      <w:r>
+        <w:rPr>
+          <w:b w:val="0"/>
+        </w:rPr>
+        <w:t xml:space="preserve">; this week examines </w:t>
+      </w:r>
+      <w:r>
+        <w:rPr>
+          <w:b/>
+        </w:rPr>
+        <w:t>proxy feature</w:t>
+      </w:r>
+      <w:r>
+        <w:rPr>
+          <w:b w:val="0"/>
+        </w:rPr>
+        <w:t xml:space="preserve">s and </w:t>
+      </w:r>
+      <w:r>
+        <w:rPr>
+          <w:b/>
+        </w:rPr>
+        <w:t>fairness</w:t>
+      </w:r>
+      <w:r>
+        <w:rPr>
+          <w:b w:val="0"/>
+        </w:rPr>
+        <w:t>.</w:t>
+      </w:r>
+    </w:p>
+    <w:p>
+      <w:pPr>
+        <w:pStyle w:val="Heading3"/>
+      </w:pPr>
+      <w:r>
+        <w:t>Explain the added worked example · 2</w:t>
+      </w:r>
+    </w:p>
+    <w:p>
+      <w:pPr>
+        <w:spacing w:line="336" w:lineRule="auto" w:after="180"/>
+      </w:pPr>
+      <w:r>
+        <w:rPr>
+          <w:b w:val="0"/>
+        </w:rPr>
+        <w:t>Fictional records show device code X on 8 of 10 north-building examples and 2 of 10 south-building examples. Device and building are associated in this sample.</w:t>
+      </w:r>
+    </w:p>
+    <w:p>
+      <w:pPr>
+        <w:spacing w:line="336" w:lineRule="auto" w:after="180"/>
+      </w:pPr>
+      <w:r>
+        <w:rPr>
+          <w:b w:val="0"/>
+        </w:rPr>
+        <w:t>This does not prove device causes model errors or that every X device comes from north. The remaining cases contradict such a universal rule.</w:t>
+      </w:r>
+    </w:p>
+    <w:p>
+      <w:pPr>
+        <w:spacing w:line="336" w:lineRule="auto" w:after="180"/>
+      </w:pPr>
+      <w:r>
+        <w:rPr>
+          <w:b w:val="0"/>
+        </w:rPr>
+        <w:t xml:space="preserve">Before continuing, underline the decision rule and circle the </w:t>
+      </w:r>
+      <w:r>
+        <w:rPr>
+          <w:b/>
+        </w:rPr>
+        <w:t>evidence</w:t>
+      </w:r>
+      <w:r>
+        <w:rPr>
+          <w:b w:val="0"/>
+        </w:rPr>
+        <w:t xml:space="preserve"> that supports the conclusion. Explain the example to a partner without replacing the counts or conditions with a stronger claim.</w:t>
+      </w:r>
+    </w:p>
+    <w:p>
+      <w:pPr>
+        <w:spacing w:line="336" w:lineRule="auto" w:after="180"/>
+      </w:pPr>
+      <w:r>
+        <w:rPr>
+          <w:b w:val="0"/>
+        </w:rPr>
+        <w:t>Keep the distinction between an observed result and a proposed next step.</w:t>
       </w:r>
     </w:p>
     <w:p>
@@ -784,8 +1455,37 @@
       </w:r>
     </w:p>
     <w:p>
-      <w:r>
-        <w:t>Use the complete worked example below before asking learners to complete W2. Reveal a small part, invite a prediction, then explain the deciding step. These teacher notes contain solutions; do not reveal the independent case answer during modelling.</w:t>
+      <w:pPr>
+        <w:spacing w:line="336" w:lineRule="auto" w:after="180"/>
+      </w:pPr>
+      <w:r>
+        <w:rPr>
+          <w:b w:val="0"/>
+        </w:rPr>
+        <w:t xml:space="preserve">Use the complete worked example below before asking learners to complete W2. Reveal a small part, invite a </w:t>
+      </w:r>
+      <w:r>
+        <w:rPr>
+          <w:b/>
+        </w:rPr>
+        <w:t>prediction</w:t>
+      </w:r>
+      <w:r>
+        <w:rPr>
+          <w:b w:val="0"/>
+        </w:rPr>
+        <w:t>, then explain the deciding step.</w:t>
+      </w:r>
+    </w:p>
+    <w:p>
+      <w:pPr>
+        <w:spacing w:line="336" w:lineRule="auto" w:after="180"/>
+      </w:pPr>
+      <w:r>
+        <w:rPr>
+          <w:b w:val="0"/>
+        </w:rPr>
+        <w:t>These teacher notes contain solutions; do not reveal the independent case answer during modelling.</w:t>
       </w:r>
     </w:p>
     <w:p>
@@ -1075,7 +1775,13 @@
       </w:tr>
     </w:tbl>
     <w:p>
-      <w:r>
+      <w:pPr>
+        <w:spacing w:line="336" w:lineRule="auto" w:after="180"/>
+      </w:pPr>
+      <w:r>
+        <w:rPr>
+          <w:b w:val="0"/>
+        </w:rPr>
         <w:t>Use the diagram and verbal explanation together. Ask learners to match a sentence to a specific visual step; do not assign learners fixed visual or auditory learning styles.</w:t>
       </w:r>
     </w:p>
@@ -1088,7 +1794,13 @@
       </w:r>
     </w:p>
     <w:p>
-      <w:r>
+      <w:pPr>
+        <w:spacing w:line="336" w:lineRule="auto" w:after="180"/>
+      </w:pPr>
+      <w:r>
+        <w:rPr>
+          <w:b w:val="0"/>
+        </w:rPr>
         <w:t>Removing an obvious setting field may leave another field that carries the same information.</w:t>
       </w:r>
     </w:p>
@@ -1101,13 +1813,55 @@
       </w:r>
     </w:p>
     <w:p>
-      <w:r>
+      <w:pPr>
+        <w:pStyle w:val="Heading3"/>
+      </w:pPr>
+      <w:r>
+        <w:t>Supplied facts</w:t>
+      </w:r>
+    </w:p>
+    <w:p>
+      <w:pPr>
+        <w:spacing w:line="336" w:lineRule="auto" w:after="180"/>
+        <w:shd w:fill="F1F6FC"/>
+      </w:pPr>
+      <w:r>
+        <w:rPr>
+          <w:b w:val="0"/>
+        </w:rPr>
         <w:t>Toy table has location=greenhouse/desk and camera_code=G/D. Every G record is greenhouse; every D record is desk. The team drops location.</w:t>
       </w:r>
     </w:p>
     <w:p>
-      <w:r>
-        <w:t>All inputs and outcomes in this worked example are invented classroom data; no real model run is claimed.</w:t>
+      <w:pPr>
+        <w:pStyle w:val="Heading3"/>
+      </w:pPr>
+      <w:r>
+        <w:t>Supplied facts</w:t>
+      </w:r>
+    </w:p>
+    <w:p>
+      <w:pPr>
+        <w:spacing w:line="336" w:lineRule="auto" w:after="180"/>
+        <w:shd w:fill="F1F6FC"/>
+      </w:pPr>
+      <w:r>
+        <w:rPr>
+          <w:b w:val="0"/>
+        </w:rPr>
+        <w:t xml:space="preserve">All </w:t>
+      </w:r>
+      <w:r>
+        <w:rPr>
+          <w:b/>
+        </w:rPr>
+        <w:t>input</w:t>
+      </w:r>
+      <w:r>
+        <w:rPr>
+          <w:b w:val="0"/>
+        </w:rPr>
+        <w:t>s and outcomes in this worked example are invented classroom data; no real model run is claimed.</w:t>
       </w:r>
     </w:p>
     <w:p>
@@ -1270,20 +2024,86 @@
       </w:r>
     </w:p>
     <w:p>
-      <w:r>
-        <w:t>Read the picture in order. Compare controlled predictions and held-out setting slices; dropping one column does not establish setting independence. The arrows show which recorded input or intermediate result each decision uses. Explain the deciding step aloud before checking the changed case; pointing to the final answer alone does not show how it follows.</w:t>
-      </w:r>
-    </w:p>
-    <w:p>
       <w:pPr>
         <w:pStyle w:val="Heading3"/>
       </w:pPr>
       <w:r>
+        <w:t>Why the result follows</w:t>
+      </w:r>
+    </w:p>
+    <w:p>
+      <w:pPr>
+        <w:spacing w:line="336" w:lineRule="auto" w:after="180"/>
+        <w:shd w:fill="F1F6FC"/>
+      </w:pPr>
+      <w:r>
+        <w:rPr>
+          <w:b w:val="0"/>
+        </w:rPr>
+        <w:t xml:space="preserve">Read the picture in order. Compare controlled </w:t>
+      </w:r>
+      <w:r>
+        <w:rPr>
+          <w:b/>
+        </w:rPr>
+        <w:t>prediction</w:t>
+      </w:r>
+      <w:r>
+        <w:rPr>
+          <w:b w:val="0"/>
+        </w:rPr>
+        <w:t>s and held-out setting slices; dropping one column does not establish setting independence.</w:t>
+      </w:r>
+    </w:p>
+    <w:p>
+      <w:pPr>
+        <w:spacing w:line="336" w:lineRule="auto" w:after="180"/>
+        <w:shd w:fill="F1F6FC"/>
+      </w:pPr>
+      <w:r>
+        <w:rPr>
+          <w:b w:val="0"/>
+        </w:rPr>
+        <w:t xml:space="preserve">The arrows show which recorded </w:t>
+      </w:r>
+      <w:r>
+        <w:rPr>
+          <w:b/>
+        </w:rPr>
+        <w:t>input</w:t>
+      </w:r>
+      <w:r>
+        <w:rPr>
+          <w:b w:val="0"/>
+        </w:rPr>
+        <w:t xml:space="preserve"> or intermediate result each decision uses. Explain the deciding step aloud before checking the changed case; pointing to the final answer alone does not show how it follows.</w:t>
+      </w:r>
+    </w:p>
+    <w:p>
+      <w:pPr>
+        <w:pStyle w:val="Heading3"/>
+      </w:pPr>
+      <w:r>
         <w:t>What this example does not establish</w:t>
       </w:r>
     </w:p>
     <w:p>
-      <w:r>
+      <w:pPr>
+        <w:pStyle w:val="Heading3"/>
+      </w:pPr>
+      <w:r>
+        <w:t>Keep the stated limit</w:t>
+      </w:r>
+    </w:p>
+    <w:p>
+      <w:pPr>
+        <w:spacing w:line="336" w:lineRule="auto" w:after="180"/>
+        <w:shd w:fill="FFF5E6"/>
+      </w:pPr>
+      <w:r>
+        <w:rPr>
+          <w:b w:val="0"/>
+        </w:rPr>
         <w:t>A correlated field is not necessarily harmful in every use; assess task relevance, consequences and actual model behaviour.</w:t>
       </w:r>
     </w:p>
@@ -1296,17 +2116,68 @@
       </w:r>
     </w:p>
     <w:p>
-      <w:r>
+      <w:pPr>
+        <w:pStyle w:val="Heading3"/>
+      </w:pPr>
+      <w:r>
+        <w:t>Change one thing</w:t>
+      </w:r>
+    </w:p>
+    <w:p>
+      <w:pPr>
+        <w:spacing w:line="336" w:lineRule="auto" w:after="180"/>
+        <w:shd w:fill="F5F1FB"/>
+      </w:pPr>
+      <w:r>
+        <w:rPr>
+          <w:b w:val="0"/>
+        </w:rPr>
         <w:t>Change: Camera codes are assigned independently of setting in a new balanced dataset.</w:t>
       </w:r>
     </w:p>
     <w:p>
-      <w:r>
-        <w:t>Prediction: camera_code no longer perfectly identifies setting in that dataset.</w:t>
-      </w:r>
-    </w:p>
-    <w:p>
-      <w:r>
+      <w:pPr>
+        <w:pStyle w:val="Heading3"/>
+      </w:pPr>
+      <w:r>
+        <w:t>Predicted result</w:t>
+      </w:r>
+    </w:p>
+    <w:p>
+      <w:pPr>
+        <w:spacing w:line="336" w:lineRule="auto" w:after="180"/>
+        <w:shd w:fill="F1F6FC"/>
+      </w:pPr>
+      <w:r>
+        <w:rPr>
+          <w:b/>
+        </w:rPr>
+        <w:t>Prediction</w:t>
+      </w:r>
+      <w:r>
+        <w:rPr>
+          <w:b w:val="0"/>
+        </w:rPr>
+        <w:t>: camera_code no longer perfectly identifies setting in that dataset.</w:t>
+      </w:r>
+    </w:p>
+    <w:p>
+      <w:pPr>
+        <w:pStyle w:val="Heading3"/>
+      </w:pPr>
+      <w:r>
+        <w:t>Why the result follows</w:t>
+      </w:r>
+    </w:p>
+    <w:p>
+      <w:pPr>
+        <w:spacing w:line="336" w:lineRule="auto" w:after="180"/>
+        <w:shd w:fill="F1F6FC"/>
+      </w:pPr>
+      <w:r>
+        <w:rPr>
+          <w:b w:val="0"/>
+        </w:rPr>
         <w:t>Reason: The observed mapping changed; other retained fields may still contain setting information.</w:t>
       </w:r>
     </w:p>
@@ -1319,8 +2190,57 @@
       </w:r>
     </w:p>
     <w:p>
-      <w:r>
-        <w:t>Cover the result. Ask learners to name the inputs and predict the next step. Uncover one step, connect the icon to the actual procedure, and explain its evidence. Then change the supplied condition and compare. The picture is a representation; it does not document execution of a real AI model.</w:t>
+      <w:pPr>
+        <w:pStyle w:val="Heading3"/>
+      </w:pPr>
+      <w:r>
+        <w:t>Ask while showing the picture · 3</w:t>
+      </w:r>
+    </w:p>
+    <w:p>
+      <w:pPr>
+        <w:spacing w:line="336" w:lineRule="auto" w:after="180"/>
+      </w:pPr>
+      <w:r>
+        <w:rPr>
+          <w:b w:val="0"/>
+        </w:rPr>
+        <w:t xml:space="preserve">Cover the result. Ask learners to name the </w:t>
+      </w:r>
+      <w:r>
+        <w:rPr>
+          <w:b/>
+        </w:rPr>
+        <w:t>input</w:t>
+      </w:r>
+      <w:r>
+        <w:rPr>
+          <w:b w:val="0"/>
+        </w:rPr>
+        <w:t xml:space="preserve">s and predict the next step. Uncover one step, connect the icon to the actual procedure, and explain its </w:t>
+      </w:r>
+      <w:r>
+        <w:rPr>
+          <w:b/>
+        </w:rPr>
+        <w:t>evidence</w:t>
+      </w:r>
+      <w:r>
+        <w:rPr>
+          <w:b w:val="0"/>
+        </w:rPr>
+        <w:t>. Then change the supplied condition and compare.</w:t>
+      </w:r>
+    </w:p>
+    <w:p>
+      <w:pPr>
+        <w:spacing w:line="336" w:lineRule="auto" w:after="180"/>
+      </w:pPr>
+      <w:r>
+        <w:rPr>
+          <w:b w:val="0"/>
+        </w:rPr>
+        <w:t>The picture is a representation; it does not document execution of a real AI model.</w:t>
       </w:r>
     </w:p>
     <w:p>
@@ -1332,11 +2252,16 @@
       </w:r>
     </w:p>
     <w:p>
+      <w:r>
+        <w:t>Demonstrate Proxy Features and Fairness, reduce support deliberately and check individual reasoning before discussing answers.</w:t>
+      </w:r>
+    </w:p>
+    <w:p>
       <w:pPr>
         <w:pStyle w:val="Heading3"/>
       </w:pPr>
       <w:r>
-        <w:t>Demonstrate and guide practice</w:t>
+        <w:t>Board sequence</w:t>
       </w:r>
     </w:p>
     <w:p>
@@ -1344,26 +2269,102 @@
         <w:pStyle w:val="Heading3"/>
       </w:pPr>
       <w:r>
-        <w:t>Board sequence</w:t>
-      </w:r>
-    </w:p>
-    <w:p>
-      <w:r>
+        <w:t>1. Put the facts on the board</w:t>
+      </w:r>
+    </w:p>
+    <w:p>
+      <w:pPr>
+        <w:spacing w:line="336" w:lineRule="auto" w:after="180"/>
+        <w:shd w:fill="F4F9FC"/>
+      </w:pPr>
+      <w:r>
+        <w:rPr>
+          <w:b w:val="0"/>
+        </w:rPr>
         <w:t>Write the given facts: Background colour tracks collection location, associated with plant types.</w:t>
       </w:r>
     </w:p>
     <w:p>
-      <w:r>
+      <w:pPr>
+        <w:pStyle w:val="Heading3"/>
+      </w:pPr>
+      <w:r>
+        <w:t>2. State the decision to explain</w:t>
+      </w:r>
+    </w:p>
+    <w:p>
+      <w:pPr>
+        <w:spacing w:line="336" w:lineRule="auto" w:after="180"/>
+        <w:shd w:fill="F4F9FC"/>
+      </w:pPr>
+      <w:r>
+        <w:rPr>
+          <w:b w:val="0"/>
+        </w:rPr>
         <w:t>Write the question to explain: Explain proxy risk and test.</w:t>
       </w:r>
     </w:p>
     <w:p>
-      <w:r>
-        <w:t>Reveal after predictions: Background can be a location shortcut rather than leaf evidence. Test leaf types across backgrounds and locations and compare slices.</w:t>
-      </w:r>
-    </w:p>
-    <w:p>
-      <w:r>
+      <w:pPr>
+        <w:pStyle w:val="Heading3"/>
+      </w:pPr>
+      <w:r>
+        <w:t>3. Reveal the worked reasoning</w:t>
+      </w:r>
+    </w:p>
+    <w:p>
+      <w:pPr>
+        <w:spacing w:line="336" w:lineRule="auto" w:after="180"/>
+        <w:shd w:fill="F1F6FC"/>
+      </w:pPr>
+      <w:r>
+        <w:rPr>
+          <w:b w:val="0"/>
+        </w:rPr>
+        <w:t xml:space="preserve">Reveal after </w:t>
+      </w:r>
+      <w:r>
+        <w:rPr>
+          <w:b/>
+        </w:rPr>
+        <w:t>prediction</w:t>
+      </w:r>
+      <w:r>
+        <w:rPr>
+          <w:b w:val="0"/>
+        </w:rPr>
+        <w:t xml:space="preserve">s: Background can be a location shortcut rather than leaf </w:t>
+      </w:r>
+      <w:r>
+        <w:rPr>
+          <w:b/>
+        </w:rPr>
+        <w:t>evidence</w:t>
+      </w:r>
+      <w:r>
+        <w:rPr>
+          <w:b w:val="0"/>
+        </w:rPr>
+        <w:t>. Test leaf types across backgrounds and locations and compare slices.</w:t>
+      </w:r>
+    </w:p>
+    <w:p>
+      <w:pPr>
+        <w:pStyle w:val="Heading3"/>
+      </w:pPr>
+      <w:r>
+        <w:t>Hold back the independent task</w:t>
+      </w:r>
+    </w:p>
+    <w:p>
+      <w:pPr>
+        <w:spacing w:line="336" w:lineRule="auto" w:after="180"/>
+        <w:shd w:fill="F5F1FB"/>
+      </w:pPr>
+      <w:r>
+        <w:rPr>
+          <w:b w:val="0"/>
+        </w:rPr>
         <w:t>Keep for an independent attempt: A plant classifier uses camera_model, and one species was photographed mostly on a single camera. What shortcut might it learn and how could you investigate?</w:t>
       </w:r>
     </w:p>
@@ -1376,23 +2377,77 @@
       </w:r>
     </w:p>
     <w:p>
-      <w:r>
+      <w:pPr>
+        <w:pStyle w:val="Heading3"/>
+      </w:pPr>
+      <w:r>
+        <w:t>Ask the class</w:t>
+      </w:r>
+    </w:p>
+    <w:p>
+      <w:pPr>
+        <w:spacing w:line="336" w:lineRule="auto" w:after="180"/>
+        <w:shd w:fill="F5F1FB"/>
+      </w:pPr>
+      <w:r>
+        <w:rPr>
+          <w:b w:val="0"/>
+        </w:rPr>
         <w:t>Ask: Which facts are given, and which would we have to assume? Learners mark relevant details before discussing answers.</w:t>
       </w:r>
     </w:p>
     <w:p>
-      <w:r>
+      <w:pPr>
+        <w:pStyle w:val="Heading3"/>
+      </w:pPr>
+      <w:r>
+        <w:t>Language to model</w:t>
+      </w:r>
+    </w:p>
+    <w:p>
+      <w:pPr>
+        <w:spacing w:line="336" w:lineRule="auto" w:after="180"/>
+        <w:shd w:fill="F1F6F8"/>
+      </w:pPr>
+      <w:r>
+        <w:rPr>
+          <w:b w:val="0"/>
+        </w:rPr>
         <w:t>Say: Predict first. Show the rule, information path or calculation that would produce the result. A correct guess is not yet an explanation.</w:t>
       </w:r>
     </w:p>
     <w:p>
-      <w:r>
+      <w:pPr>
+        <w:spacing w:line="336" w:lineRule="auto" w:after="180"/>
+      </w:pPr>
+      <w:r>
+        <w:rPr>
+          <w:b w:val="0"/>
+        </w:rPr>
         <w:t>Reveal reasoning one step at a time. Explain why a tempting alternative fails. Write units and denominators for arithmetic, trace conditions for decisions, and identify supporting sources for claims.</w:t>
       </w:r>
     </w:p>
     <w:p>
-      <w:r>
-        <w:t>In pairs, one learner solves while the other checks evidence; exchange roles. Remove the worked answer before independent assessment.</w:t>
+      <w:pPr>
+        <w:spacing w:line="336" w:lineRule="auto" w:after="180"/>
+      </w:pPr>
+      <w:r>
+        <w:rPr>
+          <w:b w:val="0"/>
+        </w:rPr>
+        <w:t xml:space="preserve">In pairs, one learner solves while the other checks </w:t>
+      </w:r>
+      <w:r>
+        <w:rPr>
+          <w:b/>
+        </w:rPr>
+        <w:t>evidence</w:t>
+      </w:r>
+      <w:r>
+        <w:rPr>
+          <w:b w:val="0"/>
+        </w:rPr>
+        <w:t>; exchange roles. Remove the worked answer before independent assessment.</w:t>
       </w:r>
     </w:p>
     <w:p>
@@ -1404,8 +2459,25 @@
       </w:r>
     </w:p>
     <w:p>
-      <w:r>
-        <w:t>Guided response: Device code is associated with building in the sample and may carry some of that information indirectly. Exit response: No. Other features can retain information and accuracy can hide different errors and consequences.</w:t>
+      <w:pPr>
+        <w:spacing w:line="336" w:lineRule="auto" w:after="180"/>
+      </w:pPr>
+      <w:r>
+        <w:rPr>
+          <w:b w:val="0"/>
+        </w:rPr>
+        <w:t>Guided response: Device code is associated with building in the sample and may carry some of that information indirectly. Exit response: No.</w:t>
+      </w:r>
+    </w:p>
+    <w:p>
+      <w:pPr>
+        <w:spacing w:line="336" w:lineRule="auto" w:after="180"/>
+      </w:pPr>
+      <w:r>
+        <w:rPr>
+          <w:b w:val="0"/>
+        </w:rPr>
+        <w:t>Other features can retain information and accuracy can hide different errors and consequences.</w:t>
       </w:r>
     </w:p>
     <w:p>
@@ -1637,18 +2709,77 @@
       </w:r>
     </w:p>
     <w:p>
-      <w:r>
+      <w:pPr>
+        <w:pStyle w:val="Heading3"/>
+      </w:pPr>
+      <w:r>
+        <w:t>Completion practice</w:t>
+      </w:r>
+    </w:p>
+    <w:p>
+      <w:pPr>
+        <w:spacing w:line="336" w:lineRule="auto" w:after="180"/>
+        <w:shd w:fill="F5F1FB"/>
+      </w:pPr>
+      <w:r>
+        <w:rPr>
+          <w:b w:val="0"/>
+        </w:rPr>
         <w:t>Completion task: Why might removing building but keeping device code leave related information?</w:t>
       </w:r>
     </w:p>
     <w:p>
-      <w:r>
+      <w:pPr>
+        <w:pStyle w:val="Heading3"/>
+      </w:pPr>
+      <w:r>
+        <w:t>Reasoning to listen for</w:t>
+      </w:r>
+    </w:p>
+    <w:p>
+      <w:pPr>
+        <w:spacing w:line="336" w:lineRule="auto" w:after="180"/>
+        <w:shd w:fill="F1F6FC"/>
+      </w:pPr>
+      <w:r>
+        <w:rPr>
+          <w:b w:val="0"/>
+        </w:rPr>
         <w:t>Teacher check: Teacher explanation: Device code is associated with building in the sample and may carry some of that information indirectly.</w:t>
       </w:r>
     </w:p>
     <w:p>
-      <w:r>
-        <w:t>Start by identifying the given inputs together. Leave the intermediate steps blank. If needed, model one step, then withdraw that help on the next step. Move to a full trace only when the partial trace is understood. For partners, alternate explainer and checker; collect a response from every learner before discussion.</w:t>
+      <w:pPr>
+        <w:spacing w:line="336" w:lineRule="auto" w:after="180"/>
+      </w:pPr>
+      <w:r>
+        <w:rPr>
+          <w:b w:val="0"/>
+        </w:rPr>
+        <w:t xml:space="preserve">Start by identifying the given </w:t>
+      </w:r>
+      <w:r>
+        <w:rPr>
+          <w:b/>
+        </w:rPr>
+        <w:t>input</w:t>
+      </w:r>
+      <w:r>
+        <w:rPr>
+          <w:b w:val="0"/>
+        </w:rPr>
+        <w:t>s together. Leave the intermediate steps blank. If needed, model one step, then withdraw that help on the next step. Move to a full trace only when the partial trace is understood.</w:t>
+      </w:r>
+    </w:p>
+    <w:p>
+      <w:pPr>
+        <w:spacing w:line="336" w:lineRule="auto" w:after="180"/>
+      </w:pPr>
+      <w:r>
+        <w:rPr>
+          <w:b w:val="0"/>
+        </w:rPr>
+        <w:t>For partners, alternate explainer and checker; collect a response from every learner before discussion.</w:t>
       </w:r>
     </w:p>
     <w:p>
@@ -1660,18 +2791,49 @@
       </w:r>
     </w:p>
     <w:p>
-      <w:r>
-        <w:t>Use the worked case for Proxy features and fairness. Proposed explanation: “A final answer is enough”. Decide whether this explanation is supported. Point to the step or supplied fact that decides; explain your repair if needed.</w:t>
-      </w:r>
-    </w:p>
-    <w:p>
-      <w:r>
-        <w:t>Expected correction: Ask for the relevant counts, units, procedure or saved record. For this week: X occurs 8/10 north and 2/10 south in this sample. This supports an association, not a deterministic identity rule or a causal explanation.</w:t>
-      </w:r>
-    </w:p>
-    <w:p>
-      <w:r>
-        <w:t>Collect explanations, not only yes/no votes. If a misunderstanding is common, re-model the relevant step for the class. If it affects a few learners, give a short targeted group explanation while others solve a more demanding variation.</w:t>
+      <w:pPr>
+        <w:spacing w:line="336" w:lineRule="auto" w:after="180"/>
+      </w:pPr>
+      <w:r>
+        <w:rPr>
+          <w:b w:val="0"/>
+        </w:rPr>
+        <w:t xml:space="preserve">Use the worked case for </w:t>
+      </w:r>
+      <w:r>
+        <w:rPr>
+          <w:b/>
+        </w:rPr>
+        <w:t>Proxy feature</w:t>
+      </w:r>
+      <w:r>
+        <w:rPr>
+          <w:b w:val="0"/>
+        </w:rPr>
+        <w:t xml:space="preserve">s and </w:t>
+      </w:r>
+      <w:r>
+        <w:rPr>
+          <w:b/>
+        </w:rPr>
+        <w:t>fairness</w:t>
+      </w:r>
+      <w:r>
+        <w:rPr>
+          <w:b w:val="0"/>
+        </w:rPr>
+        <w:t>. Proposed explanation: “A final answer is enough”. Decide whether this explanation is supported.</w:t>
+      </w:r>
+    </w:p>
+    <w:p>
+      <w:pPr>
+        <w:spacing w:line="336" w:lineRule="auto" w:after="180"/>
+      </w:pPr>
+      <w:r>
+        <w:rPr>
+          <w:b w:val="0"/>
+        </w:rPr>
+        <w:t>Point to the step or supplied fact that decides; explain your repair if needed.</w:t>
       </w:r>
     </w:p>
     <w:p>
@@ -1679,12 +2841,96 @@
         <w:pStyle w:val="Heading3"/>
       </w:pPr>
       <w:r>
+        <w:t>Expected repair</w:t>
+      </w:r>
+    </w:p>
+    <w:p>
+      <w:pPr>
+        <w:spacing w:line="336" w:lineRule="auto" w:after="180"/>
+        <w:shd w:fill="F1F6FC"/>
+      </w:pPr>
+      <w:r>
+        <w:rPr>
+          <w:b w:val="0"/>
+        </w:rPr>
+        <w:t>Expected correction: Ask for the relevant counts, units, procedure or saved record. For this week: X occurs 8/10 north and 2/10 south in this sample.</w:t>
+      </w:r>
+    </w:p>
+    <w:p>
+      <w:pPr>
+        <w:spacing w:line="336" w:lineRule="auto" w:after="180"/>
+        <w:shd w:fill="F1F6FC"/>
+      </w:pPr>
+      <w:r>
+        <w:rPr>
+          <w:b w:val="0"/>
+        </w:rPr>
+        <w:t>This supports an association, not a deterministic identity rule or a causal explanation.</w:t>
+      </w:r>
+    </w:p>
+    <w:p>
+      <w:pPr>
+        <w:spacing w:line="336" w:lineRule="auto" w:after="180"/>
+      </w:pPr>
+      <w:r>
+        <w:rPr>
+          <w:b w:val="0"/>
+        </w:rPr>
+        <w:t>Collect explanations, not only yes/no votes. If a misunderstanding is common, re-model the relevant step for the class.</w:t>
+      </w:r>
+    </w:p>
+    <w:p>
+      <w:pPr>
+        <w:spacing w:line="336" w:lineRule="auto" w:after="180"/>
+      </w:pPr>
+      <w:r>
+        <w:rPr>
+          <w:b w:val="0"/>
+        </w:rPr>
+        <w:t>If it affects a few learners, give a short targeted group explanation while others solve a more demanding variation.</w:t>
+      </w:r>
+    </w:p>
+    <w:p>
+      <w:pPr>
+        <w:pStyle w:val="Heading3"/>
+      </w:pPr>
+      <w:r>
         <w:t>Pictorial practice question</w:t>
       </w:r>
     </w:p>
     <w:p>
-      <w:r>
-        <w:t>What evidence contradicts the original “all setting information removed” claim? Point to the relevant step in the picture, then write the changed result and the rule or evidence that supports it.</w:t>
+      <w:pPr>
+        <w:spacing w:line="336" w:lineRule="auto" w:after="180"/>
+      </w:pPr>
+      <w:r>
+        <w:rPr>
+          <w:b w:val="0"/>
+        </w:rPr>
+        <w:t xml:space="preserve">What </w:t>
+      </w:r>
+      <w:r>
+        <w:rPr>
+          <w:b/>
+        </w:rPr>
+        <w:t>evidence</w:t>
+      </w:r>
+      <w:r>
+        <w:rPr>
+          <w:b w:val="0"/>
+        </w:rPr>
+        <w:t xml:space="preserve"> contradicts the original “all setting information removed” claim? Point to the relevant step in the picture, then write the changed result and the rule or </w:t>
+      </w:r>
+      <w:r>
+        <w:rPr>
+          <w:b/>
+        </w:rPr>
+        <w:t>evidence</w:t>
+      </w:r>
+      <w:r>
+        <w:rPr>
+          <w:b w:val="0"/>
+        </w:rPr>
+        <w:t xml:space="preserve"> that supports it.</w:t>
       </w:r>
     </w:p>
     <w:p>
@@ -1696,18 +2942,71 @@
       </w:r>
     </w:p>
     <w:p>
-      <w:r>
-        <w:t>The retained G/D code maps exactly to greenhouse/desk, so the supplied table still exposes setting information. Changed-case check: camera_code no longer perfectly identifies setting in that dataset. The observed mapping changed; other retained fields may still contain setting information.</w:t>
-      </w:r>
-    </w:p>
-    <w:p>
-      <w:r>
+      <w:pPr>
+        <w:spacing w:line="336" w:lineRule="auto" w:after="180"/>
+      </w:pPr>
+      <w:r>
+        <w:rPr>
+          <w:b w:val="0"/>
+        </w:rPr>
+        <w:t>The retained G/D code maps exactly to greenhouse/desk, so the supplied table still exposes setting information. Changed-case check: camera_code no longer perfectly identifies setting in that dataset.</w:t>
+      </w:r>
+    </w:p>
+    <w:p>
+      <w:pPr>
+        <w:spacing w:line="336" w:lineRule="auto" w:after="180"/>
+      </w:pPr>
+      <w:r>
+        <w:rPr>
+          <w:b w:val="0"/>
+        </w:rPr>
+        <w:t>The observed mapping changed; other retained fields may still contain setting information.</w:t>
+      </w:r>
+    </w:p>
+    <w:p>
+      <w:pPr>
+        <w:spacing w:line="336" w:lineRule="auto" w:after="180"/>
+      </w:pPr>
+      <w:r>
+        <w:rPr>
+          <w:b w:val="0"/>
+        </w:rPr>
         <w:t>Changed-case reasoning: camera_code no longer perfectly identifies setting in that dataset. The observed mapping changed; other retained fields may still contain setting information.</w:t>
       </w:r>
     </w:p>
     <w:p>
-      <w:r>
-        <w:t>Collect each learner’s explanation before discussion. Use the first missing connection between input, deciding step and result to choose support. This question is worked-case practice, not fresh mastery evidence.</w:t>
+      <w:pPr>
+        <w:spacing w:line="336" w:lineRule="auto" w:after="180"/>
+      </w:pPr>
+      <w:r>
+        <w:rPr>
+          <w:b w:val="0"/>
+        </w:rPr>
+        <w:t xml:space="preserve">Collect each learner’s explanation before discussion. Use the first missing connection between </w:t>
+      </w:r>
+      <w:r>
+        <w:rPr>
+          <w:b/>
+        </w:rPr>
+        <w:t>input</w:t>
+      </w:r>
+      <w:r>
+        <w:rPr>
+          <w:b w:val="0"/>
+        </w:rPr>
+        <w:t xml:space="preserve">, deciding step and result to choose support. This question is worked-case practice, not fresh mastery </w:t>
+      </w:r>
+      <w:r>
+        <w:rPr>
+          <w:b/>
+        </w:rPr>
+        <w:t>evidence</w:t>
+      </w:r>
+      <w:r>
+        <w:rPr>
+          <w:b w:val="0"/>
+        </w:rPr>
+        <w:t>.</w:t>
       </w:r>
     </w:p>
     <w:p>
@@ -1719,54 +3018,133 @@
       </w:r>
     </w:p>
     <w:p>
+      <w:r>
+        <w:t>Run the Proxy Features and Fairness investigation and use the first unsupported step to choose a teaching response.</w:t>
+      </w:r>
+    </w:p>
+    <w:p>
+      <w:pPr>
+        <w:spacing w:line="336" w:lineRule="auto" w:after="180"/>
+      </w:pPr>
+      <w:r>
+        <w:rPr>
+          <w:b w:val="0"/>
+        </w:rPr>
+        <w:t>Keep the test conditions fixed, record every result, and change only one planned factor.</w:t>
+      </w:r>
+    </w:p>
+    <w:p>
+      <w:pPr>
+        <w:spacing w:line="336" w:lineRule="auto" w:after="180"/>
+        <w:shd w:fill="F4F9FC"/>
+      </w:pPr>
+      <w:r>
+        <w:rPr>
+          <w:b w:val="0"/>
+        </w:rPr>
+        <w:t xml:space="preserve">1. Write the hypothesis and expected </w:t>
+      </w:r>
+      <w:r>
+        <w:rPr>
+          <w:b/>
+        </w:rPr>
+        <w:t>evidence</w:t>
+      </w:r>
+      <w:r>
+        <w:rPr>
+          <w:b w:val="0"/>
+        </w:rPr>
+        <w:t xml:space="preserve"> before running.</w:t>
+      </w:r>
+    </w:p>
+    <w:p>
+      <w:pPr>
+        <w:spacing w:line="336" w:lineRule="auto" w:after="180"/>
+        <w:shd w:fill="F4F9FC"/>
+      </w:pPr>
+      <w:r>
+        <w:rPr>
+          <w:b w:val="0"/>
+        </w:rPr>
+        <w:t xml:space="preserve">2. Proxy Detective: map feature origins, run </w:t>
+      </w:r>
+      <w:r>
+        <w:rPr>
+          <w:b/>
+        </w:rPr>
+        <w:t>paired test</w:t>
+      </w:r>
+      <w:r>
+        <w:rPr>
+          <w:b w:val="0"/>
+        </w:rPr>
+        <w:t>s, remove one suspicious feature, and check both utility and gaps.</w:t>
+      </w:r>
+    </w:p>
+    <w:p>
+      <w:pPr>
+        <w:spacing w:line="336" w:lineRule="auto" w:after="180"/>
+        <w:shd w:fill="F4F9FC"/>
+      </w:pPr>
+      <w:r>
+        <w:rPr>
+          <w:b w:val="0"/>
+        </w:rPr>
+        <w:t>3. Run one normal, one boundary, one missing, and one shifted case.</w:t>
+      </w:r>
+    </w:p>
+    <w:p>
+      <w:pPr>
+        <w:spacing w:line="336" w:lineRule="auto" w:after="180"/>
+        <w:shd w:fill="F4F9FC"/>
+      </w:pPr>
+      <w:r>
+        <w:rPr>
+          <w:b w:val="0"/>
+        </w:rPr>
+        <w:t>4. Calculate the metric from raw counts or row-level errors.</w:t>
+      </w:r>
+    </w:p>
+    <w:p>
+      <w:pPr>
+        <w:spacing w:line="336" w:lineRule="auto" w:after="180"/>
+        <w:shd w:fill="F4F9FC"/>
+      </w:pPr>
+      <w:r>
+        <w:rPr>
+          <w:b w:val="0"/>
+        </w:rPr>
+        <w:t>5. Interpret what changed, what did not, and what remains unsafe or unknown.</w:t>
+      </w:r>
+    </w:p>
+    <w:p>
       <w:pPr>
         <w:pStyle w:val="Heading3"/>
       </w:pPr>
       <w:r>
-        <w:t>Run the weekly evidence lab</w:t>
-      </w:r>
-    </w:p>
-    <w:p>
-      <w:r>
-        <w:t>Keep the test conditions fixed, record every result, and change only one planned factor.</w:t>
-      </w:r>
-    </w:p>
-    <w:p>
-      <w:r>
-        <w:t>1. Write the hypothesis and expected evidence before running.</w:t>
-      </w:r>
-    </w:p>
-    <w:p>
-      <w:r>
-        <w:t>2. Proxy Detective: map feature origins, run paired tests, remove one suspicious feature, and check both utility and gaps.</w:t>
-      </w:r>
-    </w:p>
-    <w:p>
-      <w:r>
-        <w:t>3. Run one normal, one boundary, one missing, and one shifted case.</w:t>
-      </w:r>
-    </w:p>
-    <w:p>
-      <w:r>
-        <w:t>4. Calculate the metric from raw counts or row-level errors.</w:t>
-      </w:r>
-    </w:p>
-    <w:p>
-      <w:r>
-        <w:t>5. Interpret what changed, what did not, and what remains unsafe or unknown.</w:t>
-      </w:r>
-    </w:p>
-    <w:p>
-      <w:pPr>
-        <w:pStyle w:val="Heading3"/>
-      </w:pPr>
-      <w:r>
         <w:t>Make the lab runnable</w:t>
       </w:r>
     </w:p>
     <w:p>
-      <w:r>
-        <w:t>Use the concrete case as the shared normal case and the independent question as a second case. Each pair creates a boundary or missing-information case and predicts its result before testing. Keep the expected result separate from an observed mistake.</w:t>
+      <w:pPr>
+        <w:spacing w:line="336" w:lineRule="auto" w:after="180"/>
+      </w:pPr>
+      <w:r>
+        <w:rPr>
+          <w:b w:val="0"/>
+        </w:rPr>
+        <w:t>Use the concrete case as the shared normal case and the independent question as a second case. Each pair creates a boundary or missing-information case and predicts its result before testing.</w:t>
+      </w:r>
+    </w:p>
+    <w:p>
+      <w:pPr>
+        <w:spacing w:line="336" w:lineRule="auto" w:after="180"/>
+      </w:pPr>
+      <w:r>
+        <w:rPr>
+          <w:b w:val="0"/>
+        </w:rPr>
+        <w:t>Keep the expected result separate from an observed mistake.</w:t>
       </w:r>
     </w:p>
     <w:tbl>
@@ -1924,13 +3302,36 @@
       </w:r>
     </w:p>
     <w:p>
-      <w:r>
+      <w:pPr>
+        <w:spacing w:line="336" w:lineRule="auto" w:after="180"/>
+      </w:pPr>
+      <w:r>
+        <w:rPr>
+          <w:b w:val="0"/>
+        </w:rPr>
         <w:t>MISCONCEPTION TO REPAIR Removing a sensitive column guarantees the model cannot use related information.</w:t>
       </w:r>
     </w:p>
     <w:p>
-      <w:r>
-        <w:t>For guessing, return to given facts and request a trace. For vocabulary without application, use one example and one non-example. For arithmetic errors, check the setup before the calculation. Finish with a different uncoached case before recording mastery.</w:t>
+      <w:pPr>
+        <w:spacing w:line="336" w:lineRule="auto" w:after="180"/>
+      </w:pPr>
+      <w:r>
+        <w:rPr>
+          <w:b w:val="0"/>
+        </w:rPr>
+        <w:t>For guessing, return to given facts and request a trace. For vocabulary without application, use one example and one non-example. For arithmetic errors, check the setup before the calculation.</w:t>
+      </w:r>
+    </w:p>
+    <w:p>
+      <w:pPr>
+        <w:spacing w:line="336" w:lineRule="auto" w:after="180"/>
+      </w:pPr>
+      <w:r>
+        <w:rPr>
+          <w:b w:val="0"/>
+        </w:rPr>
+        <w:t>Finish with a different uncoached case before recording mastery.</w:t>
       </w:r>
     </w:p>
     <w:p>
@@ -1942,18 +3343,82 @@
       </w:r>
     </w:p>
     <w:p>
-      <w:r>
-        <w:t>A final answer is enough: Ask for the relevant counts, units, procedure or saved record. For this week: X occurs 8/10 north and 2/10 south in this sample. This supports an association, not a deterministic identity rule or a causal explanation.</w:t>
-      </w:r>
-    </w:p>
-    <w:p>
-      <w:r>
+      <w:pPr>
+        <w:spacing w:line="336" w:lineRule="auto" w:after="180"/>
+      </w:pPr>
+      <w:r>
+        <w:rPr>
+          <w:b w:val="0"/>
+        </w:rPr>
+        <w:t>A final answer is enough: Ask for the relevant counts, units, procedure or saved record. For this week: X occurs 8/10 north and 2/10 south in this sample.</w:t>
+      </w:r>
+    </w:p>
+    <w:p>
+      <w:pPr>
+        <w:spacing w:line="336" w:lineRule="auto" w:after="180"/>
+      </w:pPr>
+      <w:r>
+        <w:rPr>
+          <w:b w:val="0"/>
+        </w:rPr>
+        <w:t>This supports an association, not a deterministic identity rule or a causal explanation.</w:t>
+      </w:r>
+    </w:p>
+    <w:p>
+      <w:pPr>
+        <w:spacing w:line="336" w:lineRule="auto" w:after="180"/>
+      </w:pPr>
+      <w:r>
+        <w:rPr>
+          <w:b w:val="0"/>
+        </w:rPr>
         <w:t>A stronger claim makes a stronger project: No. Other features can retain information and accuracy can hide different errors and consequences.</w:t>
       </w:r>
     </w:p>
     <w:p>
-      <w:r>
-        <w:t>The new case can be copied from the example: The independent task changes the evidence. Require a fresh explanation: The claim is unsupported: school code may be associated with location. Review provenance and associations, compare ablations and group errors, and state unresolved proxy risks.</w:t>
+      <w:pPr>
+        <w:spacing w:line="336" w:lineRule="auto" w:after="180"/>
+      </w:pPr>
+      <w:r>
+        <w:rPr>
+          <w:b w:val="0"/>
+        </w:rPr>
+        <w:t xml:space="preserve">The new case can be copied from the example: The independent task changes the </w:t>
+      </w:r>
+      <w:r>
+        <w:rPr>
+          <w:b/>
+        </w:rPr>
+        <w:t>evidence</w:t>
+      </w:r>
+      <w:r>
+        <w:rPr>
+          <w:b w:val="0"/>
+        </w:rPr>
+        <w:t>. Require a fresh explanation: The claim is unsupported: school code may be associated with location.</w:t>
+      </w:r>
+    </w:p>
+    <w:p>
+      <w:pPr>
+        <w:spacing w:line="336" w:lineRule="auto" w:after="180"/>
+      </w:pPr>
+      <w:r>
+        <w:rPr>
+          <w:b w:val="0"/>
+        </w:rPr>
+        <w:t xml:space="preserve">Review provenance and associations, compare </w:t>
+      </w:r>
+      <w:r>
+        <w:rPr>
+          <w:b/>
+        </w:rPr>
+        <w:t>ablation</w:t>
+      </w:r>
+      <w:r>
+        <w:rPr>
+          <w:b w:val="0"/>
+        </w:rPr>
+        <w:t>s and group errors, and state unresolved proxy risks.</w:t>
       </w:r>
     </w:p>
     <w:p>
@@ -2111,8 +3576,25 @@
       </w:tr>
     </w:tbl>
     <w:p>
-      <w:r>
-        <w:t>Offer an oral explanation, drawing, enlarged visual or fewer examples when that removes a reading/writing barrier. Keep the same reasoning goal. Stretch secure learners by changing a boundary or assumption and asking them to defend the effect, not simply by assigning more of the same questions.</w:t>
+      <w:pPr>
+        <w:spacing w:line="336" w:lineRule="auto" w:after="180"/>
+      </w:pPr>
+      <w:r>
+        <w:rPr>
+          <w:b w:val="0"/>
+        </w:rPr>
+        <w:t>Offer an oral explanation, drawing, enlarged visual or fewer examples when that removes a reading/writing barrier. Keep the same reasoning goal.</w:t>
+      </w:r>
+    </w:p>
+    <w:p>
+      <w:pPr>
+        <w:spacing w:line="336" w:lineRule="auto" w:after="180"/>
+      </w:pPr>
+      <w:r>
+        <w:rPr>
+          <w:b w:val="0"/>
+        </w:rPr>
+        <w:t>Stretch secure learners by changing a boundary or assumption and asking them to defend the effect, not simply by assigning more of the same questions.</w:t>
       </w:r>
     </w:p>
     <w:p>
@@ -2124,11 +3606,16 @@
       </w:r>
     </w:p>
     <w:p>
+      <w:r>
+        <w:t>Use the Proxy Features and Fairness questions, teacher keys and criteria after the relevant attempts. Previously discussed cases are practice; protect the separately selected independent task.</w:t>
+      </w:r>
+    </w:p>
+    <w:p>
       <w:pPr>
         <w:pStyle w:val="Heading3"/>
       </w:pPr>
       <w:r>
-        <w:t>Assess and explain the answers</w:t>
+        <w:t>Worked case answer</w:t>
       </w:r>
     </w:p>
     <w:p>
@@ -2136,12 +3623,31 @@
         <w:pStyle w:val="Heading3"/>
       </w:pPr>
       <w:r>
-        <w:t>Worked case answer</w:t>
-      </w:r>
-    </w:p>
-    <w:p>
-      <w:r>
-        <w:t>Background can be a location shortcut rather than leaf evidence. Test leaf types across backgrounds and locations and compare slices.</w:t>
+        <w:t>Teacher key · Worked case answer</w:t>
+      </w:r>
+    </w:p>
+    <w:p>
+      <w:pPr>
+        <w:spacing w:line="336" w:lineRule="auto" w:after="180"/>
+        <w:shd w:fill="F1F6FC"/>
+      </w:pPr>
+      <w:r>
+        <w:rPr>
+          <w:b w:val="0"/>
+        </w:rPr>
+        <w:t xml:space="preserve">Background can be a location shortcut rather than leaf </w:t>
+      </w:r>
+      <w:r>
+        <w:rPr>
+          <w:b/>
+        </w:rPr>
+        <w:t>evidence</w:t>
+      </w:r>
+      <w:r>
+        <w:rPr>
+          <w:b w:val="0"/>
+        </w:rPr>
+        <w:t>. Test leaf types across backgrounds and locations and compare slices.</w:t>
       </w:r>
     </w:p>
     <w:p>
@@ -2153,7 +3659,22 @@
       </w:r>
     </w:p>
     <w:p>
-      <w:r>
+      <w:pPr>
+        <w:pStyle w:val="Heading3"/>
+      </w:pPr>
+      <w:r>
+        <w:t>Independent question · withhold the key</w:t>
+      </w:r>
+    </w:p>
+    <w:p>
+      <w:pPr>
+        <w:spacing w:line="336" w:lineRule="auto" w:after="180"/>
+        <w:shd w:fill="F5F1FB"/>
+      </w:pPr>
+      <w:r>
+        <w:rPr>
+          <w:b w:val="0"/>
+        </w:rPr>
         <w:t>A plant classifier uses camera_model, and one species was photographed mostly on a single camera. What shortcut might it learn and how could you investigate?</w:t>
       </w:r>
     </w:p>
@@ -2166,7 +3687,22 @@
       </w:r>
     </w:p>
     <w:p>
-      <w:r>
+      <w:pPr>
+        <w:pStyle w:val="Heading3"/>
+      </w:pPr>
+      <w:r>
+        <w:t>Teacher key · Expected independent answer</w:t>
+      </w:r>
+    </w:p>
+    <w:p>
+      <w:pPr>
+        <w:spacing w:line="336" w:lineRule="auto" w:after="180"/>
+        <w:shd w:fill="F1F6FC"/>
+      </w:pPr>
+      <w:r>
+        <w:rPr>
+          <w:b w:val="0"/>
+        </w:rPr>
         <w:t>It may use camera artifacts as a proxy for species. Test across cameras with balanced species coverage and compare a model excluding the feature.</w:t>
       </w:r>
     </w:p>
@@ -2405,8 +3941,25 @@
       </w:tr>
     </w:tbl>
     <w:p>
-      <w:r>
-        <w:t>Use 6/8 as a classroom checkpoint, with 2 required for both Result and Reasoning. This is a proposed teaching rule, not a validated certification threshold. Do not count a coached answer as independent mastery; correct unsafe or unsupported claims regardless of total.</w:t>
+      <w:pPr>
+        <w:spacing w:line="336" w:lineRule="auto" w:after="180"/>
+      </w:pPr>
+      <w:r>
+        <w:rPr>
+          <w:b w:val="0"/>
+        </w:rPr>
+        <w:t>Use 6/8 as a classroom checkpoint, with 2 required for both Result and Reasoning. This is a proposed teaching rule, not a validated certification threshold.</w:t>
+      </w:r>
+    </w:p>
+    <w:p>
+      <w:pPr>
+        <w:spacing w:line="336" w:lineRule="auto" w:after="180"/>
+      </w:pPr>
+      <w:r>
+        <w:rPr>
+          <w:b w:val="0"/>
+        </w:rPr>
+        <w:t>Do not count a coached answer as independent mastery; correct unsafe or unsupported claims regardless of total.</w:t>
       </w:r>
     </w:p>
     <w:p>
@@ -2418,8 +3971,26 @@
       </w:r>
     </w:p>
     <w:p>
-      <w:r>
-        <w:t>Ask the learner to find the evidence that challenges this claim: “A feature unrelated to plant biology cannot carry label-correlated information.” Keep the first attempt and an uncoached retry separate.</w:t>
+      <w:pPr>
+        <w:spacing w:line="336" w:lineRule="auto" w:after="180"/>
+      </w:pPr>
+      <w:r>
+        <w:rPr>
+          <w:b w:val="0"/>
+        </w:rPr>
+        <w:t xml:space="preserve">Ask the learner to find the </w:t>
+      </w:r>
+      <w:r>
+        <w:rPr>
+          <w:b/>
+        </w:rPr>
+        <w:t>evidence</w:t>
+      </w:r>
+      <w:r>
+        <w:rPr>
+          <w:b w:val="0"/>
+        </w:rPr>
+        <w:t xml:space="preserve"> that challenges this claim: “A feature unrelated to plant biology cannot carry label-correlated information.” Keep the first attempt and an uncoached retry separate.</w:t>
       </w:r>
     </w:p>
     <w:p>
@@ -2431,15 +4002,54 @@
       </w:r>
     </w:p>
     <w:p>
-      <w:r>
-        <w:t>Location may encode class prevalence rather than leaf evidence. Evaluate leaf classes across new and shared locations, inspect coverage and use appropriate grouping. A correlated proxy can fail after deployment; high existing accuracy does not prove a useful causal feature.</w:t>
-      </w:r>
-    </w:p>
-    <w:p>
       <w:pPr>
         <w:pStyle w:val="Heading3"/>
       </w:pPr>
       <w:r>
+        <w:t>Teacher key · Original transfer answer</w:t>
+      </w:r>
+    </w:p>
+    <w:p>
+      <w:pPr>
+        <w:spacing w:line="336" w:lineRule="auto" w:after="180"/>
+        <w:shd w:fill="F1F6FC"/>
+      </w:pPr>
+      <w:r>
+        <w:rPr>
+          <w:b w:val="0"/>
+        </w:rPr>
+        <w:t xml:space="preserve">Location may encode class prevalence rather than leaf </w:t>
+      </w:r>
+      <w:r>
+        <w:rPr>
+          <w:b/>
+        </w:rPr>
+        <w:t>evidence</w:t>
+      </w:r>
+      <w:r>
+        <w:rPr>
+          <w:b w:val="0"/>
+        </w:rPr>
+        <w:t>. Evaluate leaf classes across new and shared locations, inspect coverage and use appropriate grouping.</w:t>
+      </w:r>
+    </w:p>
+    <w:p>
+      <w:pPr>
+        <w:spacing w:line="336" w:lineRule="auto" w:after="180"/>
+        <w:shd w:fill="F1F6FC"/>
+      </w:pPr>
+      <w:r>
+        <w:rPr>
+          <w:b w:val="0"/>
+        </w:rPr>
+        <w:t>A correlated proxy can fail after deployment; high existing accuracy does not prove a useful causal feature.</w:t>
+      </w:r>
+    </w:p>
+    <w:p>
+      <w:pPr>
+        <w:pStyle w:val="Heading3"/>
+      </w:pPr>
+      <w:r>
         <w:t>Explanations for the additional workbook examples</w:t>
       </w:r>
     </w:p>
@@ -2452,12 +4062,42 @@
       </w:r>
     </w:p>
     <w:p>
-      <w:r>
+      <w:pPr>
+        <w:pStyle w:val="Heading3"/>
+      </w:pPr>
+      <w:r>
+        <w:t>Workbook question · W1</w:t>
+      </w:r>
+    </w:p>
+    <w:p>
+      <w:pPr>
+        <w:spacing w:line="336" w:lineRule="auto" w:after="180"/>
+        <w:shd w:fill="F5F1FB"/>
+      </w:pPr>
+      <w:r>
+        <w:rPr>
+          <w:b w:val="0"/>
+        </w:rPr>
         <w:t>What do the device counts support, and what do they not support?</w:t>
       </w:r>
     </w:p>
     <w:p>
-      <w:r>
+      <w:pPr>
+        <w:pStyle w:val="Heading3"/>
+      </w:pPr>
+      <w:r>
+        <w:t>Teacher reasoning · W1</w:t>
+      </w:r>
+    </w:p>
+    <w:p>
+      <w:pPr>
+        <w:spacing w:line="336" w:lineRule="auto" w:after="180"/>
+        <w:shd w:fill="F1F6FC"/>
+      </w:pPr>
+      <w:r>
+        <w:rPr>
+          <w:b w:val="0"/>
+        </w:rPr>
         <w:t>Teacher explanation: X occurs 8/10 north and 2/10 south in this sample. This supports an association, not a deterministic identity rule or a causal explanation.</w:t>
       </w:r>
     </w:p>
@@ -2470,12 +4110,42 @@
       </w:r>
     </w:p>
     <w:p>
-      <w:r>
+      <w:pPr>
+        <w:pStyle w:val="Heading3"/>
+      </w:pPr>
+      <w:r>
+        <w:t>Workbook question · W2</w:t>
+      </w:r>
+    </w:p>
+    <w:p>
+      <w:pPr>
+        <w:spacing w:line="336" w:lineRule="auto" w:after="180"/>
+        <w:shd w:fill="F5F1FB"/>
+      </w:pPr>
+      <w:r>
+        <w:rPr>
+          <w:b w:val="0"/>
+        </w:rPr>
         <w:t>Why might removing building but keeping device code leave related information?</w:t>
       </w:r>
     </w:p>
     <w:p>
-      <w:r>
+      <w:pPr>
+        <w:pStyle w:val="Heading3"/>
+      </w:pPr>
+      <w:r>
+        <w:t>Teacher reasoning · W2</w:t>
+      </w:r>
+    </w:p>
+    <w:p>
+      <w:pPr>
+        <w:spacing w:line="336" w:lineRule="auto" w:after="180"/>
+        <w:shd w:fill="F1F6FC"/>
+      </w:pPr>
+      <w:r>
+        <w:rPr>
+          <w:b w:val="0"/>
+        </w:rPr>
         <w:t>Teacher explanation: Device code is associated with building in the sample and may carry some of that information indirectly.</w:t>
       </w:r>
     </w:p>
@@ -2488,48 +4158,186 @@
       </w:r>
     </w:p>
     <w:p>
-      <w:r>
+      <w:pPr>
+        <w:pStyle w:val="Heading3"/>
+      </w:pPr>
+      <w:r>
+        <w:t>Workbook question · W3</w:t>
+      </w:r>
+    </w:p>
+    <w:p>
+      <w:pPr>
+        <w:spacing w:line="336" w:lineRule="auto" w:after="180"/>
+        <w:shd w:fill="F5F1FB"/>
+      </w:pPr>
+      <w:r>
+        <w:rPr>
+          <w:b w:val="0"/>
+        </w:rPr>
         <w:t>Describe a controlled with/without-code comparison.</w:t>
       </w:r>
     </w:p>
     <w:p>
-      <w:r>
-        <w:t>Teacher explanation: Use the same validation rows and metric, fit both versions only on training, and report overall and relevant subgroup errors with denominators.</w:t>
-      </w:r>
-    </w:p>
-    <w:p>
       <w:pPr>
         <w:pStyle w:val="Heading3"/>
       </w:pPr>
       <w:r>
+        <w:t>Teacher reasoning · W3</w:t>
+      </w:r>
+    </w:p>
+    <w:p>
+      <w:pPr>
+        <w:spacing w:line="336" w:lineRule="auto" w:after="180"/>
+        <w:shd w:fill="F1F6FC"/>
+      </w:pPr>
+      <w:r>
+        <w:rPr>
+          <w:b w:val="0"/>
+        </w:rPr>
+        <w:t xml:space="preserve">Teacher explanation: Use the same validation rows and metric, fit both versions only on </w:t>
+      </w:r>
+      <w:r>
+        <w:rPr>
+          <w:b/>
+        </w:rPr>
+        <w:t>training</w:t>
+      </w:r>
+      <w:r>
+        <w:rPr>
+          <w:b w:val="0"/>
+        </w:rPr>
+        <w:t>, and report overall and relevant subgroup errors with denominators.</w:t>
+      </w:r>
+    </w:p>
+    <w:p>
+      <w:pPr>
+        <w:pStyle w:val="Heading3"/>
+      </w:pPr>
+      <w:r>
         <w:t>W4 Apply independently</w:t>
       </w:r>
     </w:p>
     <w:p>
-      <w:r>
-        <w:t>A team removes postcode but retains school code and claims all location-related information is gone. Evaluate the claim and request evidence.</w:t>
-      </w:r>
-    </w:p>
-    <w:p>
-      <w:r>
-        <w:t>Teacher explanation: The claim is unsupported: school code may be associated with location. Review provenance and associations, compare ablations and group errors, and state unresolved proxy risks.</w:t>
-      </w:r>
-    </w:p>
-    <w:p>
       <w:pPr>
         <w:pStyle w:val="Heading3"/>
       </w:pPr>
       <w:r>
+        <w:t>Workbook question · W4</w:t>
+      </w:r>
+    </w:p>
+    <w:p>
+      <w:pPr>
+        <w:spacing w:line="336" w:lineRule="auto" w:after="180"/>
+        <w:shd w:fill="F5F1FB"/>
+      </w:pPr>
+      <w:r>
+        <w:rPr>
+          <w:b w:val="0"/>
+        </w:rPr>
+        <w:t xml:space="preserve">A team removes postcode but retains school code and claims all location-related information is gone. Evaluate the claim and request </w:t>
+      </w:r>
+      <w:r>
+        <w:rPr>
+          <w:b/>
+        </w:rPr>
+        <w:t>evidence</w:t>
+      </w:r>
+      <w:r>
+        <w:rPr>
+          <w:b w:val="0"/>
+        </w:rPr>
+        <w:t>.</w:t>
+      </w:r>
+    </w:p>
+    <w:p>
+      <w:pPr>
+        <w:pStyle w:val="Heading3"/>
+      </w:pPr>
+      <w:r>
+        <w:t>Teacher reasoning · W4</w:t>
+      </w:r>
+    </w:p>
+    <w:p>
+      <w:pPr>
+        <w:spacing w:line="336" w:lineRule="auto" w:after="180"/>
+        <w:shd w:fill="F1F6FC"/>
+      </w:pPr>
+      <w:r>
+        <w:rPr>
+          <w:b w:val="0"/>
+        </w:rPr>
+        <w:t xml:space="preserve">Teacher explanation: The claim is unsupported: school code may be associated with location. Review provenance and associations, compare </w:t>
+      </w:r>
+      <w:r>
+        <w:rPr>
+          <w:b/>
+        </w:rPr>
+        <w:t>ablation</w:t>
+      </w:r>
+      <w:r>
+        <w:rPr>
+          <w:b w:val="0"/>
+        </w:rPr>
+        <w:t>s and group errors, and state unresolved proxy risks.</w:t>
+      </w:r>
+    </w:p>
+    <w:p>
+      <w:pPr>
+        <w:pStyle w:val="Heading3"/>
+      </w:pPr>
+      <w:r>
         <w:t>W5 Limit the result</w:t>
       </w:r>
     </w:p>
     <w:p>
-      <w:r>
-        <w:t>Does unchanged accuracy after removing a proxy prove fairness?</w:t>
-      </w:r>
-    </w:p>
-    <w:p>
-      <w:r>
+      <w:pPr>
+        <w:pStyle w:val="Heading3"/>
+      </w:pPr>
+      <w:r>
+        <w:t>Workbook question · W5</w:t>
+      </w:r>
+    </w:p>
+    <w:p>
+      <w:pPr>
+        <w:spacing w:line="336" w:lineRule="auto" w:after="180"/>
+        <w:shd w:fill="F5F1FB"/>
+      </w:pPr>
+      <w:r>
+        <w:rPr>
+          <w:b w:val="0"/>
+        </w:rPr>
+        <w:t xml:space="preserve">Does unchanged accuracy after removing a proxy prove </w:t>
+      </w:r>
+      <w:r>
+        <w:rPr>
+          <w:b/>
+        </w:rPr>
+        <w:t>fairness</w:t>
+      </w:r>
+      <w:r>
+        <w:rPr>
+          <w:b w:val="0"/>
+        </w:rPr>
+        <w:t>?</w:t>
+      </w:r>
+    </w:p>
+    <w:p>
+      <w:pPr>
+        <w:pStyle w:val="Heading3"/>
+      </w:pPr>
+      <w:r>
+        <w:t>Teacher reasoning · W5</w:t>
+      </w:r>
+    </w:p>
+    <w:p>
+      <w:pPr>
+        <w:spacing w:line="336" w:lineRule="auto" w:after="180"/>
+        <w:shd w:fill="F1F6FC"/>
+      </w:pPr>
+      <w:r>
+        <w:rPr>
+          <w:b w:val="0"/>
+        </w:rPr>
         <w:t>Teacher explanation: No. Other features can retain information and accuracy can hide different errors and consequences.</w:t>
       </w:r>
     </w:p>
@@ -2542,21 +4350,75 @@
       </w:r>
     </w:p>
     <w:p>
-      <w:r>
-        <w:t>Selected case: A team removes postcode but retains school code and claims all location-related information is gone. Evaluate the claim and request evidence.</w:t>
-      </w:r>
-    </w:p>
-    <w:p>
       <w:pPr>
         <w:pStyle w:val="Heading3"/>
       </w:pPr>
       <w:r>
+        <w:t>Independent question · withhold the key</w:t>
+      </w:r>
+    </w:p>
+    <w:p>
+      <w:pPr>
+        <w:spacing w:line="336" w:lineRule="auto" w:after="180"/>
+        <w:shd w:fill="F5F1FB"/>
+      </w:pPr>
+      <w:r>
+        <w:rPr>
+          <w:b w:val="0"/>
+        </w:rPr>
+        <w:t xml:space="preserve">Selected case: A team removes postcode but retains school code and claims all location-related information is gone. Evaluate the claim and request </w:t>
+      </w:r>
+      <w:r>
+        <w:rPr>
+          <w:b/>
+        </w:rPr>
+        <w:t>evidence</w:t>
+      </w:r>
+      <w:r>
+        <w:rPr>
+          <w:b w:val="0"/>
+        </w:rPr>
+        <w:t>.</w:t>
+      </w:r>
+    </w:p>
+    <w:p>
+      <w:pPr>
+        <w:pStyle w:val="Heading3"/>
+      </w:pPr>
+      <w:r>
         <w:t>Selected case answer</w:t>
       </w:r>
     </w:p>
     <w:p>
-      <w:r>
-        <w:t>Teacher explanation: The claim is unsupported: school code may be associated with location. Review provenance and associations, compare ablations and group errors, and state unresolved proxy risks.</w:t>
+      <w:pPr>
+        <w:pStyle w:val="Heading3"/>
+      </w:pPr>
+      <w:r>
+        <w:t>Teacher key · Selected case answer</w:t>
+      </w:r>
+    </w:p>
+    <w:p>
+      <w:pPr>
+        <w:spacing w:line="336" w:lineRule="auto" w:after="180"/>
+        <w:shd w:fill="F1F6FC"/>
+      </w:pPr>
+      <w:r>
+        <w:rPr>
+          <w:b w:val="0"/>
+        </w:rPr>
+        <w:t xml:space="preserve">Teacher explanation: The claim is unsupported: school code may be associated with location. Review provenance and associations, compare </w:t>
+      </w:r>
+      <w:r>
+        <w:rPr>
+          <w:b/>
+        </w:rPr>
+        <w:t>ablation</w:t>
+      </w:r>
+      <w:r>
+        <w:rPr>
+          <w:b w:val="0"/>
+        </w:rPr>
+        <w:t>s and group errors, and state unresolved proxy risks.</w:t>
       </w:r>
     </w:p>
     <w:tbl>
@@ -2662,21 +4524,77 @@
       </w:tr>
     </w:tbl>
     <w:p>
-      <w:r>
-        <w:t>Record each dimension as not yet, with support, or independent. Accept a valid alternative procedure with a defensible trace. Do not penalise an honestly recorded model failure if the learner correctly explains its evidence and limits.</w:t>
-      </w:r>
-    </w:p>
-    <w:p>
       <w:pPr>
         <w:pStyle w:val="Heading3"/>
       </w:pPr>
       <w:r>
+        <w:t>Teacher key · Selected case answer</w:t>
+      </w:r>
+    </w:p>
+    <w:p>
+      <w:pPr>
+        <w:spacing w:line="336" w:lineRule="auto" w:after="180"/>
+        <w:shd w:fill="F1F6FC"/>
+      </w:pPr>
+      <w:r>
+        <w:rPr>
+          <w:b w:val="0"/>
+        </w:rPr>
+        <w:t>Record each dimension as not yet, with support, or independent. Accept a valid alternative procedure with a defensible trace.</w:t>
+      </w:r>
+    </w:p>
+    <w:p>
+      <w:pPr>
+        <w:spacing w:line="336" w:lineRule="auto" w:after="180"/>
+        <w:shd w:fill="F1F6FC"/>
+      </w:pPr>
+      <w:r>
+        <w:rPr>
+          <w:b w:val="0"/>
+        </w:rPr>
+        <w:t xml:space="preserve">Do not penalise an honestly recorded model failure if the learner correctly explains its </w:t>
+      </w:r>
+      <w:r>
+        <w:rPr>
+          <w:b/>
+        </w:rPr>
+        <w:t>evidence</w:t>
+      </w:r>
+      <w:r>
+        <w:rPr>
+          <w:b w:val="0"/>
+        </w:rPr>
+        <w:t xml:space="preserve"> and limits.</w:t>
+      </w:r>
+    </w:p>
+    <w:p>
+      <w:pPr>
+        <w:pStyle w:val="Heading3"/>
+      </w:pPr>
+      <w:r>
         <w:t>Feedback that the learner uses</w:t>
       </w:r>
     </w:p>
     <w:p>
-      <w:r>
-        <w:t>Name the earliest unsupported step and give one action to repair it. Have the learner make that repair now and explain why. Then assess the relevant skill on a fresh, fully specified case. Confirm it was not previously practised with feedback; solve and check the new case before assigning it. A follow-up design prompt is a starting brief, not automatically an equivalent test.</w:t>
+      <w:pPr>
+        <w:spacing w:line="336" w:lineRule="auto" w:after="180"/>
+      </w:pPr>
+      <w:r>
+        <w:rPr>
+          <w:b w:val="0"/>
+        </w:rPr>
+        <w:t>Name the earliest unsupported step and give one action to repair it. Have the learner make that repair now and explain why. Then assess the relevant skill on a fresh, fully specified case.</w:t>
+      </w:r>
+    </w:p>
+    <w:p>
+      <w:pPr>
+        <w:spacing w:line="336" w:lineRule="auto" w:after="180"/>
+      </w:pPr>
+      <w:r>
+        <w:rPr>
+          <w:b w:val="0"/>
+        </w:rPr>
+        <w:t>Confirm it was not previously practised with feedback; solve and check the new case before assigning it. A follow-up design prompt is a starting brief, not automatically an equivalent test.</w:t>
       </w:r>
     </w:p>
     <w:p>
@@ -2688,11 +4606,98 @@
       </w:r>
     </w:p>
     <w:p>
+      <w:r>
+        <w:t>Connect Proxy Features and Fairness to Responsible Plant Classifier, adapt support and plan a later changed-case check.</w:t>
+      </w:r>
+    </w:p>
+    <w:p>
       <w:pPr>
         <w:pStyle w:val="Heading3"/>
       </w:pPr>
       <w:r>
-        <w:t>Connect and extend learning</w:t>
+        <w:t>Responsible Plant Classifier</w:t>
+      </w:r>
+    </w:p>
+    <w:p>
+      <w:pPr>
+        <w:spacing w:line="336" w:lineRule="auto" w:after="180"/>
+      </w:pPr>
+      <w:r>
+        <w:rPr>
+          <w:b w:val="0"/>
+        </w:rPr>
+        <w:t xml:space="preserve">Document Plant Classifier proxy risks, paired-test </w:t>
+      </w:r>
+      <w:r>
+        <w:rPr>
+          <w:b/>
+        </w:rPr>
+        <w:t>evidence</w:t>
+      </w:r>
+      <w:r>
+        <w:rPr>
+          <w:b w:val="0"/>
+        </w:rPr>
+        <w:t xml:space="preserve">, </w:t>
+      </w:r>
+      <w:r>
+        <w:rPr>
+          <w:b/>
+        </w:rPr>
+        <w:t>mitigation</w:t>
+      </w:r>
+      <w:r>
+        <w:rPr>
+          <w:b w:val="0"/>
+        </w:rPr>
+        <w:t xml:space="preserve">, and remaining </w:t>
+      </w:r>
+      <w:r>
+        <w:rPr>
+          <w:b/>
+        </w:rPr>
+        <w:t>fairness</w:t>
+      </w:r>
+      <w:r>
+        <w:rPr>
+          <w:b w:val="0"/>
+        </w:rPr>
+        <w:t xml:space="preserve"> limitation.</w:t>
+      </w:r>
+    </w:p>
+    <w:p>
+      <w:pPr>
+        <w:spacing w:line="336" w:lineRule="auto" w:after="180"/>
+      </w:pPr>
+      <w:r>
+        <w:rPr>
+          <w:b w:val="0"/>
+        </w:rPr>
+        <w:t xml:space="preserve">Keep the decision, </w:t>
+      </w:r>
+      <w:r>
+        <w:rPr>
+          <w:b/>
+        </w:rPr>
+        <w:t>input</w:t>
+      </w:r>
+      <w:r>
+        <w:rPr>
+          <w:b w:val="0"/>
+        </w:rPr>
+        <w:t xml:space="preserve">, result, explanation and remaining limitation in the project </w:t>
+      </w:r>
+      <w:r>
+        <w:rPr>
+          <w:b/>
+        </w:rPr>
+        <w:t>evidence</w:t>
+      </w:r>
+      <w:r>
+        <w:rPr>
+          <w:b w:val="0"/>
+        </w:rPr>
+        <w:t xml:space="preserve"> record. Retrieve this record next week rather than restarting the project.</w:t>
       </w:r>
     </w:p>
     <w:p>
@@ -2700,17 +4705,18 @@
         <w:pStyle w:val="Heading3"/>
       </w:pPr>
       <w:r>
-        <w:t>Responsible Plant Classifier</w:t>
-      </w:r>
-    </w:p>
-    <w:p>
-      <w:r>
-        <w:t>Document Plant Classifier proxy risks, paired-test evidence, mitigation, and remaining fairness limitation.</w:t>
-      </w:r>
-    </w:p>
-    <w:p>
-      <w:r>
-        <w:t>Keep the decision, input, result, explanation and remaining limitation in the project evidence record. Retrieve this record next week rather than restarting the project.</w:t>
+        <w:t>Support and stretch</w:t>
+      </w:r>
+    </w:p>
+    <w:p>
+      <w:pPr>
+        <w:spacing w:line="336" w:lineRule="auto" w:after="180"/>
+      </w:pPr>
+      <w:r>
+        <w:rPr>
+          <w:b w:val="0"/>
+        </w:rPr>
+        <w:t>Use a tiny labelled dataset, explicit units and a named positive class. Stretch: require a baseline, held-out evaluation and subgroup or shifted-condition analysis with denominators.</w:t>
       </w:r>
     </w:p>
     <w:p>
@@ -2718,12 +4724,30 @@
         <w:pStyle w:val="Heading3"/>
       </w:pPr>
       <w:r>
-        <w:t>Support and stretch</w:t>
-      </w:r>
-    </w:p>
-    <w:p>
-      <w:r>
-        <w:t>Use a tiny labelled dataset, explicit units and a named positive class. Stretch: require a baseline, held-out evaluation and subgroup or shifted-condition analysis with denominators.</w:t>
+        <w:t>Exit reflection</w:t>
+      </w:r>
+    </w:p>
+    <w:p>
+      <w:pPr>
+        <w:spacing w:line="336" w:lineRule="auto" w:after="180"/>
+      </w:pPr>
+      <w:r>
+        <w:rPr>
+          <w:b w:val="0"/>
+        </w:rPr>
+        <w:t xml:space="preserve">Ask for one decision the learner can now justify and one situation requiring more </w:t>
+      </w:r>
+      <w:r>
+        <w:rPr>
+          <w:b/>
+        </w:rPr>
+        <w:t>evidence</w:t>
+      </w:r>
+      <w:r>
+        <w:rPr>
+          <w:b w:val="0"/>
+        </w:rPr>
+        <w:t xml:space="preserve"> or human review. Confidence ratings are separate from correct independent performance.</w:t>
       </w:r>
     </w:p>
     <w:p>
@@ -2731,12 +4755,30 @@
         <w:pStyle w:val="Heading3"/>
       </w:pPr>
       <w:r>
-        <w:t>Exit reflection</w:t>
-      </w:r>
-    </w:p>
-    <w:p>
-      <w:r>
-        <w:t>Ask for one decision the learner can now justify and one situation requiring more evidence or human review. Confidence ratings are separate from correct independent performance.</w:t>
+        <w:t>Bridge to the next week</w:t>
+      </w:r>
+    </w:p>
+    <w:p>
+      <w:pPr>
+        <w:spacing w:line="336" w:lineRule="auto" w:after="180"/>
+      </w:pPr>
+      <w:r>
+        <w:rPr>
+          <w:b w:val="0"/>
+        </w:rPr>
+        <w:t xml:space="preserve">Next: Week 33: Model Cards and Human Review. Retrieve today’s </w:t>
+      </w:r>
+      <w:r>
+        <w:rPr>
+          <w:b/>
+        </w:rPr>
+        <w:t>evidence</w:t>
+      </w:r>
+      <w:r>
+        <w:rPr>
+          <w:b w:val="0"/>
+        </w:rPr>
+        <w:t xml:space="preserve"> and identify what carries forward and what is new.</w:t>
       </w:r>
     </w:p>
     <w:p>
@@ -2744,12 +4786,145 @@
         <w:pStyle w:val="Heading3"/>
       </w:pPr>
       <w:r>
-        <w:t>Bridge to the next week</w:t>
-      </w:r>
-    </w:p>
-    <w:p>
-      <w:r>
-        <w:t>Next: Week 33: Model Cards and Human Review. Retrieve today’s evidence and identify what carries forward and what is new.</w:t>
+        <w:t>Support and fresh reassessment</w:t>
+      </w:r>
+    </w:p>
+    <w:p>
+      <w:pPr>
+        <w:spacing w:line="336" w:lineRule="auto" w:after="180"/>
+      </w:pPr>
+      <w:r>
+        <w:rPr>
+          <w:b w:val="0"/>
+        </w:rPr>
+        <w:t xml:space="preserve">Provide a blank </w:t>
+      </w:r>
+      <w:r>
+        <w:rPr>
+          <w:b/>
+        </w:rPr>
+        <w:t>evidence</w:t>
+      </w:r>
+      <w:r>
+        <w:rPr>
+          <w:b w:val="0"/>
+        </w:rPr>
+        <w:t xml:space="preserve"> table and allow a verbal explanation before writing. Highlight the given conditions without supplying the W 4 conclusion. Use </w:t>
+      </w:r>
+      <w:r>
+        <w:rPr>
+          <w:b/>
+        </w:rPr>
+        <w:t>proxy feature</w:t>
+      </w:r>
+      <w:r>
+        <w:rPr>
+          <w:b w:val="0"/>
+        </w:rPr>
+        <w:t xml:space="preserve"> and </w:t>
+      </w:r>
+      <w:r>
+        <w:rPr>
+          <w:b/>
+        </w:rPr>
+        <w:t>correlation</w:t>
+      </w:r>
+      <w:r>
+        <w:rPr>
+          <w:b w:val="0"/>
+        </w:rPr>
+        <w:t xml:space="preserve"> in full sentences.</w:t>
+      </w:r>
+    </w:p>
+    <w:p>
+      <w:pPr>
+        <w:spacing w:line="336" w:lineRule="auto" w:after="180"/>
+      </w:pPr>
+      <w:r>
+        <w:rPr>
+          <w:b w:val="0"/>
+        </w:rPr>
+        <w:t>Extension: alter one condition in the worked example and explain which conclusion changes and which remains supported.</w:t>
+      </w:r>
+    </w:p>
+    <w:p>
+      <w:pPr>
+        <w:spacing w:line="336" w:lineRule="auto" w:after="180"/>
+      </w:pPr>
+      <w:r>
+        <w:rPr>
+          <w:b w:val="0"/>
+        </w:rPr>
+        <w:t xml:space="preserve">For independent W 4, require: The claim is unsupported: school code may be associated with location. Review provenance and associations, compare </w:t>
+      </w:r>
+      <w:r>
+        <w:rPr>
+          <w:b/>
+        </w:rPr>
+        <w:t>ablation</w:t>
+      </w:r>
+      <w:r>
+        <w:rPr>
+          <w:b w:val="0"/>
+        </w:rPr>
+        <w:t>s and group errors, and state unresolved proxy risks.</w:t>
+      </w:r>
+    </w:p>
+    <w:p>
+      <w:pPr>
+        <w:spacing w:line="336" w:lineRule="auto" w:after="180"/>
+      </w:pPr>
+      <w:r>
+        <w:rPr>
+          <w:b w:val="0"/>
+        </w:rPr>
+        <w:t xml:space="preserve">Fresh retry: removing a device-brand field while retaining model number may leave brand-related information. Require a contextual association check and no automatic </w:t>
+      </w:r>
+      <w:r>
+        <w:rPr>
+          <w:b/>
+        </w:rPr>
+        <w:t>fairness</w:t>
+      </w:r>
+      <w:r>
+        <w:rPr>
+          <w:b w:val="0"/>
+        </w:rPr>
+        <w:t xml:space="preserve"> claim.</w:t>
+      </w:r>
+    </w:p>
+    <w:p>
+      <w:pPr>
+        <w:spacing w:line="336" w:lineRule="auto" w:after="180"/>
+      </w:pPr>
+      <w:r>
+        <w:rPr>
+          <w:b w:val="0"/>
+        </w:rPr>
+        <w:t>Mark each criterion as independent, supported or not yet demonstrated. Reassess the reasoning after feedback; do not replace the first attempt silently.</w:t>
+      </w:r>
+    </w:p>
+    <w:p>
+      <w:pPr>
+        <w:spacing w:line="336" w:lineRule="auto" w:after="180"/>
+      </w:pPr>
+      <w:r>
+        <w:rPr>
+          <w:b w:val="0"/>
+        </w:rPr>
+        <w:t xml:space="preserve">Next week: Model cards and review. Carry forward the saved </w:t>
+      </w:r>
+      <w:r>
+        <w:rPr>
+          <w:b/>
+        </w:rPr>
+        <w:t>evidence</w:t>
+      </w:r>
+      <w:r>
+        <w:rPr>
+          <w:b w:val="0"/>
+        </w:rPr>
+        <w:t xml:space="preserve"> and the distinction between development choices and justified claims.</w:t>
       </w:r>
     </w:p>
     <w:p>
@@ -2757,40 +4932,40 @@
         <w:pStyle w:val="Heading3"/>
       </w:pPr>
       <w:r>
-        <w:t>Support and fresh reassessment</w:t>
-      </w:r>
-    </w:p>
-    <w:p>
-      <w:r>
-        <w:t>Provide a blank evidence table and allow a verbal explanation before writing. Highlight the given conditions without supplying the W 4 conclusion. Use proxy feature and correlation in full sentences. Extension: alter one condition in the worked example and explain which conclusion changes and which remains supported.</w:t>
-      </w:r>
-    </w:p>
-    <w:p>
-      <w:r>
-        <w:t>For independent W 4, require: The claim is unsupported: school code may be associated with location. Review provenance and associations, compare ablations and group errors, and state unresolved proxy risks. Fresh retry: removing a device-brand field while retaining model number may leave brand-related information. Require a contextual association check and no automatic fairness claim. Mark each criterion as independent, supported or not yet demonstrated. Reassess the reasoning after feedback; do not replace the first attempt silently.</w:t>
-      </w:r>
-    </w:p>
-    <w:p>
-      <w:r>
-        <w:t>Next week: Model cards and review. Carry forward the saved evidence and the distinction between development choices and justified claims.</w:t>
-      </w:r>
-    </w:p>
-    <w:p>
-      <w:pPr>
-        <w:pStyle w:val="Heading3"/>
-      </w:pPr>
-      <w:r>
         <w:t>Plan the delayed return</w:t>
       </w:r>
     </w:p>
     <w:p>
-      <w:r>
+      <w:pPr>
+        <w:spacing w:line="336" w:lineRule="auto" w:after="180"/>
+      </w:pPr>
+      <w:r>
+        <w:rPr>
+          <w:b w:val="0"/>
+        </w:rPr>
         <w:t>Suggested return points in this level: ai-4/33, ai-4/35. Use actual classroom dates, adjusting for holidays and gaps. One, three and six teaching weeks are scheduling choices, not a claimed optimal spacing.</w:t>
       </w:r>
     </w:p>
     <w:p>
-      <w:r>
-        <w:t>At a delayed check, ask for the idea from memory and a changed application. Compare with the earlier independent response and record support used. For a new level, revisit the previous capstone before checking the new prerequisites.</w:t>
+      <w:pPr>
+        <w:spacing w:line="336" w:lineRule="auto" w:after="180"/>
+      </w:pPr>
+      <w:r>
+        <w:rPr>
+          <w:b w:val="0"/>
+        </w:rPr>
+        <w:t>At a delayed check, ask for the idea from memory and a changed application. Compare with the earlier independent response and record support used.</w:t>
+      </w:r>
+    </w:p>
+    <w:p>
+      <w:pPr>
+        <w:spacing w:line="336" w:lineRule="auto" w:after="180"/>
+      </w:pPr>
+      <w:r>
+        <w:rPr>
+          <w:b w:val="0"/>
+        </w:rPr>
+        <w:t>For a new level, revisit the previous capstone before checking the new prerequisites.</w:t>
       </w:r>
     </w:p>
     <w:tbl>
@@ -2950,8 +5125,26 @@
       </w:tr>
     </w:tbl>
     <w:p>
-      <w:r>
-        <w:t>Use the evidence to choose reteaching or the next step. A completed page, confidence rating or attractive project does not by itself demonstrate understanding.</w:t>
+      <w:pPr>
+        <w:spacing w:line="336" w:lineRule="auto" w:after="180"/>
+      </w:pPr>
+      <w:r>
+        <w:rPr>
+          <w:b w:val="0"/>
+        </w:rPr>
+        <w:t xml:space="preserve">Use the </w:t>
+      </w:r>
+      <w:r>
+        <w:rPr>
+          <w:b/>
+        </w:rPr>
+        <w:t>evidence</w:t>
+      </w:r>
+      <w:r>
+        <w:rPr>
+          <w:b w:val="0"/>
+        </w:rPr>
+        <w:t xml:space="preserve"> to choose reteaching or the next step. A completed page, confidence rating or attractive project does not by itself demonstrate understanding.</w:t>
       </w:r>
     </w:p>
     <w:p>
@@ -2963,8 +5156,37 @@
       </w:r>
     </w:p>
     <w:p>
-      <w:r>
-        <w:t>For your Responsible Plant Classifier, save the input, procedure, observed result and limitation of this check. Label this worked example as practice; use a different, previously unreviewed case when checking independent understanding.</w:t>
+      <w:pPr>
+        <w:spacing w:line="336" w:lineRule="auto" w:after="180"/>
+      </w:pPr>
+      <w:r>
+        <w:rPr>
+          <w:b w:val="0"/>
+        </w:rPr>
+        <w:t xml:space="preserve">For your Responsible Plant Classifier, save the </w:t>
+      </w:r>
+      <w:r>
+        <w:rPr>
+          <w:b/>
+        </w:rPr>
+        <w:t>input</w:t>
+      </w:r>
+      <w:r>
+        <w:rPr>
+          <w:b w:val="0"/>
+        </w:rPr>
+        <w:t>, procedure, observed result and limitation of this check.</w:t>
+      </w:r>
+    </w:p>
+    <w:p>
+      <w:pPr>
+        <w:spacing w:line="336" w:lineRule="auto" w:after="180"/>
+      </w:pPr>
+      <w:r>
+        <w:rPr>
+          <w:b w:val="0"/>
+        </w:rPr>
+        <w:t>Label this worked example as practice; use a different, previously unreviewed case when checking independent understanding.</w:t>
       </w:r>
     </w:p>
     <w:p>
@@ -2977,12 +5199,62 @@
     </w:p>
     <w:p>
       <w:r>
-        <w:t>Teaching target: Identify possible proxy features</w:t>
-      </w:r>
-    </w:p>
-    <w:p>
-      <w:r>
-        <w:t>Prepare the labelled worked-case picture, the matching workbook, fictional input cards and a place for individual responses. Check a local Python 3 environment before class; have a paper-trace version ready.</w:t>
+        <w:t>Use this preparation summary alongside the detailed Proxy Features and Fairness lesson; it is a checklist rather than a replacement for the full sequence.</w:t>
+      </w:r>
+    </w:p>
+    <w:p>
+      <w:pPr>
+        <w:pStyle w:val="Heading3"/>
+      </w:pPr>
+      <w:r>
+        <w:t>Teaching target</w:t>
+      </w:r>
+    </w:p>
+    <w:p>
+      <w:pPr>
+        <w:spacing w:line="336" w:lineRule="auto" w:after="180"/>
+        <w:shd w:fill="EDF7F3"/>
+      </w:pPr>
+      <w:r>
+        <w:rPr>
+          <w:b w:val="0"/>
+        </w:rPr>
+        <w:t xml:space="preserve">Teaching target: Identify possible </w:t>
+      </w:r>
+      <w:r>
+        <w:rPr>
+          <w:b/>
+        </w:rPr>
+        <w:t>proxy feature</w:t>
+      </w:r>
+      <w:r>
+        <w:rPr>
+          <w:b w:val="0"/>
+        </w:rPr>
+        <w:t>s</w:t>
+      </w:r>
+    </w:p>
+    <w:p>
+      <w:pPr>
+        <w:spacing w:line="336" w:lineRule="auto" w:after="180"/>
+      </w:pPr>
+      <w:r>
+        <w:rPr>
+          <w:b w:val="0"/>
+        </w:rPr>
+        <w:t xml:space="preserve">Prepare the labelled worked-case picture, the matching workbook, fictional </w:t>
+      </w:r>
+      <w:r>
+        <w:rPr>
+          <w:b/>
+        </w:rPr>
+        <w:t>input</w:t>
+      </w:r>
+      <w:r>
+        <w:rPr>
+          <w:b w:val="0"/>
+        </w:rPr>
+        <w:t xml:space="preserve"> cards and a place for individual responses. Check a local Python 3 environment before class; have a paper-trace version ready.</w:t>
       </w:r>
     </w:p>
     <w:tbl>
@@ -3129,37 +5401,208 @@
       </w:tr>
     </w:tbl>
     <w:p>
-      <w:r>
+      <w:pPr>
+        <w:spacing w:line="336" w:lineRule="auto" w:after="180"/>
+        <w:shd w:fill="F5F1FB"/>
+      </w:pPr>
+      <w:r>
+        <w:rPr>
+          <w:b w:val="0"/>
+        </w:rPr>
         <w:t>Before class, solve the supported practice: Why might removing building but keeping device code leave related information?</w:t>
       </w:r>
     </w:p>
     <w:p>
-      <w:r>
+      <w:pPr>
+        <w:pStyle w:val="Heading3"/>
+      </w:pPr>
+      <w:r>
+        <w:t>Supported practice answer</w:t>
+      </w:r>
+    </w:p>
+    <w:p>
+      <w:pPr>
+        <w:spacing w:line="336" w:lineRule="auto" w:after="180"/>
+        <w:shd w:fill="F1F6FC"/>
+      </w:pPr>
+      <w:r>
+        <w:rPr>
+          <w:b w:val="0"/>
+        </w:rPr>
         <w:t>Reasoned practice answer: Teacher explanation: Device code is associated with building in the sample and may carry some of that information indirectly.</w:t>
       </w:r>
     </w:p>
     <w:p>
-      <w:r>
-        <w:t>Check every learner before discussion: Use the worked case for Proxy features and fairness. Proposed explanation: “A final answer is enough”. Decide whether this explanation is supported. Point to the step or supplied fact that decides; explain your repair if needed.</w:t>
-      </w:r>
-    </w:p>
-    <w:p>
-      <w:r>
-        <w:t>Misconception repair: Ask for the relevant counts, units, procedure or saved record. For this week: X occurs 8/10 north and 2/10 south in this sample. This supports an association, not a deterministic identity rule or a causal explanation.</w:t>
-      </w:r>
-    </w:p>
-    <w:p>
-      <w:r>
-        <w:t>Support: read the exact case aloud, enlarge the labelled picture, supply input cards and model only the first deciding step. Accept a spoken explanation or drawing; retain the reasoning goal.</w:t>
-      </w:r>
-    </w:p>
-    <w:p>
-      <w:r>
-        <w:t>Extension: Camera codes are assigned independently of setting in a new balanced dataset. Require a prediction and a reason before comparing. Expected result: camera_code no longer perfectly identifies setting in that dataset. Reason: The observed mapping changed; other retained fields may still contain setting information.</w:t>
-      </w:r>
-    </w:p>
-    <w:p>
-      <w:r>
+      <w:pPr>
+        <w:spacing w:line="336" w:lineRule="auto" w:after="180"/>
+      </w:pPr>
+      <w:r>
+        <w:rPr>
+          <w:b w:val="0"/>
+        </w:rPr>
+        <w:t xml:space="preserve">Check every learner before discussion: Use the worked case for </w:t>
+      </w:r>
+      <w:r>
+        <w:rPr>
+          <w:b/>
+        </w:rPr>
+        <w:t>Proxy feature</w:t>
+      </w:r>
+      <w:r>
+        <w:rPr>
+          <w:b w:val="0"/>
+        </w:rPr>
+        <w:t xml:space="preserve">s and </w:t>
+      </w:r>
+      <w:r>
+        <w:rPr>
+          <w:b/>
+        </w:rPr>
+        <w:t>fairness</w:t>
+      </w:r>
+      <w:r>
+        <w:rPr>
+          <w:b w:val="0"/>
+        </w:rPr>
+        <w:t>. Proposed explanation: “A final answer is enough”. Decide whether this explanation is supported.</w:t>
+      </w:r>
+    </w:p>
+    <w:p>
+      <w:pPr>
+        <w:spacing w:line="336" w:lineRule="auto" w:after="180"/>
+      </w:pPr>
+      <w:r>
+        <w:rPr>
+          <w:b w:val="0"/>
+        </w:rPr>
+        <w:t>Point to the step or supplied fact that decides; explain your repair if needed.</w:t>
+      </w:r>
+    </w:p>
+    <w:p>
+      <w:pPr>
+        <w:pStyle w:val="Heading3"/>
+      </w:pPr>
+      <w:r>
+        <w:t>Repair the misconception</w:t>
+      </w:r>
+    </w:p>
+    <w:p>
+      <w:pPr>
+        <w:spacing w:line="336" w:lineRule="auto" w:after="180"/>
+        <w:shd w:fill="FFF5E6"/>
+      </w:pPr>
+      <w:r>
+        <w:rPr>
+          <w:b w:val="0"/>
+        </w:rPr>
+        <w:t>Misconception repair: Ask for the relevant counts, units, procedure or saved record. For this week: X occurs 8/10 north and 2/10 south in this sample.</w:t>
+      </w:r>
+    </w:p>
+    <w:p>
+      <w:pPr>
+        <w:spacing w:line="336" w:lineRule="auto" w:after="180"/>
+        <w:shd w:fill="FFF5E6"/>
+      </w:pPr>
+      <w:r>
+        <w:rPr>
+          <w:b w:val="0"/>
+        </w:rPr>
+        <w:t>This supports an association, not a deterministic identity rule or a causal explanation.</w:t>
+      </w:r>
+    </w:p>
+    <w:p>
+      <w:pPr>
+        <w:pStyle w:val="Heading3"/>
+      </w:pPr>
+      <w:r>
+        <w:t>Support without giving away the answer</w:t>
+      </w:r>
+    </w:p>
+    <w:p>
+      <w:pPr>
+        <w:spacing w:line="336" w:lineRule="auto" w:after="180"/>
+        <w:shd w:fill="F1F6F8"/>
+      </w:pPr>
+      <w:r>
+        <w:rPr>
+          <w:b w:val="0"/>
+        </w:rPr>
+        <w:t xml:space="preserve">Support: read the exact case aloud, enlarge the labelled picture, supply </w:t>
+      </w:r>
+      <w:r>
+        <w:rPr>
+          <w:b/>
+        </w:rPr>
+        <w:t>input</w:t>
+      </w:r>
+      <w:r>
+        <w:rPr>
+          <w:b w:val="0"/>
+        </w:rPr>
+        <w:t xml:space="preserve"> cards and model only the first deciding step. Accept a spoken explanation or drawing; retain the reasoning goal.</w:t>
+      </w:r>
+    </w:p>
+    <w:p>
+      <w:pPr>
+        <w:pStyle w:val="Heading3"/>
+      </w:pPr>
+      <w:r>
+        <w:t>Extend the reasoning</w:t>
+      </w:r>
+    </w:p>
+    <w:p>
+      <w:pPr>
+        <w:spacing w:line="336" w:lineRule="auto" w:after="180"/>
+        <w:shd w:fill="F5F1FB"/>
+      </w:pPr>
+      <w:r>
+        <w:rPr>
+          <w:b w:val="0"/>
+        </w:rPr>
+        <w:t xml:space="preserve">Extension: Camera codes are assigned independently of setting in a new balanced dataset. Require a </w:t>
+      </w:r>
+      <w:r>
+        <w:rPr>
+          <w:b/>
+        </w:rPr>
+        <w:t>prediction</w:t>
+      </w:r>
+      <w:r>
+        <w:rPr>
+          <w:b w:val="0"/>
+        </w:rPr>
+        <w:t xml:space="preserve"> and a reason before comparing. Expected result: camera_code no longer perfectly identifies setting in that dataset.</w:t>
+      </w:r>
+    </w:p>
+    <w:p>
+      <w:pPr>
+        <w:spacing w:line="336" w:lineRule="auto" w:after="180"/>
+        <w:shd w:fill="F5F1FB"/>
+      </w:pPr>
+      <w:r>
+        <w:rPr>
+          <w:b w:val="0"/>
+        </w:rPr>
+        <w:t>Reason: The observed mapping changed; other retained fields may still contain setting information.</w:t>
+      </w:r>
+    </w:p>
+    <w:p>
+      <w:pPr>
+        <w:pStyle w:val="Heading3"/>
+      </w:pPr>
+      <w:r>
+        <w:t>Protect the independent attempt</w:t>
+      </w:r>
+    </w:p>
+    <w:p>
+      <w:pPr>
+        <w:spacing w:line="336" w:lineRule="auto" w:after="180"/>
+        <w:shd w:fill="FFF5E6"/>
+      </w:pPr>
+      <w:r>
+        <w:rPr>
+          <w:b w:val="0"/>
+        </w:rPr>
         <w:t>Independent assessment: withhold the reserved answer until the learner has attempted the new case. Record support separately from correctness.</w:t>
       </w:r>
     </w:p>
@@ -3348,13 +5791,58 @@
       </w:tr>
     </w:tbl>
     <w:p>
-      <w:r>
-        <w:t>Project checkpoint: Present and defend. Demonstrate the system, explain one failure and justify the next improvement with evidence.</w:t>
-      </w:r>
-    </w:p>
-    <w:p>
-      <w:r>
-        <w:t>Use the weekly teacher answer for topic-specific reasoning. A saved progress tick is an activity record; judge mastery from the learner’s explanation and evidence.</w:t>
+      <w:pPr>
+        <w:pStyle w:val="Heading3"/>
+      </w:pPr>
+      <w:r>
+        <w:t>Project checkpoint</w:t>
+      </w:r>
+    </w:p>
+    <w:p>
+      <w:pPr>
+        <w:spacing w:line="336" w:lineRule="auto" w:after="180"/>
+        <w:shd w:fill="EDF7F3"/>
+      </w:pPr>
+      <w:r>
+        <w:rPr>
+          <w:b w:val="0"/>
+        </w:rPr>
+        <w:t xml:space="preserve">Project checkpoint: Present and defend. Demonstrate the system, explain one failure and justify the next improvement with </w:t>
+      </w:r>
+      <w:r>
+        <w:rPr>
+          <w:b/>
+        </w:rPr>
+        <w:t>evidence</w:t>
+      </w:r>
+      <w:r>
+        <w:rPr>
+          <w:b w:val="0"/>
+        </w:rPr>
+        <w:t>.</w:t>
+      </w:r>
+    </w:p>
+    <w:p>
+      <w:pPr>
+        <w:spacing w:line="336" w:lineRule="auto" w:after="180"/>
+      </w:pPr>
+      <w:r>
+        <w:rPr>
+          <w:b w:val="0"/>
+        </w:rPr>
+        <w:t xml:space="preserve">Use the weekly teacher answer for topic-specific reasoning. A saved progress tick is an activity record; judge mastery from the learner’s explanation and </w:t>
+      </w:r>
+      <w:r>
+        <w:rPr>
+          <w:b/>
+        </w:rPr>
+        <w:t>evidence</w:t>
+      </w:r>
+      <w:r>
+        <w:rPr>
+          <w:b w:val="0"/>
+        </w:rPr>
+        <w:t>.</w:t>
       </w:r>
     </w:p>
     <w:p>
@@ -3367,27 +5855,981 @@
     </w:p>
     <w:p>
       <w:r>
-        <w:t>Use the two formative questions as supported practice, not as independent mastery scores. Discuss the deciding evidence rather than accepting a guessed selection.</w:t>
-      </w:r>
-    </w:p>
-    <w:p>
-      <w:r>
+        <w:t>Use feedback, earlier review and portfolios purposefully. Apply the coding routine only when this lesson has an executable lab.</w:t>
+      </w:r>
+    </w:p>
+    <w:p>
+      <w:pPr>
+        <w:spacing w:line="336" w:lineRule="auto" w:after="180"/>
+      </w:pPr>
+      <w:r>
+        <w:rPr>
+          <w:b w:val="0"/>
+        </w:rPr>
+        <w:t xml:space="preserve">Use the two formative questions as supported practice, not as independent mastery scores. Discuss the deciding </w:t>
+      </w:r>
+      <w:r>
+        <w:rPr>
+          <w:b/>
+        </w:rPr>
+        <w:t>evidence</w:t>
+      </w:r>
+      <w:r>
+        <w:rPr>
+          <w:b w:val="0"/>
+        </w:rPr>
+        <w:t xml:space="preserve"> rather than accepting a guessed selection.</w:t>
+      </w:r>
+    </w:p>
+    <w:p>
+      <w:pPr>
+        <w:spacing w:line="336" w:lineRule="auto" w:after="180"/>
+      </w:pPr>
+      <w:r>
+        <w:rPr>
+          <w:b w:val="0"/>
+        </w:rPr>
         <w:t>The feedback comes from the reviewed public worked case. Do not reveal the separately reserved independent teacher answer until the learner has attempted that case.</w:t>
       </w:r>
     </w:p>
     <w:p>
-      <w:r>
-        <w:t>Ask students to predict before running code. Preserve errors and actual outputs; collect a changed test and an explanation. The branch-boundary and indexing lessons deliberately include failure cases.</w:t>
-      </w:r>
-    </w:p>
-    <w:p>
-      <w:r>
+      <w:pPr>
+        <w:pStyle w:val="Heading3"/>
+      </w:pPr>
+      <w:r>
+        <w:t>For later coding lessons</w:t>
+      </w:r>
+    </w:p>
+    <w:p>
+      <w:r>
+        <w:t>This week has no code block. Use this routine when a later lesson includes an executable lab.</w:t>
+      </w:r>
+    </w:p>
+    <w:p>
+      <w:pPr>
+        <w:spacing w:line="336" w:lineRule="auto" w:after="180"/>
+        <w:shd w:fill="F1F6F8"/>
+      </w:pPr>
+      <w:r>
+        <w:rPr>
+          <w:b w:val="0"/>
+        </w:rPr>
+        <w:t xml:space="preserve">Ask students to predict before running code. Preserve errors and actual </w:t>
+      </w:r>
+      <w:r>
+        <w:rPr>
+          <w:b/>
+        </w:rPr>
+        <w:t>output</w:t>
+      </w:r>
+      <w:r>
+        <w:rPr>
+          <w:b w:val="0"/>
+        </w:rPr>
+        <w:t>s; collect a changed test and an explanation. The branch-boundary and indexing lessons deliberately include failure cases.</w:t>
+      </w:r>
+    </w:p>
+    <w:p>
+      <w:pPr>
+        <w:spacing w:line="336" w:lineRule="auto" w:after="180"/>
+      </w:pPr>
+      <w:r>
+        <w:rPr>
+          <w:b w:val="0"/>
+        </w:rPr>
         <w:t>Use the earlier worked-explanation links to address a specific missing building block, then return to the current question. Adapt this suggestion after observing the learner; it is not an automatic diagnosis.</w:t>
       </w:r>
     </w:p>
     <w:p>
-      <w:r>
-        <w:t>Collect the completed-work portfolio as evidence. Record support separately from correctness, and assess explanation, trace/test and limitations. Progress ticks and quiz selections alone do not establish mastery.</w:t>
+      <w:pPr>
+        <w:spacing w:line="336" w:lineRule="auto" w:after="180"/>
+      </w:pPr>
+      <w:r>
+        <w:rPr>
+          <w:b w:val="0"/>
+        </w:rPr>
+        <w:t xml:space="preserve">Collect the completed-work portfolio as </w:t>
+      </w:r>
+      <w:r>
+        <w:rPr>
+          <w:b/>
+        </w:rPr>
+        <w:t>evidence</w:t>
+      </w:r>
+      <w:r>
+        <w:rPr>
+          <w:b w:val="0"/>
+        </w:rPr>
+        <w:t>. Record support separately from correctness, and assess explanation, trace/test and limitations. Progress ticks and quiz selections alone do not establish mastery.</w:t>
+      </w:r>
+    </w:p>
+    <w:p>
+      <w:pPr>
+        <w:pStyle w:val="Heading1"/>
+      </w:pPr>
+      <w:r>
+        <w:t>09. Visual concept journey</w:t>
+      </w:r>
+    </w:p>
+    <w:p>
+      <w:r>
+        <w:t>Show one Proxy Features and Fairness graphic at a time, request a prediction and discuss its trace before the independent assessment.</w:t>
+      </w:r>
+    </w:p>
+    <w:p>
+      <w:pPr>
+        <w:spacing w:line="336" w:lineRule="auto" w:after="180"/>
+      </w:pPr>
+      <w:r>
+        <w:rPr>
+          <w:b w:val="0"/>
+        </w:rPr>
+        <w:t xml:space="preserve">Use one picture at a time. Hide a worked result before asking for a </w:t>
+      </w:r>
+      <w:r>
+        <w:rPr>
+          <w:b/>
+        </w:rPr>
+        <w:t>prediction</w:t>
+      </w:r>
+      <w:r>
+        <w:rPr>
+          <w:b w:val="0"/>
+        </w:rPr>
+        <w:t>, then reveal it for feedback. These are supported teaching cases; retain the separate independent assessment for a fresh first attempt.</w:t>
+      </w:r>
+    </w:p>
+    <w:p>
+      <w:pPr>
+        <w:pStyle w:val="Heading3"/>
+      </w:pPr>
+      <w:r>
+        <w:t>01. Proxy Features and Fairness: the case</w:t>
+      </w:r>
+    </w:p>
+    <w:p>
+      <w:r>
+        <w:drawing>
+          <wp:inline xmlns:a="http://schemas.openxmlformats.org/drawingml/2006/main" xmlns:pic="http://schemas.openxmlformats.org/drawingml/2006/picture">
+            <wp:extent cx="5486400" cy="3291840"/>
+            <wp:docPr id="2" name="Picture 2" descr="Removing an obvious setting field may leave another field that carries the same information. Supplied facts: Toy table has location=greenhouse/desk and camera_code=G/D. Every G record is greenhouse; every D record is desk. The team drops location. All inputs and outcomes in this worked example are invented classroom data; no real model run is claimed."/>
+            <wp:cNvGraphicFramePr>
+              <a:graphicFrameLocks noChangeAspect="1"/>
+            </wp:cNvGraphicFramePr>
+            <a:graphic>
+              <a:graphicData uri="http://schemas.openxmlformats.org/drawingml/2006/picture">
+                <pic:pic>
+                  <pic:nvPicPr>
+                    <pic:cNvPr id="0" name="academy-story-ai-4-32-01.png"/>
+                    <pic:cNvPicPr/>
+                  </pic:nvPicPr>
+                  <pic:blipFill>
+                    <a:blip r:embed="rId10"/>
+                    <a:stretch>
+                      <a:fillRect/>
+                    </a:stretch>
+                  </pic:blipFill>
+                  <pic:spPr>
+                    <a:xfrm>
+                      <a:off x="0" y="0"/>
+                      <a:ext cx="5486400" cy="3291840"/>
+                    </a:xfrm>
+                    <a:prstGeom prst="rect"/>
+                  </pic:spPr>
+                </pic:pic>
+              </a:graphicData>
+            </a:graphic>
+          </wp:inline>
+        </w:drawing>
+      </w:r>
+    </w:p>
+    <w:p>
+      <w:pPr>
+        <w:spacing w:line="336" w:lineRule="auto" w:after="180"/>
+      </w:pPr>
+      <w:r>
+        <w:rPr>
+          <w:b w:val="0"/>
+        </w:rPr>
+        <w:t>Removing an obvious setting field may leave another field that carries the same information. Supplied facts: Toy table has location=greenhouse/desk and camera_code=G/D. Every G record is greenhouse; every D record is desk.</w:t>
+      </w:r>
+    </w:p>
+    <w:p>
+      <w:pPr>
+        <w:spacing w:line="336" w:lineRule="auto" w:after="180"/>
+      </w:pPr>
+      <w:r>
+        <w:rPr>
+          <w:b w:val="0"/>
+        </w:rPr>
+        <w:t xml:space="preserve">The team drops location. All </w:t>
+      </w:r>
+      <w:r>
+        <w:rPr>
+          <w:b/>
+        </w:rPr>
+        <w:t>input</w:t>
+      </w:r>
+      <w:r>
+        <w:rPr>
+          <w:b w:val="0"/>
+        </w:rPr>
+        <w:t>s and outcomes in this worked example are invented classroom data; no real model run is claimed.</w:t>
+      </w:r>
+    </w:p>
+    <w:p>
+      <w:pPr>
+        <w:spacing w:line="336" w:lineRule="auto" w:after="180"/>
+        <w:shd w:fill="F5F1FB"/>
+      </w:pPr>
+      <w:r>
+        <w:rPr>
+          <w:b w:val="0"/>
+        </w:rPr>
+        <w:t>Point to the given fact that matters most. Explain why it matters.</w:t>
+      </w:r>
+    </w:p>
+    <w:p>
+      <w:pPr>
+        <w:pStyle w:val="Heading3"/>
+      </w:pPr>
+      <w:r>
+        <w:t>Discuss while showing the picture</w:t>
+      </w:r>
+    </w:p>
+    <w:p>
+      <w:pPr>
+        <w:spacing w:line="336" w:lineRule="auto" w:after="180"/>
+        <w:shd w:fill="F1F6F8"/>
+      </w:pPr>
+      <w:r>
+        <w:rPr>
+          <w:b w:val="0"/>
+        </w:rPr>
+        <w:t>Teacher prompt: Point to the given fact that matters most. Explain why it matters. Ask learners to describe one label or arrow in ordinary words. Use the adjacent transcript if the image is difficult to see.</w:t>
+      </w:r>
+    </w:p>
+    <w:p>
+      <w:pPr>
+        <w:pStyle w:val="Heading3"/>
+      </w:pPr>
+      <w:r>
+        <w:t>02. Follow the deciding steps</w:t>
+      </w:r>
+    </w:p>
+    <w:p>
+      <w:r>
+        <w:drawing>
+          <wp:inline xmlns:a="http://schemas.openxmlformats.org/drawingml/2006/main" xmlns:pic="http://schemas.openxmlformats.org/drawingml/2006/picture">
+            <wp:extent cx="5486400" cy="3337560"/>
+            <wp:docPr id="3" name="Picture 3" descr="Remove direct field: The location column is absent from the new input table. → Check retained proxy: camera_code still identifies the setting perfectly in this supplied sample. → Audit effect: Compare controlled predictions and held-out setting slices; dropping one column does not establish setting independence."/>
+            <wp:cNvGraphicFramePr>
+              <a:graphicFrameLocks noChangeAspect="1"/>
+            </wp:cNvGraphicFramePr>
+            <a:graphic>
+              <a:graphicData uri="http://schemas.openxmlformats.org/drawingml/2006/picture">
+                <pic:pic>
+                  <pic:nvPicPr>
+                    <pic:cNvPr id="0" name="academy-story-ai-4-32-02.png"/>
+                    <pic:cNvPicPr/>
+                  </pic:nvPicPr>
+                  <pic:blipFill>
+                    <a:blip r:embed="rId11"/>
+                    <a:stretch>
+                      <a:fillRect/>
+                    </a:stretch>
+                  </pic:blipFill>
+                  <pic:spPr>
+                    <a:xfrm>
+                      <a:off x="0" y="0"/>
+                      <a:ext cx="5486400" cy="3337560"/>
+                    </a:xfrm>
+                    <a:prstGeom prst="rect"/>
+                  </pic:spPr>
+                </pic:pic>
+              </a:graphicData>
+            </a:graphic>
+          </wp:inline>
+        </w:drawing>
+      </w:r>
+    </w:p>
+    <w:p>
+      <w:pPr>
+        <w:spacing w:line="336" w:lineRule="auto" w:after="180"/>
+      </w:pPr>
+      <w:r>
+        <w:rPr>
+          <w:b w:val="0"/>
+        </w:rPr>
+        <w:t xml:space="preserve">Remove direct field: The location column is absent from the new </w:t>
+      </w:r>
+      <w:r>
+        <w:rPr>
+          <w:b/>
+        </w:rPr>
+        <w:t>input</w:t>
+      </w:r>
+      <w:r>
+        <w:rPr>
+          <w:b w:val="0"/>
+        </w:rPr>
+        <w:t xml:space="preserve"> table. → Check retained proxy: camera_code still identifies the setting perfectly in this supplied sample. → Audit effect: Compare controlled </w:t>
+      </w:r>
+      <w:r>
+        <w:rPr>
+          <w:b/>
+        </w:rPr>
+        <w:t>prediction</w:t>
+      </w:r>
+      <w:r>
+        <w:rPr>
+          <w:b w:val="0"/>
+        </w:rPr>
+        <w:t>s and held-out setting slices; dropping one column does not establish setting independence.</w:t>
+      </w:r>
+    </w:p>
+    <w:p>
+      <w:pPr>
+        <w:spacing w:line="336" w:lineRule="auto" w:after="180"/>
+        <w:shd w:fill="F5F1FB"/>
+      </w:pPr>
+      <w:r>
+        <w:rPr>
+          <w:b w:val="0"/>
+        </w:rPr>
+        <w:t xml:space="preserve">Point to each numbered stage and explain which recorded </w:t>
+      </w:r>
+      <w:r>
+        <w:rPr>
+          <w:b/>
+        </w:rPr>
+        <w:t>input</w:t>
+      </w:r>
+      <w:r>
+        <w:rPr>
+          <w:b w:val="0"/>
+        </w:rPr>
+        <w:t xml:space="preserve"> it uses.</w:t>
+      </w:r>
+    </w:p>
+    <w:p>
+      <w:pPr>
+        <w:pStyle w:val="Heading3"/>
+      </w:pPr>
+      <w:r>
+        <w:t>Discuss while showing the picture</w:t>
+      </w:r>
+    </w:p>
+    <w:p>
+      <w:pPr>
+        <w:spacing w:line="336" w:lineRule="auto" w:after="180"/>
+        <w:shd w:fill="F1F6F8"/>
+      </w:pPr>
+      <w:r>
+        <w:rPr>
+          <w:b w:val="0"/>
+        </w:rPr>
+        <w:t xml:space="preserve">Teacher prompt: Point to each numbered stage and explain which recorded </w:t>
+      </w:r>
+      <w:r>
+        <w:rPr>
+          <w:b/>
+        </w:rPr>
+        <w:t>input</w:t>
+      </w:r>
+      <w:r>
+        <w:rPr>
+          <w:b w:val="0"/>
+        </w:rPr>
+        <w:t xml:space="preserve"> it uses. Ask learners to describe one label or arrow in ordinary words. Use the adjacent transcript if the image is difficult to see.</w:t>
+      </w:r>
+    </w:p>
+    <w:p>
+      <w:pPr>
+        <w:pStyle w:val="Heading3"/>
+      </w:pPr>
+      <w:r>
+        <w:t>03. Proxy features and fairness at a glance</w:t>
+      </w:r>
+    </w:p>
+    <w:p>
+      <w:r>
+        <w:drawing>
+          <wp:inline xmlns:a="http://schemas.openxmlformats.org/drawingml/2006/main" xmlns:pic="http://schemas.openxmlformats.org/drawingml/2006/picture">
+            <wp:extent cx="5486400" cy="2834640"/>
+            <wp:docPr id="4" name="Picture 4" descr="Proxy features and fairness at a glance. North examples | 8 X of 10 | 2 other devices. South examples | 2 X of 10 | 8 other devices. Review question | What does code represent? | Check context and errors"/>
+            <wp:cNvGraphicFramePr>
+              <a:graphicFrameLocks noChangeAspect="1"/>
+            </wp:cNvGraphicFramePr>
+            <a:graphic>
+              <a:graphicData uri="http://schemas.openxmlformats.org/drawingml/2006/picture">
+                <pic:pic>
+                  <pic:nvPicPr>
+                    <pic:cNvPr id="0" name="academy-story-ai-4-32-03.png"/>
+                    <pic:cNvPicPr/>
+                  </pic:nvPicPr>
+                  <pic:blipFill>
+                    <a:blip r:embed="rId12"/>
+                    <a:stretch>
+                      <a:fillRect/>
+                    </a:stretch>
+                  </pic:blipFill>
+                  <pic:spPr>
+                    <a:xfrm>
+                      <a:off x="0" y="0"/>
+                      <a:ext cx="5486400" cy="2834640"/>
+                    </a:xfrm>
+                    <a:prstGeom prst="rect"/>
+                  </pic:spPr>
+                </pic:pic>
+              </a:graphicData>
+            </a:graphic>
+          </wp:inline>
+        </w:drawing>
+      </w:r>
+    </w:p>
+    <w:p>
+      <w:pPr>
+        <w:spacing w:line="336" w:lineRule="auto" w:after="180"/>
+      </w:pPr>
+      <w:r>
+        <w:rPr>
+          <w:b/>
+        </w:rPr>
+        <w:t>Proxy feature</w:t>
+      </w:r>
+      <w:r>
+        <w:rPr>
+          <w:b w:val="0"/>
+        </w:rPr>
+        <w:t xml:space="preserve">s and </w:t>
+      </w:r>
+      <w:r>
+        <w:rPr>
+          <w:b/>
+        </w:rPr>
+        <w:t>fairness</w:t>
+      </w:r>
+      <w:r>
+        <w:rPr>
+          <w:b w:val="0"/>
+        </w:rPr>
+        <w:t xml:space="preserve"> at a glance. North examples | 8 X of 10 | 2 other devices. South examples | 2 X of 10 | 8 other devices. Review question | What does code represent? | Check context and errors</w:t>
+      </w:r>
+    </w:p>
+    <w:p>
+      <w:pPr>
+        <w:spacing w:line="336" w:lineRule="auto" w:after="180"/>
+        <w:shd w:fill="F5F1FB"/>
+      </w:pPr>
+      <w:r>
+        <w:rPr>
+          <w:b w:val="0"/>
+        </w:rPr>
+        <w:t>Read the labels and values. Explain the relationship the model shows.</w:t>
+      </w:r>
+    </w:p>
+    <w:p>
+      <w:pPr>
+        <w:pStyle w:val="Heading3"/>
+      </w:pPr>
+      <w:r>
+        <w:t>Discuss while showing the picture</w:t>
+      </w:r>
+    </w:p>
+    <w:p>
+      <w:pPr>
+        <w:spacing w:line="336" w:lineRule="auto" w:after="180"/>
+        <w:shd w:fill="F1F6F8"/>
+      </w:pPr>
+      <w:r>
+        <w:rPr>
+          <w:b w:val="0"/>
+        </w:rPr>
+        <w:t>Teacher prompt: Read the labels and values. Explain the relationship the model shows. Ask learners to describe one label or arrow in ordinary words. Use the adjacent transcript if the image is difficult to see.</w:t>
+      </w:r>
+    </w:p>
+    <w:p>
+      <w:pPr>
+        <w:pStyle w:val="Heading3"/>
+      </w:pPr>
+      <w:r>
+        <w:t>04. Change one thing. Trace what follows.</w:t>
+      </w:r>
+    </w:p>
+    <w:p>
+      <w:r>
+        <w:drawing>
+          <wp:inline xmlns:a="http://schemas.openxmlformats.org/drawingml/2006/main" xmlns:pic="http://schemas.openxmlformats.org/drawingml/2006/picture">
+            <wp:extent cx="5486400" cy="3041904"/>
+            <wp:docPr id="5" name="Picture 5" descr="Original case: Compare controlled predictions and held-out setting slices; dropping one column does not establish setting independence. Changed condition: Camera codes are assigned independently of setting in a new balanced dataset. Expected result: camera_code no longer perfectly identifies setting in that dataset. Reason: The observed mapping changed; other retained fields may still contain setting information."/>
+            <wp:cNvGraphicFramePr>
+              <a:graphicFrameLocks noChangeAspect="1"/>
+            </wp:cNvGraphicFramePr>
+            <a:graphic>
+              <a:graphicData uri="http://schemas.openxmlformats.org/drawingml/2006/picture">
+                <pic:pic>
+                  <pic:nvPicPr>
+                    <pic:cNvPr id="0" name="academy-story-ai-4-32-04.png"/>
+                    <pic:cNvPicPr/>
+                  </pic:nvPicPr>
+                  <pic:blipFill>
+                    <a:blip r:embed="rId13"/>
+                    <a:stretch>
+                      <a:fillRect/>
+                    </a:stretch>
+                  </pic:blipFill>
+                  <pic:spPr>
+                    <a:xfrm>
+                      <a:off x="0" y="0"/>
+                      <a:ext cx="5486400" cy="3041904"/>
+                    </a:xfrm>
+                    <a:prstGeom prst="rect"/>
+                  </pic:spPr>
+                </pic:pic>
+              </a:graphicData>
+            </a:graphic>
+          </wp:inline>
+        </w:drawing>
+      </w:r>
+    </w:p>
+    <w:p>
+      <w:pPr>
+        <w:spacing w:line="336" w:lineRule="auto" w:after="180"/>
+      </w:pPr>
+      <w:r>
+        <w:rPr>
+          <w:b w:val="0"/>
+        </w:rPr>
+        <w:t xml:space="preserve">Original case: Compare controlled </w:t>
+      </w:r>
+      <w:r>
+        <w:rPr>
+          <w:b/>
+        </w:rPr>
+        <w:t>prediction</w:t>
+      </w:r>
+      <w:r>
+        <w:rPr>
+          <w:b w:val="0"/>
+        </w:rPr>
+        <w:t>s and held-out setting slices; dropping one column does not establish setting independence.</w:t>
+      </w:r>
+    </w:p>
+    <w:p>
+      <w:pPr>
+        <w:spacing w:line="336" w:lineRule="auto" w:after="180"/>
+      </w:pPr>
+      <w:r>
+        <w:rPr>
+          <w:b w:val="0"/>
+        </w:rPr>
+        <w:t>Changed condition: Camera codes are assigned independently of setting in a new balanced dataset. Expected result: camera_code no longer perfectly identifies setting in that dataset.</w:t>
+      </w:r>
+    </w:p>
+    <w:p>
+      <w:pPr>
+        <w:spacing w:line="336" w:lineRule="auto" w:after="180"/>
+      </w:pPr>
+      <w:r>
+        <w:rPr>
+          <w:b w:val="0"/>
+        </w:rPr>
+        <w:t>Reason: The observed mapping changed; other retained fields may still contain setting information.</w:t>
+      </w:r>
+    </w:p>
+    <w:p>
+      <w:pPr>
+        <w:spacing w:line="336" w:lineRule="auto" w:after="180"/>
+        <w:shd w:fill="F5F1FB"/>
+      </w:pPr>
+      <w:r>
+        <w:rPr>
+          <w:b w:val="0"/>
+        </w:rPr>
+        <w:t>Predict before checking the worked changed-case result. Name what changed and what the supplied facts allow you to conclude.</w:t>
+      </w:r>
+    </w:p>
+    <w:p>
+      <w:pPr>
+        <w:pStyle w:val="Heading3"/>
+      </w:pPr>
+      <w:r>
+        <w:t>Discuss while showing the picture</w:t>
+      </w:r>
+    </w:p>
+    <w:p>
+      <w:pPr>
+        <w:spacing w:line="336" w:lineRule="auto" w:after="180"/>
+        <w:shd w:fill="F1F6F8"/>
+      </w:pPr>
+      <w:r>
+        <w:rPr>
+          <w:b w:val="0"/>
+        </w:rPr>
+        <w:t>Teacher prompt: Predict before checking the worked changed-case result. Name what changed and what the supplied facts allow you to conclude. Ask learners to describe one label or arrow in ordinary words.</w:t>
+      </w:r>
+    </w:p>
+    <w:p>
+      <w:pPr>
+        <w:spacing w:line="336" w:lineRule="auto" w:after="180"/>
+        <w:shd w:fill="F1F6F8"/>
+      </w:pPr>
+      <w:r>
+        <w:rPr>
+          <w:b w:val="0"/>
+        </w:rPr>
+        <w:t>Use the adjacent transcript if the image is difficult to see. Changed-case reasoning: The observed mapping changed; other retained fields may still contain setting information.</w:t>
+      </w:r>
+    </w:p>
+    <w:p>
+      <w:pPr>
+        <w:pStyle w:val="Heading3"/>
+      </w:pPr>
+      <w:r>
+        <w:t>05. Connect the explanation to its limit</w:t>
+      </w:r>
+    </w:p>
+    <w:p>
+      <w:r>
+        <w:drawing>
+          <wp:inline xmlns:a="http://schemas.openxmlformats.org/drawingml/2006/main" xmlns:pic="http://schemas.openxmlformats.org/drawingml/2006/picture">
+            <wp:extent cx="5486400" cy="2834640"/>
+            <wp:docPr id="6" name="Picture 6" descr="Read the picture in order. Compare controlled predictions and held-out setting slices; dropping one column does not establish setting independence. The arrows show which recorded input or intermediate result each decision uses. Explain the deciding step aloud before checking the changed case; pointing to the final answer alone does not show how it follows. Limit: A correlated field is not necessarily harmful in every use; assess task relevance, consequences and actual model behaviour."/>
+            <wp:cNvGraphicFramePr>
+              <a:graphicFrameLocks noChangeAspect="1"/>
+            </wp:cNvGraphicFramePr>
+            <a:graphic>
+              <a:graphicData uri="http://schemas.openxmlformats.org/drawingml/2006/picture">
+                <pic:pic>
+                  <pic:nvPicPr>
+                    <pic:cNvPr id="0" name="academy-story-ai-4-32-05.png"/>
+                    <pic:cNvPicPr/>
+                  </pic:nvPicPr>
+                  <pic:blipFill>
+                    <a:blip r:embed="rId14"/>
+                    <a:stretch>
+                      <a:fillRect/>
+                    </a:stretch>
+                  </pic:blipFill>
+                  <pic:spPr>
+                    <a:xfrm>
+                      <a:off x="0" y="0"/>
+                      <a:ext cx="5486400" cy="2834640"/>
+                    </a:xfrm>
+                    <a:prstGeom prst="rect"/>
+                  </pic:spPr>
+                </pic:pic>
+              </a:graphicData>
+            </a:graphic>
+          </wp:inline>
+        </w:drawing>
+      </w:r>
+    </w:p>
+    <w:p>
+      <w:pPr>
+        <w:spacing w:line="336" w:lineRule="auto" w:after="180"/>
+      </w:pPr>
+      <w:r>
+        <w:rPr>
+          <w:b w:val="0"/>
+        </w:rPr>
+        <w:t xml:space="preserve">Read the picture in order. Compare controlled </w:t>
+      </w:r>
+      <w:r>
+        <w:rPr>
+          <w:b/>
+        </w:rPr>
+        <w:t>prediction</w:t>
+      </w:r>
+      <w:r>
+        <w:rPr>
+          <w:b w:val="0"/>
+        </w:rPr>
+        <w:t>s and held-out setting slices; dropping one column does not establish setting independence.</w:t>
+      </w:r>
+    </w:p>
+    <w:p>
+      <w:pPr>
+        <w:spacing w:line="336" w:lineRule="auto" w:after="180"/>
+      </w:pPr>
+      <w:r>
+        <w:rPr>
+          <w:b w:val="0"/>
+        </w:rPr>
+        <w:t xml:space="preserve">The arrows show which recorded </w:t>
+      </w:r>
+      <w:r>
+        <w:rPr>
+          <w:b/>
+        </w:rPr>
+        <w:t>input</w:t>
+      </w:r>
+      <w:r>
+        <w:rPr>
+          <w:b w:val="0"/>
+        </w:rPr>
+        <w:t xml:space="preserve"> or intermediate result each decision uses. Explain the deciding step aloud before checking the changed case; pointing to the final answer alone does not show how it follows.</w:t>
+      </w:r>
+    </w:p>
+    <w:p>
+      <w:pPr>
+        <w:spacing w:line="336" w:lineRule="auto" w:after="180"/>
+      </w:pPr>
+      <w:r>
+        <w:rPr>
+          <w:b w:val="0"/>
+        </w:rPr>
+        <w:t>Limit: A correlated field is not necessarily harmful in every use; assess task relevance, consequences and actual model behaviour.</w:t>
+      </w:r>
+    </w:p>
+    <w:p>
+      <w:pPr>
+        <w:spacing w:line="336" w:lineRule="auto" w:after="180"/>
+        <w:shd w:fill="F5F1FB"/>
+      </w:pPr>
+      <w:r>
+        <w:rPr>
+          <w:b w:val="0"/>
+        </w:rPr>
+        <w:t>Explain the case, then point to a limit on the claim.</w:t>
+      </w:r>
+    </w:p>
+    <w:p>
+      <w:pPr>
+        <w:pStyle w:val="Heading3"/>
+      </w:pPr>
+      <w:r>
+        <w:t>Discuss while showing the picture</w:t>
+      </w:r>
+    </w:p>
+    <w:p>
+      <w:pPr>
+        <w:spacing w:line="336" w:lineRule="auto" w:after="180"/>
+        <w:shd w:fill="F1F6F8"/>
+      </w:pPr>
+      <w:r>
+        <w:rPr>
+          <w:b w:val="0"/>
+        </w:rPr>
+        <w:t>Teacher prompt: Explain the case, then point to a limit on the claim. Ask learners to describe one label or arrow in ordinary words. Use the adjacent transcript if the image is difficult to see.</w:t>
+      </w:r>
+    </w:p>
+    <w:p>
+      <w:pPr>
+        <w:spacing w:line="336" w:lineRule="auto" w:after="180"/>
+        <w:shd w:fill="F1F6F8"/>
+      </w:pPr>
+      <w:r>
+        <w:rPr>
+          <w:b w:val="0"/>
+        </w:rPr>
+        <w:t>Keep the stated scope: A correlated field is not necessarily harmful in every use; assess task relevance, consequences and actual model behaviour.</w:t>
+      </w:r>
+    </w:p>
+    <w:p>
+      <w:pPr>
+        <w:pStyle w:val="Heading3"/>
+      </w:pPr>
+      <w:r>
+        <w:t>06. Make the idea visible in your project</w:t>
+      </w:r>
+    </w:p>
+    <w:p>
+      <w:r>
+        <w:drawing>
+          <wp:inline xmlns:a="http://schemas.openxmlformats.org/drawingml/2006/main" xmlns:pic="http://schemas.openxmlformats.org/drawingml/2006/picture">
+            <wp:extent cx="5486400" cy="3681984"/>
+            <wp:docPr id="7" name="Picture 7" descr="For your Responsible Plant Classifier, save the input, procedure, observed result and limitation of this check. Label this worked example as practice; use a different, previously unreviewed case when checking independent understanding. Draw your input, deciding step, result and limit. Supported question: What evidence contradicts the original “all setting information removed” claim? Point to the relevant step in the picture, then write the changed result and the rule or evidence that supports it."/>
+            <wp:cNvGraphicFramePr>
+              <a:graphicFrameLocks noChangeAspect="1"/>
+            </wp:cNvGraphicFramePr>
+            <a:graphic>
+              <a:graphicData uri="http://schemas.openxmlformats.org/drawingml/2006/picture">
+                <pic:pic>
+                  <pic:nvPicPr>
+                    <pic:cNvPr id="0" name="academy-story-ai-4-32-06.png"/>
+                    <pic:cNvPicPr/>
+                  </pic:nvPicPr>
+                  <pic:blipFill>
+                    <a:blip r:embed="rId15"/>
+                    <a:stretch>
+                      <a:fillRect/>
+                    </a:stretch>
+                  </pic:blipFill>
+                  <pic:spPr>
+                    <a:xfrm>
+                      <a:off x="0" y="0"/>
+                      <a:ext cx="5486400" cy="3681984"/>
+                    </a:xfrm>
+                    <a:prstGeom prst="rect"/>
+                  </pic:spPr>
+                </pic:pic>
+              </a:graphicData>
+            </a:graphic>
+          </wp:inline>
+        </w:drawing>
+      </w:r>
+    </w:p>
+    <w:p>
+      <w:pPr>
+        <w:spacing w:line="336" w:lineRule="auto" w:after="180"/>
+      </w:pPr>
+      <w:r>
+        <w:rPr>
+          <w:b w:val="0"/>
+        </w:rPr>
+        <w:t xml:space="preserve">For your Responsible Plant Classifier, save the </w:t>
+      </w:r>
+      <w:r>
+        <w:rPr>
+          <w:b/>
+        </w:rPr>
+        <w:t>input</w:t>
+      </w:r>
+      <w:r>
+        <w:rPr>
+          <w:b w:val="0"/>
+        </w:rPr>
+        <w:t>, procedure, observed result and limitation of this check.</w:t>
+      </w:r>
+    </w:p>
+    <w:p>
+      <w:pPr>
+        <w:spacing w:line="336" w:lineRule="auto" w:after="180"/>
+      </w:pPr>
+      <w:r>
+        <w:rPr>
+          <w:b w:val="0"/>
+        </w:rPr>
+        <w:t xml:space="preserve">Label this worked example as practice; use a different, previously unreviewed case when checking independent understanding. Draw your </w:t>
+      </w:r>
+      <w:r>
+        <w:rPr>
+          <w:b/>
+        </w:rPr>
+        <w:t>input</w:t>
+      </w:r>
+      <w:r>
+        <w:rPr>
+          <w:b w:val="0"/>
+        </w:rPr>
+        <w:t>, deciding step, result and limit.</w:t>
+      </w:r>
+    </w:p>
+    <w:p>
+      <w:pPr>
+        <w:spacing w:line="336" w:lineRule="auto" w:after="180"/>
+      </w:pPr>
+      <w:r>
+        <w:rPr>
+          <w:b w:val="0"/>
+        </w:rPr>
+        <w:t xml:space="preserve">Supported question: What </w:t>
+      </w:r>
+      <w:r>
+        <w:rPr>
+          <w:b/>
+        </w:rPr>
+        <w:t>evidence</w:t>
+      </w:r>
+      <w:r>
+        <w:rPr>
+          <w:b w:val="0"/>
+        </w:rPr>
+        <w:t xml:space="preserve"> contradicts the original “all setting information removed” claim? Point to the relevant step in the picture, then write the changed result and the rule or </w:t>
+      </w:r>
+      <w:r>
+        <w:rPr>
+          <w:b/>
+        </w:rPr>
+        <w:t>evidence</w:t>
+      </w:r>
+      <w:r>
+        <w:rPr>
+          <w:b w:val="0"/>
+        </w:rPr>
+        <w:t xml:space="preserve"> that supports it.</w:t>
+      </w:r>
+    </w:p>
+    <w:p>
+      <w:pPr>
+        <w:spacing w:line="336" w:lineRule="auto" w:after="180"/>
+        <w:shd w:fill="F5F1FB"/>
+      </w:pPr>
+      <w:r>
+        <w:rPr>
+          <w:b w:val="0"/>
+        </w:rPr>
+        <w:t xml:space="preserve">Draw your project trace and justify the deciding step using </w:t>
+      </w:r>
+      <w:r>
+        <w:rPr>
+          <w:b/>
+        </w:rPr>
+        <w:t>evidence</w:t>
+      </w:r>
+      <w:r>
+        <w:rPr>
+          <w:b w:val="0"/>
+        </w:rPr>
+        <w:t>.</w:t>
+      </w:r>
+    </w:p>
+    <w:p>
+      <w:pPr>
+        <w:pStyle w:val="Heading3"/>
+      </w:pPr>
+      <w:r>
+        <w:t>Discuss while showing the picture</w:t>
+      </w:r>
+    </w:p>
+    <w:p>
+      <w:pPr>
+        <w:spacing w:line="336" w:lineRule="auto" w:after="180"/>
+        <w:shd w:fill="F1F6F8"/>
+      </w:pPr>
+      <w:r>
+        <w:rPr>
+          <w:b w:val="0"/>
+        </w:rPr>
+        <w:t xml:space="preserve">Teacher prompt: Draw your project trace and justify the deciding step using </w:t>
+      </w:r>
+      <w:r>
+        <w:rPr>
+          <w:b/>
+        </w:rPr>
+        <w:t>evidence</w:t>
+      </w:r>
+      <w:r>
+        <w:rPr>
+          <w:b w:val="0"/>
+        </w:rPr>
+        <w:t>. Ask learners to describe one label or arrow in ordinary words. Use the adjacent transcript if the image is difficult to see.</w:t>
+      </w:r>
+    </w:p>
+    <w:p>
+      <w:pPr>
+        <w:spacing w:line="336" w:lineRule="auto" w:after="180"/>
+        <w:shd w:fill="F1F6F8"/>
+      </w:pPr>
+      <w:r>
+        <w:rPr>
+          <w:b w:val="0"/>
+        </w:rPr>
+        <w:t>Supported practice key: The retained G/D code maps exactly to greenhouse/desk, so the supplied table still exposes setting information. Changed-case check: camera_code no longer perfectly identifies setting in that dataset.</w:t>
+      </w:r>
+    </w:p>
+    <w:p>
+      <w:pPr>
+        <w:spacing w:line="336" w:lineRule="auto" w:after="180"/>
+        <w:shd w:fill="F1F6F8"/>
+      </w:pPr>
+      <w:r>
+        <w:rPr>
+          <w:b w:val="0"/>
+        </w:rPr>
+        <w:t>The observed mapping changed; other retained fields may still contain setting information.</w:t>
       </w:r>
     </w:p>
     <w:sectPr>

--- a/downloads/teacher/ai-4-week-32.docx
+++ b/downloads/teacher/ai-4-week-32.docx
@@ -201,7 +201,7 @@
           </w:tcPr>
           <w:p>
             <w:r>
-              <w:t>Sections 9 and 11–14. Give extra time to finish the full task set; use Section 15 when the week includes a coding lab.</w:t>
+              <w:t>Use “Run the investigation”, “Connect your project”, “Show what you know”, “Study a complete case” and “Try a new case independently”. Give extra time for the full task set. If this week has a coding lab, use its named section; section numbers can change when extra explanations are included.</w:t>
             </w:r>
           </w:p>
         </w:tc>
@@ -2254,6 +2254,26 @@
     <w:p>
       <w:r>
         <w:t>Demonstrate Proxy Features and Fairness, reduce support deliberately and check individual reasoning before discussing answers.</w:t>
+      </w:r>
+    </w:p>
+    <w:p>
+      <w:pPr>
+        <w:pStyle w:val="Heading3"/>
+      </w:pPr>
+      <w:r>
+        <w:t>Choose the pacing route</w:t>
+      </w:r>
+    </w:p>
+    <w:p>
+      <w:pPr>
+        <w:spacing w:line="336" w:lineRule="auto" w:after="180"/>
+        <w:shd w:fill="F1F6F8"/>
+      </w:pPr>
+      <w:r>
+        <w:rPr>
+          <w:b w:val="0"/>
+        </w:rPr>
+        <w:t>Compact alternative: this two-session sequence covers selected core tasks. Use the three-session weekly plan for the full lesson, independent transfer, feedback and project work; allow extra time for extensions.</w:t>
       </w:r>
     </w:p>
     <w:p>
@@ -5394,7 +5414,7 @@
           </w:tcPr>
           <w:p>
             <w:r>
-              <w:t>Sections 9 and 11–14. Give extra time to finish the full task set; use Section 15 when the week includes a coding lab.</w:t>
+              <w:t>Use “Run the investigation”, “Connect your project”, “Show what you know”, “Study a complete case” and “Try a new case independently”. Give extra time for the full task set. If this week has a coding lab, use its named section; section numbers can change when extra explanations are included.</w:t>
             </w:r>
           </w:p>
         </w:tc>

--- a/downloads/teacher/ai-4-week-32.docx
+++ b/downloads/teacher/ai-4-week-32.docx
@@ -25,20 +25,38 @@
         <w:pStyle w:val="Heading1"/>
       </w:pPr>
       <w:r>
-        <w:t>01. Proxy Features and Fairness</w:t>
-      </w:r>
-    </w:p>
-    <w:p>
-      <w:r>
-        <w:t>Prepare Proxy Features and Fairness: check the target, prerequisites, resources and adaptable teaching schedule.</w:t>
-      </w:r>
-    </w:p>
-    <w:p>
-      <w:pPr>
-        <w:pStyle w:val="Heading3"/>
-      </w:pPr>
-      <w:r>
-        <w:t>Teach the learning cycle</w:t>
+        <w:t>Teach distinct claims with distinct evidence.</w:t>
+      </w:r>
+    </w:p>
+    <w:p>
+      <w:r>
+        <w:t>Supply every field origin and paired prediction,keep retained proxies visible and avoid inferring real identities or unobserved consequences.</w:t>
+      </w:r>
+    </w:p>
+    <w:p>
+      <w:r>
+        <w:t>Require contextual evaluation goals,source counts and unresolved risks beside any mitigation statement.</w:t>
+      </w:r>
+    </w:p>
+    <w:p>
+      <w:pPr>
+        <w:pStyle w:val="Heading1"/>
+      </w:pPr>
+      <w:r>
+        <w:t>01. Prepare the connected experiment</w:t>
+      </w:r>
+    </w:p>
+    <w:p>
+      <w:r>
+        <w:t>Keep prior exposure, shared practice and independent evidence distinct.</w:t>
+      </w:r>
+    </w:p>
+    <w:p>
+      <w:pPr>
+        <w:pStyle w:val="Heading2"/>
+      </w:pPr>
+      <w:r>
+        <w:t>Goal and main teaching plan</w:t>
       </w:r>
     </w:p>
     <w:p>
@@ -243,9 +261,331 @@
     </w:p>
     <w:p>
       <w:pPr>
+        <w:pStyle w:val="Heading2"/>
+      </w:pPr>
+      <w:r>
+        <w:t>Materials and prerequisite</w:t>
+      </w:r>
+    </w:p>
+    <w:p>
+      <w:pPr>
+        <w:spacing w:line="336" w:lineRule="auto" w:after="180"/>
+      </w:pPr>
+      <w:r>
+        <w:rPr>
+          <w:b w:val="0"/>
+        </w:rPr>
+        <w:t xml:space="preserve">Teach two 45-minute sessions. This week focuses on </w:t>
+      </w:r>
+      <w:r>
+        <w:rPr>
+          <w:b/>
+        </w:rPr>
+        <w:t>proxy feature</w:t>
+      </w:r>
+      <w:r>
+        <w:rPr>
+          <w:b w:val="0"/>
+        </w:rPr>
+        <w:t xml:space="preserve">s and </w:t>
+      </w:r>
+      <w:r>
+        <w:rPr>
+          <w:b/>
+        </w:rPr>
+        <w:t>fairness</w:t>
+      </w:r>
+      <w:r>
+        <w:rPr>
+          <w:b w:val="0"/>
+        </w:rPr>
+        <w:t>. Model the worked example first, collect the new W 4 case independently before feedback, and use the fresh retry to check transfer.</w:t>
+      </w:r>
+    </w:p>
+    <w:p>
+      <w:pPr>
+        <w:spacing w:line="336" w:lineRule="auto" w:after="180"/>
+      </w:pPr>
+      <w:r>
+        <w:rPr>
+          <w:b w:val="0"/>
+        </w:rPr>
+        <w:t>Award credit for traceable reasoning and bounded claims, including justified uncertainty.</w:t>
+      </w:r>
+    </w:p>
+    <w:p>
+      <w:pPr>
+        <w:spacing w:line="336" w:lineRule="auto" w:after="180"/>
+      </w:pPr>
+      <w:r>
+        <w:rPr>
+          <w:b w:val="0"/>
+        </w:rPr>
+        <w:t>Use the supplied scenario, student illustrations and blank paper. For numeric work, offer counters or a calculator after learners show the setup. Fictional records are supplied; personal data and paid accounts are unnecessary.</w:t>
+      </w:r>
+    </w:p>
+    <w:p>
+      <w:pPr>
+        <w:spacing w:line="336" w:lineRule="auto" w:after="180"/>
+      </w:pPr>
+      <w:r>
+        <w:rPr>
+          <w:b w:val="0"/>
+        </w:rPr>
+        <w:t>No; examine errors, consequences, data and context.</w:t>
+      </w:r>
+    </w:p>
+    <w:p>
+      <w:pPr>
+        <w:spacing w:line="336" w:lineRule="auto" w:after="180"/>
+      </w:pPr>
+      <w:r>
+        <w:rPr>
+          <w:b w:val="0"/>
+        </w:rPr>
+        <w:t>Printed student lesson and workbook</w:t>
+      </w:r>
+    </w:p>
+    <w:p>
+      <w:pPr>
+        <w:spacing w:line="336" w:lineRule="auto" w:after="180"/>
+      </w:pPr>
+      <w:r>
+        <w:rPr>
+          <w:b w:val="0"/>
+        </w:rPr>
+        <w:t>Paper, pencils and a calculator for fractions</w:t>
+      </w:r>
+    </w:p>
+    <w:p>
+      <w:pPr>
+        <w:spacing w:line="336" w:lineRule="auto" w:after="180"/>
+      </w:pPr>
+      <w:r>
+        <w:rPr>
+          <w:b w:val="0"/>
+        </w:rPr>
+        <w:t xml:space="preserve">The fictional examples and a blank </w:t>
+      </w:r>
+      <w:r>
+        <w:rPr>
+          <w:b/>
+        </w:rPr>
+        <w:t>evidence</w:t>
+      </w:r>
+      <w:r>
+        <w:rPr>
+          <w:b w:val="0"/>
+        </w:rPr>
+        <w:t xml:space="preserve"> table</w:t>
+      </w:r>
+    </w:p>
+    <w:p>
+      <w:pPr>
+        <w:spacing w:line="336" w:lineRule="auto" w:after="180"/>
+      </w:pPr>
+      <w:r>
+        <w:rPr>
+          <w:b w:val="0"/>
+        </w:rPr>
+        <w:t>Saved classroom project records for critique; no personal student dataset required</w:t>
+      </w:r>
+    </w:p>
+    <w:p>
+      <w:pPr>
+        <w:pStyle w:val="Heading2"/>
+      </w:pPr>
+      <w:r>
+        <w:t>Opening retrieval</w:t>
+      </w:r>
+    </w:p>
+    <w:p>
+      <w:pPr>
+        <w:spacing w:line="336" w:lineRule="auto" w:after="180"/>
+      </w:pPr>
+      <w:r>
+        <w:rPr>
+          <w:b w:val="0"/>
+        </w:rPr>
+        <w:t>Without opening the old lesson, explain one key idea from Subgroup Performance. Give an example and a mistake that the idea helps you avoid.</w:t>
+      </w:r>
+    </w:p>
+    <w:p>
+      <w:pPr>
+        <w:spacing w:line="336" w:lineRule="auto" w:after="180"/>
+      </w:pPr>
+      <w:r>
+        <w:rPr>
+          <w:b w:val="0"/>
+        </w:rPr>
+        <w:t>Look for: Calculate subgroup results with sample sizes</w:t>
+      </w:r>
+    </w:p>
+    <w:p>
+      <w:pPr>
+        <w:spacing w:line="336" w:lineRule="auto" w:after="180"/>
+      </w:pPr>
+      <w:r>
+        <w:rPr>
+          <w:b w:val="0"/>
+        </w:rPr>
+        <w:t>Reference example, not the only acceptable wording: Teacher explanation: A 2/20=10 percent; B 3/5=60 percent; pooled 5/25=20 percent, a 50-point group gap.</w:t>
+      </w:r>
+    </w:p>
+    <w:p>
+      <w:pPr>
+        <w:spacing w:line="336" w:lineRule="auto" w:after="180"/>
+      </w:pPr>
+      <w:r>
+        <w:rPr>
+          <w:b w:val="0"/>
+        </w:rPr>
+        <w:t>Without opening the old lesson, explain one key idea from Feature Engineering. Give an example and a mistake that the idea helps you avoid.</w:t>
+      </w:r>
+    </w:p>
+    <w:p>
+      <w:pPr>
+        <w:spacing w:line="336" w:lineRule="auto" w:after="180"/>
+      </w:pPr>
+      <w:r>
+        <w:rPr>
+          <w:b w:val="0"/>
+        </w:rPr>
+        <w:t xml:space="preserve">Look for: Create features available at </w:t>
+      </w:r>
+      <w:r>
+        <w:rPr>
+          <w:b/>
+        </w:rPr>
+        <w:t>prediction</w:t>
+      </w:r>
+      <w:r>
+        <w:rPr>
+          <w:b w:val="0"/>
+        </w:rPr>
+        <w:t xml:space="preserve"> time</w:t>
+      </w:r>
+    </w:p>
+    <w:p>
+      <w:pPr>
+        <w:spacing w:line="336" w:lineRule="auto" w:after="180"/>
+      </w:pPr>
+      <w:r>
+        <w:rPr>
+          <w:b w:val="0"/>
+        </w:rPr>
+        <w:t xml:space="preserve">Reference example, not the only acceptable wording: Teacher explanation: Areas 6, 8, 6 square cm; </w:t>
+      </w:r>
+      <w:r>
+        <w:rPr>
+          <w:b/>
+        </w:rPr>
+        <w:t>training</w:t>
+      </w:r>
+      <w:r>
+        <w:rPr>
+          <w:b w:val="0"/>
+        </w:rPr>
+        <w:t xml:space="preserve"> mean 20/3 square cm.</w:t>
+      </w:r>
+    </w:p>
+    <w:p>
+      <w:pPr>
+        <w:spacing w:line="336" w:lineRule="auto" w:after="180"/>
+      </w:pPr>
+      <w:r>
+        <w:rPr>
+          <w:b w:val="0"/>
+        </w:rPr>
+        <w:t>Without opening the old lesson, explain one key idea from Reproducible Experiments. Give an example and a mistake that the idea helps you avoid.</w:t>
+      </w:r>
+    </w:p>
+    <w:p>
+      <w:pPr>
+        <w:spacing w:line="336" w:lineRule="auto" w:after="180"/>
+      </w:pPr>
+      <w:r>
+        <w:rPr>
+          <w:b w:val="0"/>
+        </w:rPr>
+        <w:t>Look for: Record enough detail to reproduce a run</w:t>
+      </w:r>
+    </w:p>
+    <w:p>
+      <w:pPr>
+        <w:spacing w:line="336" w:lineRule="auto" w:after="180"/>
+      </w:pPr>
+      <w:r>
+        <w:rPr>
+          <w:b w:val="0"/>
+        </w:rPr>
+        <w:t>Reference example, not the only acceptable wording: Teacher explanation: Mean 70 percent; range 80-60=20 percentage points, across the three declared runs.</w:t>
+      </w:r>
+    </w:p>
+    <w:p>
+      <w:pPr>
+        <w:pStyle w:val="Heading2"/>
+      </w:pPr>
+      <w:r>
+        <w:t>End goal</w:t>
+      </w:r>
+    </w:p>
+    <w:p>
+      <w:pPr>
+        <w:spacing w:line="336" w:lineRule="auto" w:after="180"/>
+      </w:pPr>
+      <w:r>
+        <w:rPr>
+          <w:b w:val="0"/>
+        </w:rPr>
+        <w:t xml:space="preserve">By the end, I can explain </w:t>
+      </w:r>
+      <w:r>
+        <w:rPr>
+          <w:b/>
+        </w:rPr>
+        <w:t>proxy feature</w:t>
+      </w:r>
+      <w:r>
+        <w:rPr>
+          <w:b w:val="0"/>
+        </w:rPr>
+        <w:t xml:space="preserve">s and </w:t>
+      </w:r>
+      <w:r>
+        <w:rPr>
+          <w:b/>
+        </w:rPr>
+        <w:t>fairness</w:t>
+      </w:r>
+      <w:r>
+        <w:rPr>
+          <w:b w:val="0"/>
+        </w:rPr>
+        <w:t xml:space="preserve"> using a traced example and a stated limitation.</w:t>
+      </w:r>
+    </w:p>
+    <w:p>
+      <w:pPr>
+        <w:pStyle w:val="Heading2"/>
+      </w:pPr>
+      <w:r>
+        <w:t>Earlier wording, alternatives and picture transcripts · reference / check after trying</w:t>
+      </w:r>
+    </w:p>
+    <w:p>
+      <w:pPr>
         <w:pStyle w:val="Heading3"/>
       </w:pPr>
       <w:r>
+        <w:t>Teach the learning cycle</w:t>
+      </w:r>
+    </w:p>
+    <w:p>
+      <w:pPr>
+        <w:pStyle w:val="Heading3"/>
+      </w:pPr>
+      <w:r>
         <w:t>Retrieval answer guidance</w:t>
       </w:r>
     </w:p>
@@ -259,39 +599,6 @@
     </w:p>
     <w:p>
       <w:pPr>
-        <w:spacing w:line="336" w:lineRule="auto" w:after="180"/>
-      </w:pPr>
-      <w:r>
-        <w:rPr>
-          <w:b w:val="0"/>
-        </w:rPr>
-        <w:t>Without opening the old lesson, explain one key idea from Subgroup Performance. Give an example and a mistake that the idea helps you avoid.</w:t>
-      </w:r>
-    </w:p>
-    <w:p>
-      <w:pPr>
-        <w:spacing w:line="336" w:lineRule="auto" w:after="180"/>
-      </w:pPr>
-      <w:r>
-        <w:rPr>
-          <w:b w:val="0"/>
-        </w:rPr>
-        <w:t>Look for: Calculate subgroup results with sample sizes</w:t>
-      </w:r>
-    </w:p>
-    <w:p>
-      <w:pPr>
-        <w:spacing w:line="336" w:lineRule="auto" w:after="180"/>
-      </w:pPr>
-      <w:r>
-        <w:rPr>
-          <w:b w:val="0"/>
-        </w:rPr>
-        <w:t>Reference example, not the only acceptable wording: Teacher explanation: A 2/20=10 percent; B 3/5=60 percent; pooled 5/25=20 percent, a 50-point group gap.</w:t>
-      </w:r>
-    </w:p>
-    <w:p>
-      <w:pPr>
         <w:pStyle w:val="Heading3"/>
       </w:pPr>
       <w:r>
@@ -300,100 +607,10 @@
     </w:p>
     <w:p>
       <w:pPr>
-        <w:spacing w:line="336" w:lineRule="auto" w:after="180"/>
-      </w:pPr>
-      <w:r>
-        <w:rPr>
-          <w:b w:val="0"/>
-        </w:rPr>
-        <w:t>Without opening the old lesson, explain one key idea from Feature Engineering. Give an example and a mistake that the idea helps you avoid.</w:t>
-      </w:r>
-    </w:p>
-    <w:p>
-      <w:pPr>
-        <w:spacing w:line="336" w:lineRule="auto" w:after="180"/>
-      </w:pPr>
-      <w:r>
-        <w:rPr>
-          <w:b w:val="0"/>
-        </w:rPr>
-        <w:t xml:space="preserve">Look for: Create features available at </w:t>
-      </w:r>
-      <w:r>
-        <w:rPr>
-          <w:b/>
-        </w:rPr>
-        <w:t>prediction</w:t>
-      </w:r>
-      <w:r>
-        <w:rPr>
-          <w:b w:val="0"/>
-        </w:rPr>
-        <w:t xml:space="preserve"> time</w:t>
-      </w:r>
-    </w:p>
-    <w:p>
-      <w:pPr>
-        <w:spacing w:line="336" w:lineRule="auto" w:after="180"/>
-      </w:pPr>
-      <w:r>
-        <w:rPr>
-          <w:b w:val="0"/>
-        </w:rPr>
-        <w:t xml:space="preserve">Reference example, not the only acceptable wording: Teacher explanation: Areas 6, 8, 6 square cm; </w:t>
-      </w:r>
-      <w:r>
-        <w:rPr>
-          <w:b/>
-        </w:rPr>
-        <w:t>training</w:t>
-      </w:r>
-      <w:r>
-        <w:rPr>
-          <w:b w:val="0"/>
-        </w:rPr>
-        <w:t xml:space="preserve"> mean 20/3 square cm.</w:t>
-      </w:r>
-    </w:p>
-    <w:p>
-      <w:pPr>
         <w:pStyle w:val="Heading3"/>
       </w:pPr>
       <w:r>
         <w:t>Reproducible Experiments</w:t>
-      </w:r>
-    </w:p>
-    <w:p>
-      <w:pPr>
-        <w:spacing w:line="336" w:lineRule="auto" w:after="180"/>
-      </w:pPr>
-      <w:r>
-        <w:rPr>
-          <w:b w:val="0"/>
-        </w:rPr>
-        <w:t>Without opening the old lesson, explain one key idea from Reproducible Experiments. Give an example and a mistake that the idea helps you avoid.</w:t>
-      </w:r>
-    </w:p>
-    <w:p>
-      <w:pPr>
-        <w:spacing w:line="336" w:lineRule="auto" w:after="180"/>
-      </w:pPr>
-      <w:r>
-        <w:rPr>
-          <w:b w:val="0"/>
-        </w:rPr>
-        <w:t>Look for: Record enough detail to reproduce a run</w:t>
-      </w:r>
-    </w:p>
-    <w:p>
-      <w:pPr>
-        <w:spacing w:line="336" w:lineRule="auto" w:after="180"/>
-      </w:pPr>
-      <w:r>
-        <w:rPr>
-          <w:b w:val="0"/>
-        </w:rPr>
-        <w:t>Reference example, not the only acceptable wording: Teacher explanation: Mean 70 percent; range 80-60=20 percentage points, across the three declared runs.</w:t>
       </w:r>
     </w:p>
     <w:p>
@@ -578,6 +795,11 @@
       </w:r>
     </w:p>
     <w:p>
+      <w:r>
+        <w:t>This compact option is not the full-week schedule. Use the main teaching cycle and allow extra sessions for the investigation, independent work and project.</w:t>
+      </w:r>
+    </w:p>
+    <w:p>
       <w:pPr>
         <w:spacing w:line="336" w:lineRule="auto" w:after="180"/>
       </w:pPr>
@@ -585,7 +807,7 @@
         <w:rPr>
           <w:b w:val="0"/>
         </w:rPr>
-        <w:t>Use the supplied scenario, student illustrations and blank paper. For numeric work, offer counters or a calculator after learners show the setup. Fictional records are supplied; personal data and paid accounts are unnecessary.</w:t>
+        <w:t>Allow 80 minutes: recall 8; explanation 12; worked demonstration 15; guided practice 20; independent assessment 15; project and reflection 10. Extend the lab into a second session when needed.</w:t>
       </w:r>
     </w:p>
     <w:p>
@@ -593,32 +815,55 @@
         <w:pStyle w:val="Heading3"/>
       </w:pPr>
       <w:r>
-        <w:t>Alternative compact allocation</w:t>
-      </w:r>
-    </w:p>
-    <w:p>
-      <w:r>
-        <w:t>This compact option is not the full-week schedule. Use the main teaching cycle and allow extra sessions for the investigation, independent work and project.</w:t>
+        <w:t>Preparation for the connected explanation</w:t>
+      </w:r>
+    </w:p>
+    <w:p>
+      <w:pPr>
+        <w:pStyle w:val="Heading3"/>
+      </w:pPr>
+      <w:r>
+        <w:t>Readiness answer</w:t>
+      </w:r>
+    </w:p>
+    <w:p>
+      <w:pPr>
+        <w:pStyle w:val="Heading3"/>
+      </w:pPr>
+      <w:r>
+        <w:t>End goal for the pictorial case</w:t>
       </w:r>
     </w:p>
     <w:p>
       <w:pPr>
         <w:spacing w:line="336" w:lineRule="auto" w:after="180"/>
-        <w:shd w:fill="F1F6F8"/>
       </w:pPr>
       <w:r>
         <w:rPr>
           <w:b w:val="0"/>
         </w:rPr>
-        <w:t>Allow 80 minutes: recall 8; explanation 12; worked demonstration 15; guided practice 20; independent assessment 15; project and reflection 10. Extend the lab into a second session when needed.</w:t>
-      </w:r>
-    </w:p>
-    <w:p>
-      <w:pPr>
-        <w:pStyle w:val="Heading3"/>
-      </w:pPr>
-      <w:r>
-        <w:t>Preparation for the connected explanation</w:t>
+        <w:t>This added worked case illustrates the week’s main idea. Retain all original and connected topics; schedule its practice within the teaching cycle.</w:t>
+      </w:r>
+    </w:p>
+    <w:p>
+      <w:pPr>
+        <w:pStyle w:val="Heading1"/>
+      </w:pPr>
+      <w:r>
+        <w:t>02. Teach proxy association separately from actual model effects</w:t>
+      </w:r>
+    </w:p>
+    <w:p>
+      <w:r>
+        <w:t>Keep the imperfect main association,perfect pictured mapping and executable ablation distinct.</w:t>
+      </w:r>
+    </w:p>
+    <w:p>
+      <w:pPr>
+        <w:pStyle w:val="Heading2"/>
+      </w:pPr>
+      <w:r>
+        <w:t>Main scope and complete association table</w:t>
       </w:r>
     </w:p>
     <w:p>
@@ -629,12 +874,69 @@
         <w:rPr>
           <w:b w:val="0"/>
         </w:rPr>
-        <w:t xml:space="preserve">Teach two 45-minute sessions. This week focuses on </w:t>
+        <w:t xml:space="preserve">An </w:t>
       </w:r>
       <w:r>
         <w:rPr>
           <w:b/>
         </w:rPr>
+        <w:t>input</w:t>
+      </w:r>
+      <w:r>
+        <w:rPr>
+          <w:b w:val="0"/>
+        </w:rPr>
+        <w:t xml:space="preserve"> can carry information about a characteristic without naming it. In a fictional school-device dataset, device code may be associated with building or access to newer equipment.</w:t>
+      </w:r>
+    </w:p>
+    <w:p>
+      <w:pPr>
+        <w:spacing w:line="336" w:lineRule="auto" w:after="180"/>
+      </w:pPr>
+      <w:r>
+        <w:rPr>
+          <w:b w:val="0"/>
+        </w:rPr>
+        <w:t>Removing a building field does not remove all related information. Do not infer a real student identity or protected characteristic in this exercise.</w:t>
+      </w:r>
+    </w:p>
+    <w:p>
+      <w:pPr>
+        <w:spacing w:line="336" w:lineRule="auto" w:after="180"/>
+      </w:pPr>
+      <w:r>
+        <w:rPr>
+          <w:b w:val="0"/>
+        </w:rPr>
+        <w:t>Use fictional classroom data throughout this investigation. Keep the task, units, reference labels and data split visible as you reason.</w:t>
+      </w:r>
+    </w:p>
+    <w:p>
+      <w:pPr>
+        <w:spacing w:line="336" w:lineRule="auto" w:after="180"/>
+      </w:pPr>
+      <w:r>
+        <w:rPr>
+          <w:b w:val="0"/>
+        </w:rPr>
+        <w:t xml:space="preserve">Earlier weeks supplied the model-building </w:t>
+      </w:r>
+      <w:r>
+        <w:rPr>
+          <w:b/>
+        </w:rPr>
+        <w:t>process</w:t>
+      </w:r>
+      <w:r>
+        <w:rPr>
+          <w:b w:val="0"/>
+        </w:rPr>
+        <w:t xml:space="preserve">; this week examines </w:t>
+      </w:r>
+      <w:r>
+        <w:rPr>
+          <w:b/>
+        </w:rPr>
         <w:t>proxy feature</w:t>
       </w:r>
       <w:r>
@@ -653,9 +955,193 @@
         <w:rPr>
           <w:b w:val="0"/>
         </w:rPr>
-        <w:t>. Model the worked example first, collect the new W 4 case independently before feedback, and use the fresh retry to check transfer.</w:t>
-      </w:r>
-    </w:p>
+        <w:t>.</w:t>
+      </w:r>
+    </w:p>
+    <w:tbl>
+      <w:tblPr>
+        <w:tblStyle w:val="LightShading-Accent1"/>
+        <w:tblW w:type="auto" w:w="0"/>
+        <w:tblLook w:firstColumn="1" w:firstRow="1" w:lastColumn="0" w:lastRow="0" w:noHBand="0" w:noVBand="1" w:val="04A0"/>
+      </w:tblPr>
+      <w:tblGrid>
+        <w:gridCol w:w="2556"/>
+        <w:gridCol w:w="2556"/>
+        <w:gridCol w:w="2556"/>
+        <w:gridCol w:w="2556"/>
+      </w:tblGrid>
+      <w:tr>
+        <w:trPr>
+          <w:tblHeader/>
+        </w:trPr>
+        <w:tc>
+          <w:tcPr>
+            <w:tcW w:type="dxa" w:w="2556"/>
+          </w:tcPr>
+          <w:p>
+            <w:r>
+              <w:t>Complete fictional association table</w:t>
+            </w:r>
+          </w:p>
+        </w:tc>
+        <w:tc>
+          <w:tcPr>
+            <w:tcW w:type="dxa" w:w="2556"/>
+          </w:tcPr>
+          <w:p>
+            <w:r>
+              <w:t>DeviceX</w:t>
+            </w:r>
+          </w:p>
+        </w:tc>
+        <w:tc>
+          <w:tcPr>
+            <w:tcW w:type="dxa" w:w="2556"/>
+          </w:tcPr>
+          <w:p>
+            <w:r>
+              <w:t>Other device</w:t>
+            </w:r>
+          </w:p>
+        </w:tc>
+        <w:tc>
+          <w:tcPr>
+            <w:tcW w:type="dxa" w:w="2556"/>
+          </w:tcPr>
+          <w:p>
+            <w:r>
+              <w:t>Total</w:t>
+            </w:r>
+          </w:p>
+        </w:tc>
+      </w:tr>
+      <w:tr>
+        <w:tc>
+          <w:tcPr>
+            <w:tcW w:type="dxa" w:w="2556"/>
+          </w:tcPr>
+          <w:p>
+            <w:r>
+              <w:t>North building</w:t>
+            </w:r>
+          </w:p>
+        </w:tc>
+        <w:tc>
+          <w:tcPr>
+            <w:tcW w:type="dxa" w:w="2556"/>
+          </w:tcPr>
+          <w:p>
+            <w:r>
+              <w:t>8</w:t>
+            </w:r>
+          </w:p>
+        </w:tc>
+        <w:tc>
+          <w:tcPr>
+            <w:tcW w:type="dxa" w:w="2556"/>
+          </w:tcPr>
+          <w:p>
+            <w:r>
+              <w:t>2</w:t>
+            </w:r>
+          </w:p>
+        </w:tc>
+        <w:tc>
+          <w:tcPr>
+            <w:tcW w:type="dxa" w:w="2556"/>
+          </w:tcPr>
+          <w:p>
+            <w:r>
+              <w:t>10</w:t>
+            </w:r>
+          </w:p>
+        </w:tc>
+      </w:tr>
+      <w:tr>
+        <w:tc>
+          <w:tcPr>
+            <w:tcW w:type="dxa" w:w="2556"/>
+          </w:tcPr>
+          <w:p>
+            <w:r>
+              <w:t>South building</w:t>
+            </w:r>
+          </w:p>
+        </w:tc>
+        <w:tc>
+          <w:tcPr>
+            <w:tcW w:type="dxa" w:w="2556"/>
+          </w:tcPr>
+          <w:p>
+            <w:r>
+              <w:t>2</w:t>
+            </w:r>
+          </w:p>
+        </w:tc>
+        <w:tc>
+          <w:tcPr>
+            <w:tcW w:type="dxa" w:w="2556"/>
+          </w:tcPr>
+          <w:p>
+            <w:r>
+              <w:t>8</w:t>
+            </w:r>
+          </w:p>
+        </w:tc>
+        <w:tc>
+          <w:tcPr>
+            <w:tcW w:type="dxa" w:w="2556"/>
+          </w:tcPr>
+          <w:p>
+            <w:r>
+              <w:t>10</w:t>
+            </w:r>
+          </w:p>
+        </w:tc>
+      </w:tr>
+      <w:tr>
+        <w:tc>
+          <w:tcPr>
+            <w:tcW w:type="dxa" w:w="2556"/>
+          </w:tcPr>
+          <w:p>
+            <w:r>
+              <w:t>Total</w:t>
+            </w:r>
+          </w:p>
+        </w:tc>
+        <w:tc>
+          <w:tcPr>
+            <w:tcW w:type="dxa" w:w="2556"/>
+          </w:tcPr>
+          <w:p>
+            <w:r>
+              <w:t>10</w:t>
+            </w:r>
+          </w:p>
+        </w:tc>
+        <w:tc>
+          <w:tcPr>
+            <w:tcW w:type="dxa" w:w="2556"/>
+          </w:tcPr>
+          <w:p>
+            <w:r>
+              <w:t>10</w:t>
+            </w:r>
+          </w:p>
+        </w:tc>
+        <w:tc>
+          <w:tcPr>
+            <w:tcW w:type="dxa" w:w="2556"/>
+          </w:tcPr>
+          <w:p>
+            <w:r>
+              <w:t>20</w:t>
+            </w:r>
+          </w:p>
+        </w:tc>
+      </w:tr>
+    </w:tbl>
     <w:p>
       <w:pPr>
         <w:spacing w:line="336" w:lineRule="auto" w:after="180"/>
@@ -664,15 +1150,7 @@
         <w:rPr>
           <w:b w:val="0"/>
         </w:rPr>
-        <w:t>Award credit for traceable reasoning and bounded claims, including justified uncertainty.</w:t>
-      </w:r>
-    </w:p>
-    <w:p>
-      <w:pPr>
-        <w:pStyle w:val="Heading3"/>
-      </w:pPr>
-      <w:r>
-        <w:t>Readiness answer</w:t>
+        <w:t>Fictional records show device code X on 8 of 10 north-building examples and 2 of 10 south-building examples. Device and building are associated in this sample.</w:t>
       </w:r>
     </w:p>
     <w:p>
@@ -683,7 +1161,7 @@
         <w:rPr>
           <w:b w:val="0"/>
         </w:rPr>
-        <w:t>No; examine errors, consequences, data and context.</w:t>
+        <w:t>This does not prove device causes model errors or that every X device comes from north. The remaining cases contradict such a universal rule.</w:t>
       </w:r>
     </w:p>
     <w:p>
@@ -694,7 +1172,19 @@
         <w:rPr>
           <w:b w:val="0"/>
         </w:rPr>
-        <w:t>Printed student lesson and workbook</w:t>
+        <w:t xml:space="preserve">Before continuing, underline the decision rule and circle the </w:t>
+      </w:r>
+      <w:r>
+        <w:rPr>
+          <w:b/>
+        </w:rPr>
+        <w:t>evidence</w:t>
+      </w:r>
+      <w:r>
+        <w:rPr>
+          <w:b w:val="0"/>
+        </w:rPr>
+        <w:t xml:space="preserve"> that supports the conclusion. Explain the example to a partner without replacing the counts or conditions with a stronger claim.</w:t>
       </w:r>
     </w:p>
     <w:p>
@@ -705,621 +1195,7 @@
         <w:rPr>
           <w:b w:val="0"/>
         </w:rPr>
-        <w:t>Paper, pencils and a calculator for fractions</w:t>
-      </w:r>
-    </w:p>
-    <w:p>
-      <w:pPr>
-        <w:spacing w:line="336" w:lineRule="auto" w:after="180"/>
-      </w:pPr>
-      <w:r>
-        <w:rPr>
-          <w:b w:val="0"/>
-        </w:rPr>
-        <w:t xml:space="preserve">The fictional examples and a blank </w:t>
-      </w:r>
-      <w:r>
-        <w:rPr>
-          <w:b/>
-        </w:rPr>
-        <w:t>evidence</w:t>
-      </w:r>
-      <w:r>
-        <w:rPr>
-          <w:b w:val="0"/>
-        </w:rPr>
-        <w:t xml:space="preserve"> table</w:t>
-      </w:r>
-    </w:p>
-    <w:p>
-      <w:pPr>
-        <w:spacing w:line="336" w:lineRule="auto" w:after="180"/>
-      </w:pPr>
-      <w:r>
-        <w:rPr>
-          <w:b w:val="0"/>
-        </w:rPr>
-        <w:t>Saved classroom project records for critique; no personal student dataset required</w:t>
-      </w:r>
-    </w:p>
-    <w:p>
-      <w:pPr>
-        <w:pStyle w:val="Heading3"/>
-      </w:pPr>
-      <w:r>
-        <w:t>End goal for the pictorial case</w:t>
-      </w:r>
-    </w:p>
-    <w:p>
-      <w:pPr>
-        <w:spacing w:line="336" w:lineRule="auto" w:after="180"/>
-      </w:pPr>
-      <w:r>
-        <w:rPr>
-          <w:b w:val="0"/>
-        </w:rPr>
-        <w:t xml:space="preserve">By the end, I can explain </w:t>
-      </w:r>
-      <w:r>
-        <w:rPr>
-          <w:b/>
-        </w:rPr>
-        <w:t>proxy feature</w:t>
-      </w:r>
-      <w:r>
-        <w:rPr>
-          <w:b w:val="0"/>
-        </w:rPr>
-        <w:t xml:space="preserve">s and </w:t>
-      </w:r>
-      <w:r>
-        <w:rPr>
-          <w:b/>
-        </w:rPr>
-        <w:t>fairness</w:t>
-      </w:r>
-      <w:r>
-        <w:rPr>
-          <w:b w:val="0"/>
-        </w:rPr>
-        <w:t xml:space="preserve"> using a traced example and a stated limitation.</w:t>
-      </w:r>
-    </w:p>
-    <w:p>
-      <w:pPr>
-        <w:spacing w:line="336" w:lineRule="auto" w:after="180"/>
-      </w:pPr>
-      <w:r>
-        <w:rPr>
-          <w:b w:val="0"/>
-        </w:rPr>
-        <w:t>This added worked case illustrates the week’s main idea. Retain all original and connected topics; schedule its practice within the teaching cycle.</w:t>
-      </w:r>
-    </w:p>
-    <w:p>
-      <w:pPr>
-        <w:pStyle w:val="Heading1"/>
-      </w:pPr>
-      <w:r>
-        <w:t>02. Explain the mechanism</w:t>
-      </w:r>
-    </w:p>
-    <w:p>
-      <w:r>
-        <w:t>Model Proxy Features and Fairness using the supplied case, labelled mechanism and reasoning. Make the scope of each conclusion explicit.</w:t>
-      </w:r>
-    </w:p>
-    <w:p>
-      <w:pPr>
-        <w:spacing w:line="336" w:lineRule="auto" w:after="180"/>
-      </w:pPr>
-      <w:r>
-        <w:rPr>
-          <w:b w:val="0"/>
-        </w:rPr>
-        <w:t>Trace the information, fitted behavior, and evaluation proof separately.</w:t>
-      </w:r>
-    </w:p>
-    <w:p>
-      <w:pPr>
-        <w:pStyle w:val="Heading3"/>
-      </w:pPr>
-      <w:r>
-        <w:t>Question to explain</w:t>
-      </w:r>
-    </w:p>
-    <w:p>
-      <w:pPr>
-        <w:spacing w:line="336" w:lineRule="auto" w:after="180"/>
-        <w:shd w:fill="F5F1FB"/>
-      </w:pPr>
-      <w:r>
-        <w:rPr>
-          <w:b w:val="0"/>
-        </w:rPr>
-        <w:t>QUESTION Trace suspicious proxies and compare model behavior after a controlled removal.</w:t>
-      </w:r>
-    </w:p>
-    <w:p>
-      <w:pPr>
-        <w:spacing w:line="336" w:lineRule="auto" w:after="180"/>
-      </w:pPr>
-      <w:r>
-        <w:rPr>
-          <w:b w:val="0"/>
-        </w:rPr>
-        <w:t>MODEL IDEA A feature may indirectly encode sensitive identity or context, creating unjustified differences even when the original field is absent.</w:t>
-      </w:r>
-    </w:p>
-    <w:p>
-      <w:pPr>
-        <w:spacing w:line="336" w:lineRule="auto" w:after="180"/>
-      </w:pPr>
-      <w:r>
-        <w:rPr>
-          <w:b w:val="0"/>
-        </w:rPr>
-        <w:t>PROOF NEEDED Use an unseen case, visible calculation, error analysis, and a stated limitation.</w:t>
-      </w:r>
-    </w:p>
-    <w:p>
-      <w:pPr>
-        <w:pStyle w:val="Heading3"/>
-      </w:pPr>
-      <w:r>
-        <w:t>How the mechanism works</w:t>
-      </w:r>
-    </w:p>
-    <w:p>
-      <w:pPr>
-        <w:spacing w:line="336" w:lineRule="auto" w:after="180"/>
-        <w:shd w:fill="F1F6F8"/>
-      </w:pPr>
-      <w:r>
-        <w:rPr>
-          <w:b w:val="0"/>
-        </w:rPr>
-        <w:t>UNDER THE HOOD Photo background predicts classroom location and is correlated with camera quality. Model uses background as a shortcut for health labels.</w:t>
-      </w:r>
-    </w:p>
-    <w:p>
-      <w:pPr>
-        <w:spacing w:line="336" w:lineRule="auto" w:after="180"/>
-      </w:pPr>
-      <w:r>
-        <w:rPr>
-          <w:b w:val="0"/>
-        </w:rPr>
-        <w:t xml:space="preserve">Draw a fresh data → model → </w:t>
-      </w:r>
-      <w:r>
-        <w:rPr>
-          <w:b/>
-        </w:rPr>
-        <w:t>prediction</w:t>
-      </w:r>
-      <w:r>
-        <w:rPr>
-          <w:b w:val="0"/>
-        </w:rPr>
-        <w:t xml:space="preserve"> → evaluation trace:</w:t>
-      </w:r>
-    </w:p>
-    <w:p>
-      <w:pPr>
-        <w:spacing w:line="336" w:lineRule="auto" w:after="180"/>
-      </w:pPr>
-      <w:r>
-        <w:rPr>
-          <w:b w:val="0"/>
-        </w:rPr>
-        <w:t xml:space="preserve">Predict first. Then check each step. A correct answer without visible </w:t>
-      </w:r>
-      <w:r>
-        <w:rPr>
-          <w:b/>
-        </w:rPr>
-        <w:t>evidence</w:t>
-      </w:r>
-      <w:r>
-        <w:rPr>
-          <w:b w:val="0"/>
-        </w:rPr>
-        <w:t xml:space="preserve"> cannot be audited.</w:t>
-      </w:r>
-    </w:p>
-    <w:p>
-      <w:pPr>
-        <w:pStyle w:val="Heading3"/>
-      </w:pPr>
-      <w:r>
-        <w:t>Step 1</w:t>
-      </w:r>
-    </w:p>
-    <w:p>
-      <w:pPr>
-        <w:spacing w:line="336" w:lineRule="auto" w:after="180"/>
-        <w:shd w:fill="F4F9FC"/>
-      </w:pPr>
-      <w:r>
-        <w:rPr>
-          <w:b w:val="0"/>
-        </w:rPr>
-        <w:t>STEP 1 Photo background predicts classroom location and is correlated with camera quality.</w:t>
-      </w:r>
-    </w:p>
-    <w:p>
-      <w:pPr>
-        <w:pStyle w:val="Heading3"/>
-      </w:pPr>
-      <w:r>
-        <w:t>Step 2</w:t>
-      </w:r>
-    </w:p>
-    <w:p>
-      <w:pPr>
-        <w:spacing w:line="336" w:lineRule="auto" w:after="180"/>
-        <w:shd w:fill="F4F9FC"/>
-      </w:pPr>
-      <w:r>
-        <w:rPr>
-          <w:b w:val="0"/>
-        </w:rPr>
-        <w:t>STEP 2 Model uses background as a shortcut for health labels.</w:t>
-      </w:r>
-    </w:p>
-    <w:p>
-      <w:pPr>
-        <w:pStyle w:val="Heading3"/>
-      </w:pPr>
-      <w:r>
-        <w:t>Step 3</w:t>
-      </w:r>
-    </w:p>
-    <w:p>
-      <w:pPr>
-        <w:spacing w:line="336" w:lineRule="auto" w:after="180"/>
-        <w:shd w:fill="F4F9FC"/>
-      </w:pPr>
-      <w:r>
-        <w:rPr>
-          <w:b w:val="0"/>
-        </w:rPr>
-        <w:t xml:space="preserve">STEP 3 Create paired crops with the same leaf and different backgrounds; </w:t>
-      </w:r>
-      <w:r>
-        <w:rPr>
-          <w:b/>
-        </w:rPr>
-        <w:t>prediction</w:t>
-      </w:r>
-      <w:r>
-        <w:rPr>
-          <w:b w:val="0"/>
-        </w:rPr>
-        <w:t>s change.</w:t>
-      </w:r>
-    </w:p>
-    <w:p>
-      <w:pPr>
-        <w:pStyle w:val="Heading3"/>
-      </w:pPr>
-      <w:r>
-        <w:t>Step 4</w:t>
-      </w:r>
-    </w:p>
-    <w:p>
-      <w:pPr>
-        <w:spacing w:line="336" w:lineRule="auto" w:after="180"/>
-        <w:shd w:fill="F4F9FC"/>
-      </w:pPr>
-      <w:r>
-        <w:rPr>
-          <w:b w:val="0"/>
-        </w:rPr>
-        <w:t>STEP 4 Crop backgrounds or improve data, retrain, and compare performance and subgroup gaps.</w:t>
-      </w:r>
-    </w:p>
-    <w:p>
-      <w:pPr>
-        <w:spacing w:line="336" w:lineRule="auto" w:after="180"/>
-      </w:pPr>
-      <w:r>
-        <w:rPr>
-          <w:b w:val="0"/>
-        </w:rPr>
-        <w:t>CHECK Verify the denominator, unit, split, class definition, and data version before interpreting a score.</w:t>
-      </w:r>
-    </w:p>
-    <w:p>
-      <w:pPr>
-        <w:spacing w:line="336" w:lineRule="auto" w:after="180"/>
-      </w:pPr>
-      <w:r>
-        <w:rPr>
-          <w:b w:val="0"/>
-        </w:rPr>
-        <w:t xml:space="preserve">Recalculate, retrace, or restate the </w:t>
-      </w:r>
-      <w:r>
-        <w:rPr>
-          <w:b/>
-        </w:rPr>
-        <w:t>evidence</w:t>
-      </w:r>
-      <w:r>
-        <w:rPr>
-          <w:b w:val="0"/>
-        </w:rPr>
-        <w:t xml:space="preserve"> independently:</w:t>
-      </w:r>
-    </w:p>
-    <w:p>
-      <w:pPr>
-        <w:pStyle w:val="Heading3"/>
-      </w:pPr>
-      <w:r>
-        <w:t>Concrete teaching case</w:t>
-      </w:r>
-    </w:p>
-    <w:p>
-      <w:pPr>
-        <w:pStyle w:val="Heading3"/>
-      </w:pPr>
-      <w:r>
-        <w:t>The teaching case</w:t>
-      </w:r>
-    </w:p>
-    <w:p>
-      <w:pPr>
-        <w:spacing w:line="336" w:lineRule="auto" w:after="180"/>
-        <w:shd w:fill="F1F6FC"/>
-      </w:pPr>
-      <w:r>
-        <w:rPr>
-          <w:b w:val="0"/>
-        </w:rPr>
-        <w:t>Background colour tracks collection location, associated with plant types.</w:t>
-      </w:r>
-    </w:p>
-    <w:p>
-      <w:pPr>
-        <w:pStyle w:val="Heading3"/>
-      </w:pPr>
-      <w:r>
-        <w:t>The teaching case</w:t>
-      </w:r>
-    </w:p>
-    <w:p>
-      <w:pPr>
-        <w:spacing w:line="336" w:lineRule="auto" w:after="180"/>
-        <w:shd w:fill="F1F6FC"/>
-      </w:pPr>
-      <w:r>
-        <w:rPr>
-          <w:b w:val="0"/>
-        </w:rPr>
-        <w:t>Explain proxy risk and test.</w:t>
-      </w:r>
-    </w:p>
-    <w:p>
-      <w:pPr>
-        <w:pStyle w:val="Heading3"/>
-      </w:pPr>
-      <w:r>
-        <w:t>Exact explanation to model</w:t>
-      </w:r>
-    </w:p>
-    <w:p>
-      <w:pPr>
-        <w:pStyle w:val="Heading3"/>
-      </w:pPr>
-      <w:r>
-        <w:t>Why the result follows</w:t>
-      </w:r>
-    </w:p>
-    <w:p>
-      <w:pPr>
-        <w:spacing w:line="336" w:lineRule="auto" w:after="180"/>
-        <w:shd w:fill="F1F6FC"/>
-      </w:pPr>
-      <w:r>
-        <w:rPr>
-          <w:b w:val="0"/>
-        </w:rPr>
-        <w:t xml:space="preserve">Background can be a location shortcut rather than leaf </w:t>
-      </w:r>
-      <w:r>
-        <w:rPr>
-          <w:b/>
-        </w:rPr>
-        <w:t>evidence</w:t>
-      </w:r>
-      <w:r>
-        <w:rPr>
-          <w:b w:val="0"/>
-        </w:rPr>
-        <w:t>. Test leaf types across backgrounds and locations and compare slices.</w:t>
-      </w:r>
-    </w:p>
-    <w:p>
-      <w:pPr>
-        <w:pStyle w:val="Heading3"/>
-      </w:pPr>
-      <w:r>
-        <w:t>Explain the added worked example</w:t>
-      </w:r>
-    </w:p>
-    <w:p>
-      <w:pPr>
-        <w:pStyle w:val="Heading3"/>
-      </w:pPr>
-      <w:r>
-        <w:t>Explain the added worked example · 1</w:t>
-      </w:r>
-    </w:p>
-    <w:p>
-      <w:pPr>
-        <w:spacing w:line="336" w:lineRule="auto" w:after="180"/>
-      </w:pPr>
-      <w:r>
-        <w:rPr>
-          <w:b w:val="0"/>
-        </w:rPr>
-        <w:t xml:space="preserve">An </w:t>
-      </w:r>
-      <w:r>
-        <w:rPr>
-          <w:b/>
-        </w:rPr>
-        <w:t>input</w:t>
-      </w:r>
-      <w:r>
-        <w:rPr>
-          <w:b w:val="0"/>
-        </w:rPr>
-        <w:t xml:space="preserve"> can carry information about a characteristic without naming it. In a fictional school-device dataset, device code may be associated with building or access to newer equipment.</w:t>
-      </w:r>
-    </w:p>
-    <w:p>
-      <w:pPr>
-        <w:spacing w:line="336" w:lineRule="auto" w:after="180"/>
-      </w:pPr>
-      <w:r>
-        <w:rPr>
-          <w:b w:val="0"/>
-        </w:rPr>
-        <w:t>Removing a building field does not remove all related information. Do not infer a real student identity or protected characteristic in this exercise.</w:t>
-      </w:r>
-    </w:p>
-    <w:p>
-      <w:pPr>
-        <w:spacing w:line="336" w:lineRule="auto" w:after="180"/>
-      </w:pPr>
-      <w:r>
-        <w:rPr>
-          <w:b w:val="0"/>
-        </w:rPr>
-        <w:t>Use fictional classroom data throughout this investigation. Keep the task, units, reference labels and data split visible as you reason.</w:t>
-      </w:r>
-    </w:p>
-    <w:p>
-      <w:pPr>
-        <w:spacing w:line="336" w:lineRule="auto" w:after="180"/>
-      </w:pPr>
-      <w:r>
-        <w:rPr>
-          <w:b w:val="0"/>
-        </w:rPr>
-        <w:t xml:space="preserve">Earlier weeks supplied the model-building </w:t>
-      </w:r>
-      <w:r>
-        <w:rPr>
-          <w:b/>
-        </w:rPr>
-        <w:t>process</w:t>
-      </w:r>
-      <w:r>
-        <w:rPr>
-          <w:b w:val="0"/>
-        </w:rPr>
-        <w:t xml:space="preserve">; this week examines </w:t>
-      </w:r>
-      <w:r>
-        <w:rPr>
-          <w:b/>
-        </w:rPr>
-        <w:t>proxy feature</w:t>
-      </w:r>
-      <w:r>
-        <w:rPr>
-          <w:b w:val="0"/>
-        </w:rPr>
-        <w:t xml:space="preserve">s and </w:t>
-      </w:r>
-      <w:r>
-        <w:rPr>
-          <w:b/>
-        </w:rPr>
-        <w:t>fairness</w:t>
-      </w:r>
-      <w:r>
-        <w:rPr>
-          <w:b w:val="0"/>
-        </w:rPr>
-        <w:t>.</w:t>
-      </w:r>
-    </w:p>
-    <w:p>
-      <w:pPr>
-        <w:pStyle w:val="Heading3"/>
-      </w:pPr>
-      <w:r>
-        <w:t>Explain the added worked example · 2</w:t>
-      </w:r>
-    </w:p>
-    <w:p>
-      <w:pPr>
-        <w:spacing w:line="336" w:lineRule="auto" w:after="180"/>
-      </w:pPr>
-      <w:r>
-        <w:rPr>
-          <w:b w:val="0"/>
-        </w:rPr>
-        <w:t>Fictional records show device code X on 8 of 10 north-building examples and 2 of 10 south-building examples. Device and building are associated in this sample.</w:t>
-      </w:r>
-    </w:p>
-    <w:p>
-      <w:pPr>
-        <w:spacing w:line="336" w:lineRule="auto" w:after="180"/>
-      </w:pPr>
-      <w:r>
-        <w:rPr>
-          <w:b w:val="0"/>
-        </w:rPr>
-        <w:t>This does not prove device causes model errors or that every X device comes from north. The remaining cases contradict such a universal rule.</w:t>
-      </w:r>
-    </w:p>
-    <w:p>
-      <w:pPr>
-        <w:spacing w:line="336" w:lineRule="auto" w:after="180"/>
-      </w:pPr>
-      <w:r>
-        <w:rPr>
-          <w:b w:val="0"/>
-        </w:rPr>
-        <w:t xml:space="preserve">Before continuing, underline the decision rule and circle the </w:t>
-      </w:r>
-      <w:r>
-        <w:rPr>
-          <w:b/>
-        </w:rPr>
-        <w:t>evidence</w:t>
-      </w:r>
-      <w:r>
-        <w:rPr>
-          <w:b w:val="0"/>
-        </w:rPr>
-        <w:t xml:space="preserve"> that supports the conclusion. Explain the example to a partner without replacing the counts or conditions with a stronger claim.</w:t>
-      </w:r>
-    </w:p>
-    <w:p>
-      <w:pPr>
-        <w:spacing w:line="336" w:lineRule="auto" w:after="180"/>
-      </w:pPr>
-      <w:r>
-        <w:rPr>
-          <w:b w:val="0"/>
-        </w:rPr>
         <w:t>Keep the distinction between an observed result and a proposed next step.</w:t>
-      </w:r>
-    </w:p>
-    <w:p>
-      <w:pPr>
-        <w:pStyle w:val="Heading3"/>
-      </w:pPr>
-      <w:r>
-        <w:t>Key terms</w:t>
       </w:r>
     </w:p>
     <w:tbl>
@@ -1446,48 +1322,6 @@
         </w:tc>
       </w:tr>
     </w:tbl>
-    <w:p>
-      <w:pPr>
-        <w:pStyle w:val="Heading3"/>
-      </w:pPr>
-      <w:r>
-        <w:t>Model the reasoning aloud</w:t>
-      </w:r>
-    </w:p>
-    <w:p>
-      <w:pPr>
-        <w:spacing w:line="336" w:lineRule="auto" w:after="180"/>
-      </w:pPr>
-      <w:r>
-        <w:rPr>
-          <w:b w:val="0"/>
-        </w:rPr>
-        <w:t xml:space="preserve">Use the complete worked example below before asking learners to complete W2. Reveal a small part, invite a </w:t>
-      </w:r>
-      <w:r>
-        <w:rPr>
-          <w:b/>
-        </w:rPr>
-        <w:t>prediction</w:t>
-      </w:r>
-      <w:r>
-        <w:rPr>
-          <w:b w:val="0"/>
-        </w:rPr>
-        <w:t>, then explain the deciding step.</w:t>
-      </w:r>
-    </w:p>
-    <w:p>
-      <w:pPr>
-        <w:spacing w:line="336" w:lineRule="auto" w:after="180"/>
-      </w:pPr>
-      <w:r>
-        <w:rPr>
-          <w:b w:val="0"/>
-        </w:rPr>
-        <w:t>These teacher notes contain solutions; do not reveal the independent case answer during modelling.</w:t>
-      </w:r>
-    </w:p>
     <w:p>
       <w:pPr>
         <w:pStyle w:val="Heading3"/>
@@ -1672,6 +1506,673 @@
         <w:t>________________________________________________________________</w:t>
       </w:r>
     </w:p>
+    <w:p>
+      <w:pPr>
+        <w:pStyle w:val="Heading2"/>
+      </w:pPr>
+      <w:r>
+        <w:t>Read separate pictured retained-information mapping</w:t>
+      </w:r>
+    </w:p>
+    <w:p>
+      <w:pPr>
+        <w:spacing w:line="336" w:lineRule="auto" w:after="180"/>
+      </w:pPr>
+      <w:r>
+        <w:rPr>
+          <w:b w:val="0"/>
+        </w:rPr>
+        <w:t>Removing an obvious setting field may leave another field that carries the same information.</w:t>
+      </w:r>
+    </w:p>
+    <w:p>
+      <w:pPr>
+        <w:spacing w:line="336" w:lineRule="auto" w:after="180"/>
+      </w:pPr>
+      <w:r>
+        <w:rPr>
+          <w:b w:val="0"/>
+        </w:rPr>
+        <w:t>Toy table has location=greenhouse/desk and camera_code=G/D. Every G record is greenhouse; every D record is desk. The team drops location.</w:t>
+      </w:r>
+    </w:p>
+    <w:p>
+      <w:pPr>
+        <w:spacing w:line="336" w:lineRule="auto" w:after="180"/>
+      </w:pPr>
+      <w:r>
+        <w:rPr>
+          <w:b w:val="0"/>
+        </w:rPr>
+        <w:t xml:space="preserve">All </w:t>
+      </w:r>
+      <w:r>
+        <w:rPr>
+          <w:b/>
+        </w:rPr>
+        <w:t>input</w:t>
+      </w:r>
+      <w:r>
+        <w:rPr>
+          <w:b w:val="0"/>
+        </w:rPr>
+        <w:t>s and outcomes in this worked example are invented classroom data; no real model run is claimed.</w:t>
+      </w:r>
+    </w:p>
+    <w:p>
+      <w:pPr>
+        <w:spacing w:line="336" w:lineRule="auto" w:after="180"/>
+      </w:pPr>
+      <w:r>
+        <w:rPr>
+          <w:b w:val="0"/>
+        </w:rPr>
+        <w:t>The picture’s original toy mapping is perfect:cameraGidentifies greenhouse and cameraDdesk in that supplied dataset, even after location is dropped. The main North/Southassociation is only 8/10 versus2/10, not perfect. A new balanced crossed camera/setting dataset breaks the old one-to-one mapping, but that does not prove every other retained field is independent of setting.</w:t>
+      </w:r>
+    </w:p>
+    <w:p>
+      <w:pPr>
+        <w:spacing w:line="336" w:lineRule="auto" w:after="180"/>
+      </w:pPr>
+      <w:r>
+        <w:rPr>
+          <w:b w:val="0"/>
+        </w:rPr>
+        <w:t>The complete ablation trial below intentionally retains room_hintas another setting proxy; its constructed marker/label relation is not a real diagnostic or fairness result.</w:t>
+      </w:r>
+    </w:p>
+    <w:p>
+      <w:pPr>
+        <w:pStyle w:val="Heading2"/>
+      </w:pPr>
+      <w:r>
+        <w:t>Trace deletion,crossed assignment and remaining-risk limits</w:t>
+      </w:r>
+    </w:p>
+    <w:p>
+      <w:r>
+        <w:drawing>
+          <wp:inline xmlns:a="http://schemas.openxmlformats.org/drawingml/2006/main" xmlns:pic="http://schemas.openxmlformats.org/drawingml/2006/picture">
+            <wp:extent cx="5486400" cy="3337560"/>
+            <wp:docPr id="1" name="Picture 1" descr="Remove direct field: The location column is absent from the new input table. → Check retained proxy: camera_code still identifies the setting perfectly in this supplied sample. → Audit effect: Compare controlled predictions and held-out setting slices; dropping one column does not establish setting independence."/>
+            <wp:cNvGraphicFramePr>
+              <a:graphicFrameLocks noChangeAspect="1"/>
+            </wp:cNvGraphicFramePr>
+            <a:graphic>
+              <a:graphicData uri="http://schemas.openxmlformats.org/drawingml/2006/picture">
+                <pic:pic>
+                  <pic:nvPicPr>
+                    <pic:cNvPr id="0" name="academy-story-ai-4-32-02.png"/>
+                    <pic:cNvPicPr/>
+                  </pic:nvPicPr>
+                  <pic:blipFill>
+                    <a:blip r:embed="rId9"/>
+                    <a:stretch>
+                      <a:fillRect/>
+                    </a:stretch>
+                  </pic:blipFill>
+                  <pic:spPr>
+                    <a:xfrm>
+                      <a:off x="0" y="0"/>
+                      <a:ext cx="5486400" cy="3337560"/>
+                    </a:xfrm>
+                    <a:prstGeom prst="rect"/>
+                  </pic:spPr>
+                </pic:pic>
+              </a:graphicData>
+            </a:graphic>
+          </wp:inline>
+        </w:drawing>
+      </w:r>
+    </w:p>
+    <w:p>
+      <w:pPr>
+        <w:pStyle w:val="Heading3"/>
+      </w:pPr>
+      <w:r>
+        <w:t>Read the picture one step at a time</w:t>
+      </w:r>
+    </w:p>
+    <w:tbl>
+      <w:tblPr>
+        <w:tblStyle w:val="LightShading-Accent1"/>
+        <w:tblW w:type="auto" w:w="0"/>
+        <w:tblLook w:firstColumn="1" w:firstRow="1" w:lastColumn="0" w:lastRow="0" w:noHBand="0" w:noVBand="1" w:val="04A0"/>
+      </w:tblPr>
+      <w:tblGrid>
+        <w:gridCol w:w="5112"/>
+        <w:gridCol w:w="5112"/>
+      </w:tblGrid>
+      <w:tr>
+        <w:trPr>
+          <w:tblHeader/>
+        </w:trPr>
+        <w:tc>
+          <w:tcPr>
+            <w:tcW w:type="dxa" w:w="5112"/>
+          </w:tcPr>
+          <w:p>
+            <w:r>
+              <w:t>Step</w:t>
+            </w:r>
+          </w:p>
+        </w:tc>
+        <w:tc>
+          <w:tcPr>
+            <w:tcW w:type="dxa" w:w="5112"/>
+          </w:tcPr>
+          <w:p>
+            <w:r>
+              <w:t>What happens and why</w:t>
+            </w:r>
+          </w:p>
+        </w:tc>
+      </w:tr>
+      <w:tr>
+        <w:tc>
+          <w:tcPr>
+            <w:tcW w:type="dxa" w:w="5112"/>
+          </w:tcPr>
+          <w:p>
+            <w:r>
+              <w:t>1. Remove direct field</w:t>
+            </w:r>
+          </w:p>
+        </w:tc>
+        <w:tc>
+          <w:tcPr>
+            <w:tcW w:type="dxa" w:w="5112"/>
+          </w:tcPr>
+          <w:p>
+            <w:r>
+              <w:t>The location column is absent from the new input table.</w:t>
+            </w:r>
+          </w:p>
+        </w:tc>
+      </w:tr>
+      <w:tr>
+        <w:tc>
+          <w:tcPr>
+            <w:tcW w:type="dxa" w:w="5112"/>
+          </w:tcPr>
+          <w:p>
+            <w:r>
+              <w:t>2. Check retained proxy</w:t>
+            </w:r>
+          </w:p>
+        </w:tc>
+        <w:tc>
+          <w:tcPr>
+            <w:tcW w:type="dxa" w:w="5112"/>
+          </w:tcPr>
+          <w:p>
+            <w:r>
+              <w:t>camera_code still identifies the setting perfectly in this supplied sample.</w:t>
+            </w:r>
+          </w:p>
+        </w:tc>
+      </w:tr>
+      <w:tr>
+        <w:tc>
+          <w:tcPr>
+            <w:tcW w:type="dxa" w:w="5112"/>
+          </w:tcPr>
+          <w:p>
+            <w:r>
+              <w:t>3. Audit effect</w:t>
+            </w:r>
+          </w:p>
+        </w:tc>
+        <w:tc>
+          <w:tcPr>
+            <w:tcW w:type="dxa" w:w="5112"/>
+          </w:tcPr>
+          <w:p>
+            <w:r>
+              <w:t>Compare controlled predictions and held-out setting slices; dropping one column does not establish setting independence.</w:t>
+            </w:r>
+          </w:p>
+        </w:tc>
+      </w:tr>
+    </w:tbl>
+    <w:p>
+      <w:r>
+        <w:t>Match each pictured step to the supplied facts. This is a worked teaching case, not an independent assessment.</w:t>
+      </w:r>
+    </w:p>
+    <w:p>
+      <w:pPr>
+        <w:spacing w:line="336" w:lineRule="auto" w:after="180"/>
+      </w:pPr>
+      <w:r>
+        <w:rPr>
+          <w:b w:val="0"/>
+        </w:rPr>
+        <w:t xml:space="preserve">Read the picture in order. Compare controlled </w:t>
+      </w:r>
+      <w:r>
+        <w:rPr>
+          <w:b/>
+        </w:rPr>
+        <w:t>prediction</w:t>
+      </w:r>
+      <w:r>
+        <w:rPr>
+          <w:b w:val="0"/>
+        </w:rPr>
+        <w:t>s and held-out setting slices; dropping one column does not establish setting independence.</w:t>
+      </w:r>
+    </w:p>
+    <w:p>
+      <w:pPr>
+        <w:spacing w:line="336" w:lineRule="auto" w:after="180"/>
+      </w:pPr>
+      <w:r>
+        <w:rPr>
+          <w:b w:val="0"/>
+        </w:rPr>
+        <w:t xml:space="preserve">The arrows show which recorded </w:t>
+      </w:r>
+      <w:r>
+        <w:rPr>
+          <w:b/>
+        </w:rPr>
+        <w:t>input</w:t>
+      </w:r>
+      <w:r>
+        <w:rPr>
+          <w:b w:val="0"/>
+        </w:rPr>
+        <w:t xml:space="preserve"> or intermediate result each decision uses. Explain the deciding step aloud before checking the changed case; pointing to the final answer alone does not show how it follows.</w:t>
+      </w:r>
+    </w:p>
+    <w:p>
+      <w:pPr>
+        <w:spacing w:line="336" w:lineRule="auto" w:after="180"/>
+      </w:pPr>
+      <w:r>
+        <w:rPr>
+          <w:b w:val="0"/>
+        </w:rPr>
+        <w:t>A correlated field is not necessarily harmful in every use; assess task relevance, consequences and actual model behaviour.</w:t>
+      </w:r>
+    </w:p>
+    <w:p>
+      <w:pPr>
+        <w:spacing w:line="336" w:lineRule="auto" w:after="180"/>
+      </w:pPr>
+      <w:r>
+        <w:rPr>
+          <w:b w:val="0"/>
+        </w:rPr>
+        <w:t>Change: Camera codes are assigned independently of setting in a new balanced dataset.</w:t>
+      </w:r>
+    </w:p>
+    <w:p>
+      <w:pPr>
+        <w:spacing w:line="336" w:lineRule="auto" w:after="180"/>
+      </w:pPr>
+      <w:r>
+        <w:rPr>
+          <w:b/>
+        </w:rPr>
+        <w:t>Prediction</w:t>
+      </w:r>
+      <w:r>
+        <w:rPr>
+          <w:b w:val="0"/>
+        </w:rPr>
+        <w:t>: camera_code no longer perfectly identifies setting in that dataset.</w:t>
+      </w:r>
+    </w:p>
+    <w:p>
+      <w:pPr>
+        <w:spacing w:line="336" w:lineRule="auto" w:after="180"/>
+      </w:pPr>
+      <w:r>
+        <w:rPr>
+          <w:b w:val="0"/>
+        </w:rPr>
+        <w:t>Reason: The observed mapping changed; other retained fields may still contain setting information.</w:t>
+      </w:r>
+    </w:p>
+    <w:p>
+      <w:pPr>
+        <w:pStyle w:val="Heading2"/>
+      </w:pPr>
+      <w:r>
+        <w:t>Additional background/location risk scenario · reference / check after trying</w:t>
+      </w:r>
+    </w:p>
+    <w:p>
+      <w:pPr>
+        <w:spacing w:line="336" w:lineRule="auto" w:after="180"/>
+      </w:pPr>
+      <w:r>
+        <w:rPr>
+          <w:b w:val="0"/>
+        </w:rPr>
+        <w:t>Background colour tracks collection location, associated with plant types.</w:t>
+      </w:r>
+    </w:p>
+    <w:p>
+      <w:pPr>
+        <w:spacing w:line="336" w:lineRule="auto" w:after="180"/>
+      </w:pPr>
+      <w:r>
+        <w:rPr>
+          <w:b w:val="0"/>
+        </w:rPr>
+        <w:t>Explain proxy risk and test.</w:t>
+      </w:r>
+    </w:p>
+    <w:p>
+      <w:pPr>
+        <w:spacing w:line="336" w:lineRule="auto" w:after="180"/>
+      </w:pPr>
+      <w:r>
+        <w:rPr>
+          <w:b w:val="0"/>
+        </w:rPr>
+        <w:t xml:space="preserve">Background can be a location shortcut rather than leaf </w:t>
+      </w:r>
+      <w:r>
+        <w:rPr>
+          <w:b/>
+        </w:rPr>
+        <w:t>evidence</w:t>
+      </w:r>
+      <w:r>
+        <w:rPr>
+          <w:b w:val="0"/>
+        </w:rPr>
+        <w:t>. Test leaf types across backgrounds and locations and compare slices.</w:t>
+      </w:r>
+    </w:p>
+    <w:p>
+      <w:pPr>
+        <w:pStyle w:val="Heading2"/>
+      </w:pPr>
+      <w:r>
+        <w:t>Earlier wording, alternatives and picture transcripts · reference / check after trying</w:t>
+      </w:r>
+    </w:p>
+    <w:p>
+      <w:pPr>
+        <w:spacing w:line="336" w:lineRule="auto" w:after="180"/>
+      </w:pPr>
+      <w:r>
+        <w:rPr>
+          <w:b w:val="0"/>
+        </w:rPr>
+        <w:t>Explain the mechanism</w:t>
+      </w:r>
+    </w:p>
+    <w:p>
+      <w:pPr>
+        <w:spacing w:line="336" w:lineRule="auto" w:after="180"/>
+      </w:pPr>
+      <w:r>
+        <w:rPr>
+          <w:b w:val="0"/>
+        </w:rPr>
+        <w:t>Trace the information, fitted behavior, and evaluation proof separately.</w:t>
+      </w:r>
+    </w:p>
+    <w:p>
+      <w:pPr>
+        <w:spacing w:line="336" w:lineRule="auto" w:after="180"/>
+      </w:pPr>
+      <w:r>
+        <w:rPr>
+          <w:b w:val="0"/>
+        </w:rPr>
+        <w:t>QUESTION Trace suspicious proxies and compare model behavior after a controlled removal.</w:t>
+      </w:r>
+    </w:p>
+    <w:p>
+      <w:pPr>
+        <w:spacing w:line="336" w:lineRule="auto" w:after="180"/>
+      </w:pPr>
+      <w:r>
+        <w:rPr>
+          <w:b w:val="0"/>
+        </w:rPr>
+        <w:t>MODEL IDEA A feature may indirectly encode sensitive identity or context, creating unjustified differences even when the original field is absent.</w:t>
+      </w:r>
+    </w:p>
+    <w:p>
+      <w:pPr>
+        <w:spacing w:line="336" w:lineRule="auto" w:after="180"/>
+      </w:pPr>
+      <w:r>
+        <w:rPr>
+          <w:b w:val="0"/>
+        </w:rPr>
+        <w:t>PROOF NEEDED Use an unseen case, visible calculation, error analysis, and a stated limitation.</w:t>
+      </w:r>
+    </w:p>
+    <w:p>
+      <w:pPr>
+        <w:spacing w:line="336" w:lineRule="auto" w:after="180"/>
+      </w:pPr>
+      <w:r>
+        <w:rPr>
+          <w:b w:val="0"/>
+        </w:rPr>
+        <w:t>UNDER THE HOOD Photo background predicts classroom location and is correlated with camera quality. Model uses background as a shortcut for health labels.</w:t>
+      </w:r>
+    </w:p>
+    <w:p>
+      <w:pPr>
+        <w:spacing w:line="336" w:lineRule="auto" w:after="180"/>
+      </w:pPr>
+      <w:r>
+        <w:rPr>
+          <w:b w:val="0"/>
+        </w:rPr>
+        <w:t xml:space="preserve">Draw a fresh data → model → </w:t>
+      </w:r>
+      <w:r>
+        <w:rPr>
+          <w:b/>
+        </w:rPr>
+        <w:t>prediction</w:t>
+      </w:r>
+      <w:r>
+        <w:rPr>
+          <w:b w:val="0"/>
+        </w:rPr>
+        <w:t xml:space="preserve"> → evaluation trace:</w:t>
+      </w:r>
+    </w:p>
+    <w:p>
+      <w:pPr>
+        <w:spacing w:line="336" w:lineRule="auto" w:after="180"/>
+      </w:pPr>
+      <w:r>
+        <w:rPr>
+          <w:b w:val="0"/>
+        </w:rPr>
+        <w:t xml:space="preserve">Predict first. Then check each step. A correct answer without visible </w:t>
+      </w:r>
+      <w:r>
+        <w:rPr>
+          <w:b/>
+        </w:rPr>
+        <w:t>evidence</w:t>
+      </w:r>
+      <w:r>
+        <w:rPr>
+          <w:b w:val="0"/>
+        </w:rPr>
+        <w:t xml:space="preserve"> cannot be audited.</w:t>
+      </w:r>
+    </w:p>
+    <w:p>
+      <w:pPr>
+        <w:spacing w:line="336" w:lineRule="auto" w:after="180"/>
+      </w:pPr>
+      <w:r>
+        <w:rPr>
+          <w:b w:val="0"/>
+        </w:rPr>
+        <w:t>STEP 1 Photo background predicts classroom location and is correlated with camera quality.</w:t>
+      </w:r>
+    </w:p>
+    <w:p>
+      <w:pPr>
+        <w:spacing w:line="336" w:lineRule="auto" w:after="180"/>
+      </w:pPr>
+      <w:r>
+        <w:rPr>
+          <w:b w:val="0"/>
+        </w:rPr>
+        <w:t>STEP 2 Model uses background as a shortcut for health labels.</w:t>
+      </w:r>
+    </w:p>
+    <w:p>
+      <w:pPr>
+        <w:spacing w:line="336" w:lineRule="auto" w:after="180"/>
+      </w:pPr>
+      <w:r>
+        <w:rPr>
+          <w:b w:val="0"/>
+        </w:rPr>
+        <w:t xml:space="preserve">STEP 3 Create paired crops with the same leaf and different backgrounds; </w:t>
+      </w:r>
+      <w:r>
+        <w:rPr>
+          <w:b/>
+        </w:rPr>
+        <w:t>prediction</w:t>
+      </w:r>
+      <w:r>
+        <w:rPr>
+          <w:b w:val="0"/>
+        </w:rPr>
+        <w:t>s change.</w:t>
+      </w:r>
+    </w:p>
+    <w:p>
+      <w:pPr>
+        <w:spacing w:line="336" w:lineRule="auto" w:after="180"/>
+      </w:pPr>
+      <w:r>
+        <w:rPr>
+          <w:b w:val="0"/>
+        </w:rPr>
+        <w:t>STEP 4 Crop backgrounds or improve data, retrain, and compare performance and subgroup gaps.</w:t>
+      </w:r>
+    </w:p>
+    <w:p>
+      <w:pPr>
+        <w:spacing w:line="336" w:lineRule="auto" w:after="180"/>
+      </w:pPr>
+      <w:r>
+        <w:rPr>
+          <w:b w:val="0"/>
+        </w:rPr>
+        <w:t>CHECK Verify the denominator, unit, split, class definition, and data version before interpreting a score.</w:t>
+      </w:r>
+    </w:p>
+    <w:p>
+      <w:pPr>
+        <w:spacing w:line="336" w:lineRule="auto" w:after="180"/>
+      </w:pPr>
+      <w:r>
+        <w:rPr>
+          <w:b w:val="0"/>
+        </w:rPr>
+        <w:t xml:space="preserve">Recalculate, retrace, or restate the </w:t>
+      </w:r>
+      <w:r>
+        <w:rPr>
+          <w:b/>
+        </w:rPr>
+        <w:t>evidence</w:t>
+      </w:r>
+      <w:r>
+        <w:rPr>
+          <w:b w:val="0"/>
+        </w:rPr>
+        <w:t xml:space="preserve"> independently:</w:t>
+      </w:r>
+    </w:p>
+    <w:p>
+      <w:pPr>
+        <w:pStyle w:val="Heading3"/>
+      </w:pPr>
+      <w:r>
+        <w:t>Concrete teaching case</w:t>
+      </w:r>
+    </w:p>
+    <w:p>
+      <w:pPr>
+        <w:pStyle w:val="Heading3"/>
+      </w:pPr>
+      <w:r>
+        <w:t>Exact explanation to model</w:t>
+      </w:r>
+    </w:p>
+    <w:p>
+      <w:pPr>
+        <w:pStyle w:val="Heading3"/>
+      </w:pPr>
+      <w:r>
+        <w:t>Explain the added worked example</w:t>
+      </w:r>
+    </w:p>
+    <w:p>
+      <w:pPr>
+        <w:pStyle w:val="Heading3"/>
+      </w:pPr>
+      <w:r>
+        <w:t>Key terms</w:t>
+      </w:r>
+    </w:p>
+    <w:p>
+      <w:pPr>
+        <w:pStyle w:val="Heading3"/>
+      </w:pPr>
+      <w:r>
+        <w:t>Model the reasoning aloud</w:t>
+      </w:r>
+    </w:p>
+    <w:p>
+      <w:pPr>
+        <w:spacing w:line="336" w:lineRule="auto" w:after="180"/>
+      </w:pPr>
+      <w:r>
+        <w:rPr>
+          <w:b w:val="0"/>
+        </w:rPr>
+        <w:t xml:space="preserve">Use the complete worked example below before asking learners to complete W2. Reveal a small part, invite a </w:t>
+      </w:r>
+      <w:r>
+        <w:rPr>
+          <w:b/>
+        </w:rPr>
+        <w:t>prediction</w:t>
+      </w:r>
+      <w:r>
+        <w:rPr>
+          <w:b w:val="0"/>
+        </w:rPr>
+        <w:t>, then explain the deciding step.</w:t>
+      </w:r>
+    </w:p>
+    <w:p>
+      <w:pPr>
+        <w:spacing w:line="336" w:lineRule="auto" w:after="180"/>
+      </w:pPr>
+      <w:r>
+        <w:rPr>
+          <w:b w:val="0"/>
+        </w:rPr>
+        <w:t>These teacher notes contain solutions; do not reveal the independent case answer during modelling.</w:t>
+      </w:r>
+    </w:p>
     <w:tbl>
       <w:tblPr>
         <w:tblStyle w:val="LightShading-Accent1"/>
@@ -1795,73 +2296,10 @@
     </w:p>
     <w:p>
       <w:pPr>
-        <w:spacing w:line="336" w:lineRule="auto" w:after="180"/>
-      </w:pPr>
-      <w:r>
-        <w:rPr>
-          <w:b w:val="0"/>
-        </w:rPr>
-        <w:t>Removing an obvious setting field may leave another field that carries the same information.</w:t>
-      </w:r>
-    </w:p>
-    <w:p>
-      <w:pPr>
         <w:pStyle w:val="Heading3"/>
       </w:pPr>
       <w:r>
         <w:t>The facts we will use</w:t>
-      </w:r>
-    </w:p>
-    <w:p>
-      <w:pPr>
-        <w:pStyle w:val="Heading3"/>
-      </w:pPr>
-      <w:r>
-        <w:t>Supplied facts</w:t>
-      </w:r>
-    </w:p>
-    <w:p>
-      <w:pPr>
-        <w:spacing w:line="336" w:lineRule="auto" w:after="180"/>
-        <w:shd w:fill="F1F6FC"/>
-      </w:pPr>
-      <w:r>
-        <w:rPr>
-          <w:b w:val="0"/>
-        </w:rPr>
-        <w:t>Toy table has location=greenhouse/desk and camera_code=G/D. Every G record is greenhouse; every D record is desk. The team drops location.</w:t>
-      </w:r>
-    </w:p>
-    <w:p>
-      <w:pPr>
-        <w:pStyle w:val="Heading3"/>
-      </w:pPr>
-      <w:r>
-        <w:t>Supplied facts</w:t>
-      </w:r>
-    </w:p>
-    <w:p>
-      <w:pPr>
-        <w:spacing w:line="336" w:lineRule="auto" w:after="180"/>
-        <w:shd w:fill="F1F6FC"/>
-      </w:pPr>
-      <w:r>
-        <w:rPr>
-          <w:b w:val="0"/>
-        </w:rPr>
-        <w:t xml:space="preserve">All </w:t>
-      </w:r>
-      <w:r>
-        <w:rPr>
-          <w:b/>
-        </w:rPr>
-        <w:t>input</w:t>
-      </w:r>
-      <w:r>
-        <w:rPr>
-          <w:b w:val="0"/>
-        </w:rPr>
-        <w:t>s and outcomes in this worked example are invented classroom data; no real model run is claimed.</w:t>
       </w:r>
     </w:p>
     <w:p>
@@ -1869,7 +2307,7 @@
         <w:drawing>
           <wp:inline xmlns:a="http://schemas.openxmlformats.org/drawingml/2006/main" xmlns:pic="http://schemas.openxmlformats.org/drawingml/2006/picture">
             <wp:extent cx="5486400" cy="5421086"/>
-            <wp:docPr id="1" name="Picture 1" descr="Proxy Features and Fairness. Remove direct field: The location column is absent from the new input table.. Check retained proxy: camera_code still identifies the setting perfectly in this supplied sample.. Audit effect: Compare controlled predictions and held-out setting slices; dropping one column does not establish setting independence."/>
+            <wp:docPr id="2" name="Picture 2" descr="Proxy Features and Fairness. Remove direct field: The location column is absent from the new input table.. Check retained proxy: camera_code still identifies the setting perfectly in this supplied sample.. Audit effect: Compare controlled predictions and held-out setting slices; dropping one column does not establish setting independence."/>
             <wp:cNvGraphicFramePr>
               <a:graphicFrameLocks noChangeAspect="1"/>
             </wp:cNvGraphicFramePr>
@@ -1881,7 +2319,7 @@
                     <pic:cNvPicPr/>
                   </pic:nvPicPr>
                   <pic:blipFill>
-                    <a:blip r:embed="rId9"/>
+                    <a:blip r:embed="rId10"/>
                     <a:stretch>
                       <a:fillRect/>
                     </a:stretch>
@@ -1905,114 +2343,7 @@
         <w:pStyle w:val="Heading3"/>
       </w:pPr>
       <w:r>
-        <w:t>Read the picture one step at a time</w:t>
-      </w:r>
-    </w:p>
-    <w:tbl>
-      <w:tblPr>
-        <w:tblStyle w:val="LightShading-Accent1"/>
-        <w:tblW w:type="auto" w:w="0"/>
-        <w:tblLook w:firstColumn="1" w:firstRow="1" w:lastColumn="0" w:lastRow="0" w:noHBand="0" w:noVBand="1" w:val="04A0"/>
-      </w:tblPr>
-      <w:tblGrid>
-        <w:gridCol w:w="5112"/>
-        <w:gridCol w:w="5112"/>
-      </w:tblGrid>
-      <w:tr>
-        <w:trPr>
-          <w:tblHeader/>
-        </w:trPr>
-        <w:tc>
-          <w:tcPr>
-            <w:tcW w:type="dxa" w:w="5112"/>
-          </w:tcPr>
-          <w:p>
-            <w:r>
-              <w:t>Step</w:t>
-            </w:r>
-          </w:p>
-        </w:tc>
-        <w:tc>
-          <w:tcPr>
-            <w:tcW w:type="dxa" w:w="5112"/>
-          </w:tcPr>
-          <w:p>
-            <w:r>
-              <w:t>What happens and why</w:t>
-            </w:r>
-          </w:p>
-        </w:tc>
-      </w:tr>
-      <w:tr>
-        <w:tc>
-          <w:tcPr>
-            <w:tcW w:type="dxa" w:w="5112"/>
-          </w:tcPr>
-          <w:p>
-            <w:r>
-              <w:t>1. Remove direct field</w:t>
-            </w:r>
-          </w:p>
-        </w:tc>
-        <w:tc>
-          <w:tcPr>
-            <w:tcW w:type="dxa" w:w="5112"/>
-          </w:tcPr>
-          <w:p>
-            <w:r>
-              <w:t>The location column is absent from the new input table.</w:t>
-            </w:r>
-          </w:p>
-        </w:tc>
-      </w:tr>
-      <w:tr>
-        <w:tc>
-          <w:tcPr>
-            <w:tcW w:type="dxa" w:w="5112"/>
-          </w:tcPr>
-          <w:p>
-            <w:r>
-              <w:t>2. Check retained proxy</w:t>
-            </w:r>
-          </w:p>
-        </w:tc>
-        <w:tc>
-          <w:tcPr>
-            <w:tcW w:type="dxa" w:w="5112"/>
-          </w:tcPr>
-          <w:p>
-            <w:r>
-              <w:t>camera_code still identifies the setting perfectly in this supplied sample.</w:t>
-            </w:r>
-          </w:p>
-        </w:tc>
-      </w:tr>
-      <w:tr>
-        <w:tc>
-          <w:tcPr>
-            <w:tcW w:type="dxa" w:w="5112"/>
-          </w:tcPr>
-          <w:p>
-            <w:r>
-              <w:t>3. Audit effect</w:t>
-            </w:r>
-          </w:p>
-        </w:tc>
-        <w:tc>
-          <w:tcPr>
-            <w:tcW w:type="dxa" w:w="5112"/>
-          </w:tcPr>
-          <w:p>
-            <w:r>
-              <w:t>Compare controlled predictions and held-out setting slices; dropping one column does not establish setting independence.</w:t>
-            </w:r>
-          </w:p>
-        </w:tc>
-      </w:tr>
-    </w:tbl>
-    <w:p>
-      <w:r>
-        <w:t>Match each pictured step to the supplied facts. This is a worked teaching case, not an independent assessment.</w:t>
+        <w:t>Why this result follows</w:t>
       </w:r>
     </w:p>
     <w:p>
@@ -2020,7 +2351,7 @@
         <w:pStyle w:val="Heading3"/>
       </w:pPr>
       <w:r>
-        <w:t>Why this result follows</w:t>
+        <w:t>What this example does not establish</w:t>
       </w:r>
     </w:p>
     <w:p>
@@ -2028,446 +2359,525 @@
         <w:pStyle w:val="Heading3"/>
       </w:pPr>
       <w:r>
-        <w:t>Why the result follows</w:t>
+        <w:t>Change one thing in the pictured case</w:t>
+      </w:r>
+    </w:p>
+    <w:p>
+      <w:pPr>
+        <w:pStyle w:val="Heading3"/>
+      </w:pPr>
+      <w:r>
+        <w:t>Ask while showing the picture</w:t>
       </w:r>
     </w:p>
     <w:p>
       <w:pPr>
         <w:spacing w:line="336" w:lineRule="auto" w:after="180"/>
-        <w:shd w:fill="F1F6FC"/>
       </w:pPr>
       <w:r>
         <w:rPr>
           <w:b w:val="0"/>
         </w:rPr>
-        <w:t xml:space="preserve">Read the picture in order. Compare controlled </w:t>
+        <w:t xml:space="preserve">Cover the result. Ask learners to name the </w:t>
       </w:r>
       <w:r>
         <w:rPr>
           <w:b/>
         </w:rPr>
+        <w:t>input</w:t>
+      </w:r>
+      <w:r>
+        <w:rPr>
+          <w:b w:val="0"/>
+        </w:rPr>
+        <w:t xml:space="preserve">s and predict the next step. Uncover one step, connect the icon to the actual procedure, and explain its </w:t>
+      </w:r>
+      <w:r>
+        <w:rPr>
+          <w:b/>
+        </w:rPr>
+        <w:t>evidence</w:t>
+      </w:r>
+      <w:r>
+        <w:rPr>
+          <w:b w:val="0"/>
+        </w:rPr>
+        <w:t>. Then change the supplied condition and compare.</w:t>
+      </w:r>
+    </w:p>
+    <w:p>
+      <w:pPr>
+        <w:spacing w:line="336" w:lineRule="auto" w:after="180"/>
+      </w:pPr>
+      <w:r>
+        <w:rPr>
+          <w:b w:val="0"/>
+        </w:rPr>
+        <w:t>The picture is a representation; it does not document execution of a real AI model.</w:t>
+      </w:r>
+    </w:p>
+    <w:p>
+      <w:pPr>
+        <w:pStyle w:val="Heading1"/>
+      </w:pPr>
+      <w:r>
+        <w:t>03. Guide the calculation, then remove help</w:t>
+      </w:r>
+    </w:p>
+    <w:p>
+      <w:r>
+        <w:t>Collect each learner’s prediction before showing its key.</w:t>
+      </w:r>
+    </w:p>
+    <w:p>
+      <w:pPr>
+        <w:pStyle w:val="Heading2"/>
+      </w:pPr>
+      <w:r>
+        <w:t>Current completion task and checked key</w:t>
+      </w:r>
+    </w:p>
+    <w:p>
+      <w:pPr>
+        <w:spacing w:line="336" w:lineRule="auto" w:after="180"/>
+      </w:pPr>
+      <w:r>
+        <w:rPr>
+          <w:b w:val="0"/>
+        </w:rPr>
+        <w:t>Completion task: Why might removing building but keeping device code leave related information?</w:t>
+      </w:r>
+    </w:p>
+    <w:p>
+      <w:pPr>
+        <w:spacing w:line="336" w:lineRule="auto" w:after="180"/>
+      </w:pPr>
+      <w:r>
+        <w:rPr>
+          <w:b w:val="0"/>
+        </w:rPr>
+        <w:t>Teacher check: Teacher explanation: Device code is associated with building in the sample and may carry some of that information indirectly.</w:t>
+      </w:r>
+    </w:p>
+    <w:p>
+      <w:pPr>
+        <w:spacing w:line="336" w:lineRule="auto" w:after="180"/>
+      </w:pPr>
+      <w:r>
+        <w:rPr>
+          <w:b w:val="0"/>
+        </w:rPr>
+        <w:t xml:space="preserve">Start by identifying the given </w:t>
+      </w:r>
+      <w:r>
+        <w:rPr>
+          <w:b/>
+        </w:rPr>
+        <w:t>input</w:t>
+      </w:r>
+      <w:r>
+        <w:rPr>
+          <w:b w:val="0"/>
+        </w:rPr>
+        <w:t>s together. Leave the intermediate steps blank. If needed, model one step, then withdraw that help on the next step. Move to a full trace only when the partial trace is understood.</w:t>
+      </w:r>
+    </w:p>
+    <w:p>
+      <w:pPr>
+        <w:spacing w:line="336" w:lineRule="auto" w:after="180"/>
+      </w:pPr>
+      <w:r>
+        <w:rPr>
+          <w:b w:val="0"/>
+        </w:rPr>
+        <w:t>For partners, alternate explainer and checker; collect a response from every learner before discussion.</w:t>
+      </w:r>
+    </w:p>
+    <w:p>
+      <w:pPr>
+        <w:pStyle w:val="Heading2"/>
+      </w:pPr>
+      <w:r>
+        <w:t>Individual misconception check</w:t>
+      </w:r>
+    </w:p>
+    <w:p>
+      <w:pPr>
+        <w:spacing w:line="336" w:lineRule="auto" w:after="180"/>
+      </w:pPr>
+      <w:r>
+        <w:rPr>
+          <w:b w:val="0"/>
+        </w:rPr>
+        <w:t xml:space="preserve">Use the worked case for </w:t>
+      </w:r>
+      <w:r>
+        <w:rPr>
+          <w:b/>
+        </w:rPr>
+        <w:t>Proxy feature</w:t>
+      </w:r>
+      <w:r>
+        <w:rPr>
+          <w:b w:val="0"/>
+        </w:rPr>
+        <w:t xml:space="preserve">s and </w:t>
+      </w:r>
+      <w:r>
+        <w:rPr>
+          <w:b/>
+        </w:rPr>
+        <w:t>fairness</w:t>
+      </w:r>
+      <w:r>
+        <w:rPr>
+          <w:b w:val="0"/>
+        </w:rPr>
+        <w:t>. Proposed explanation: “A final answer is enough”. Decide whether this explanation is supported.</w:t>
+      </w:r>
+    </w:p>
+    <w:p>
+      <w:pPr>
+        <w:spacing w:line="336" w:lineRule="auto" w:after="180"/>
+      </w:pPr>
+      <w:r>
+        <w:rPr>
+          <w:b w:val="0"/>
+        </w:rPr>
+        <w:t>Point to the step or supplied fact that decides; explain your repair if needed.</w:t>
+      </w:r>
+    </w:p>
+    <w:p>
+      <w:pPr>
+        <w:spacing w:line="336" w:lineRule="auto" w:after="180"/>
+      </w:pPr>
+      <w:r>
+        <w:rPr>
+          <w:b w:val="0"/>
+        </w:rPr>
+        <w:t>Expected correction: Ask for the relevant counts, units, procedure or saved record. For this week: X occurs 8/10 north and 2/10 south in this sample.</w:t>
+      </w:r>
+    </w:p>
+    <w:p>
+      <w:pPr>
+        <w:spacing w:line="336" w:lineRule="auto" w:after="180"/>
+      </w:pPr>
+      <w:r>
+        <w:rPr>
+          <w:b w:val="0"/>
+        </w:rPr>
+        <w:t>This supports an association, not a deterministic identity rule or a causal explanation.</w:t>
+      </w:r>
+    </w:p>
+    <w:p>
+      <w:pPr>
+        <w:spacing w:line="336" w:lineRule="auto" w:after="180"/>
+      </w:pPr>
+      <w:r>
+        <w:rPr>
+          <w:b w:val="0"/>
+        </w:rPr>
+        <w:t>Collect explanations, not only yes/no votes. If a misunderstanding is common, re-model the relevant step for the class.</w:t>
+      </w:r>
+    </w:p>
+    <w:p>
+      <w:pPr>
+        <w:spacing w:line="336" w:lineRule="auto" w:after="180"/>
+      </w:pPr>
+      <w:r>
+        <w:rPr>
+          <w:b w:val="0"/>
+        </w:rPr>
+        <w:t>If it affects a few learners, give a short targeted group explanation while others solve a more demanding variation.</w:t>
+      </w:r>
+    </w:p>
+    <w:p>
+      <w:pPr>
+        <w:pStyle w:val="Heading2"/>
+      </w:pPr>
+      <w:r>
+        <w:t>Pictorial question and changed-case reasoning</w:t>
+      </w:r>
+    </w:p>
+    <w:p>
+      <w:pPr>
+        <w:spacing w:line="336" w:lineRule="auto" w:after="180"/>
+      </w:pPr>
+      <w:r>
+        <w:rPr>
+          <w:b w:val="0"/>
+        </w:rPr>
+        <w:t xml:space="preserve">What </w:t>
+      </w:r>
+      <w:r>
+        <w:rPr>
+          <w:b/>
+        </w:rPr>
+        <w:t>evidence</w:t>
+      </w:r>
+      <w:r>
+        <w:rPr>
+          <w:b w:val="0"/>
+        </w:rPr>
+        <w:t xml:space="preserve"> contradicts the original “all setting information removed” claim? Point to the relevant step in the picture, then write the changed result and the rule or </w:t>
+      </w:r>
+      <w:r>
+        <w:rPr>
+          <w:b/>
+        </w:rPr>
+        <w:t>evidence</w:t>
+      </w:r>
+      <w:r>
+        <w:rPr>
+          <w:b w:val="0"/>
+        </w:rPr>
+        <w:t xml:space="preserve"> that supports it.</w:t>
+      </w:r>
+    </w:p>
+    <w:p>
+      <w:pPr>
+        <w:spacing w:line="336" w:lineRule="auto" w:after="180"/>
+      </w:pPr>
+      <w:r>
+        <w:rPr>
+          <w:b w:val="0"/>
+        </w:rPr>
+        <w:t>The retained G/D code maps exactly to greenhouse/desk, so the supplied table still exposes setting information. Changed-case check: camera_code no longer perfectly identifies setting in that dataset.</w:t>
+      </w:r>
+    </w:p>
+    <w:p>
+      <w:pPr>
+        <w:spacing w:line="336" w:lineRule="auto" w:after="180"/>
+      </w:pPr>
+      <w:r>
+        <w:rPr>
+          <w:b w:val="0"/>
+        </w:rPr>
+        <w:t>The observed mapping changed; other retained fields may still contain setting information.</w:t>
+      </w:r>
+    </w:p>
+    <w:p>
+      <w:pPr>
+        <w:spacing w:line="336" w:lineRule="auto" w:after="180"/>
+      </w:pPr>
+      <w:r>
+        <w:rPr>
+          <w:b w:val="0"/>
+        </w:rPr>
+        <w:t>Changed-case reasoning: camera_code no longer perfectly identifies setting in that dataset. The observed mapping changed; other retained fields may still contain setting information.</w:t>
+      </w:r>
+    </w:p>
+    <w:p>
+      <w:pPr>
+        <w:spacing w:line="336" w:lineRule="auto" w:after="180"/>
+      </w:pPr>
+      <w:r>
+        <w:rPr>
+          <w:b w:val="0"/>
+        </w:rPr>
+        <w:t xml:space="preserve">Collect each learner’s explanation before discussion. Use the first missing connection between </w:t>
+      </w:r>
+      <w:r>
+        <w:rPr>
+          <w:b/>
+        </w:rPr>
+        <w:t>input</w:t>
+      </w:r>
+      <w:r>
+        <w:rPr>
+          <w:b w:val="0"/>
+        </w:rPr>
+        <w:t xml:space="preserve">, deciding step and result to choose support. This question is worked-case practice, not fresh mastery </w:t>
+      </w:r>
+      <w:r>
+        <w:rPr>
+          <w:b/>
+        </w:rPr>
+        <w:t>evidence</w:t>
+      </w:r>
+      <w:r>
+        <w:rPr>
+          <w:b w:val="0"/>
+        </w:rPr>
+        <w:t>.</w:t>
+      </w:r>
+    </w:p>
+    <w:p>
+      <w:pPr>
+        <w:pStyle w:val="Heading2"/>
+      </w:pPr>
+      <w:r>
+        <w:t>Keep each learner explaining</w:t>
+      </w:r>
+    </w:p>
+    <w:p>
+      <w:pPr>
+        <w:spacing w:line="336" w:lineRule="auto" w:after="180"/>
+      </w:pPr>
+      <w:r>
+        <w:rPr>
+          <w:b w:val="0"/>
+        </w:rPr>
+        <w:t>Ask: Which facts are given, and which would we have to assume? Learners mark relevant details before discussing answers.</w:t>
+      </w:r>
+    </w:p>
+    <w:p>
+      <w:pPr>
+        <w:spacing w:line="336" w:lineRule="auto" w:after="180"/>
+      </w:pPr>
+      <w:r>
+        <w:rPr>
+          <w:b w:val="0"/>
+        </w:rPr>
+        <w:t>Say: Predict first. Show the rule, information path or calculation that would produce the result. A correct guess is not yet an explanation.</w:t>
+      </w:r>
+    </w:p>
+    <w:p>
+      <w:pPr>
+        <w:spacing w:line="336" w:lineRule="auto" w:after="180"/>
+      </w:pPr>
+      <w:r>
+        <w:rPr>
+          <w:b w:val="0"/>
+        </w:rPr>
+        <w:t xml:space="preserve">In pairs, one learner solves while the other checks </w:t>
+      </w:r>
+      <w:r>
+        <w:rPr>
+          <w:b/>
+        </w:rPr>
+        <w:t>evidence</w:t>
+      </w:r>
+      <w:r>
+        <w:rPr>
+          <w:b w:val="0"/>
+        </w:rPr>
+        <w:t>; exchange roles. Remove the worked answer before independent assessment.</w:t>
+      </w:r>
+    </w:p>
+    <w:p>
+      <w:pPr>
+        <w:pStyle w:val="Heading2"/>
+      </w:pPr>
+      <w:r>
+        <w:t>Earlier wording, alternatives and picture transcripts · reference / check after trying</w:t>
+      </w:r>
+    </w:p>
+    <w:p>
+      <w:pPr>
+        <w:spacing w:line="336" w:lineRule="auto" w:after="180"/>
+      </w:pPr>
+      <w:r>
+        <w:rPr>
+          <w:b w:val="0"/>
+        </w:rPr>
+        <w:t>Compact alternative: this two-session sequence covers selected core tasks. Use the three-session weekly plan for the full lesson, independent transfer, feedback and project work; allow extra time for extensions.</w:t>
+      </w:r>
+    </w:p>
+    <w:p>
+      <w:pPr>
+        <w:spacing w:line="336" w:lineRule="auto" w:after="180"/>
+      </w:pPr>
+      <w:r>
+        <w:rPr>
+          <w:b w:val="0"/>
+        </w:rPr>
+        <w:t>Demonstrate and guide practice</w:t>
+      </w:r>
+    </w:p>
+    <w:p>
+      <w:pPr>
+        <w:pStyle w:val="Heading3"/>
+      </w:pPr>
+      <w:r>
+        <w:t>Board sequence</w:t>
+      </w:r>
+    </w:p>
+    <w:p>
+      <w:pPr>
+        <w:spacing w:line="336" w:lineRule="auto" w:after="180"/>
+      </w:pPr>
+      <w:r>
+        <w:rPr>
+          <w:b w:val="0"/>
+        </w:rPr>
+        <w:t>Write the given facts: Background colour tracks collection location, associated with plant types.</w:t>
+      </w:r>
+    </w:p>
+    <w:p>
+      <w:pPr>
+        <w:spacing w:line="336" w:lineRule="auto" w:after="180"/>
+      </w:pPr>
+      <w:r>
+        <w:rPr>
+          <w:b w:val="0"/>
+        </w:rPr>
+        <w:t>Write the question to explain: Explain proxy risk and test.</w:t>
+      </w:r>
+    </w:p>
+    <w:p>
+      <w:pPr>
+        <w:spacing w:line="336" w:lineRule="auto" w:after="180"/>
+      </w:pPr>
+      <w:r>
+        <w:rPr>
+          <w:b w:val="0"/>
+        </w:rPr>
+        <w:t xml:space="preserve">Reveal after </w:t>
+      </w:r>
+      <w:r>
+        <w:rPr>
+          <w:b/>
+        </w:rPr>
         <w:t>prediction</w:t>
       </w:r>
       <w:r>
         <w:rPr>
           <w:b w:val="0"/>
         </w:rPr>
-        <w:t>s and held-out setting slices; dropping one column does not establish setting independence.</w:t>
+        <w:t xml:space="preserve">s: Background can be a location shortcut rather than leaf </w:t>
+      </w:r>
+      <w:r>
+        <w:rPr>
+          <w:b/>
+        </w:rPr>
+        <w:t>evidence</w:t>
+      </w:r>
+      <w:r>
+        <w:rPr>
+          <w:b w:val="0"/>
+        </w:rPr>
+        <w:t>. Test leaf types across backgrounds and locations and compare slices.</w:t>
       </w:r>
     </w:p>
     <w:p>
       <w:pPr>
         <w:spacing w:line="336" w:lineRule="auto" w:after="180"/>
-        <w:shd w:fill="F1F6FC"/>
       </w:pPr>
       <w:r>
         <w:rPr>
           <w:b w:val="0"/>
         </w:rPr>
-        <w:t xml:space="preserve">The arrows show which recorded </w:t>
-      </w:r>
-      <w:r>
-        <w:rPr>
-          <w:b/>
-        </w:rPr>
-        <w:t>input</w:t>
-      </w:r>
+        <w:t>Use the earlier transfer question as additional practice. Reserve the selected fresh postcode/school-code evidence-request task for the first individual attempt and record support used.</w:t>
+      </w:r>
+    </w:p>
+    <w:p>
+      <w:pPr>
+        <w:pStyle w:val="Heading3"/>
+      </w:pPr>
+      <w:r>
+        <w:t>Classroom dialogue</w:t>
+      </w:r>
+    </w:p>
+    <w:p>
+      <w:pPr>
+        <w:spacing w:line="336" w:lineRule="auto" w:after="180"/>
+      </w:pPr>
       <w:r>
         <w:rPr>
           <w:b w:val="0"/>
         </w:rPr>
-        <w:t xml:space="preserve"> or intermediate result each decision uses. Explain the deciding step aloud before checking the changed case; pointing to the final answer alone does not show how it follows.</w:t>
-      </w:r>
-    </w:p>
-    <w:p>
-      <w:pPr>
-        <w:pStyle w:val="Heading3"/>
-      </w:pPr>
-      <w:r>
-        <w:t>What this example does not establish</w:t>
-      </w:r>
-    </w:p>
-    <w:p>
-      <w:pPr>
-        <w:pStyle w:val="Heading3"/>
-      </w:pPr>
-      <w:r>
-        <w:t>Keep the stated limit</w:t>
-      </w:r>
-    </w:p>
-    <w:p>
-      <w:pPr>
-        <w:spacing w:line="336" w:lineRule="auto" w:after="180"/>
-        <w:shd w:fill="FFF5E6"/>
-      </w:pPr>
-      <w:r>
-        <w:rPr>
-          <w:b w:val="0"/>
-        </w:rPr>
-        <w:t>A correlated field is not necessarily harmful in every use; assess task relevance, consequences and actual model behaviour.</w:t>
-      </w:r>
-    </w:p>
-    <w:p>
-      <w:pPr>
-        <w:pStyle w:val="Heading3"/>
-      </w:pPr>
-      <w:r>
-        <w:t>Change one thing in the pictured case</w:t>
-      </w:r>
-    </w:p>
-    <w:p>
-      <w:pPr>
-        <w:pStyle w:val="Heading3"/>
-      </w:pPr>
-      <w:r>
-        <w:t>Change one thing</w:t>
-      </w:r>
-    </w:p>
-    <w:p>
-      <w:pPr>
-        <w:spacing w:line="336" w:lineRule="auto" w:after="180"/>
-        <w:shd w:fill="F5F1FB"/>
-      </w:pPr>
-      <w:r>
-        <w:rPr>
-          <w:b w:val="0"/>
-        </w:rPr>
-        <w:t>Change: Camera codes are assigned independently of setting in a new balanced dataset.</w:t>
-      </w:r>
-    </w:p>
-    <w:p>
-      <w:pPr>
-        <w:pStyle w:val="Heading3"/>
-      </w:pPr>
-      <w:r>
-        <w:t>Predicted result</w:t>
-      </w:r>
-    </w:p>
-    <w:p>
-      <w:pPr>
-        <w:spacing w:line="336" w:lineRule="auto" w:after="180"/>
-        <w:shd w:fill="F1F6FC"/>
-      </w:pPr>
-      <w:r>
-        <w:rPr>
-          <w:b/>
-        </w:rPr>
-        <w:t>Prediction</w:t>
-      </w:r>
-      <w:r>
-        <w:rPr>
-          <w:b w:val="0"/>
-        </w:rPr>
-        <w:t>: camera_code no longer perfectly identifies setting in that dataset.</w:t>
-      </w:r>
-    </w:p>
-    <w:p>
-      <w:pPr>
-        <w:pStyle w:val="Heading3"/>
-      </w:pPr>
-      <w:r>
-        <w:t>Why the result follows</w:t>
-      </w:r>
-    </w:p>
-    <w:p>
-      <w:pPr>
-        <w:spacing w:line="336" w:lineRule="auto" w:after="180"/>
-        <w:shd w:fill="F1F6FC"/>
-      </w:pPr>
-      <w:r>
-        <w:rPr>
-          <w:b w:val="0"/>
-        </w:rPr>
-        <w:t>Reason: The observed mapping changed; other retained fields may still contain setting information.</w:t>
-      </w:r>
-    </w:p>
-    <w:p>
-      <w:pPr>
-        <w:pStyle w:val="Heading3"/>
-      </w:pPr>
-      <w:r>
-        <w:t>Ask while showing the picture</w:t>
-      </w:r>
-    </w:p>
-    <w:p>
-      <w:pPr>
-        <w:pStyle w:val="Heading3"/>
-      </w:pPr>
-      <w:r>
-        <w:t>Ask while showing the picture · 3</w:t>
-      </w:r>
-    </w:p>
-    <w:p>
-      <w:pPr>
-        <w:spacing w:line="336" w:lineRule="auto" w:after="180"/>
-      </w:pPr>
-      <w:r>
-        <w:rPr>
-          <w:b w:val="0"/>
-        </w:rPr>
-        <w:t xml:space="preserve">Cover the result. Ask learners to name the </w:t>
-      </w:r>
-      <w:r>
-        <w:rPr>
-          <w:b/>
-        </w:rPr>
-        <w:t>input</w:t>
-      </w:r>
-      <w:r>
-        <w:rPr>
-          <w:b w:val="0"/>
-        </w:rPr>
-        <w:t xml:space="preserve">s and predict the next step. Uncover one step, connect the icon to the actual procedure, and explain its </w:t>
-      </w:r>
-      <w:r>
-        <w:rPr>
-          <w:b/>
-        </w:rPr>
-        <w:t>evidence</w:t>
-      </w:r>
-      <w:r>
-        <w:rPr>
-          <w:b w:val="0"/>
-        </w:rPr>
-        <w:t>. Then change the supplied condition and compare.</w:t>
-      </w:r>
-    </w:p>
-    <w:p>
-      <w:pPr>
-        <w:spacing w:line="336" w:lineRule="auto" w:after="180"/>
-      </w:pPr>
-      <w:r>
-        <w:rPr>
-          <w:b w:val="0"/>
-        </w:rPr>
-        <w:t>The picture is a representation; it does not document execution of a real AI model.</w:t>
-      </w:r>
-    </w:p>
-    <w:p>
-      <w:pPr>
-        <w:pStyle w:val="Heading1"/>
-      </w:pPr>
-      <w:r>
-        <w:t>03. Demonstrate and guide practice</w:t>
-      </w:r>
-    </w:p>
-    <w:p>
-      <w:r>
-        <w:t>Demonstrate Proxy Features and Fairness, reduce support deliberately and check individual reasoning before discussing answers.</w:t>
-      </w:r>
-    </w:p>
-    <w:p>
-      <w:pPr>
-        <w:pStyle w:val="Heading3"/>
-      </w:pPr>
-      <w:r>
-        <w:t>Choose the pacing route</w:t>
-      </w:r>
-    </w:p>
-    <w:p>
-      <w:pPr>
-        <w:spacing w:line="336" w:lineRule="auto" w:after="180"/>
-        <w:shd w:fill="F1F6F8"/>
-      </w:pPr>
-      <w:r>
-        <w:rPr>
-          <w:b w:val="0"/>
-        </w:rPr>
-        <w:t>Compact alternative: this two-session sequence covers selected core tasks. Use the three-session weekly plan for the full lesson, independent transfer, feedback and project work; allow extra time for extensions.</w:t>
-      </w:r>
-    </w:p>
-    <w:p>
-      <w:pPr>
-        <w:pStyle w:val="Heading3"/>
-      </w:pPr>
-      <w:r>
-        <w:t>Board sequence</w:t>
-      </w:r>
-    </w:p>
-    <w:p>
-      <w:pPr>
-        <w:pStyle w:val="Heading3"/>
-      </w:pPr>
-      <w:r>
-        <w:t>1. Put the facts on the board</w:t>
-      </w:r>
-    </w:p>
-    <w:p>
-      <w:pPr>
-        <w:spacing w:line="336" w:lineRule="auto" w:after="180"/>
-        <w:shd w:fill="F4F9FC"/>
-      </w:pPr>
-      <w:r>
-        <w:rPr>
-          <w:b w:val="0"/>
-        </w:rPr>
-        <w:t>Write the given facts: Background colour tracks collection location, associated with plant types.</w:t>
-      </w:r>
-    </w:p>
-    <w:p>
-      <w:pPr>
-        <w:pStyle w:val="Heading3"/>
-      </w:pPr>
-      <w:r>
-        <w:t>2. State the decision to explain</w:t>
-      </w:r>
-    </w:p>
-    <w:p>
-      <w:pPr>
-        <w:spacing w:line="336" w:lineRule="auto" w:after="180"/>
-        <w:shd w:fill="F4F9FC"/>
-      </w:pPr>
-      <w:r>
-        <w:rPr>
-          <w:b w:val="0"/>
-        </w:rPr>
-        <w:t>Write the question to explain: Explain proxy risk and test.</w:t>
-      </w:r>
-    </w:p>
-    <w:p>
-      <w:pPr>
-        <w:pStyle w:val="Heading3"/>
-      </w:pPr>
-      <w:r>
-        <w:t>3. Reveal the worked reasoning</w:t>
-      </w:r>
-    </w:p>
-    <w:p>
-      <w:pPr>
-        <w:spacing w:line="336" w:lineRule="auto" w:after="180"/>
-        <w:shd w:fill="F1F6FC"/>
-      </w:pPr>
-      <w:r>
-        <w:rPr>
-          <w:b w:val="0"/>
-        </w:rPr>
-        <w:t xml:space="preserve">Reveal after </w:t>
-      </w:r>
-      <w:r>
-        <w:rPr>
-          <w:b/>
-        </w:rPr>
-        <w:t>prediction</w:t>
-      </w:r>
-      <w:r>
-        <w:rPr>
-          <w:b w:val="0"/>
-        </w:rPr>
-        <w:t xml:space="preserve">s: Background can be a location shortcut rather than leaf </w:t>
-      </w:r>
-      <w:r>
-        <w:rPr>
-          <w:b/>
-        </w:rPr>
-        <w:t>evidence</w:t>
-      </w:r>
-      <w:r>
-        <w:rPr>
-          <w:b w:val="0"/>
-        </w:rPr>
-        <w:t>. Test leaf types across backgrounds and locations and compare slices.</w:t>
-      </w:r>
-    </w:p>
-    <w:p>
-      <w:pPr>
-        <w:pStyle w:val="Heading3"/>
-      </w:pPr>
-      <w:r>
-        <w:t>Hold back the independent task</w:t>
-      </w:r>
-    </w:p>
-    <w:p>
-      <w:pPr>
-        <w:spacing w:line="336" w:lineRule="auto" w:after="180"/>
-        <w:shd w:fill="F5F1FB"/>
-      </w:pPr>
-      <w:r>
-        <w:rPr>
-          <w:b w:val="0"/>
-        </w:rPr>
-        <w:t>Keep for an independent attempt: A plant classifier uses camera_model, and one species was photographed mostly on a single camera. What shortcut might it learn and how could you investigate?</w:t>
-      </w:r>
-    </w:p>
-    <w:p>
-      <w:pPr>
-        <w:pStyle w:val="Heading3"/>
-      </w:pPr>
-      <w:r>
-        <w:t>Classroom dialogue</w:t>
-      </w:r>
-    </w:p>
-    <w:p>
-      <w:pPr>
-        <w:pStyle w:val="Heading3"/>
-      </w:pPr>
-      <w:r>
-        <w:t>Ask the class</w:t>
-      </w:r>
-    </w:p>
-    <w:p>
-      <w:pPr>
-        <w:spacing w:line="336" w:lineRule="auto" w:after="180"/>
-        <w:shd w:fill="F5F1FB"/>
-      </w:pPr>
-      <w:r>
-        <w:rPr>
-          <w:b w:val="0"/>
-        </w:rPr>
-        <w:t>Ask: Which facts are given, and which would we have to assume? Learners mark relevant details before discussing answers.</w:t>
-      </w:r>
-    </w:p>
-    <w:p>
-      <w:pPr>
-        <w:pStyle w:val="Heading3"/>
-      </w:pPr>
-      <w:r>
-        <w:t>Language to model</w:t>
-      </w:r>
-    </w:p>
-    <w:p>
-      <w:pPr>
-        <w:spacing w:line="336" w:lineRule="auto" w:after="180"/>
-        <w:shd w:fill="F1F6F8"/>
-      </w:pPr>
-      <w:r>
-        <w:rPr>
-          <w:b w:val="0"/>
-        </w:rPr>
-        <w:t>Say: Predict first. Show the rule, information path or calculation that would produce the result. A correct guess is not yet an explanation.</w:t>
-      </w:r>
-    </w:p>
-    <w:p>
-      <w:pPr>
-        <w:spacing w:line="336" w:lineRule="auto" w:after="180"/>
-      </w:pPr>
-      <w:r>
-        <w:rPr>
-          <w:b w:val="0"/>
-        </w:rPr>
         <w:t>Reveal reasoning one step at a time. Explain why a tempting alternative fails. Write units and denominators for arithmetic, trace conditions for decisions, and identify supporting sources for claims.</w:t>
-      </w:r>
-    </w:p>
-    <w:p>
-      <w:pPr>
-        <w:spacing w:line="336" w:lineRule="auto" w:after="180"/>
-      </w:pPr>
-      <w:r>
-        <w:rPr>
-          <w:b w:val="0"/>
-        </w:rPr>
-        <w:t xml:space="preserve">In pairs, one learner solves while the other checks </w:t>
-      </w:r>
-      <w:r>
-        <w:rPr>
-          <w:b/>
-        </w:rPr>
-        <w:t>evidence</w:t>
-      </w:r>
-      <w:r>
-        <w:rPr>
-          <w:b w:val="0"/>
-        </w:rPr>
-        <w:t>; exchange roles. Remove the worked answer before independent assessment.</w:t>
       </w:r>
     </w:p>
     <w:p>
@@ -2733,438 +3143,122 @@
         <w:pStyle w:val="Heading3"/>
       </w:pPr>
       <w:r>
-        <w:t>Completion practice</w:t>
+        <w:t>Individual reasoning check</w:t>
+      </w:r>
+    </w:p>
+    <w:p>
+      <w:pPr>
+        <w:pStyle w:val="Heading3"/>
+      </w:pPr>
+      <w:r>
+        <w:t>Pictorial practice question</w:t>
+      </w:r>
+    </w:p>
+    <w:p>
+      <w:pPr>
+        <w:pStyle w:val="Heading3"/>
+      </w:pPr>
+      <w:r>
+        <w:t>Reasoned teacher answer</w:t>
+      </w:r>
+    </w:p>
+    <w:p>
+      <w:pPr>
+        <w:pStyle w:val="Heading1"/>
+      </w:pPr>
+      <w:r>
+        <w:t>04. Run the complete supplied investigation</w:t>
+      </w:r>
+    </w:p>
+    <w:p>
+      <w:r>
+        <w:t>Keep predictions, observed or supplied outcomes and unmeasured cases separate.</w:t>
+      </w:r>
+    </w:p>
+    <w:p>
+      <w:pPr>
+        <w:pStyle w:val="Heading2"/>
+      </w:pPr>
+      <w:r>
+        <w:t>Supplied inputs and checked guidance</w:t>
       </w:r>
     </w:p>
     <w:p>
       <w:pPr>
         <w:spacing w:line="336" w:lineRule="auto" w:after="180"/>
-        <w:shd w:fill="F5F1FB"/>
       </w:pPr>
       <w:r>
         <w:rPr>
           <w:b w:val="0"/>
         </w:rPr>
-        <w:t>Completion task: Why might removing building but keeping device code leave related information?</w:t>
-      </w:r>
-    </w:p>
-    <w:p>
-      <w:pPr>
-        <w:pStyle w:val="Heading3"/>
-      </w:pPr>
-      <w:r>
-        <w:t>Reasoning to listen for</w:t>
+        <w:t>Ablation fixture and limits as supplied. Removing camera leaves room_hint, so same 4/8 accuracy can hide changed recall and retained context. Paired P1 greenhousecamera1/0 showsV1 sensitivity while V2 usesroom. Main8/10 versus2/10 association is imperfect; do not invent identities or harms.</w:t>
       </w:r>
     </w:p>
     <w:p>
       <w:pPr>
         <w:spacing w:line="336" w:lineRule="auto" w:after="180"/>
-        <w:shd w:fill="F1F6FC"/>
       </w:pPr>
       <w:r>
         <w:rPr>
           <w:b w:val="0"/>
         </w:rPr>
-        <w:t>Teacher check: Teacher explanation: Device code is associated with building in the sample and may carry some of that information indirectly.</w:t>
-      </w:r>
-    </w:p>
-    <w:p>
-      <w:pPr>
-        <w:spacing w:line="336" w:lineRule="auto" w:after="180"/>
-      </w:pPr>
-      <w:r>
-        <w:rPr>
-          <w:b w:val="0"/>
-        </w:rPr>
-        <w:t xml:space="preserve">Start by identifying the given </w:t>
-      </w:r>
-      <w:r>
-        <w:rPr>
-          <w:b/>
-        </w:rPr>
-        <w:t>input</w:t>
-      </w:r>
-      <w:r>
-        <w:rPr>
-          <w:b w:val="0"/>
-        </w:rPr>
-        <w:t>s together. Leave the intermediate steps blank. If needed, model one step, then withdraw that help on the next step. Move to a full trace only when the partial trace is understood.</w:t>
-      </w:r>
-    </w:p>
-    <w:p>
-      <w:pPr>
-        <w:spacing w:line="336" w:lineRule="auto" w:after="180"/>
-      </w:pPr>
-      <w:r>
-        <w:rPr>
-          <w:b w:val="0"/>
-        </w:rPr>
-        <w:t>For partners, alternate explainer and checker; collect a response from every learner before discussion.</w:t>
-      </w:r>
-    </w:p>
-    <w:p>
-      <w:pPr>
-        <w:pStyle w:val="Heading3"/>
-      </w:pPr>
-      <w:r>
-        <w:t>Individual reasoning check</w:t>
-      </w:r>
-    </w:p>
-    <w:p>
-      <w:pPr>
-        <w:spacing w:line="336" w:lineRule="auto" w:after="180"/>
-      </w:pPr>
-      <w:r>
-        <w:rPr>
-          <w:b w:val="0"/>
-        </w:rPr>
-        <w:t xml:space="preserve">Use the worked case for </w:t>
-      </w:r>
-      <w:r>
-        <w:rPr>
-          <w:b/>
-        </w:rPr>
-        <w:t>Proxy feature</w:t>
-      </w:r>
-      <w:r>
-        <w:rPr>
-          <w:b w:val="0"/>
-        </w:rPr>
-        <w:t xml:space="preserve">s and </w:t>
-      </w:r>
-      <w:r>
-        <w:rPr>
-          <w:b/>
-        </w:rPr>
-        <w:t>fairness</w:t>
-      </w:r>
-      <w:r>
-        <w:rPr>
-          <w:b w:val="0"/>
-        </w:rPr>
-        <w:t>. Proposed explanation: “A final answer is enough”. Decide whether this explanation is supported.</w:t>
-      </w:r>
-    </w:p>
-    <w:p>
-      <w:pPr>
-        <w:spacing w:line="336" w:lineRule="auto" w:after="180"/>
-      </w:pPr>
-      <w:r>
-        <w:rPr>
-          <w:b w:val="0"/>
-        </w:rPr>
-        <w:t>Point to the step or supplied fact that decides; explain your repair if needed.</w:t>
-      </w:r>
-    </w:p>
-    <w:p>
-      <w:pPr>
-        <w:pStyle w:val="Heading3"/>
-      </w:pPr>
-      <w:r>
-        <w:t>Expected repair</w:t>
-      </w:r>
-    </w:p>
-    <w:p>
-      <w:pPr>
-        <w:spacing w:line="336" w:lineRule="auto" w:after="180"/>
-        <w:shd w:fill="F1F6FC"/>
-      </w:pPr>
-      <w:r>
-        <w:rPr>
-          <w:b w:val="0"/>
-        </w:rPr>
-        <w:t>Expected correction: Ask for the relevant counts, units, procedure or saved record. For this week: X occurs 8/10 north and 2/10 south in this sample.</w:t>
-      </w:r>
-    </w:p>
-    <w:p>
-      <w:pPr>
-        <w:spacing w:line="336" w:lineRule="auto" w:after="180"/>
-        <w:shd w:fill="F1F6FC"/>
-      </w:pPr>
-      <w:r>
-        <w:rPr>
-          <w:b w:val="0"/>
-        </w:rPr>
-        <w:t>This supports an association, not a deterministic identity rule or a causal explanation.</w:t>
-      </w:r>
-    </w:p>
-    <w:p>
-      <w:pPr>
-        <w:spacing w:line="336" w:lineRule="auto" w:after="180"/>
-      </w:pPr>
-      <w:r>
-        <w:rPr>
-          <w:b w:val="0"/>
-        </w:rPr>
-        <w:t>Collect explanations, not only yes/no votes. If a misunderstanding is common, re-model the relevant step for the class.</w:t>
-      </w:r>
-    </w:p>
-    <w:p>
-      <w:pPr>
-        <w:spacing w:line="336" w:lineRule="auto" w:after="180"/>
-      </w:pPr>
-      <w:r>
-        <w:rPr>
-          <w:b w:val="0"/>
-        </w:rPr>
-        <w:t>If it affects a few learners, give a short targeted group explanation while others solve a more demanding variation.</w:t>
-      </w:r>
-    </w:p>
-    <w:p>
-      <w:pPr>
-        <w:pStyle w:val="Heading3"/>
-      </w:pPr>
-      <w:r>
-        <w:t>Pictorial practice question</w:t>
-      </w:r>
-    </w:p>
-    <w:p>
-      <w:pPr>
-        <w:spacing w:line="336" w:lineRule="auto" w:after="180"/>
-      </w:pPr>
-      <w:r>
-        <w:rPr>
-          <w:b w:val="0"/>
-        </w:rPr>
-        <w:t xml:space="preserve">What </w:t>
-      </w:r>
-      <w:r>
-        <w:rPr>
-          <w:b/>
-        </w:rPr>
-        <w:t>evidence</w:t>
-      </w:r>
-      <w:r>
-        <w:rPr>
-          <w:b w:val="0"/>
-        </w:rPr>
-        <w:t xml:space="preserve"> contradicts the original “all setting information removed” claim? Point to the relevant step in the picture, then write the changed result and the rule or </w:t>
-      </w:r>
-      <w:r>
-        <w:rPr>
-          <w:b/>
-        </w:rPr>
-        <w:t>evidence</w:t>
-      </w:r>
-      <w:r>
-        <w:rPr>
-          <w:b w:val="0"/>
-        </w:rPr>
-        <w:t xml:space="preserve"> that supports it.</w:t>
-      </w:r>
-    </w:p>
-    <w:p>
-      <w:pPr>
-        <w:pStyle w:val="Heading3"/>
-      </w:pPr>
-      <w:r>
-        <w:t>Reasoned teacher answer</w:t>
-      </w:r>
-    </w:p>
-    <w:p>
-      <w:pPr>
-        <w:spacing w:line="336" w:lineRule="auto" w:after="180"/>
-      </w:pPr>
-      <w:r>
-        <w:rPr>
-          <w:b w:val="0"/>
-        </w:rPr>
-        <w:t>The retained G/D code maps exactly to greenhouse/desk, so the supplied table still exposes setting information. Changed-case check: camera_code no longer perfectly identifies setting in that dataset.</w:t>
-      </w:r>
-    </w:p>
-    <w:p>
-      <w:pPr>
-        <w:spacing w:line="336" w:lineRule="auto" w:after="180"/>
-      </w:pPr>
-      <w:r>
-        <w:rPr>
-          <w:b w:val="0"/>
-        </w:rPr>
-        <w:t>The observed mapping changed; other retained fields may still contain setting information.</w:t>
-      </w:r>
-    </w:p>
-    <w:p>
-      <w:pPr>
-        <w:spacing w:line="336" w:lineRule="auto" w:after="180"/>
-      </w:pPr>
-      <w:r>
-        <w:rPr>
-          <w:b w:val="0"/>
-        </w:rPr>
-        <w:t>Changed-case reasoning: camera_code no longer perfectly identifies setting in that dataset. The observed mapping changed; other retained fields may still contain setting information.</w:t>
-      </w:r>
-    </w:p>
-    <w:p>
-      <w:pPr>
-        <w:spacing w:line="336" w:lineRule="auto" w:after="180"/>
-      </w:pPr>
-      <w:r>
-        <w:rPr>
-          <w:b w:val="0"/>
-        </w:rPr>
-        <w:t xml:space="preserve">Collect each learner’s explanation before discussion. Use the first missing connection between </w:t>
-      </w:r>
-      <w:r>
-        <w:rPr>
-          <w:b/>
-        </w:rPr>
-        <w:t>input</w:t>
-      </w:r>
-      <w:r>
-        <w:rPr>
-          <w:b w:val="0"/>
-        </w:rPr>
-        <w:t xml:space="preserve">, deciding step and result to choose support. This question is worked-case practice, not fresh mastery </w:t>
-      </w:r>
-      <w:r>
-        <w:rPr>
-          <w:b/>
-        </w:rPr>
-        <w:t>evidence</w:t>
-      </w:r>
-      <w:r>
-        <w:rPr>
-          <w:b w:val="0"/>
-        </w:rPr>
-        <w:t>.</w:t>
-      </w:r>
-    </w:p>
-    <w:p>
-      <w:pPr>
-        <w:pStyle w:val="Heading1"/>
-      </w:pPr>
-      <w:r>
-        <w:t>04. Run the weekly evidence lab</w:t>
-      </w:r>
-    </w:p>
-    <w:p>
-      <w:r>
-        <w:t>Run the Proxy Features and Fairness investigation and use the first unsupported step to choose a teaching response.</w:t>
-      </w:r>
-    </w:p>
-    <w:p>
-      <w:pPr>
-        <w:spacing w:line="336" w:lineRule="auto" w:after="180"/>
-      </w:pPr>
-      <w:r>
-        <w:rPr>
-          <w:b w:val="0"/>
-        </w:rPr>
-        <w:t>Keep the test conditions fixed, record every result, and change only one planned factor.</w:t>
-      </w:r>
-    </w:p>
-    <w:p>
-      <w:pPr>
-        <w:spacing w:line="336" w:lineRule="auto" w:after="180"/>
-        <w:shd w:fill="F4F9FC"/>
-      </w:pPr>
-      <w:r>
-        <w:rPr>
-          <w:b w:val="0"/>
-        </w:rPr>
-        <w:t xml:space="preserve">1. Write the hypothesis and expected </w:t>
-      </w:r>
-      <w:r>
-        <w:rPr>
-          <w:b/>
-        </w:rPr>
-        <w:t>evidence</w:t>
-      </w:r>
-      <w:r>
-        <w:rPr>
-          <w:b w:val="0"/>
-        </w:rPr>
-        <w:t xml:space="preserve"> before running.</w:t>
-      </w:r>
-    </w:p>
-    <w:p>
-      <w:pPr>
-        <w:spacing w:line="336" w:lineRule="auto" w:after="180"/>
-        <w:shd w:fill="F4F9FC"/>
-      </w:pPr>
-      <w:r>
-        <w:rPr>
-          <w:b w:val="0"/>
-        </w:rPr>
-        <w:t xml:space="preserve">2. Proxy Detective: map feature origins, run </w:t>
-      </w:r>
-      <w:r>
-        <w:rPr>
-          <w:b/>
-        </w:rPr>
-        <w:t>paired test</w:t>
-      </w:r>
-      <w:r>
-        <w:rPr>
-          <w:b w:val="0"/>
-        </w:rPr>
-        <w:t>s, remove one suspicious feature, and check both utility and gaps.</w:t>
-      </w:r>
-    </w:p>
-    <w:p>
-      <w:pPr>
-        <w:spacing w:line="336" w:lineRule="auto" w:after="180"/>
-        <w:shd w:fill="F4F9FC"/>
-      </w:pPr>
-      <w:r>
-        <w:rPr>
-          <w:b w:val="0"/>
-        </w:rPr>
+        <w:t>Independent postcode-removal claim unsupported because school code may relate to location; request provenance, actual associations, context, matched version/group errors and unresolved proxy checks. No observed mapping or fairness result supplied.</w:t>
+      </w:r>
+    </w:p>
+    <w:p>
+      <w:pPr>
+        <w:pStyle w:val="Heading2"/>
+      </w:pPr>
+      <w:r>
+        <w:t>Predict, investigate and record</w:t>
+      </w:r>
+    </w:p>
+    <w:p>
+      <w:pPr>
+        <w:pStyle w:val="ListNumber"/>
+      </w:pPr>
+      <w:r>
+        <w:t>1. Write the hypothesis and expected evidence before running.</w:t>
+      </w:r>
+    </w:p>
+    <w:p>
+      <w:pPr>
+        <w:pStyle w:val="ListNumber"/>
+      </w:pPr>
+      <w:r>
+        <w:t>2. Proxy Detective: map feature origins, run paired tests, remove one suspicious feature, and check both utility and gaps.</w:t>
+      </w:r>
+    </w:p>
+    <w:p>
+      <w:pPr>
+        <w:pStyle w:val="ListNumber"/>
+      </w:pPr>
+      <w:r>
         <w:t>3. Run one normal, one boundary, one missing, and one shifted case.</w:t>
       </w:r>
     </w:p>
     <w:p>
       <w:pPr>
-        <w:spacing w:line="336" w:lineRule="auto" w:after="180"/>
-        <w:shd w:fill="F4F9FC"/>
-      </w:pPr>
-      <w:r>
-        <w:rPr>
-          <w:b w:val="0"/>
-        </w:rPr>
+        <w:pStyle w:val="ListNumber"/>
+      </w:pPr>
+      <w:r>
         <w:t>4. Calculate the metric from raw counts or row-level errors.</w:t>
       </w:r>
     </w:p>
     <w:p>
       <w:pPr>
-        <w:spacing w:line="336" w:lineRule="auto" w:after="180"/>
-        <w:shd w:fill="F4F9FC"/>
-      </w:pPr>
-      <w:r>
-        <w:rPr>
-          <w:b w:val="0"/>
-        </w:rPr>
+        <w:pStyle w:val="ListNumber"/>
+      </w:pPr>
+      <w:r>
         <w:t>5. Interpret what changed, what did not, and what remains unsafe or unknown.</w:t>
       </w:r>
     </w:p>
     <w:p>
       <w:pPr>
-        <w:pStyle w:val="Heading3"/>
-      </w:pPr>
-      <w:r>
-        <w:t>Make the lab runnable</w:t>
-      </w:r>
-    </w:p>
-    <w:p>
-      <w:pPr>
-        <w:spacing w:line="336" w:lineRule="auto" w:after="180"/>
-      </w:pPr>
-      <w:r>
-        <w:rPr>
-          <w:b w:val="0"/>
-        </w:rPr>
-        <w:t>Use the concrete case as the shared normal case and the independent question as a second case. Each pair creates a boundary or missing-information case and predicts its result before testing.</w:t>
-      </w:r>
-    </w:p>
-    <w:p>
-      <w:pPr>
-        <w:spacing w:line="336" w:lineRule="auto" w:after="180"/>
-      </w:pPr>
-      <w:r>
-        <w:rPr>
-          <w:b w:val="0"/>
-        </w:rPr>
-        <w:t>Keep the expected result separate from an observed mistake.</w:t>
+        <w:pStyle w:val="Heading2"/>
+      </w:pPr>
+      <w:r>
+        <w:t>Keep the experiment ledger</w:t>
       </w:r>
     </w:p>
     <w:tbl>
@@ -3315,10 +3409,10 @@
     </w:tbl>
     <w:p>
       <w:pPr>
-        <w:pStyle w:val="Heading3"/>
-      </w:pPr>
-      <w:r>
-        <w:t>Diagnose and reteach</w:t>
+        <w:pStyle w:val="Heading2"/>
+      </w:pPr>
+      <w:r>
+        <w:t>Diagnose the current misconceptions</w:t>
       </w:r>
     </w:p>
     <w:p>
@@ -3329,7 +3423,7 @@
         <w:rPr>
           <w:b w:val="0"/>
         </w:rPr>
-        <w:t>MISCONCEPTION TO REPAIR Removing a sensitive column guarantees the model cannot use related information.</w:t>
+        <w:t>A final answer is enough: Ask for the relevant counts, units, procedure or saved record. For this week: X occurs 8/10 north and 2/10 south in this sample.</w:t>
       </w:r>
     </w:p>
     <w:p>
@@ -3340,7 +3434,7 @@
         <w:rPr>
           <w:b w:val="0"/>
         </w:rPr>
-        <w:t>For guessing, return to given facts and request a trace. For vocabulary without application, use one example and one non-example. For arithmetic errors, check the setup before the calculation.</w:t>
+        <w:t>This supports an association, not a deterministic identity rule or a causal explanation.</w:t>
       </w:r>
     </w:p>
     <w:p>
@@ -3351,15 +3445,7 @@
         <w:rPr>
           <w:b w:val="0"/>
         </w:rPr>
-        <w:t>Finish with a different uncoached case before recording mastery.</w:t>
-      </w:r>
-    </w:p>
-    <w:p>
-      <w:pPr>
-        <w:pStyle w:val="Heading3"/>
-      </w:pPr>
-      <w:r>
-        <w:t>Address these additional misconceptions</w:t>
+        <w:t>A stronger claim makes a stronger project: No. Other features can retain information and accuracy can hide different errors and consequences.</w:t>
       </w:r>
     </w:p>
     <w:p>
@@ -3370,7 +3456,19 @@
         <w:rPr>
           <w:b w:val="0"/>
         </w:rPr>
-        <w:t>A final answer is enough: Ask for the relevant counts, units, procedure or saved record. For this week: X occurs 8/10 north and 2/10 south in this sample.</w:t>
+        <w:t xml:space="preserve">The new case can be copied from the example: The independent task changes the </w:t>
+      </w:r>
+      <w:r>
+        <w:rPr>
+          <w:b/>
+        </w:rPr>
+        <w:t>evidence</w:t>
+      </w:r>
+      <w:r>
+        <w:rPr>
+          <w:b w:val="0"/>
+        </w:rPr>
+        <w:t>. Require a fresh explanation: The claim is unsupported: school code may be associated with location.</w:t>
       </w:r>
     </w:p>
     <w:p>
@@ -3381,72 +3479,27 @@
         <w:rPr>
           <w:b w:val="0"/>
         </w:rPr>
-        <w:t>This supports an association, not a deterministic identity rule or a causal explanation.</w:t>
-      </w:r>
-    </w:p>
-    <w:p>
-      <w:pPr>
-        <w:spacing w:line="336" w:lineRule="auto" w:after="180"/>
-      </w:pPr>
+        <w:t xml:space="preserve">Review provenance and associations, compare </w:t>
+      </w:r>
+      <w:r>
+        <w:rPr>
+          <w:b/>
+        </w:rPr>
+        <w:t>ablation</w:t>
+      </w:r>
       <w:r>
         <w:rPr>
           <w:b w:val="0"/>
         </w:rPr>
-        <w:t>A stronger claim makes a stronger project: No. Other features can retain information and accuracy can hide different errors and consequences.</w:t>
-      </w:r>
-    </w:p>
-    <w:p>
-      <w:pPr>
-        <w:spacing w:line="336" w:lineRule="auto" w:after="180"/>
-      </w:pPr>
-      <w:r>
-        <w:rPr>
-          <w:b w:val="0"/>
-        </w:rPr>
-        <w:t xml:space="preserve">The new case can be copied from the example: The independent task changes the </w:t>
-      </w:r>
-      <w:r>
-        <w:rPr>
-          <w:b/>
-        </w:rPr>
-        <w:t>evidence</w:t>
-      </w:r>
-      <w:r>
-        <w:rPr>
-          <w:b w:val="0"/>
-        </w:rPr>
-        <w:t>. Require a fresh explanation: The claim is unsupported: school code may be associated with location.</w:t>
-      </w:r>
-    </w:p>
-    <w:p>
-      <w:pPr>
-        <w:spacing w:line="336" w:lineRule="auto" w:after="180"/>
-      </w:pPr>
-      <w:r>
-        <w:rPr>
-          <w:b w:val="0"/>
-        </w:rPr>
-        <w:t xml:space="preserve">Review provenance and associations, compare </w:t>
-      </w:r>
-      <w:r>
-        <w:rPr>
-          <w:b/>
-        </w:rPr>
-        <w:t>ablation</w:t>
-      </w:r>
-      <w:r>
-        <w:rPr>
-          <w:b w:val="0"/>
-        </w:rPr>
         <w:t>s and group errors, and state unresolved proxy risks.</w:t>
       </w:r>
     </w:p>
     <w:p>
       <w:pPr>
-        <w:pStyle w:val="Heading3"/>
-      </w:pPr>
-      <w:r>
-        <w:t>Match the support to the first error</w:t>
+        <w:pStyle w:val="Heading2"/>
+      </w:pPr>
+      <w:r>
+        <w:t>Choose accessible support</w:t>
       </w:r>
     </w:p>
     <w:tbl>
@@ -3619,15 +3672,512 @@
     </w:p>
     <w:p>
       <w:pPr>
+        <w:pStyle w:val="Heading2"/>
+      </w:pPr>
+      <w:r>
+        <w:t>Earlier wording, alternatives and picture transcripts · reference / check after trying</w:t>
+      </w:r>
+    </w:p>
+    <w:p>
+      <w:pPr>
+        <w:spacing w:line="336" w:lineRule="auto" w:after="180"/>
+      </w:pPr>
+      <w:r>
+        <w:rPr>
+          <w:b w:val="0"/>
+        </w:rPr>
+        <w:t>Run the weekly evidence lab</w:t>
+      </w:r>
+    </w:p>
+    <w:p>
+      <w:pPr>
+        <w:spacing w:line="336" w:lineRule="auto" w:after="180"/>
+      </w:pPr>
+      <w:r>
+        <w:rPr>
+          <w:b w:val="0"/>
+        </w:rPr>
+        <w:t>Keep the test conditions fixed, record every result, and change only one planned factor.</w:t>
+      </w:r>
+    </w:p>
+    <w:p>
+      <w:pPr>
+        <w:pStyle w:val="Heading3"/>
+      </w:pPr>
+      <w:r>
+        <w:t>Make the lab runnable</w:t>
+      </w:r>
+    </w:p>
+    <w:p>
+      <w:pPr>
+        <w:spacing w:line="336" w:lineRule="auto" w:after="180"/>
+      </w:pPr>
+      <w:r>
+        <w:rPr>
+          <w:b w:val="0"/>
+        </w:rPr>
+        <w:t>Use the supplied complete investigation for shared practice. Reserve the selected fresh postcode/school-code evidence-request task for the individual first attempt before hints or feedback; earlier transfer questions remain additional practice.</w:t>
+      </w:r>
+    </w:p>
+    <w:p>
+      <w:pPr>
+        <w:pStyle w:val="Heading3"/>
+      </w:pPr>
+      <w:r>
+        <w:t>Diagnose and reteach</w:t>
+      </w:r>
+    </w:p>
+    <w:p>
+      <w:pPr>
+        <w:spacing w:line="336" w:lineRule="auto" w:after="180"/>
+      </w:pPr>
+      <w:r>
+        <w:rPr>
+          <w:b w:val="0"/>
+        </w:rPr>
+        <w:t>MISCONCEPTION TO REPAIR Removing a sensitive column guarantees the model cannot use related information.</w:t>
+      </w:r>
+    </w:p>
+    <w:p>
+      <w:pPr>
+        <w:spacing w:line="336" w:lineRule="auto" w:after="180"/>
+      </w:pPr>
+      <w:r>
+        <w:rPr>
+          <w:b w:val="0"/>
+        </w:rPr>
+        <w:t>For guessing, return to given facts and request a trace. For vocabulary without application, use one example and one non-example. For arithmetic errors, check the setup before the calculation.</w:t>
+      </w:r>
+    </w:p>
+    <w:p>
+      <w:pPr>
+        <w:spacing w:line="336" w:lineRule="auto" w:after="180"/>
+      </w:pPr>
+      <w:r>
+        <w:rPr>
+          <w:b w:val="0"/>
+        </w:rPr>
+        <w:t>Finish with a different uncoached case before recording mastery.</w:t>
+      </w:r>
+    </w:p>
+    <w:p>
+      <w:pPr>
+        <w:pStyle w:val="Heading3"/>
+      </w:pPr>
+      <w:r>
+        <w:t>Address these additional misconceptions</w:t>
+      </w:r>
+    </w:p>
+    <w:p>
+      <w:pPr>
+        <w:pStyle w:val="Heading3"/>
+      </w:pPr>
+      <w:r>
+        <w:t>Match the support to the first error</w:t>
+      </w:r>
+    </w:p>
+    <w:p>
+      <w:pPr>
         <w:pStyle w:val="Heading1"/>
       </w:pPr>
       <w:r>
-        <w:t>05. Assess and explain the answers</w:t>
-      </w:r>
-    </w:p>
-    <w:p>
-      <w:r>
-        <w:t>Use the Proxy Features and Fairness questions, teacher keys and criteria after the relevant attempts. Previously discussed cases are practice; protect the separately selected independent task.</w:t>
+        <w:t>05. Assess the selected experiment transfer</w:t>
+      </w:r>
+    </w:p>
+    <w:p>
+      <w:r>
+        <w:t>Keep this key until after a first attempt; record any help and prior exposure.</w:t>
+      </w:r>
+    </w:p>
+    <w:p>
+      <w:pPr>
+        <w:pStyle w:val="Heading2"/>
+      </w:pPr>
+      <w:r>
+        <w:t>Selected independent task and checked key</w:t>
+      </w:r>
+    </w:p>
+    <w:p>
+      <w:pPr>
+        <w:spacing w:line="336" w:lineRule="auto" w:after="180"/>
+      </w:pPr>
+      <w:r>
+        <w:rPr>
+          <w:b w:val="0"/>
+        </w:rPr>
+        <w:t xml:space="preserve">Selected case: A team removes postcode but retains school code and claims all location-related information is gone. Evaluate the claim and request </w:t>
+      </w:r>
+      <w:r>
+        <w:rPr>
+          <w:b/>
+        </w:rPr>
+        <w:t>evidence</w:t>
+      </w:r>
+      <w:r>
+        <w:rPr>
+          <w:b w:val="0"/>
+        </w:rPr>
+        <w:t>.</w:t>
+      </w:r>
+    </w:p>
+    <w:p>
+      <w:pPr>
+        <w:spacing w:line="336" w:lineRule="auto" w:after="180"/>
+      </w:pPr>
+      <w:r>
+        <w:rPr>
+          <w:b w:val="0"/>
+        </w:rPr>
+        <w:t xml:space="preserve">Teacher explanation: The claim is unsupported: school code may be associated with location. Review provenance and associations, compare </w:t>
+      </w:r>
+      <w:r>
+        <w:rPr>
+          <w:b/>
+        </w:rPr>
+        <w:t>ablation</w:t>
+      </w:r>
+      <w:r>
+        <w:rPr>
+          <w:b w:val="0"/>
+        </w:rPr>
+        <w:t>s and group errors, and state unresolved proxy risks.</w:t>
+      </w:r>
+    </w:p>
+    <w:p>
+      <w:pPr>
+        <w:pStyle w:val="Heading2"/>
+      </w:pPr>
+      <w:r>
+        <w:t>Judge trace, scope and support</w:t>
+      </w:r>
+    </w:p>
+    <w:tbl>
+      <w:tblPr>
+        <w:tblStyle w:val="LightShading-Accent1"/>
+        <w:tblW w:type="auto" w:w="0"/>
+        <w:tblLook w:firstColumn="1" w:firstRow="1" w:lastColumn="0" w:lastRow="0" w:noHBand="0" w:noVBand="1" w:val="04A0"/>
+      </w:tblPr>
+      <w:tblGrid>
+        <w:gridCol w:w="5112"/>
+        <w:gridCol w:w="5112"/>
+      </w:tblGrid>
+      <w:tr>
+        <w:trPr>
+          <w:tblHeader/>
+        </w:trPr>
+        <w:tc>
+          <w:tcPr>
+            <w:tcW w:type="dxa" w:w="5112"/>
+          </w:tcPr>
+          <w:p>
+            <w:r>
+              <w:t>Dimension</w:t>
+            </w:r>
+          </w:p>
+        </w:tc>
+        <w:tc>
+          <w:tcPr>
+            <w:tcW w:type="dxa" w:w="5112"/>
+          </w:tcPr>
+          <w:p>
+            <w:r>
+              <w:t>Evidence required</w:t>
+            </w:r>
+          </w:p>
+        </w:tc>
+      </w:tr>
+      <w:tr>
+        <w:tc>
+          <w:tcPr>
+            <w:tcW w:type="dxa" w:w="5112"/>
+          </w:tcPr>
+          <w:p>
+            <w:r>
+              <w:t>Explanation</w:t>
+            </w:r>
+          </w:p>
+        </w:tc>
+        <w:tc>
+          <w:tcPr>
+            <w:tcW w:type="dxa" w:w="5112"/>
+          </w:tcPr>
+          <w:p>
+            <w:r>
+              <w:t>Names the applicable idea or procedure and ties it to the supplied facts.</w:t>
+            </w:r>
+          </w:p>
+        </w:tc>
+      </w:tr>
+      <w:tr>
+        <w:tc>
+          <w:tcPr>
+            <w:tcW w:type="dxa" w:w="5112"/>
+          </w:tcPr>
+          <w:p>
+            <w:r>
+              <w:t>Trace and result</w:t>
+            </w:r>
+          </w:p>
+        </w:tc>
+        <w:tc>
+          <w:tcPr>
+            <w:tcW w:type="dxa" w:w="5112"/>
+          </w:tcPr>
+          <w:p>
+            <w:r>
+              <w:t>Preserves the given inputs and shows the relevant intermediate steps; distinguishes a prediction from an observed execution.</w:t>
+            </w:r>
+          </w:p>
+        </w:tc>
+      </w:tr>
+      <w:tr>
+        <w:tc>
+          <w:tcPr>
+            <w:tcW w:type="dxa" w:w="5112"/>
+          </w:tcPr>
+          <w:p>
+            <w:r>
+              <w:t>Limits</w:t>
+            </w:r>
+          </w:p>
+        </w:tc>
+        <w:tc>
+          <w:tcPr>
+            <w:tcW w:type="dxa" w:w="5112"/>
+          </w:tcPr>
+          <w:p>
+            <w:r>
+              <w:t>States the assumptions, missing evidence or conditions under which the result would change.</w:t>
+            </w:r>
+          </w:p>
+        </w:tc>
+      </w:tr>
+    </w:tbl>
+    <w:p>
+      <w:pPr>
+        <w:spacing w:line="336" w:lineRule="auto" w:after="180"/>
+      </w:pPr>
+      <w:r>
+        <w:rPr>
+          <w:b w:val="0"/>
+        </w:rPr>
+        <w:t>Record each dimension as not yet, with support, or independent. Accept a valid alternative procedure with a defensible trace.</w:t>
+      </w:r>
+    </w:p>
+    <w:p>
+      <w:pPr>
+        <w:spacing w:line="336" w:lineRule="auto" w:after="180"/>
+      </w:pPr>
+      <w:r>
+        <w:rPr>
+          <w:b w:val="0"/>
+        </w:rPr>
+        <w:t xml:space="preserve">Do not penalise an honestly recorded model failure if the learner correctly explains its </w:t>
+      </w:r>
+      <w:r>
+        <w:rPr>
+          <w:b/>
+        </w:rPr>
+        <w:t>evidence</w:t>
+      </w:r>
+      <w:r>
+        <w:rPr>
+          <w:b w:val="0"/>
+        </w:rPr>
+        <w:t xml:space="preserve"> and limits.</w:t>
+      </w:r>
+    </w:p>
+    <w:p>
+      <w:pPr>
+        <w:pStyle w:val="Heading2"/>
+      </w:pPr>
+      <w:r>
+        <w:t>Give one repair action</w:t>
+      </w:r>
+    </w:p>
+    <w:p>
+      <w:pPr>
+        <w:spacing w:line="336" w:lineRule="auto" w:after="180"/>
+      </w:pPr>
+      <w:r>
+        <w:rPr>
+          <w:b w:val="0"/>
+        </w:rPr>
+        <w:t>Name the earliest unsupported step and give one action to repair it. Have the learner make that repair now and explain why. Then assess the relevant skill on a fresh, fully specified case.</w:t>
+      </w:r>
+    </w:p>
+    <w:p>
+      <w:pPr>
+        <w:spacing w:line="336" w:lineRule="auto" w:after="180"/>
+      </w:pPr>
+      <w:r>
+        <w:rPr>
+          <w:b w:val="0"/>
+        </w:rPr>
+        <w:t>Confirm it was not previously practised with feedback; solve and check the new case before assigning it. A follow-up design prompt is a starting brief, not automatically an equivalent test.</w:t>
+      </w:r>
+    </w:p>
+    <w:p>
+      <w:pPr>
+        <w:pStyle w:val="Heading2"/>
+      </w:pPr>
+      <w:r>
+        <w:t>W1 Read an association</w:t>
+      </w:r>
+    </w:p>
+    <w:p>
+      <w:pPr>
+        <w:spacing w:line="336" w:lineRule="auto" w:after="180"/>
+      </w:pPr>
+      <w:r>
+        <w:rPr>
+          <w:b w:val="0"/>
+        </w:rPr>
+        <w:t>What do the device counts support, and what do they not support?</w:t>
+      </w:r>
+    </w:p>
+    <w:p>
+      <w:pPr>
+        <w:spacing w:line="336" w:lineRule="auto" w:after="180"/>
+      </w:pPr>
+      <w:r>
+        <w:rPr>
+          <w:b w:val="0"/>
+        </w:rPr>
+        <w:t>Teacher explanation: X occurs 8/10 north and 2/10 south in this sample. This supports an association, not a deterministic identity rule or a causal explanation.</w:t>
+      </w:r>
+    </w:p>
+    <w:p>
+      <w:pPr>
+        <w:pStyle w:val="Heading2"/>
+      </w:pPr>
+      <w:r>
+        <w:t>W2 Find a proxy risk</w:t>
+      </w:r>
+    </w:p>
+    <w:p>
+      <w:pPr>
+        <w:spacing w:line="336" w:lineRule="auto" w:after="180"/>
+      </w:pPr>
+      <w:r>
+        <w:rPr>
+          <w:b w:val="0"/>
+        </w:rPr>
+        <w:t>Why might removing building but keeping device code leave related information?</w:t>
+      </w:r>
+    </w:p>
+    <w:p>
+      <w:pPr>
+        <w:spacing w:line="336" w:lineRule="auto" w:after="180"/>
+      </w:pPr>
+      <w:r>
+        <w:rPr>
+          <w:b w:val="0"/>
+        </w:rPr>
+        <w:t>Teacher explanation: Device code is associated with building in the sample and may carry some of that information indirectly.</w:t>
+      </w:r>
+    </w:p>
+    <w:p>
+      <w:pPr>
+        <w:pStyle w:val="Heading2"/>
+      </w:pPr>
+      <w:r>
+        <w:t>W3 Plan an ablation</w:t>
+      </w:r>
+    </w:p>
+    <w:p>
+      <w:pPr>
+        <w:spacing w:line="336" w:lineRule="auto" w:after="180"/>
+      </w:pPr>
+      <w:r>
+        <w:rPr>
+          <w:b w:val="0"/>
+        </w:rPr>
+        <w:t>Describe a controlled with/without-code comparison.</w:t>
+      </w:r>
+    </w:p>
+    <w:p>
+      <w:pPr>
+        <w:spacing w:line="336" w:lineRule="auto" w:after="180"/>
+      </w:pPr>
+      <w:r>
+        <w:rPr>
+          <w:b w:val="0"/>
+        </w:rPr>
+        <w:t xml:space="preserve">Teacher explanation: Use the same validation rows and metric, fit both versions only on </w:t>
+      </w:r>
+      <w:r>
+        <w:rPr>
+          <w:b/>
+        </w:rPr>
+        <w:t>training</w:t>
+      </w:r>
+      <w:r>
+        <w:rPr>
+          <w:b w:val="0"/>
+        </w:rPr>
+        <w:t>, and report overall and relevant subgroup errors with denominators.</w:t>
+      </w:r>
+    </w:p>
+    <w:p>
+      <w:pPr>
+        <w:pStyle w:val="Heading2"/>
+      </w:pPr>
+      <w:r>
+        <w:t>W5 Limit the result</w:t>
+      </w:r>
+    </w:p>
+    <w:p>
+      <w:pPr>
+        <w:spacing w:line="336" w:lineRule="auto" w:after="180"/>
+      </w:pPr>
+      <w:r>
+        <w:rPr>
+          <w:b w:val="0"/>
+        </w:rPr>
+        <w:t xml:space="preserve">Does unchanged accuracy after removing a proxy prove </w:t>
+      </w:r>
+      <w:r>
+        <w:rPr>
+          <w:b/>
+        </w:rPr>
+        <w:t>fairness</w:t>
+      </w:r>
+      <w:r>
+        <w:rPr>
+          <w:b w:val="0"/>
+        </w:rPr>
+        <w:t>?</w:t>
+      </w:r>
+    </w:p>
+    <w:p>
+      <w:pPr>
+        <w:spacing w:line="336" w:lineRule="auto" w:after="180"/>
+      </w:pPr>
+      <w:r>
+        <w:rPr>
+          <w:b w:val="0"/>
+        </w:rPr>
+        <w:t>Teacher explanation: No. Other features can retain information and accuracy can hide different errors and consequences.</w:t>
+      </w:r>
+    </w:p>
+    <w:p>
+      <w:pPr>
+        <w:pStyle w:val="Heading2"/>
+      </w:pPr>
+      <w:r>
+        <w:t>Earlier wording, alternatives and picture transcripts · reference / check after trying</w:t>
+      </w:r>
+    </w:p>
+    <w:p>
+      <w:pPr>
+        <w:spacing w:line="336" w:lineRule="auto" w:after="180"/>
+      </w:pPr>
+      <w:r>
+        <w:rPr>
+          <w:b w:val="0"/>
+        </w:rPr>
+        <w:t>Assess and explain the answers</w:t>
       </w:r>
     </w:p>
     <w:p>
@@ -3640,34 +4190,44 @@
     </w:p>
     <w:p>
       <w:pPr>
+        <w:spacing w:line="336" w:lineRule="auto" w:after="180"/>
+      </w:pPr>
+      <w:r>
+        <w:rPr>
+          <w:b w:val="0"/>
+        </w:rPr>
+        <w:t xml:space="preserve">Background can be a location shortcut rather than leaf </w:t>
+      </w:r>
+      <w:r>
+        <w:rPr>
+          <w:b/>
+        </w:rPr>
+        <w:t>evidence</w:t>
+      </w:r>
+      <w:r>
+        <w:rPr>
+          <w:b w:val="0"/>
+        </w:rPr>
+        <w:t>. Test leaf types across backgrounds and locations and compare slices.</w:t>
+      </w:r>
+    </w:p>
+    <w:p>
+      <w:pPr>
         <w:pStyle w:val="Heading3"/>
       </w:pPr>
       <w:r>
-        <w:t>Teacher key · Worked case answer</w:t>
+        <w:t>Additional transfer practice question</w:t>
       </w:r>
     </w:p>
     <w:p>
       <w:pPr>
         <w:spacing w:line="336" w:lineRule="auto" w:after="180"/>
-        <w:shd w:fill="F1F6FC"/>
       </w:pPr>
       <w:r>
         <w:rPr>
           <w:b w:val="0"/>
         </w:rPr>
-        <w:t xml:space="preserve">Background can be a location shortcut rather than leaf </w:t>
-      </w:r>
-      <w:r>
-        <w:rPr>
-          <w:b/>
-        </w:rPr>
-        <w:t>evidence</w:t>
-      </w:r>
-      <w:r>
-        <w:rPr>
-          <w:b w:val="0"/>
-        </w:rPr>
-        <w:t>. Test leaf types across backgrounds and locations and compare slices.</w:t>
+        <w:t>A plant classifier uses camera_model, and one species was photographed mostly on a single camera. What shortcut might it learn and how could you investigate?</w:t>
       </w:r>
     </w:p>
     <w:p>
@@ -3675,49 +4235,12 @@
         <w:pStyle w:val="Heading3"/>
       </w:pPr>
       <w:r>
-        <w:t>Independent question</w:t>
-      </w:r>
-    </w:p>
-    <w:p>
-      <w:pPr>
-        <w:pStyle w:val="Heading3"/>
-      </w:pPr>
-      <w:r>
-        <w:t>Independent question · withhold the key</w:t>
+        <w:t>Reasoned practice answer</w:t>
       </w:r>
     </w:p>
     <w:p>
       <w:pPr>
         <w:spacing w:line="336" w:lineRule="auto" w:after="180"/>
-        <w:shd w:fill="F5F1FB"/>
-      </w:pPr>
-      <w:r>
-        <w:rPr>
-          <w:b w:val="0"/>
-        </w:rPr>
-        <w:t>A plant classifier uses camera_model, and one species was photographed mostly on a single camera. What shortcut might it learn and how could you investigate?</w:t>
-      </w:r>
-    </w:p>
-    <w:p>
-      <w:pPr>
-        <w:pStyle w:val="Heading3"/>
-      </w:pPr>
-      <w:r>
-        <w:t>Expected independent answer</w:t>
-      </w:r>
-    </w:p>
-    <w:p>
-      <w:pPr>
-        <w:pStyle w:val="Heading3"/>
-      </w:pPr>
-      <w:r>
-        <w:t>Teacher key · Expected independent answer</w:t>
-      </w:r>
-    </w:p>
-    <w:p>
-      <w:pPr>
-        <w:spacing w:line="336" w:lineRule="auto" w:after="180"/>
-        <w:shd w:fill="F1F6FC"/>
       </w:pPr>
       <w:r>
         <w:rPr>
@@ -4023,22 +4546,87 @@
     </w:p>
     <w:p>
       <w:pPr>
+        <w:spacing w:line="336" w:lineRule="auto" w:after="180"/>
+      </w:pPr>
+      <w:r>
+        <w:rPr>
+          <w:b w:val="0"/>
+        </w:rPr>
+        <w:t xml:space="preserve">Location may encode class prevalence rather than leaf </w:t>
+      </w:r>
+      <w:r>
+        <w:rPr>
+          <w:b/>
+        </w:rPr>
+        <w:t>evidence</w:t>
+      </w:r>
+      <w:r>
+        <w:rPr>
+          <w:b w:val="0"/>
+        </w:rPr>
+        <w:t>. Evaluate leaf classes across new and shared locations, inspect coverage and use appropriate grouping.</w:t>
+      </w:r>
+    </w:p>
+    <w:p>
+      <w:pPr>
+        <w:spacing w:line="336" w:lineRule="auto" w:after="180"/>
+      </w:pPr>
+      <w:r>
+        <w:rPr>
+          <w:b w:val="0"/>
+        </w:rPr>
+        <w:t>A correlated proxy can fail after deployment; high existing accuracy does not prove a useful causal feature.</w:t>
+      </w:r>
+    </w:p>
+    <w:p>
+      <w:pPr>
         <w:pStyle w:val="Heading3"/>
       </w:pPr>
       <w:r>
-        <w:t>Teacher key · Original transfer answer</w:t>
+        <w:t>Explanations for the additional workbook examples</w:t>
+      </w:r>
+    </w:p>
+    <w:p>
+      <w:pPr>
+        <w:pStyle w:val="Heading3"/>
+      </w:pPr>
+      <w:r>
+        <w:t>W1 Read an association</w:t>
+      </w:r>
+    </w:p>
+    <w:p>
+      <w:pPr>
+        <w:pStyle w:val="Heading3"/>
+      </w:pPr>
+      <w:r>
+        <w:t>W2 Find a proxy risk</w:t>
+      </w:r>
+    </w:p>
+    <w:p>
+      <w:pPr>
+        <w:pStyle w:val="Heading3"/>
+      </w:pPr>
+      <w:r>
+        <w:t>W3 Plan an ablation</w:t>
+      </w:r>
+    </w:p>
+    <w:p>
+      <w:pPr>
+        <w:pStyle w:val="Heading3"/>
+      </w:pPr>
+      <w:r>
+        <w:t>W4 Apply independently</w:t>
       </w:r>
     </w:p>
     <w:p>
       <w:pPr>
         <w:spacing w:line="336" w:lineRule="auto" w:after="180"/>
-        <w:shd w:fill="F1F6FC"/>
       </w:pPr>
       <w:r>
         <w:rPr>
           <w:b w:val="0"/>
         </w:rPr>
-        <w:t xml:space="preserve">Location may encode class prevalence rather than leaf </w:t>
+        <w:t xml:space="preserve">A team removes postcode but retains school code and claims all location-related information is gone. Evaluate the claim and request </w:t>
       </w:r>
       <w:r>
         <w:rPr>
@@ -4050,19 +4638,30 @@
         <w:rPr>
           <w:b w:val="0"/>
         </w:rPr>
-        <w:t>. Evaluate leaf classes across new and shared locations, inspect coverage and use appropriate grouping.</w:t>
+        <w:t>.</w:t>
       </w:r>
     </w:p>
     <w:p>
       <w:pPr>
         <w:spacing w:line="336" w:lineRule="auto" w:after="180"/>
-        <w:shd w:fill="F1F6FC"/>
       </w:pPr>
       <w:r>
         <w:rPr>
           <w:b w:val="0"/>
         </w:rPr>
-        <w:t>A correlated proxy can fail after deployment; high existing accuracy does not prove a useful causal feature.</w:t>
+        <w:t xml:space="preserve">Teacher explanation: The claim is unsupported: school code may be associated with location. Review provenance and associations, compare </w:t>
+      </w:r>
+      <w:r>
+        <w:rPr>
+          <w:b/>
+        </w:rPr>
+        <w:t>ablation</w:t>
+      </w:r>
+      <w:r>
+        <w:rPr>
+          <w:b w:val="0"/>
+        </w:rPr>
+        <w:t>s and group errors, and state unresolved proxy risks.</w:t>
       </w:r>
     </w:p>
     <w:p>
@@ -4070,7 +4669,7 @@
         <w:pStyle w:val="Heading3"/>
       </w:pPr>
       <w:r>
-        <w:t>Explanations for the additional workbook examples</w:t>
+        <w:t>W5 Limit the result</w:t>
       </w:r>
     </w:p>
     <w:p>
@@ -4078,7 +4677,7 @@
         <w:pStyle w:val="Heading3"/>
       </w:pPr>
       <w:r>
-        <w:t>W1 Read an association</w:t>
+        <w:t>Assess independent transfer</w:t>
       </w:r>
     </w:p>
     <w:p>
@@ -4086,873 +4685,294 @@
         <w:pStyle w:val="Heading3"/>
       </w:pPr>
       <w:r>
-        <w:t>Workbook question · W1</w:t>
+        <w:t>Selected case answer</w:t>
+      </w:r>
+    </w:p>
+    <w:p>
+      <w:pPr>
+        <w:pStyle w:val="Heading3"/>
+      </w:pPr>
+      <w:r>
+        <w:t>Feedback that the learner uses</w:t>
+      </w:r>
+    </w:p>
+    <w:p>
+      <w:pPr>
+        <w:pStyle w:val="Heading1"/>
+      </w:pPr>
+      <w:r>
+        <w:t>06. Connect, support and revisit the experiment</w:t>
+      </w:r>
+    </w:p>
+    <w:p>
+      <w:r>
+        <w:t>Retain failures and assess a fresh parallel case after help.</w:t>
+      </w:r>
+    </w:p>
+    <w:p>
+      <w:pPr>
+        <w:pStyle w:val="Heading2"/>
+      </w:pPr>
+      <w:r>
+        <w:t>Project evidence</w:t>
       </w:r>
     </w:p>
     <w:p>
       <w:pPr>
         <w:spacing w:line="336" w:lineRule="auto" w:after="180"/>
-        <w:shd w:fill="F5F1FB"/>
       </w:pPr>
       <w:r>
         <w:rPr>
           <w:b w:val="0"/>
         </w:rPr>
-        <w:t>What do the device counts support, and what do they not support?</w:t>
-      </w:r>
-    </w:p>
-    <w:p>
-      <w:pPr>
-        <w:pStyle w:val="Heading3"/>
-      </w:pPr>
-      <w:r>
-        <w:t>Teacher reasoning · W1</w:t>
+        <w:t xml:space="preserve">Document Plant Classifier proxy risks, paired-test </w:t>
+      </w:r>
+      <w:r>
+        <w:rPr>
+          <w:b/>
+        </w:rPr>
+        <w:t>evidence</w:t>
+      </w:r>
+      <w:r>
+        <w:rPr>
+          <w:b w:val="0"/>
+        </w:rPr>
+        <w:t xml:space="preserve">, </w:t>
+      </w:r>
+      <w:r>
+        <w:rPr>
+          <w:b/>
+        </w:rPr>
+        <w:t>mitigation</w:t>
+      </w:r>
+      <w:r>
+        <w:rPr>
+          <w:b w:val="0"/>
+        </w:rPr>
+        <w:t xml:space="preserve">, and remaining </w:t>
+      </w:r>
+      <w:r>
+        <w:rPr>
+          <w:b/>
+        </w:rPr>
+        <w:t>fairness</w:t>
+      </w:r>
+      <w:r>
+        <w:rPr>
+          <w:b w:val="0"/>
+        </w:rPr>
+        <w:t xml:space="preserve"> limitation.</w:t>
       </w:r>
     </w:p>
     <w:p>
       <w:pPr>
         <w:spacing w:line="336" w:lineRule="auto" w:after="180"/>
-        <w:shd w:fill="F1F6FC"/>
       </w:pPr>
       <w:r>
         <w:rPr>
           <w:b w:val="0"/>
         </w:rPr>
-        <w:t>Teacher explanation: X occurs 8/10 north and 2/10 south in this sample. This supports an association, not a deterministic identity rule or a causal explanation.</w:t>
-      </w:r>
-    </w:p>
-    <w:p>
-      <w:pPr>
-        <w:pStyle w:val="Heading3"/>
-      </w:pPr>
-      <w:r>
-        <w:t>W2 Find a proxy risk</w:t>
-      </w:r>
-    </w:p>
-    <w:p>
-      <w:pPr>
-        <w:pStyle w:val="Heading3"/>
-      </w:pPr>
-      <w:r>
-        <w:t>Workbook question · W2</w:t>
+        <w:t xml:space="preserve">Keep the decision, </w:t>
+      </w:r>
+      <w:r>
+        <w:rPr>
+          <w:b/>
+        </w:rPr>
+        <w:t>input</w:t>
+      </w:r>
+      <w:r>
+        <w:rPr>
+          <w:b w:val="0"/>
+        </w:rPr>
+        <w:t xml:space="preserve">, result, explanation and remaining limitation in the project </w:t>
+      </w:r>
+      <w:r>
+        <w:rPr>
+          <w:b/>
+        </w:rPr>
+        <w:t>evidence</w:t>
+      </w:r>
+      <w:r>
+        <w:rPr>
+          <w:b w:val="0"/>
+        </w:rPr>
+        <w:t xml:space="preserve"> record. Retrieve this record next week rather than restarting the project.</w:t>
       </w:r>
     </w:p>
     <w:p>
       <w:pPr>
         <w:spacing w:line="336" w:lineRule="auto" w:after="180"/>
-        <w:shd w:fill="F5F1FB"/>
       </w:pPr>
       <w:r>
         <w:rPr>
           <w:b w:val="0"/>
         </w:rPr>
-        <w:t>Why might removing building but keeping device code leave related information?</w:t>
-      </w:r>
-    </w:p>
-    <w:p>
-      <w:pPr>
-        <w:pStyle w:val="Heading3"/>
-      </w:pPr>
-      <w:r>
-        <w:t>Teacher reasoning · W2</w:t>
+        <w:t xml:space="preserve">For your Responsible Plant Classifier, save the </w:t>
+      </w:r>
+      <w:r>
+        <w:rPr>
+          <w:b/>
+        </w:rPr>
+        <w:t>input</w:t>
+      </w:r>
+      <w:r>
+        <w:rPr>
+          <w:b w:val="0"/>
+        </w:rPr>
+        <w:t>, procedure, observed result and limitation of this check.</w:t>
       </w:r>
     </w:p>
     <w:p>
       <w:pPr>
         <w:spacing w:line="336" w:lineRule="auto" w:after="180"/>
-        <w:shd w:fill="F1F6FC"/>
       </w:pPr>
       <w:r>
         <w:rPr>
           <w:b w:val="0"/>
         </w:rPr>
-        <w:t>Teacher explanation: Device code is associated with building in the sample and may carry some of that information indirectly.</w:t>
-      </w:r>
-    </w:p>
-    <w:p>
-      <w:pPr>
-        <w:pStyle w:val="Heading3"/>
-      </w:pPr>
-      <w:r>
-        <w:t>W3 Plan an ablation</w:t>
-      </w:r>
-    </w:p>
-    <w:p>
-      <w:pPr>
-        <w:pStyle w:val="Heading3"/>
-      </w:pPr>
-      <w:r>
-        <w:t>Workbook question · W3</w:t>
+        <w:t>Label this worked example as practice; use a different, previously unreviewed case when checking independent understanding.</w:t>
+      </w:r>
+    </w:p>
+    <w:p>
+      <w:pPr>
+        <w:pStyle w:val="Heading2"/>
+      </w:pPr>
+      <w:r>
+        <w:t>Support and selected reassessment</w:t>
       </w:r>
     </w:p>
     <w:p>
       <w:pPr>
         <w:spacing w:line="336" w:lineRule="auto" w:after="180"/>
-        <w:shd w:fill="F5F1FB"/>
       </w:pPr>
       <w:r>
         <w:rPr>
           <w:b w:val="0"/>
         </w:rPr>
-        <w:t>Describe a controlled with/without-code comparison.</w:t>
-      </w:r>
-    </w:p>
-    <w:p>
-      <w:pPr>
-        <w:pStyle w:val="Heading3"/>
-      </w:pPr>
-      <w:r>
-        <w:t>Teacher reasoning · W3</w:t>
+        <w:t>Use a tiny labelled dataset, explicit units and a named positive class. Stretch: require a baseline, held-out evaluation and subgroup or shifted-condition analysis with denominators.</w:t>
       </w:r>
     </w:p>
     <w:p>
       <w:pPr>
         <w:spacing w:line="336" w:lineRule="auto" w:after="180"/>
-        <w:shd w:fill="F1F6FC"/>
       </w:pPr>
       <w:r>
         <w:rPr>
           <w:b w:val="0"/>
         </w:rPr>
-        <w:t xml:space="preserve">Teacher explanation: Use the same validation rows and metric, fit both versions only on </w:t>
+        <w:t xml:space="preserve">Provide a blank </w:t>
       </w:r>
       <w:r>
         <w:rPr>
           <w:b/>
         </w:rPr>
-        <w:t>training</w:t>
+        <w:t>evidence</w:t>
       </w:r>
       <w:r>
         <w:rPr>
           <w:b w:val="0"/>
         </w:rPr>
-        <w:t>, and report overall and relevant subgroup errors with denominators.</w:t>
-      </w:r>
-    </w:p>
-    <w:p>
-      <w:pPr>
-        <w:pStyle w:val="Heading3"/>
-      </w:pPr>
-      <w:r>
-        <w:t>W4 Apply independently</w:t>
-      </w:r>
-    </w:p>
-    <w:p>
-      <w:pPr>
-        <w:pStyle w:val="Heading3"/>
-      </w:pPr>
-      <w:r>
-        <w:t>Workbook question · W4</w:t>
+        <w:t xml:space="preserve"> table and allow a verbal explanation before writing. Highlight the given conditions without supplying the W 4 conclusion. Use </w:t>
+      </w:r>
+      <w:r>
+        <w:rPr>
+          <w:b/>
+        </w:rPr>
+        <w:t>proxy feature</w:t>
+      </w:r>
+      <w:r>
+        <w:rPr>
+          <w:b w:val="0"/>
+        </w:rPr>
+        <w:t xml:space="preserve"> and </w:t>
+      </w:r>
+      <w:r>
+        <w:rPr>
+          <w:b/>
+        </w:rPr>
+        <w:t>correlation</w:t>
+      </w:r>
+      <w:r>
+        <w:rPr>
+          <w:b w:val="0"/>
+        </w:rPr>
+        <w:t xml:space="preserve"> in full sentences.</w:t>
       </w:r>
     </w:p>
     <w:p>
       <w:pPr>
         <w:spacing w:line="336" w:lineRule="auto" w:after="180"/>
-        <w:shd w:fill="F5F1FB"/>
       </w:pPr>
       <w:r>
         <w:rPr>
           <w:b w:val="0"/>
         </w:rPr>
-        <w:t xml:space="preserve">A team removes postcode but retains school code and claims all location-related information is gone. Evaluate the claim and request </w:t>
+        <w:t>Extension: alter one condition in the worked example and explain which conclusion changes and which remains supported.</w:t>
+      </w:r>
+    </w:p>
+    <w:p>
+      <w:pPr>
+        <w:spacing w:line="336" w:lineRule="auto" w:after="180"/>
+      </w:pPr>
+      <w:r>
+        <w:rPr>
+          <w:b w:val="0"/>
+        </w:rPr>
+        <w:t xml:space="preserve">For independent W 4, require: The claim is unsupported: school code may be associated with location. Review provenance and associations, compare </w:t>
       </w:r>
       <w:r>
         <w:rPr>
           <w:b/>
         </w:rPr>
-        <w:t>evidence</w:t>
+        <w:t>ablation</w:t>
       </w:r>
       <w:r>
         <w:rPr>
           <w:b w:val="0"/>
         </w:rPr>
-        <w:t>.</w:t>
-      </w:r>
-    </w:p>
-    <w:p>
-      <w:pPr>
-        <w:pStyle w:val="Heading3"/>
-      </w:pPr>
-      <w:r>
-        <w:t>Teacher reasoning · W4</w:t>
+        <w:t>s and group errors, and state unresolved proxy risks.</w:t>
       </w:r>
     </w:p>
     <w:p>
       <w:pPr>
         <w:spacing w:line="336" w:lineRule="auto" w:after="180"/>
-        <w:shd w:fill="F1F6FC"/>
       </w:pPr>
       <w:r>
         <w:rPr>
           <w:b w:val="0"/>
         </w:rPr>
-        <w:t xml:space="preserve">Teacher explanation: The claim is unsupported: school code may be associated with location. Review provenance and associations, compare </w:t>
+        <w:t xml:space="preserve">Fresh retry: removing a device-brand field while retaining model number may leave brand-related information. Require a contextual association check and no automatic </w:t>
       </w:r>
       <w:r>
         <w:rPr>
           <w:b/>
         </w:rPr>
-        <w:t>ablation</w:t>
+        <w:t>fairness</w:t>
       </w:r>
       <w:r>
         <w:rPr>
           <w:b w:val="0"/>
         </w:rPr>
-        <w:t>s and group errors, and state unresolved proxy risks.</w:t>
-      </w:r>
-    </w:p>
-    <w:p>
-      <w:pPr>
-        <w:pStyle w:val="Heading3"/>
-      </w:pPr>
-      <w:r>
-        <w:t>W5 Limit the result</w:t>
-      </w:r>
-    </w:p>
-    <w:p>
-      <w:pPr>
-        <w:pStyle w:val="Heading3"/>
-      </w:pPr>
-      <w:r>
-        <w:t>Workbook question · W5</w:t>
+        <w:t xml:space="preserve"> claim.</w:t>
       </w:r>
     </w:p>
     <w:p>
       <w:pPr>
         <w:spacing w:line="336" w:lineRule="auto" w:after="180"/>
-        <w:shd w:fill="F5F1FB"/>
       </w:pPr>
       <w:r>
         <w:rPr>
           <w:b w:val="0"/>
         </w:rPr>
-        <w:t xml:space="preserve">Does unchanged accuracy after removing a proxy prove </w:t>
-      </w:r>
-      <w:r>
-        <w:rPr>
-          <w:b/>
-        </w:rPr>
-        <w:t>fairness</w:t>
-      </w:r>
-      <w:r>
-        <w:rPr>
-          <w:b w:val="0"/>
-        </w:rPr>
-        <w:t>?</w:t>
-      </w:r>
-    </w:p>
-    <w:p>
-      <w:pPr>
-        <w:pStyle w:val="Heading3"/>
-      </w:pPr>
-      <w:r>
-        <w:t>Teacher reasoning · W5</w:t>
-      </w:r>
-    </w:p>
-    <w:p>
-      <w:pPr>
-        <w:spacing w:line="336" w:lineRule="auto" w:after="180"/>
-        <w:shd w:fill="F1F6FC"/>
-      </w:pPr>
-      <w:r>
-        <w:rPr>
-          <w:b w:val="0"/>
-        </w:rPr>
-        <w:t>Teacher explanation: No. Other features can retain information and accuracy can hide different errors and consequences.</w:t>
-      </w:r>
-    </w:p>
-    <w:p>
-      <w:pPr>
-        <w:pStyle w:val="Heading3"/>
-      </w:pPr>
-      <w:r>
-        <w:t>Assess independent transfer</w:t>
-      </w:r>
-    </w:p>
-    <w:p>
-      <w:pPr>
-        <w:pStyle w:val="Heading3"/>
-      </w:pPr>
-      <w:r>
-        <w:t>Independent question · withhold the key</w:t>
-      </w:r>
-    </w:p>
-    <w:p>
-      <w:pPr>
-        <w:spacing w:line="336" w:lineRule="auto" w:after="180"/>
-        <w:shd w:fill="F5F1FB"/>
-      </w:pPr>
-      <w:r>
-        <w:rPr>
-          <w:b w:val="0"/>
-        </w:rPr>
-        <w:t xml:space="preserve">Selected case: A team removes postcode but retains school code and claims all location-related information is gone. Evaluate the claim and request </w:t>
-      </w:r>
-      <w:r>
-        <w:rPr>
-          <w:b/>
-        </w:rPr>
-        <w:t>evidence</w:t>
-      </w:r>
-      <w:r>
-        <w:rPr>
-          <w:b w:val="0"/>
-        </w:rPr>
-        <w:t>.</w:t>
-      </w:r>
-    </w:p>
-    <w:p>
-      <w:pPr>
-        <w:pStyle w:val="Heading3"/>
-      </w:pPr>
-      <w:r>
-        <w:t>Selected case answer</w:t>
-      </w:r>
-    </w:p>
-    <w:p>
-      <w:pPr>
-        <w:pStyle w:val="Heading3"/>
-      </w:pPr>
-      <w:r>
-        <w:t>Teacher key · Selected case answer</w:t>
-      </w:r>
-    </w:p>
-    <w:p>
-      <w:pPr>
-        <w:spacing w:line="336" w:lineRule="auto" w:after="180"/>
-        <w:shd w:fill="F1F6FC"/>
-      </w:pPr>
-      <w:r>
-        <w:rPr>
-          <w:b w:val="0"/>
-        </w:rPr>
-        <w:t xml:space="preserve">Teacher explanation: The claim is unsupported: school code may be associated with location. Review provenance and associations, compare </w:t>
-      </w:r>
-      <w:r>
-        <w:rPr>
-          <w:b/>
-        </w:rPr>
-        <w:t>ablation</w:t>
-      </w:r>
-      <w:r>
-        <w:rPr>
-          <w:b w:val="0"/>
-        </w:rPr>
-        <w:t>s and group errors, and state unresolved proxy risks.</w:t>
-      </w:r>
-    </w:p>
-    <w:tbl>
-      <w:tblPr>
-        <w:tblStyle w:val="LightShading-Accent1"/>
-        <w:tblW w:type="auto" w:w="0"/>
-        <w:tblLook w:firstColumn="1" w:firstRow="1" w:lastColumn="0" w:lastRow="0" w:noHBand="0" w:noVBand="1" w:val="04A0"/>
-      </w:tblPr>
-      <w:tblGrid>
-        <w:gridCol w:w="5112"/>
-        <w:gridCol w:w="5112"/>
-      </w:tblGrid>
-      <w:tr>
-        <w:trPr>
-          <w:tblHeader/>
-        </w:trPr>
-        <w:tc>
-          <w:tcPr>
-            <w:tcW w:type="dxa" w:w="5112"/>
-          </w:tcPr>
-          <w:p>
-            <w:r>
-              <w:t>Dimension</w:t>
-            </w:r>
-          </w:p>
-        </w:tc>
-        <w:tc>
-          <w:tcPr>
-            <w:tcW w:type="dxa" w:w="5112"/>
-          </w:tcPr>
-          <w:p>
-            <w:r>
-              <w:t>Evidence required</w:t>
-            </w:r>
-          </w:p>
-        </w:tc>
-      </w:tr>
-      <w:tr>
-        <w:tc>
-          <w:tcPr>
-            <w:tcW w:type="dxa" w:w="5112"/>
-          </w:tcPr>
-          <w:p>
-            <w:r>
-              <w:t>Explanation</w:t>
-            </w:r>
-          </w:p>
-        </w:tc>
-        <w:tc>
-          <w:tcPr>
-            <w:tcW w:type="dxa" w:w="5112"/>
-          </w:tcPr>
-          <w:p>
-            <w:r>
-              <w:t>Names the applicable idea or procedure and ties it to the supplied facts.</w:t>
-            </w:r>
-          </w:p>
-        </w:tc>
-      </w:tr>
-      <w:tr>
-        <w:tc>
-          <w:tcPr>
-            <w:tcW w:type="dxa" w:w="5112"/>
-          </w:tcPr>
-          <w:p>
-            <w:r>
-              <w:t>Trace and result</w:t>
-            </w:r>
-          </w:p>
-        </w:tc>
-        <w:tc>
-          <w:tcPr>
-            <w:tcW w:type="dxa" w:w="5112"/>
-          </w:tcPr>
-          <w:p>
-            <w:r>
-              <w:t>Preserves the given inputs and shows the relevant intermediate steps; distinguishes a prediction from an observed execution.</w:t>
-            </w:r>
-          </w:p>
-        </w:tc>
-      </w:tr>
-      <w:tr>
-        <w:tc>
-          <w:tcPr>
-            <w:tcW w:type="dxa" w:w="5112"/>
-          </w:tcPr>
-          <w:p>
-            <w:r>
-              <w:t>Limits</w:t>
-            </w:r>
-          </w:p>
-        </w:tc>
-        <w:tc>
-          <w:tcPr>
-            <w:tcW w:type="dxa" w:w="5112"/>
-          </w:tcPr>
-          <w:p>
-            <w:r>
-              <w:t>States the assumptions, missing evidence or conditions under which the result would change.</w:t>
-            </w:r>
-          </w:p>
-        </w:tc>
-      </w:tr>
-    </w:tbl>
-    <w:p>
-      <w:pPr>
-        <w:pStyle w:val="Heading3"/>
-      </w:pPr>
-      <w:r>
-        <w:t>Teacher key · Selected case answer</w:t>
-      </w:r>
-    </w:p>
-    <w:p>
-      <w:pPr>
-        <w:spacing w:line="336" w:lineRule="auto" w:after="180"/>
-        <w:shd w:fill="F1F6FC"/>
-      </w:pPr>
-      <w:r>
-        <w:rPr>
-          <w:b w:val="0"/>
-        </w:rPr>
-        <w:t>Record each dimension as not yet, with support, or independent. Accept a valid alternative procedure with a defensible trace.</w:t>
-      </w:r>
-    </w:p>
-    <w:p>
-      <w:pPr>
-        <w:spacing w:line="336" w:lineRule="auto" w:after="180"/>
-        <w:shd w:fill="F1F6FC"/>
-      </w:pPr>
-      <w:r>
-        <w:rPr>
-          <w:b w:val="0"/>
-        </w:rPr>
-        <w:t xml:space="preserve">Do not penalise an honestly recorded model failure if the learner correctly explains its </w:t>
-      </w:r>
-      <w:r>
-        <w:rPr>
-          <w:b/>
-        </w:rPr>
-        <w:t>evidence</w:t>
-      </w:r>
-      <w:r>
-        <w:rPr>
-          <w:b w:val="0"/>
-        </w:rPr>
-        <w:t xml:space="preserve"> and limits.</w:t>
-      </w:r>
-    </w:p>
-    <w:p>
-      <w:pPr>
-        <w:pStyle w:val="Heading3"/>
-      </w:pPr>
-      <w:r>
-        <w:t>Feedback that the learner uses</w:t>
-      </w:r>
-    </w:p>
-    <w:p>
-      <w:pPr>
-        <w:spacing w:line="336" w:lineRule="auto" w:after="180"/>
-      </w:pPr>
-      <w:r>
-        <w:rPr>
-          <w:b w:val="0"/>
-        </w:rPr>
-        <w:t>Name the earliest unsupported step and give one action to repair it. Have the learner make that repair now and explain why. Then assess the relevant skill on a fresh, fully specified case.</w:t>
-      </w:r>
-    </w:p>
-    <w:p>
-      <w:pPr>
-        <w:spacing w:line="336" w:lineRule="auto" w:after="180"/>
-      </w:pPr>
-      <w:r>
-        <w:rPr>
-          <w:b w:val="0"/>
-        </w:rPr>
-        <w:t>Confirm it was not previously practised with feedback; solve and check the new case before assigning it. A follow-up design prompt is a starting brief, not automatically an equivalent test.</w:t>
-      </w:r>
-    </w:p>
-    <w:p>
-      <w:pPr>
-        <w:pStyle w:val="Heading1"/>
-      </w:pPr>
-      <w:r>
-        <w:t>06. Connect and extend learning</w:t>
-      </w:r>
-    </w:p>
-    <w:p>
-      <w:r>
-        <w:t>Connect Proxy Features and Fairness to Responsible Plant Classifier, adapt support and plan a later changed-case check.</w:t>
-      </w:r>
-    </w:p>
-    <w:p>
-      <w:pPr>
-        <w:pStyle w:val="Heading3"/>
-      </w:pPr>
-      <w:r>
-        <w:t>Responsible Plant Classifier</w:t>
-      </w:r>
-    </w:p>
-    <w:p>
-      <w:pPr>
-        <w:spacing w:line="336" w:lineRule="auto" w:after="180"/>
-      </w:pPr>
-      <w:r>
-        <w:rPr>
-          <w:b w:val="0"/>
-        </w:rPr>
-        <w:t xml:space="preserve">Document Plant Classifier proxy risks, paired-test </w:t>
-      </w:r>
-      <w:r>
-        <w:rPr>
-          <w:b/>
-        </w:rPr>
-        <w:t>evidence</w:t>
-      </w:r>
-      <w:r>
-        <w:rPr>
-          <w:b w:val="0"/>
-        </w:rPr>
-        <w:t xml:space="preserve">, </w:t>
-      </w:r>
-      <w:r>
-        <w:rPr>
-          <w:b/>
-        </w:rPr>
-        <w:t>mitigation</w:t>
-      </w:r>
-      <w:r>
-        <w:rPr>
-          <w:b w:val="0"/>
-        </w:rPr>
-        <w:t xml:space="preserve">, and remaining </w:t>
-      </w:r>
-      <w:r>
-        <w:rPr>
-          <w:b/>
-        </w:rPr>
-        <w:t>fairness</w:t>
-      </w:r>
-      <w:r>
-        <w:rPr>
-          <w:b w:val="0"/>
-        </w:rPr>
-        <w:t xml:space="preserve"> limitation.</w:t>
-      </w:r>
-    </w:p>
-    <w:p>
-      <w:pPr>
-        <w:spacing w:line="336" w:lineRule="auto" w:after="180"/>
-      </w:pPr>
-      <w:r>
-        <w:rPr>
-          <w:b w:val="0"/>
-        </w:rPr>
-        <w:t xml:space="preserve">Keep the decision, </w:t>
-      </w:r>
-      <w:r>
-        <w:rPr>
-          <w:b/>
-        </w:rPr>
-        <w:t>input</w:t>
-      </w:r>
-      <w:r>
-        <w:rPr>
-          <w:b w:val="0"/>
-        </w:rPr>
-        <w:t xml:space="preserve">, result, explanation and remaining limitation in the project </w:t>
-      </w:r>
-      <w:r>
-        <w:rPr>
-          <w:b/>
-        </w:rPr>
-        <w:t>evidence</w:t>
-      </w:r>
-      <w:r>
-        <w:rPr>
-          <w:b w:val="0"/>
-        </w:rPr>
-        <w:t xml:space="preserve"> record. Retrieve this record next week rather than restarting the project.</w:t>
-      </w:r>
-    </w:p>
-    <w:p>
-      <w:pPr>
-        <w:pStyle w:val="Heading3"/>
-      </w:pPr>
-      <w:r>
-        <w:t>Support and stretch</w:t>
-      </w:r>
-    </w:p>
-    <w:p>
-      <w:pPr>
-        <w:spacing w:line="336" w:lineRule="auto" w:after="180"/>
-      </w:pPr>
-      <w:r>
-        <w:rPr>
-          <w:b w:val="0"/>
-        </w:rPr>
-        <w:t>Use a tiny labelled dataset, explicit units and a named positive class. Stretch: require a baseline, held-out evaluation and subgroup or shifted-condition analysis with denominators.</w:t>
-      </w:r>
-    </w:p>
-    <w:p>
-      <w:pPr>
-        <w:pStyle w:val="Heading3"/>
-      </w:pPr>
-      <w:r>
-        <w:t>Exit reflection</w:t>
-      </w:r>
-    </w:p>
-    <w:p>
-      <w:pPr>
-        <w:spacing w:line="336" w:lineRule="auto" w:after="180"/>
-      </w:pPr>
-      <w:r>
-        <w:rPr>
-          <w:b w:val="0"/>
-        </w:rPr>
-        <w:t xml:space="preserve">Ask for one decision the learner can now justify and one situation requiring more </w:t>
-      </w:r>
-      <w:r>
-        <w:rPr>
-          <w:b/>
-        </w:rPr>
-        <w:t>evidence</w:t>
-      </w:r>
-      <w:r>
-        <w:rPr>
-          <w:b w:val="0"/>
-        </w:rPr>
-        <w:t xml:space="preserve"> or human review. Confidence ratings are separate from correct independent performance.</w:t>
-      </w:r>
-    </w:p>
-    <w:p>
-      <w:pPr>
-        <w:pStyle w:val="Heading3"/>
-      </w:pPr>
-      <w:r>
-        <w:t>Bridge to the next week</w:t>
-      </w:r>
-    </w:p>
-    <w:p>
-      <w:pPr>
-        <w:spacing w:line="336" w:lineRule="auto" w:after="180"/>
-      </w:pPr>
-      <w:r>
-        <w:rPr>
-          <w:b w:val="0"/>
-        </w:rPr>
-        <w:t xml:space="preserve">Next: Week 33: Model Cards and Human Review. Retrieve today’s </w:t>
-      </w:r>
-      <w:r>
-        <w:rPr>
-          <w:b/>
-        </w:rPr>
-        <w:t>evidence</w:t>
-      </w:r>
-      <w:r>
-        <w:rPr>
-          <w:b w:val="0"/>
-        </w:rPr>
-        <w:t xml:space="preserve"> and identify what carries forward and what is new.</w:t>
-      </w:r>
-    </w:p>
-    <w:p>
-      <w:pPr>
-        <w:pStyle w:val="Heading3"/>
-      </w:pPr>
-      <w:r>
-        <w:t>Support and fresh reassessment</w:t>
-      </w:r>
-    </w:p>
-    <w:p>
-      <w:pPr>
-        <w:spacing w:line="336" w:lineRule="auto" w:after="180"/>
-      </w:pPr>
-      <w:r>
-        <w:rPr>
-          <w:b w:val="0"/>
-        </w:rPr>
-        <w:t xml:space="preserve">Provide a blank </w:t>
-      </w:r>
-      <w:r>
-        <w:rPr>
-          <w:b/>
-        </w:rPr>
-        <w:t>evidence</w:t>
-      </w:r>
-      <w:r>
-        <w:rPr>
-          <w:b w:val="0"/>
-        </w:rPr>
-        <w:t xml:space="preserve"> table and allow a verbal explanation before writing. Highlight the given conditions without supplying the W 4 conclusion. Use </w:t>
-      </w:r>
-      <w:r>
-        <w:rPr>
-          <w:b/>
-        </w:rPr>
-        <w:t>proxy feature</w:t>
-      </w:r>
-      <w:r>
-        <w:rPr>
-          <w:b w:val="0"/>
-        </w:rPr>
-        <w:t xml:space="preserve"> and </w:t>
-      </w:r>
-      <w:r>
-        <w:rPr>
-          <w:b/>
-        </w:rPr>
-        <w:t>correlation</w:t>
-      </w:r>
-      <w:r>
-        <w:rPr>
-          <w:b w:val="0"/>
-        </w:rPr>
-        <w:t xml:space="preserve"> in full sentences.</w:t>
-      </w:r>
-    </w:p>
-    <w:p>
-      <w:pPr>
-        <w:spacing w:line="336" w:lineRule="auto" w:after="180"/>
-      </w:pPr>
-      <w:r>
-        <w:rPr>
-          <w:b w:val="0"/>
-        </w:rPr>
-        <w:t>Extension: alter one condition in the worked example and explain which conclusion changes and which remains supported.</w:t>
-      </w:r>
-    </w:p>
-    <w:p>
-      <w:pPr>
-        <w:spacing w:line="336" w:lineRule="auto" w:after="180"/>
-      </w:pPr>
-      <w:r>
-        <w:rPr>
-          <w:b w:val="0"/>
-        </w:rPr>
-        <w:t xml:space="preserve">For independent W 4, require: The claim is unsupported: school code may be associated with location. Review provenance and associations, compare </w:t>
-      </w:r>
-      <w:r>
-        <w:rPr>
-          <w:b/>
-        </w:rPr>
-        <w:t>ablation</w:t>
-      </w:r>
-      <w:r>
-        <w:rPr>
-          <w:b w:val="0"/>
-        </w:rPr>
-        <w:t>s and group errors, and state unresolved proxy risks.</w:t>
-      </w:r>
-    </w:p>
-    <w:p>
-      <w:pPr>
-        <w:spacing w:line="336" w:lineRule="auto" w:after="180"/>
-      </w:pPr>
-      <w:r>
-        <w:rPr>
-          <w:b w:val="0"/>
-        </w:rPr>
-        <w:t xml:space="preserve">Fresh retry: removing a device-brand field while retaining model number may leave brand-related information. Require a contextual association check and no automatic </w:t>
-      </w:r>
-      <w:r>
-        <w:rPr>
-          <w:b/>
-        </w:rPr>
-        <w:t>fairness</w:t>
-      </w:r>
-      <w:r>
-        <w:rPr>
-          <w:b w:val="0"/>
-        </w:rPr>
-        <w:t xml:space="preserve"> claim.</w:t>
-      </w:r>
-    </w:p>
-    <w:p>
-      <w:pPr>
-        <w:spacing w:line="336" w:lineRule="auto" w:after="180"/>
-      </w:pPr>
-      <w:r>
-        <w:rPr>
-          <w:b w:val="0"/>
-        </w:rPr>
         <w:t>Mark each criterion as independent, supported or not yet demonstrated. Reassess the reasoning after feedback; do not replace the first attempt silently.</w:t>
       </w:r>
     </w:p>
     <w:p>
       <w:pPr>
-        <w:spacing w:line="336" w:lineRule="auto" w:after="180"/>
-      </w:pPr>
-      <w:r>
-        <w:rPr>
-          <w:b w:val="0"/>
-        </w:rPr>
-        <w:t xml:space="preserve">Next week: Model cards and review. Carry forward the saved </w:t>
-      </w:r>
-      <w:r>
-        <w:rPr>
-          <w:b/>
-        </w:rPr>
-        <w:t>evidence</w:t>
-      </w:r>
-      <w:r>
-        <w:rPr>
-          <w:b w:val="0"/>
-        </w:rPr>
-        <w:t xml:space="preserve"> and the distinction between development choices and justified claims.</w:t>
-      </w:r>
-    </w:p>
-    <w:p>
-      <w:pPr>
-        <w:pStyle w:val="Heading3"/>
-      </w:pPr>
-      <w:r>
-        <w:t>Plan the delayed return</w:t>
+        <w:pStyle w:val="Heading2"/>
+      </w:pPr>
+      <w:r>
+        <w:t>Delayed return</w:t>
       </w:r>
     </w:p>
     <w:p>
@@ -5169,71 +5189,207 @@
     </w:p>
     <w:p>
       <w:pPr>
+        <w:pStyle w:val="Heading2"/>
+      </w:pPr>
+      <w:r>
+        <w:t>Bridge and reflection</w:t>
+      </w:r>
+    </w:p>
+    <w:p>
+      <w:pPr>
+        <w:spacing w:line="336" w:lineRule="auto" w:after="180"/>
+      </w:pPr>
+      <w:r>
+        <w:rPr>
+          <w:b w:val="0"/>
+        </w:rPr>
+        <w:t xml:space="preserve">Ask for one decision the learner can now justify and one situation requiring more </w:t>
+      </w:r>
+      <w:r>
+        <w:rPr>
+          <w:b/>
+        </w:rPr>
+        <w:t>evidence</w:t>
+      </w:r>
+      <w:r>
+        <w:rPr>
+          <w:b w:val="0"/>
+        </w:rPr>
+        <w:t xml:space="preserve"> or human review. Confidence ratings are separate from correct independent performance.</w:t>
+      </w:r>
+    </w:p>
+    <w:p>
+      <w:pPr>
+        <w:spacing w:line="336" w:lineRule="auto" w:after="180"/>
+      </w:pPr>
+      <w:r>
+        <w:rPr>
+          <w:b w:val="0"/>
+        </w:rPr>
+        <w:t xml:space="preserve">Next: Week 33: Model Cards and Human Review. Retrieve today’s </w:t>
+      </w:r>
+      <w:r>
+        <w:rPr>
+          <w:b/>
+        </w:rPr>
+        <w:t>evidence</w:t>
+      </w:r>
+      <w:r>
+        <w:rPr>
+          <w:b w:val="0"/>
+        </w:rPr>
+        <w:t xml:space="preserve"> and identify what carries forward and what is new.</w:t>
+      </w:r>
+    </w:p>
+    <w:p>
+      <w:pPr>
+        <w:spacing w:line="336" w:lineRule="auto" w:after="180"/>
+      </w:pPr>
+      <w:r>
+        <w:rPr>
+          <w:b w:val="0"/>
+        </w:rPr>
+        <w:t xml:space="preserve">Next week: Model cards and review. Carry forward the saved </w:t>
+      </w:r>
+      <w:r>
+        <w:rPr>
+          <w:b/>
+        </w:rPr>
+        <w:t>evidence</w:t>
+      </w:r>
+      <w:r>
+        <w:rPr>
+          <w:b w:val="0"/>
+        </w:rPr>
+        <w:t xml:space="preserve"> and the distinction between development choices and justified claims.</w:t>
+      </w:r>
+    </w:p>
+    <w:p>
+      <w:pPr>
+        <w:pStyle w:val="Heading2"/>
+      </w:pPr>
+      <w:r>
+        <w:t>Earlier wording, alternatives and picture transcripts · reference / check after trying</w:t>
+      </w:r>
+    </w:p>
+    <w:p>
+      <w:pPr>
+        <w:spacing w:line="336" w:lineRule="auto" w:after="180"/>
+      </w:pPr>
+      <w:r>
+        <w:rPr>
+          <w:b w:val="0"/>
+        </w:rPr>
+        <w:t>Connect and extend learning</w:t>
+      </w:r>
+    </w:p>
+    <w:p>
+      <w:pPr>
         <w:pStyle w:val="Heading3"/>
       </w:pPr>
       <w:r>
+        <w:t>Responsible Plant Classifier</w:t>
+      </w:r>
+    </w:p>
+    <w:p>
+      <w:pPr>
+        <w:pStyle w:val="Heading3"/>
+      </w:pPr>
+      <w:r>
+        <w:t>Support and stretch</w:t>
+      </w:r>
+    </w:p>
+    <w:p>
+      <w:pPr>
+        <w:pStyle w:val="Heading3"/>
+      </w:pPr>
+      <w:r>
+        <w:t>Exit reflection</w:t>
+      </w:r>
+    </w:p>
+    <w:p>
+      <w:pPr>
+        <w:pStyle w:val="Heading3"/>
+      </w:pPr>
+      <w:r>
+        <w:t>Bridge to the next week</w:t>
+      </w:r>
+    </w:p>
+    <w:p>
+      <w:pPr>
+        <w:pStyle w:val="Heading3"/>
+      </w:pPr>
+      <w:r>
+        <w:t>Support and fresh reassessment</w:t>
+      </w:r>
+    </w:p>
+    <w:p>
+      <w:pPr>
+        <w:pStyle w:val="Heading3"/>
+      </w:pPr>
+      <w:r>
+        <w:t>Plan the delayed return</w:t>
+      </w:r>
+    </w:p>
+    <w:p>
+      <w:pPr>
+        <w:pStyle w:val="Heading3"/>
+      </w:pPr>
+      <w:r>
         <w:t>Project evidence from this case</w:t>
       </w:r>
     </w:p>
     <w:p>
       <w:pPr>
+        <w:pStyle w:val="Heading2"/>
+      </w:pPr>
+      <w:r>
+        <w:t>Primary assessment-context reference · reference / check after trying</w:t>
+      </w:r>
+    </w:p>
+    <w:p>
+      <w:pPr>
         <w:spacing w:line="336" w:lineRule="auto" w:after="180"/>
       </w:pPr>
       <w:r>
         <w:rPr>
           <w:b w:val="0"/>
         </w:rPr>
-        <w:t xml:space="preserve">For your Responsible Plant Classifier, save the </w:t>
-      </w:r>
-      <w:r>
-        <w:rPr>
-          <w:b/>
-        </w:rPr>
-        <w:t>input</w:t>
-      </w:r>
-      <w:r>
-        <w:rPr>
-          <w:b w:val="0"/>
-        </w:rPr>
-        <w:t>, procedure, observed result and limitation of this check.</w:t>
+        <w:t>Teacher context reference: Fairlearn assessment guidance starts from possible harms and relevant groups before selecting/disaggregating metrics: https://fairlearn.org/main/user_guide/assessment/index.html . This lesson uses fictional object/setting records, not actual personal attributes or a complete fairness assessment.</w:t>
+      </w:r>
+    </w:p>
+    <w:p>
+      <w:pPr>
+        <w:pStyle w:val="Heading1"/>
+      </w:pPr>
+      <w:r>
+        <w:t>Reference bank and extra practice</w:t>
+      </w:r>
+    </w:p>
+    <w:p>
+      <w:pPr>
+        <w:pStyle w:val="Heading1"/>
+      </w:pPr>
+      <w:r>
+        <w:t>07. Reference · Alternative planning checklist</w:t>
+      </w:r>
+    </w:p>
+    <w:p>
+      <w:r>
+        <w:t>Use alongside the main route without repeating the whole cycle.</w:t>
+      </w:r>
+    </w:p>
+    <w:p>
+      <w:pPr>
+        <w:pStyle w:val="Heading2"/>
+      </w:pPr>
+      <w:r>
+        <w:t>Planning and assessment reference</w:t>
       </w:r>
     </w:p>
     <w:p>
       <w:pPr>
         <w:spacing w:line="336" w:lineRule="auto" w:after="180"/>
-      </w:pPr>
-      <w:r>
-        <w:rPr>
-          <w:b w:val="0"/>
-        </w:rPr>
-        <w:t>Label this worked example as practice; use a different, previously unreviewed case when checking independent understanding.</w:t>
-      </w:r>
-    </w:p>
-    <w:p>
-      <w:pPr>
-        <w:pStyle w:val="Heading1"/>
-      </w:pPr>
-      <w:r>
-        <w:t>07. Prepare, teach and assess</w:t>
-      </w:r>
-    </w:p>
-    <w:p>
-      <w:r>
-        <w:t>Use this preparation summary alongside the detailed Proxy Features and Fairness lesson; it is a checklist rather than a replacement for the full sequence.</w:t>
-      </w:r>
-    </w:p>
-    <w:p>
-      <w:pPr>
-        <w:pStyle w:val="Heading3"/>
-      </w:pPr>
-      <w:r>
-        <w:t>Teaching target</w:t>
-      </w:r>
-    </w:p>
-    <w:p>
-      <w:pPr>
-        <w:spacing w:line="336" w:lineRule="auto" w:after="180"/>
-        <w:shd w:fill="EDF7F3"/>
       </w:pPr>
       <w:r>
         <w:rPr>
@@ -5423,7 +5579,6 @@
     <w:p>
       <w:pPr>
         <w:spacing w:line="336" w:lineRule="auto" w:after="180"/>
-        <w:shd w:fill="F5F1FB"/>
       </w:pPr>
       <w:r>
         <w:rPr>
@@ -5434,16 +5589,7 @@
     </w:p>
     <w:p>
       <w:pPr>
-        <w:pStyle w:val="Heading3"/>
-      </w:pPr>
-      <w:r>
-        <w:t>Supported practice answer</w:t>
-      </w:r>
-    </w:p>
-    <w:p>
-      <w:pPr>
         <w:spacing w:line="336" w:lineRule="auto" w:after="180"/>
-        <w:shd w:fill="F1F6FC"/>
       </w:pPr>
       <w:r>
         <w:rPr>
@@ -5500,16 +5646,7 @@
     </w:p>
     <w:p>
       <w:pPr>
-        <w:pStyle w:val="Heading3"/>
-      </w:pPr>
-      <w:r>
-        <w:t>Repair the misconception</w:t>
-      </w:r>
-    </w:p>
-    <w:p>
-      <w:pPr>
         <w:spacing w:line="336" w:lineRule="auto" w:after="180"/>
-        <w:shd w:fill="FFF5E6"/>
       </w:pPr>
       <w:r>
         <w:rPr>
@@ -5521,7 +5658,6 @@
     <w:p>
       <w:pPr>
         <w:spacing w:line="336" w:lineRule="auto" w:after="180"/>
-        <w:shd w:fill="FFF5E6"/>
       </w:pPr>
       <w:r>
         <w:rPr>
@@ -5532,16 +5668,7 @@
     </w:p>
     <w:p>
       <w:pPr>
-        <w:pStyle w:val="Heading3"/>
-      </w:pPr>
-      <w:r>
-        <w:t>Support without giving away the answer</w:t>
-      </w:r>
-    </w:p>
-    <w:p>
-      <w:pPr>
         <w:spacing w:line="336" w:lineRule="auto" w:after="180"/>
-        <w:shd w:fill="F1F6F8"/>
       </w:pPr>
       <w:r>
         <w:rPr>
@@ -5564,16 +5691,7 @@
     </w:p>
     <w:p>
       <w:pPr>
-        <w:pStyle w:val="Heading3"/>
-      </w:pPr>
-      <w:r>
-        <w:t>Extend the reasoning</w:t>
-      </w:r>
-    </w:p>
-    <w:p>
-      <w:pPr>
         <w:spacing w:line="336" w:lineRule="auto" w:after="180"/>
-        <w:shd w:fill="F5F1FB"/>
       </w:pPr>
       <w:r>
         <w:rPr>
@@ -5597,7 +5715,6 @@
     <w:p>
       <w:pPr>
         <w:spacing w:line="336" w:lineRule="auto" w:after="180"/>
-        <w:shd w:fill="F5F1FB"/>
       </w:pPr>
       <w:r>
         <w:rPr>
@@ -5608,16 +5725,7 @@
     </w:p>
     <w:p>
       <w:pPr>
-        <w:pStyle w:val="Heading3"/>
-      </w:pPr>
-      <w:r>
-        <w:t>Protect the independent attempt</w:t>
-      </w:r>
-    </w:p>
-    <w:p>
-      <w:pPr>
         <w:spacing w:line="336" w:lineRule="auto" w:after="180"/>
-        <w:shd w:fill="FFF5E6"/>
       </w:pPr>
       <w:r>
         <w:rPr>
@@ -5812,16 +5920,7 @@
     </w:tbl>
     <w:p>
       <w:pPr>
-        <w:pStyle w:val="Heading3"/>
-      </w:pPr>
-      <w:r>
-        <w:t>Project checkpoint</w:t>
-      </w:r>
-    </w:p>
-    <w:p>
-      <w:pPr>
         <w:spacing w:line="336" w:lineRule="auto" w:after="180"/>
-        <w:shd w:fill="EDF7F3"/>
       </w:pPr>
       <w:r>
         <w:rPr>
@@ -5870,12 +5969,20 @@
         <w:pStyle w:val="Heading1"/>
       </w:pPr>
       <w:r>
-        <w:t>08. Use feedback, labs and repair paths</w:t>
-      </w:r>
-    </w:p>
-    <w:p>
-      <w:r>
-        <w:t>Use feedback, earlier review and portfolios purposefully. Apply the coding routine only when this lesson has an executable lab.</w:t>
+        <w:t>08. Reference · Feedback and evidence records</w:t>
+      </w:r>
+    </w:p>
+    <w:p>
+      <w:r>
+        <w:t>Keep supported rehearsal separate from independent performance.</w:t>
+      </w:r>
+    </w:p>
+    <w:p>
+      <w:pPr>
+        <w:pStyle w:val="Heading2"/>
+      </w:pPr>
+      <w:r>
+        <w:t>Record and repair</w:t>
       </w:r>
     </w:p>
     <w:p>
@@ -5914,10 +6021,44 @@
     </w:p>
     <w:p>
       <w:pPr>
-        <w:pStyle w:val="Heading3"/>
-      </w:pPr>
-      <w:r>
-        <w:t>For later coding lessons</w:t>
+        <w:spacing w:line="336" w:lineRule="auto" w:after="180"/>
+      </w:pPr>
+      <w:r>
+        <w:rPr>
+          <w:b w:val="0"/>
+        </w:rPr>
+        <w:t>Use the earlier worked-explanation links to address a specific missing building block, then return to the current question. Adapt this suggestion after observing the learner; it is not an automatic diagnosis.</w:t>
+      </w:r>
+    </w:p>
+    <w:p>
+      <w:pPr>
+        <w:spacing w:line="336" w:lineRule="auto" w:after="180"/>
+      </w:pPr>
+      <w:r>
+        <w:rPr>
+          <w:b w:val="0"/>
+        </w:rPr>
+        <w:t xml:space="preserve">Collect the completed-work portfolio as </w:t>
+      </w:r>
+      <w:r>
+        <w:rPr>
+          <w:b/>
+        </w:rPr>
+        <w:t>evidence</w:t>
+      </w:r>
+      <w:r>
+        <w:rPr>
+          <w:b w:val="0"/>
+        </w:rPr>
+        <w:t>. Record support separately from correctness, and assess explanation, trace/test and limitations. Progress ticks and quiz selections alone do not establish mastery.</w:t>
+      </w:r>
+    </w:p>
+    <w:p>
+      <w:pPr>
+        <w:pStyle w:val="Heading2"/>
+      </w:pPr>
+      <w:r>
+        <w:t>Earlier wording, alternatives and picture transcripts · reference / check after trying</w:t>
       </w:r>
     </w:p>
     <w:p>
@@ -5928,7 +6069,6 @@
     <w:p>
       <w:pPr>
         <w:spacing w:line="336" w:lineRule="auto" w:after="180"/>
-        <w:shd w:fill="F1F6F8"/>
       </w:pPr>
       <w:r>
         <w:rPr>
@@ -5951,77 +6091,20 @@
     </w:p>
     <w:p>
       <w:pPr>
-        <w:spacing w:line="336" w:lineRule="auto" w:after="180"/>
-      </w:pPr>
-      <w:r>
-        <w:rPr>
-          <w:b w:val="0"/>
-        </w:rPr>
-        <w:t>Use the earlier worked-explanation links to address a specific missing building block, then return to the current question. Adapt this suggestion after observing the learner; it is not an automatic diagnosis.</w:t>
-      </w:r>
-    </w:p>
-    <w:p>
-      <w:pPr>
-        <w:spacing w:line="336" w:lineRule="auto" w:after="180"/>
-      </w:pPr>
-      <w:r>
-        <w:rPr>
-          <w:b w:val="0"/>
-        </w:rPr>
-        <w:t xml:space="preserve">Collect the completed-work portfolio as </w:t>
-      </w:r>
-      <w:r>
-        <w:rPr>
-          <w:b/>
-        </w:rPr>
-        <w:t>evidence</w:t>
-      </w:r>
-      <w:r>
-        <w:rPr>
-          <w:b w:val="0"/>
-        </w:rPr>
-        <w:t>. Record support separately from correctness, and assess explanation, trace/test and limitations. Progress ticks and quiz selections alone do not establish mastery.</w:t>
-      </w:r>
-    </w:p>
-    <w:p>
-      <w:pPr>
         <w:pStyle w:val="Heading1"/>
       </w:pPr>
       <w:r>
-        <w:t>09. Visual concept journey</w:t>
-      </w:r>
-    </w:p>
-    <w:p>
-      <w:r>
-        <w:t>Show one Proxy Features and Fairness graphic at a time, request a prediction and discuss its trace before the independent assessment.</w:t>
-      </w:r>
-    </w:p>
-    <w:p>
-      <w:pPr>
-        <w:spacing w:line="336" w:lineRule="auto" w:after="180"/>
-      </w:pPr>
-      <w:r>
-        <w:rPr>
-          <w:b w:val="0"/>
-        </w:rPr>
-        <w:t xml:space="preserve">Use one picture at a time. Hide a worked result before asking for a </w:t>
-      </w:r>
-      <w:r>
-        <w:rPr>
-          <w:b/>
-        </w:rPr>
-        <w:t>prediction</w:t>
-      </w:r>
-      <w:r>
-        <w:rPr>
-          <w:b w:val="0"/>
-        </w:rPr>
-        <w:t>, then reveal it for feedback. These are supported teaching cases; retain the separate independent assessment for a fresh first attempt.</w:t>
-      </w:r>
-    </w:p>
-    <w:p>
-      <w:pPr>
-        <w:pStyle w:val="Heading3"/>
+        <w:t>09. Reference · Teach with the six pictures</w:t>
+      </w:r>
+    </w:p>
+    <w:p>
+      <w:r>
+        <w:t>Choose one picture for a specific reasoning move.</w:t>
+      </w:r>
+    </w:p>
+    <w:p>
+      <w:pPr>
+        <w:pStyle w:val="Heading2"/>
       </w:pPr>
       <w:r>
         <w:t>01. Proxy Features and Fairness: the case</w:t>
@@ -6032,7 +6115,7 @@
         <w:drawing>
           <wp:inline xmlns:a="http://schemas.openxmlformats.org/drawingml/2006/main" xmlns:pic="http://schemas.openxmlformats.org/drawingml/2006/picture">
             <wp:extent cx="5486400" cy="3291840"/>
-            <wp:docPr id="2" name="Picture 2" descr="Removing an obvious setting field may leave another field that carries the same information. Supplied facts: Toy table has location=greenhouse/desk and camera_code=G/D. Every G record is greenhouse; every D record is desk. The team drops location. All inputs and outcomes in this worked example are invented classroom data; no real model run is claimed."/>
+            <wp:docPr id="3" name="Picture 3" descr="Removing an obvious setting field may leave another field that carries the same information. Supplied facts: Toy table has location=greenhouse/desk and camera_code=G/D. Every G record is greenhouse; every D record is desk. The team drops location. All inputs and outcomes in this worked example are invented classroom data; no real model run is claimed."/>
             <wp:cNvGraphicFramePr>
               <a:graphicFrameLocks noChangeAspect="1"/>
             </wp:cNvGraphicFramePr>
@@ -6044,7 +6127,7 @@
                     <pic:cNvPicPr/>
                   </pic:nvPicPr>
                   <pic:blipFill>
-                    <a:blip r:embed="rId10"/>
+                    <a:blip r:embed="rId11"/>
                     <a:stretch>
                       <a:fillRect/>
                     </a:stretch>
@@ -6100,7 +6183,6 @@
     <w:p>
       <w:pPr>
         <w:spacing w:line="336" w:lineRule="auto" w:after="180"/>
-        <w:shd w:fill="F5F1FB"/>
       </w:pPr>
       <w:r>
         <w:rPr>
@@ -6111,16 +6193,7 @@
     </w:p>
     <w:p>
       <w:pPr>
-        <w:pStyle w:val="Heading3"/>
-      </w:pPr>
-      <w:r>
-        <w:t>Discuss while showing the picture</w:t>
-      </w:r>
-    </w:p>
-    <w:p>
-      <w:pPr>
         <w:spacing w:line="336" w:lineRule="auto" w:after="180"/>
-        <w:shd w:fill="F1F6F8"/>
       </w:pPr>
       <w:r>
         <w:rPr>
@@ -6131,7 +6204,7 @@
     </w:p>
     <w:p>
       <w:pPr>
-        <w:pStyle w:val="Heading3"/>
+        <w:pStyle w:val="Heading2"/>
       </w:pPr>
       <w:r>
         <w:t>02. Follow the deciding steps</w:t>
@@ -6142,7 +6215,7 @@
         <w:drawing>
           <wp:inline xmlns:a="http://schemas.openxmlformats.org/drawingml/2006/main" xmlns:pic="http://schemas.openxmlformats.org/drawingml/2006/picture">
             <wp:extent cx="5486400" cy="3337560"/>
-            <wp:docPr id="3" name="Picture 3" descr="Remove direct field: The location column is absent from the new input table. → Check retained proxy: camera_code still identifies the setting perfectly in this supplied sample. → Audit effect: Compare controlled predictions and held-out setting slices; dropping one column does not establish setting independence."/>
+            <wp:docPr id="4" name="Picture 4" descr="Remove direct field: The location column is absent from the new input table. → Check retained proxy: camera_code still identifies the setting perfectly in this supplied sample. → Audit effect: Compare controlled predictions and held-out setting slices; dropping one column does not establish setting independence."/>
             <wp:cNvGraphicFramePr>
               <a:graphicFrameLocks noChangeAspect="1"/>
             </wp:cNvGraphicFramePr>
@@ -6154,7 +6227,7 @@
                     <pic:cNvPicPr/>
                   </pic:nvPicPr>
                   <pic:blipFill>
-                    <a:blip r:embed="rId11"/>
+                    <a:blip r:embed="rId9"/>
                     <a:stretch>
                       <a:fillRect/>
                     </a:stretch>
@@ -6211,7 +6284,6 @@
     <w:p>
       <w:pPr>
         <w:spacing w:line="336" w:lineRule="auto" w:after="180"/>
-        <w:shd w:fill="F5F1FB"/>
       </w:pPr>
       <w:r>
         <w:rPr>
@@ -6234,16 +6306,7 @@
     </w:p>
     <w:p>
       <w:pPr>
-        <w:pStyle w:val="Heading3"/>
-      </w:pPr>
-      <w:r>
-        <w:t>Discuss while showing the picture</w:t>
-      </w:r>
-    </w:p>
-    <w:p>
-      <w:pPr>
         <w:spacing w:line="336" w:lineRule="auto" w:after="180"/>
-        <w:shd w:fill="F1F6F8"/>
       </w:pPr>
       <w:r>
         <w:rPr>
@@ -6266,7 +6329,7 @@
     </w:p>
     <w:p>
       <w:pPr>
-        <w:pStyle w:val="Heading3"/>
+        <w:pStyle w:val="Heading2"/>
       </w:pPr>
       <w:r>
         <w:t>03. Proxy features and fairness at a glance</w:t>
@@ -6277,7 +6340,7 @@
         <w:drawing>
           <wp:inline xmlns:a="http://schemas.openxmlformats.org/drawingml/2006/main" xmlns:pic="http://schemas.openxmlformats.org/drawingml/2006/picture">
             <wp:extent cx="5486400" cy="2834640"/>
-            <wp:docPr id="4" name="Picture 4" descr="Proxy features and fairness at a glance. North examples | 8 X of 10 | 2 other devices. South examples | 2 X of 10 | 8 other devices. Review question | What does code represent? | Check context and errors"/>
+            <wp:docPr id="5" name="Picture 5" descr="Proxy features and fairness at a glance. North examples | 8 X of 10 | 2 other devices. South examples | 2 X of 10 | 8 other devices. Review question | What does code represent? | Check context and errors"/>
             <wp:cNvGraphicFramePr>
               <a:graphicFrameLocks noChangeAspect="1"/>
             </wp:cNvGraphicFramePr>
@@ -6340,7 +6403,6 @@
     <w:p>
       <w:pPr>
         <w:spacing w:line="336" w:lineRule="auto" w:after="180"/>
-        <w:shd w:fill="F5F1FB"/>
       </w:pPr>
       <w:r>
         <w:rPr>
@@ -6351,16 +6413,7 @@
     </w:p>
     <w:p>
       <w:pPr>
-        <w:pStyle w:val="Heading3"/>
-      </w:pPr>
-      <w:r>
-        <w:t>Discuss while showing the picture</w:t>
-      </w:r>
-    </w:p>
-    <w:p>
-      <w:pPr>
         <w:spacing w:line="336" w:lineRule="auto" w:after="180"/>
-        <w:shd w:fill="F1F6F8"/>
       </w:pPr>
       <w:r>
         <w:rPr>
@@ -6371,7 +6424,7 @@
     </w:p>
     <w:p>
       <w:pPr>
-        <w:pStyle w:val="Heading3"/>
+        <w:pStyle w:val="Heading2"/>
       </w:pPr>
       <w:r>
         <w:t>04. Change one thing. Trace what follows.</w:t>
@@ -6382,7 +6435,7 @@
         <w:drawing>
           <wp:inline xmlns:a="http://schemas.openxmlformats.org/drawingml/2006/main" xmlns:pic="http://schemas.openxmlformats.org/drawingml/2006/picture">
             <wp:extent cx="5486400" cy="3041904"/>
-            <wp:docPr id="5" name="Picture 5" descr="Original case: Compare controlled predictions and held-out setting slices; dropping one column does not establish setting independence. Changed condition: Camera codes are assigned independently of setting in a new balanced dataset. Expected result: camera_code no longer perfectly identifies setting in that dataset. Reason: The observed mapping changed; other retained fields may still contain setting information."/>
+            <wp:docPr id="6" name="Picture 6" descr="Original case: Compare controlled predictions and held-out setting slices; dropping one column does not establish setting independence. Changed condition: Camera codes are assigned independently of setting in a new balanced dataset. Expected result: camera_code no longer perfectly identifies setting in that dataset. Reason: The observed mapping changed; other retained fields may still contain setting information."/>
             <wp:cNvGraphicFramePr>
               <a:graphicFrameLocks noChangeAspect="1"/>
             </wp:cNvGraphicFramePr>
@@ -6461,7 +6514,6 @@
     <w:p>
       <w:pPr>
         <w:spacing w:line="336" w:lineRule="auto" w:after="180"/>
-        <w:shd w:fill="F5F1FB"/>
       </w:pPr>
       <w:r>
         <w:rPr>
@@ -6472,16 +6524,7 @@
     </w:p>
     <w:p>
       <w:pPr>
-        <w:pStyle w:val="Heading3"/>
-      </w:pPr>
-      <w:r>
-        <w:t>Discuss while showing the picture</w:t>
-      </w:r>
-    </w:p>
-    <w:p>
-      <w:pPr>
         <w:spacing w:line="336" w:lineRule="auto" w:after="180"/>
-        <w:shd w:fill="F1F6F8"/>
       </w:pPr>
       <w:r>
         <w:rPr>
@@ -6493,7 +6536,6 @@
     <w:p>
       <w:pPr>
         <w:spacing w:line="336" w:lineRule="auto" w:after="180"/>
-        <w:shd w:fill="F1F6F8"/>
       </w:pPr>
       <w:r>
         <w:rPr>
@@ -6504,7 +6546,7 @@
     </w:p>
     <w:p>
       <w:pPr>
-        <w:pStyle w:val="Heading3"/>
+        <w:pStyle w:val="Heading2"/>
       </w:pPr>
       <w:r>
         <w:t>05. Connect the explanation to its limit</w:t>
@@ -6515,7 +6557,7 @@
         <w:drawing>
           <wp:inline xmlns:a="http://schemas.openxmlformats.org/drawingml/2006/main" xmlns:pic="http://schemas.openxmlformats.org/drawingml/2006/picture">
             <wp:extent cx="5486400" cy="2834640"/>
-            <wp:docPr id="6" name="Picture 6" descr="Read the picture in order. Compare controlled predictions and held-out setting slices; dropping one column does not establish setting independence. The arrows show which recorded input or intermediate result each decision uses. Explain the deciding step aloud before checking the changed case; pointing to the final answer alone does not show how it follows. Limit: A correlated field is not necessarily harmful in every use; assess task relevance, consequences and actual model behaviour."/>
+            <wp:docPr id="7" name="Picture 7" descr="Read the picture in order. Compare controlled predictions and held-out setting slices; dropping one column does not establish setting independence. The arrows show which recorded input or intermediate result each decision uses. Explain the deciding step aloud before checking the changed case; pointing to the final answer alone does not show how it follows. Limit: A correlated field is not necessarily harmful in every use; assess task relevance, consequences and actual model behaviour."/>
             <wp:cNvGraphicFramePr>
               <a:graphicFrameLocks noChangeAspect="1"/>
             </wp:cNvGraphicFramePr>
@@ -6606,7 +6648,6 @@
     <w:p>
       <w:pPr>
         <w:spacing w:line="336" w:lineRule="auto" w:after="180"/>
-        <w:shd w:fill="F5F1FB"/>
       </w:pPr>
       <w:r>
         <w:rPr>
@@ -6617,16 +6658,7 @@
     </w:p>
     <w:p>
       <w:pPr>
-        <w:pStyle w:val="Heading3"/>
-      </w:pPr>
-      <w:r>
-        <w:t>Discuss while showing the picture</w:t>
-      </w:r>
-    </w:p>
-    <w:p>
-      <w:pPr>
         <w:spacing w:line="336" w:lineRule="auto" w:after="180"/>
-        <w:shd w:fill="F1F6F8"/>
       </w:pPr>
       <w:r>
         <w:rPr>
@@ -6638,7 +6670,6 @@
     <w:p>
       <w:pPr>
         <w:spacing w:line="336" w:lineRule="auto" w:after="180"/>
-        <w:shd w:fill="F1F6F8"/>
       </w:pPr>
       <w:r>
         <w:rPr>
@@ -6649,7 +6680,7 @@
     </w:p>
     <w:p>
       <w:pPr>
-        <w:pStyle w:val="Heading3"/>
+        <w:pStyle w:val="Heading2"/>
       </w:pPr>
       <w:r>
         <w:t>06. Make the idea visible in your project</w:t>
@@ -6660,7 +6691,7 @@
         <w:drawing>
           <wp:inline xmlns:a="http://schemas.openxmlformats.org/drawingml/2006/main" xmlns:pic="http://schemas.openxmlformats.org/drawingml/2006/picture">
             <wp:extent cx="5486400" cy="3681984"/>
-            <wp:docPr id="7" name="Picture 7" descr="For your Responsible Plant Classifier, save the input, procedure, observed result and limitation of this check. Label this worked example as practice; use a different, previously unreviewed case when checking independent understanding. Draw your input, deciding step, result and limit. Supported question: What evidence contradicts the original “all setting information removed” claim? Point to the relevant step in the picture, then write the changed result and the rule or evidence that supports it."/>
+            <wp:docPr id="8" name="Picture 8" descr="For your Responsible Plant Classifier, save the input, procedure, observed result and limitation of this check. Label this worked example as practice; use a different, previously unreviewed case when checking independent understanding. Draw your input, deciding step, result and limit. Supported question: What evidence contradicts the original “all setting information removed” claim? Point to the relevant step in the picture, then write the changed result and the rule or evidence that supports it."/>
             <wp:cNvGraphicFramePr>
               <a:graphicFrameLocks noChangeAspect="1"/>
             </wp:cNvGraphicFramePr>
@@ -6775,7 +6806,6 @@
     <w:p>
       <w:pPr>
         <w:spacing w:line="336" w:lineRule="auto" w:after="180"/>
-        <w:shd w:fill="F5F1FB"/>
       </w:pPr>
       <w:r>
         <w:rPr>
@@ -6798,58 +6828,126 @@
     </w:p>
     <w:p>
       <w:pPr>
+        <w:spacing w:line="336" w:lineRule="auto" w:after="180"/>
+      </w:pPr>
+      <w:r>
+        <w:rPr>
+          <w:b w:val="0"/>
+        </w:rPr>
+        <w:t xml:space="preserve">Teacher prompt: Draw your project trace and justify the deciding step using </w:t>
+      </w:r>
+      <w:r>
+        <w:rPr>
+          <w:b/>
+        </w:rPr>
+        <w:t>evidence</w:t>
+      </w:r>
+      <w:r>
+        <w:rPr>
+          <w:b w:val="0"/>
+        </w:rPr>
+        <w:t>. Ask learners to describe one label or arrow in ordinary words. Use the adjacent transcript if the image is difficult to see.</w:t>
+      </w:r>
+    </w:p>
+    <w:p>
+      <w:pPr>
+        <w:spacing w:line="336" w:lineRule="auto" w:after="180"/>
+      </w:pPr>
+      <w:r>
+        <w:rPr>
+          <w:b w:val="0"/>
+        </w:rPr>
+        <w:t>Supported practice key: The retained G/D code maps exactly to greenhouse/desk, so the supplied table still exposes setting information. Changed-case check: camera_code no longer perfectly identifies setting in that dataset.</w:t>
+      </w:r>
+    </w:p>
+    <w:p>
+      <w:pPr>
+        <w:spacing w:line="336" w:lineRule="auto" w:after="180"/>
+      </w:pPr>
+      <w:r>
+        <w:rPr>
+          <w:b w:val="0"/>
+        </w:rPr>
+        <w:t>The observed mapping changed; other retained fields may still contain setting information.</w:t>
+      </w:r>
+    </w:p>
+    <w:p>
+      <w:pPr>
+        <w:pStyle w:val="Heading2"/>
+      </w:pPr>
+      <w:r>
+        <w:t>Earlier wording, alternatives and picture transcripts · reference / check after trying</w:t>
+      </w:r>
+    </w:p>
+    <w:p>
+      <w:pPr>
+        <w:spacing w:line="336" w:lineRule="auto" w:after="180"/>
+      </w:pPr>
+      <w:r>
+        <w:rPr>
+          <w:b w:val="0"/>
+        </w:rPr>
+        <w:t xml:space="preserve">Use one picture at a time. Hide a worked result before asking for a </w:t>
+      </w:r>
+      <w:r>
+        <w:rPr>
+          <w:b/>
+        </w:rPr>
+        <w:t>prediction</w:t>
+      </w:r>
+      <w:r>
+        <w:rPr>
+          <w:b w:val="0"/>
+        </w:rPr>
+        <w:t>, then reveal it for feedback. These are supported teaching cases; retain the separate independent assessment for a fresh first attempt.</w:t>
+      </w:r>
+    </w:p>
+    <w:p>
+      <w:pPr>
         <w:pStyle w:val="Heading3"/>
       </w:pPr>
       <w:r>
-        <w:t>Discuss while showing the picture</w:t>
-      </w:r>
-    </w:p>
-    <w:p>
-      <w:pPr>
-        <w:spacing w:line="336" w:lineRule="auto" w:after="180"/>
-        <w:shd w:fill="F1F6F8"/>
-      </w:pPr>
-      <w:r>
-        <w:rPr>
-          <w:b w:val="0"/>
-        </w:rPr>
-        <w:t xml:space="preserve">Teacher prompt: Draw your project trace and justify the deciding step using </w:t>
-      </w:r>
-      <w:r>
-        <w:rPr>
-          <w:b/>
-        </w:rPr>
-        <w:t>evidence</w:t>
-      </w:r>
-      <w:r>
-        <w:rPr>
-          <w:b w:val="0"/>
-        </w:rPr>
-        <w:t>. Ask learners to describe one label or arrow in ordinary words. Use the adjacent transcript if the image is difficult to see.</w:t>
-      </w:r>
-    </w:p>
-    <w:p>
-      <w:pPr>
-        <w:spacing w:line="336" w:lineRule="auto" w:after="180"/>
-        <w:shd w:fill="F1F6F8"/>
-      </w:pPr>
-      <w:r>
-        <w:rPr>
-          <w:b w:val="0"/>
-        </w:rPr>
-        <w:t>Supported practice key: The retained G/D code maps exactly to greenhouse/desk, so the supplied table still exposes setting information. Changed-case check: camera_code no longer perfectly identifies setting in that dataset.</w:t>
-      </w:r>
-    </w:p>
-    <w:p>
-      <w:pPr>
-        <w:spacing w:line="336" w:lineRule="auto" w:after="180"/>
-        <w:shd w:fill="F1F6F8"/>
-      </w:pPr>
-      <w:r>
-        <w:rPr>
-          <w:b w:val="0"/>
-        </w:rPr>
-        <w:t>The observed mapping changed; other retained fields may still contain setting information.</w:t>
+        <w:t>01. Proxy Features and Fairness: the case</w:t>
+      </w:r>
+    </w:p>
+    <w:p>
+      <w:pPr>
+        <w:pStyle w:val="Heading3"/>
+      </w:pPr>
+      <w:r>
+        <w:t>02. Follow the deciding steps</w:t>
+      </w:r>
+    </w:p>
+    <w:p>
+      <w:pPr>
+        <w:pStyle w:val="Heading3"/>
+      </w:pPr>
+      <w:r>
+        <w:t>03. Proxy features and fairness at a glance</w:t>
+      </w:r>
+    </w:p>
+    <w:p>
+      <w:pPr>
+        <w:pStyle w:val="Heading3"/>
+      </w:pPr>
+      <w:r>
+        <w:t>04. Change one thing. Trace what follows.</w:t>
+      </w:r>
+    </w:p>
+    <w:p>
+      <w:pPr>
+        <w:pStyle w:val="Heading3"/>
+      </w:pPr>
+      <w:r>
+        <w:t>05. Connect the explanation to its limit</w:t>
+      </w:r>
+    </w:p>
+    <w:p>
+      <w:pPr>
+        <w:pStyle w:val="Heading3"/>
+      </w:pPr>
+      <w:r>
+        <w:t>06. Make the idea visible in your project</w:t>
       </w:r>
     </w:p>
     <w:sectPr>
